--- a/docx/fr/BUFR_TableD_fr_13.docx
+++ b/docx/fr/BUFR_TableD_fr_13.docx
@@ -8,19 +8,33 @@
       </w:pPr>
       <w:r>
         <w:rPr>
-          <w:rFonts w:ascii="Arial" w:hAnsi="Arial"/>
+          <w:rFonts w:ascii="Verdana" w:hAnsi="Verdana"/>
           <w:b/>
           <w:sz w:val="22"/>
         </w:rPr>
-        <w:t>BUFR Table D — Category 13: Séquences communes aux données d'images</w:t>
+        <w:t>Catégorie 13 : Séquences communes aux données d'images</w:t>
       </w:r>
     </w:p>
     <w:tbl>
       <w:tblPr>
         <w:tblStyle w:val="TableGrid"/>
         <w:tblW w:type="auto" w:w="0"/>
-        <w:jc w:val="center"/>
+        <w:jc w:val="left"/>
         <w:tblLook w:firstColumn="1" w:firstRow="1" w:lastColumn="0" w:lastRow="0" w:noHBand="0" w:noVBand="1" w:val="04A0"/>
+        <w:tblBorders>
+          <w:top w:val="single" w:sz="4" w:space="0" w:color="595959"/>
+          <w:left w:val="single" w:sz="4" w:space="0" w:color="595959"/>
+          <w:bottom w:val="single" w:sz="4" w:space="0" w:color="595959"/>
+          <w:right w:val="single" w:sz="4" w:space="0" w:color="595959"/>
+          <w:insideH w:val="single" w:sz="4" w:space="0" w:color="595959"/>
+          <w:insideV w:val="single" w:sz="4" w:space="0" w:color="595959"/>
+        </w:tblBorders>
+        <w:tblCellMar>
+          <w:top w:w="85" w:type="dxa"/>
+          <w:left w:w="85" w:type="dxa"/>
+          <w:bottom w:w="85" w:type="dxa"/>
+          <w:right w:w="85" w:type="dxa"/>
+        </w:tblCellMar>
       </w:tblPr>
       <w:tblGrid>
         <w:gridCol w:w="2163"/>
@@ -32,20 +46,20 @@
         <w:gridCol w:w="2163"/>
       </w:tblGrid>
       <w:tr>
-        <w:tc>
-          <w:tcPr>
-            <w:tcW w:type="dxa" w:w="2163"/>
-            <w:shd w:val="clear" w:color="auto" w:fill="D9E2F3"/>
-          </w:tcPr>
-          <w:p>
-            <w:pPr>
-              <w:jc w:val="center"/>
-            </w:pPr>
-            <w:r/>
-            <w:r>
-              <w:rPr>
-                <w:rFonts w:ascii="Arial" w:hAnsi="Arial"/>
-                <w:b/>
+        <w:trPr>
+          <w:tblHeader/>
+        </w:trPr>
+        <w:tc>
+          <w:tcPr>
+            <w:tcW w:type="dxa" w:w="2163"/>
+            <w:shd w:val="clear" w:color="auto" w:fill="D9D9D9"/>
+          </w:tcPr>
+          <w:p>
+            <w:r/>
+            <w:r>
+              <w:rPr>
+                <w:rFonts w:ascii="Verdana" w:hAnsi="Verdana"/>
+                <w:b w:val="0"/>
                 <w:sz w:val="16"/>
               </w:rPr>
               <w:t>FXY1</w:t>
@@ -55,57 +69,48 @@
         <w:tc>
           <w:tcPr>
             <w:tcW w:type="dxa" w:w="2163"/>
-            <w:shd w:val="clear" w:color="auto" w:fill="D9E2F3"/>
-          </w:tcPr>
-          <w:p>
-            <w:pPr>
-              <w:jc w:val="center"/>
-            </w:pPr>
-            <w:r/>
-            <w:r>
-              <w:rPr>
-                <w:rFonts w:ascii="Arial" w:hAnsi="Arial"/>
-                <w:b/>
-                <w:sz w:val="16"/>
-              </w:rPr>
-              <w:t>Title</w:t>
-            </w:r>
-          </w:p>
-        </w:tc>
-        <w:tc>
-          <w:tcPr>
-            <w:tcW w:type="dxa" w:w="2163"/>
-            <w:shd w:val="clear" w:color="auto" w:fill="D9E2F3"/>
-          </w:tcPr>
-          <w:p>
-            <w:pPr>
-              <w:jc w:val="center"/>
-            </w:pPr>
-            <w:r/>
-            <w:r>
-              <w:rPr>
-                <w:rFonts w:ascii="Arial" w:hAnsi="Arial"/>
-                <w:b/>
-                <w:sz w:val="16"/>
-              </w:rPr>
-              <w:t>SubTitle</w:t>
-            </w:r>
-          </w:p>
-        </w:tc>
-        <w:tc>
-          <w:tcPr>
-            <w:tcW w:type="dxa" w:w="2163"/>
-            <w:shd w:val="clear" w:color="auto" w:fill="D9E2F3"/>
-          </w:tcPr>
-          <w:p>
-            <w:pPr>
-              <w:jc w:val="center"/>
-            </w:pPr>
-            <w:r/>
-            <w:r>
-              <w:rPr>
-                <w:rFonts w:ascii="Arial" w:hAnsi="Arial"/>
-                <w:b/>
+            <w:shd w:val="clear" w:color="auto" w:fill="D9D9D9"/>
+          </w:tcPr>
+          <w:p>
+            <w:r/>
+            <w:r>
+              <w:rPr>
+                <w:rFonts w:ascii="Verdana" w:hAnsi="Verdana"/>
+                <w:b w:val="0"/>
+                <w:sz w:val="16"/>
+              </w:rPr>
+              <w:t>TITRE</w:t>
+            </w:r>
+          </w:p>
+        </w:tc>
+        <w:tc>
+          <w:tcPr>
+            <w:tcW w:type="dxa" w:w="2163"/>
+            <w:shd w:val="clear" w:color="auto" w:fill="D9D9D9"/>
+          </w:tcPr>
+          <w:p>
+            <w:r/>
+            <w:r>
+              <w:rPr>
+                <w:rFonts w:ascii="Verdana" w:hAnsi="Verdana"/>
+                <w:b w:val="0"/>
+                <w:sz w:val="16"/>
+              </w:rPr>
+              <w:t>SOUS-TITRE</w:t>
+            </w:r>
+          </w:p>
+        </w:tc>
+        <w:tc>
+          <w:tcPr>
+            <w:tcW w:type="dxa" w:w="2163"/>
+            <w:shd w:val="clear" w:color="auto" w:fill="D9D9D9"/>
+          </w:tcPr>
+          <w:p>
+            <w:r/>
+            <w:r>
+              <w:rPr>
+                <w:rFonts w:ascii="Verdana" w:hAnsi="Verdana"/>
+                <w:b w:val="0"/>
                 <w:sz w:val="16"/>
               </w:rPr>
               <w:t>FXY2</w:t>
@@ -115,65 +120,59 @@
         <w:tc>
           <w:tcPr>
             <w:tcW w:type="dxa" w:w="2163"/>
-            <w:shd w:val="clear" w:color="auto" w:fill="D9E2F3"/>
-          </w:tcPr>
-          <w:p>
-            <w:pPr>
-              <w:jc w:val="center"/>
-            </w:pPr>
-            <w:r/>
-            <w:r>
-              <w:rPr>
-                <w:rFonts w:ascii="Arial" w:hAnsi="Arial"/>
-                <w:b/>
-                <w:sz w:val="16"/>
-              </w:rPr>
-              <w:t>ElementName</w:t>
-            </w:r>
-          </w:p>
-        </w:tc>
-        <w:tc>
-          <w:tcPr>
-            <w:tcW w:type="dxa" w:w="2163"/>
-            <w:shd w:val="clear" w:color="auto" w:fill="D9E2F3"/>
-          </w:tcPr>
-          <w:p>
-            <w:pPr>
-              <w:jc w:val="center"/>
-            </w:pPr>
-            <w:r/>
-            <w:r>
-              <w:rPr>
-                <w:rFonts w:ascii="Arial" w:hAnsi="Arial"/>
-                <w:b/>
-                <w:sz w:val="16"/>
-              </w:rPr>
-              <w:t>Description</w:t>
-            </w:r>
-          </w:p>
-        </w:tc>
-        <w:tc>
-          <w:tcPr>
-            <w:tcW w:type="dxa" w:w="2163"/>
-            <w:shd w:val="clear" w:color="auto" w:fill="D9E2F3"/>
-          </w:tcPr>
-          <w:p>
-            <w:pPr>
-              <w:jc w:val="center"/>
-            </w:pPr>
-            <w:r/>
-            <w:r>
-              <w:rPr>
-                <w:rFonts w:ascii="Arial" w:hAnsi="Arial"/>
-                <w:b/>
-                <w:sz w:val="16"/>
-              </w:rPr>
-              <w:t>Note</w:t>
+            <w:shd w:val="clear" w:color="auto" w:fill="D9D9D9"/>
+          </w:tcPr>
+          <w:p>
+            <w:r/>
+            <w:r>
+              <w:rPr>
+                <w:rFonts w:ascii="Verdana" w:hAnsi="Verdana"/>
+                <w:b w:val="0"/>
+                <w:sz w:val="16"/>
+              </w:rPr>
+              <w:t>NOM DE L'ÉLÉMENT</w:t>
+            </w:r>
+          </w:p>
+        </w:tc>
+        <w:tc>
+          <w:tcPr>
+            <w:tcW w:type="dxa" w:w="2163"/>
+            <w:shd w:val="clear" w:color="auto" w:fill="D9D9D9"/>
+          </w:tcPr>
+          <w:p>
+            <w:r/>
+            <w:r>
+              <w:rPr>
+                <w:rFonts w:ascii="Verdana" w:hAnsi="Verdana"/>
+                <w:b w:val="0"/>
+                <w:sz w:val="16"/>
+              </w:rPr>
+              <w:t>DESCRIPTION DE L'ÉLÉMENT</w:t>
+            </w:r>
+          </w:p>
+        </w:tc>
+        <w:tc>
+          <w:tcPr>
+            <w:tcW w:type="dxa" w:w="2163"/>
+            <w:shd w:val="clear" w:color="auto" w:fill="D9D9D9"/>
+          </w:tcPr>
+          <w:p>
+            <w:r/>
+            <w:r>
+              <w:rPr>
+                <w:rFonts w:ascii="Verdana" w:hAnsi="Verdana"/>
+                <w:b w:val="0"/>
+                <w:sz w:val="16"/>
+              </w:rPr>
+              <w:t>NOTE</w:t>
             </w:r>
           </w:p>
         </w:tc>
       </w:tr>
       <w:tr>
+        <w:trPr>
+          <w:cantSplit/>
+        </w:trPr>
         <w:tc>
           <w:tcPr>
             <w:tcW w:type="dxa" w:w="2163"/>
@@ -186,11 +185,11 @@
             </w:r>
             <w:r>
               <w:rPr>
-                <w:rFonts w:ascii="Arial" w:hAnsi="Arial"/>
+                <w:rFonts w:ascii="Verdana" w:hAnsi="Verdana"/>
                 <w:b/>
                 <w:sz w:val="16"/>
               </w:rPr>
-              <w:t>313009</w:t>
+              <w:t>3 13 009</w:t>
             </w:r>
           </w:p>
         </w:tc>
@@ -206,7 +205,7 @@
             </w:r>
             <w:r>
               <w:rPr>
-                <w:rFonts w:ascii="Arial" w:hAnsi="Arial"/>
+                <w:rFonts w:ascii="Verdana" w:hAnsi="Verdana"/>
                 <w:b/>
                 <w:sz w:val="16"/>
               </w:rPr>
@@ -222,38 +221,38 @@
             <w:r/>
             <w:r>
               <w:rPr>
-                <w:rFonts w:ascii="Arial" w:hAnsi="Arial"/>
-                <w:b w:val="0"/>
-                <w:sz w:val="16"/>
-              </w:rPr>
-            </w:r>
-          </w:p>
-        </w:tc>
-        <w:tc>
-          <w:tcPr>
-            <w:tcW w:type="dxa" w:w="2163"/>
-          </w:tcPr>
-          <w:p>
-            <w:r/>
-            <w:r>
-              <w:rPr>
-                <w:rFonts w:ascii="Arial" w:hAnsi="Arial"/>
-                <w:b w:val="0"/>
-                <w:sz w:val="16"/>
-              </w:rPr>
-              <w:t>021001</w:t>
-            </w:r>
-          </w:p>
-        </w:tc>
-        <w:tc>
-          <w:tcPr>
-            <w:tcW w:type="dxa" w:w="2163"/>
-          </w:tcPr>
-          <w:p>
-            <w:r/>
-            <w:r>
-              <w:rPr>
-                <w:rFonts w:ascii="Arial" w:hAnsi="Arial"/>
+                <w:rFonts w:ascii="Verdana" w:hAnsi="Verdana"/>
+                <w:b w:val="0"/>
+                <w:sz w:val="16"/>
+              </w:rPr>
+            </w:r>
+          </w:p>
+        </w:tc>
+        <w:tc>
+          <w:tcPr>
+            <w:tcW w:type="dxa" w:w="2163"/>
+          </w:tcPr>
+          <w:p>
+            <w:r/>
+            <w:r>
+              <w:rPr>
+                <w:rFonts w:ascii="Verdana" w:hAnsi="Verdana"/>
+                <w:b w:val="0"/>
+                <w:sz w:val="16"/>
+              </w:rPr>
+              <w:t>0 21 001</w:t>
+            </w:r>
+          </w:p>
+        </w:tc>
+        <w:tc>
+          <w:tcPr>
+            <w:tcW w:type="dxa" w:w="2163"/>
+          </w:tcPr>
+          <w:p>
+            <w:r/>
+            <w:r>
+              <w:rPr>
+                <w:rFonts w:ascii="Verdana" w:hAnsi="Verdana"/>
                 <w:b w:val="0"/>
                 <w:sz w:val="16"/>
               </w:rPr>
@@ -269,22 +268,22 @@
             <w:r/>
             <w:r>
               <w:rPr>
-                <w:rFonts w:ascii="Arial" w:hAnsi="Arial"/>
-                <w:b w:val="0"/>
-                <w:sz w:val="16"/>
-              </w:rPr>
-            </w:r>
-          </w:p>
-        </w:tc>
-        <w:tc>
-          <w:tcPr>
-            <w:tcW w:type="dxa" w:w="2163"/>
-          </w:tcPr>
-          <w:p>
-            <w:r/>
-            <w:r>
-              <w:rPr>
-                <w:rFonts w:ascii="Arial" w:hAnsi="Arial"/>
+                <w:rFonts w:ascii="Verdana" w:hAnsi="Verdana"/>
+                <w:b w:val="0"/>
+                <w:sz w:val="16"/>
+              </w:rPr>
+            </w:r>
+          </w:p>
+        </w:tc>
+        <w:tc>
+          <w:tcPr>
+            <w:tcW w:type="dxa" w:w="2163"/>
+          </w:tcPr>
+          <w:p>
+            <w:r/>
+            <w:r>
+              <w:rPr>
+                <w:rFonts w:ascii="Verdana" w:hAnsi="Verdana"/>
                 <w:b w:val="0"/>
                 <w:sz w:val="16"/>
               </w:rPr>
@@ -293,76 +292,79 @@
         </w:tc>
       </w:tr>
       <w:tr>
-        <w:tc>
-          <w:tcPr>
-            <w:tcW w:type="dxa" w:w="2163"/>
-          </w:tcPr>
-          <w:p>
-            <w:r/>
-            <w:r>
-              <w:rPr>
-                <w:rFonts w:ascii="Arial" w:hAnsi="Arial"/>
-                <w:b w:val="0"/>
-                <w:sz w:val="16"/>
-              </w:rPr>
-            </w:r>
-          </w:p>
-        </w:tc>
-        <w:tc>
-          <w:tcPr>
-            <w:tcW w:type="dxa" w:w="2163"/>
-          </w:tcPr>
-          <w:p>
-            <w:r/>
-            <w:r>
-              <w:rPr>
-                <w:rFonts w:ascii="Arial" w:hAnsi="Arial"/>
-                <w:b w:val="0"/>
-                <w:sz w:val="16"/>
-              </w:rPr>
-            </w:r>
-          </w:p>
-        </w:tc>
-        <w:tc>
-          <w:tcPr>
-            <w:tcW w:type="dxa" w:w="2163"/>
-          </w:tcPr>
-          <w:p>
-            <w:r/>
-            <w:r>
-              <w:rPr>
-                <w:rFonts w:ascii="Arial" w:hAnsi="Arial"/>
-                <w:b w:val="0"/>
-                <w:sz w:val="16"/>
-              </w:rPr>
-            </w:r>
-          </w:p>
-        </w:tc>
-        <w:tc>
-          <w:tcPr>
-            <w:tcW w:type="dxa" w:w="2163"/>
-          </w:tcPr>
-          <w:p>
-            <w:r/>
-            <w:r>
-              <w:rPr>
-                <w:rFonts w:ascii="Arial" w:hAnsi="Arial"/>
-                <w:b w:val="0"/>
-                <w:sz w:val="16"/>
-              </w:rPr>
-              <w:t>101000</w:t>
-            </w:r>
-          </w:p>
-        </w:tc>
-        <w:tc>
-          <w:tcPr>
-            <w:tcW w:type="dxa" w:w="2163"/>
-          </w:tcPr>
-          <w:p>
-            <w:r/>
-            <w:r>
-              <w:rPr>
-                <w:rFonts w:ascii="Arial" w:hAnsi="Arial"/>
+        <w:trPr>
+          <w:cantSplit/>
+        </w:trPr>
+        <w:tc>
+          <w:tcPr>
+            <w:tcW w:type="dxa" w:w="2163"/>
+          </w:tcPr>
+          <w:p>
+            <w:r/>
+            <w:r>
+              <w:rPr>
+                <w:rFonts w:ascii="Verdana" w:hAnsi="Verdana"/>
+                <w:b w:val="0"/>
+                <w:sz w:val="16"/>
+              </w:rPr>
+            </w:r>
+          </w:p>
+        </w:tc>
+        <w:tc>
+          <w:tcPr>
+            <w:tcW w:type="dxa" w:w="2163"/>
+          </w:tcPr>
+          <w:p>
+            <w:r/>
+            <w:r>
+              <w:rPr>
+                <w:rFonts w:ascii="Verdana" w:hAnsi="Verdana"/>
+                <w:b w:val="0"/>
+                <w:sz w:val="16"/>
+              </w:rPr>
+            </w:r>
+          </w:p>
+        </w:tc>
+        <w:tc>
+          <w:tcPr>
+            <w:tcW w:type="dxa" w:w="2163"/>
+          </w:tcPr>
+          <w:p>
+            <w:r/>
+            <w:r>
+              <w:rPr>
+                <w:rFonts w:ascii="Verdana" w:hAnsi="Verdana"/>
+                <w:b w:val="0"/>
+                <w:sz w:val="16"/>
+              </w:rPr>
+            </w:r>
+          </w:p>
+        </w:tc>
+        <w:tc>
+          <w:tcPr>
+            <w:tcW w:type="dxa" w:w="2163"/>
+          </w:tcPr>
+          <w:p>
+            <w:r/>
+            <w:r>
+              <w:rPr>
+                <w:rFonts w:ascii="Verdana" w:hAnsi="Verdana"/>
+                <w:b w:val="0"/>
+                <w:sz w:val="16"/>
+              </w:rPr>
+              <w:t>1 01 000</w:t>
+            </w:r>
+          </w:p>
+        </w:tc>
+        <w:tc>
+          <w:tcPr>
+            <w:tcW w:type="dxa" w:w="2163"/>
+          </w:tcPr>
+          <w:p>
+            <w:r/>
+            <w:r>
+              <w:rPr>
+                <w:rFonts w:ascii="Verdana" w:hAnsi="Verdana"/>
                 <w:b w:val="0"/>
                 <w:sz w:val="16"/>
               </w:rPr>
@@ -378,22 +380,22 @@
             <w:r/>
             <w:r>
               <w:rPr>
-                <w:rFonts w:ascii="Arial" w:hAnsi="Arial"/>
-                <w:b w:val="0"/>
-                <w:sz w:val="16"/>
-              </w:rPr>
-            </w:r>
-          </w:p>
-        </w:tc>
-        <w:tc>
-          <w:tcPr>
-            <w:tcW w:type="dxa" w:w="2163"/>
-          </w:tcPr>
-          <w:p>
-            <w:r/>
-            <w:r>
-              <w:rPr>
-                <w:rFonts w:ascii="Arial" w:hAnsi="Arial"/>
+                <w:rFonts w:ascii="Verdana" w:hAnsi="Verdana"/>
+                <w:b w:val="0"/>
+                <w:sz w:val="16"/>
+              </w:rPr>
+            </w:r>
+          </w:p>
+        </w:tc>
+        <w:tc>
+          <w:tcPr>
+            <w:tcW w:type="dxa" w:w="2163"/>
+          </w:tcPr>
+          <w:p>
+            <w:r/>
+            <w:r>
+              <w:rPr>
+                <w:rFonts w:ascii="Verdana" w:hAnsi="Verdana"/>
                 <w:b w:val="0"/>
                 <w:sz w:val="16"/>
               </w:rPr>
@@ -402,76 +404,79 @@
         </w:tc>
       </w:tr>
       <w:tr>
-        <w:tc>
-          <w:tcPr>
-            <w:tcW w:type="dxa" w:w="2163"/>
-          </w:tcPr>
-          <w:p>
-            <w:r/>
-            <w:r>
-              <w:rPr>
-                <w:rFonts w:ascii="Arial" w:hAnsi="Arial"/>
-                <w:b w:val="0"/>
-                <w:sz w:val="16"/>
-              </w:rPr>
-            </w:r>
-          </w:p>
-        </w:tc>
-        <w:tc>
-          <w:tcPr>
-            <w:tcW w:type="dxa" w:w="2163"/>
-          </w:tcPr>
-          <w:p>
-            <w:r/>
-            <w:r>
-              <w:rPr>
-                <w:rFonts w:ascii="Arial" w:hAnsi="Arial"/>
-                <w:b w:val="0"/>
-                <w:sz w:val="16"/>
-              </w:rPr>
-            </w:r>
-          </w:p>
-        </w:tc>
-        <w:tc>
-          <w:tcPr>
-            <w:tcW w:type="dxa" w:w="2163"/>
-          </w:tcPr>
-          <w:p>
-            <w:r/>
-            <w:r>
-              <w:rPr>
-                <w:rFonts w:ascii="Arial" w:hAnsi="Arial"/>
-                <w:b w:val="0"/>
-                <w:sz w:val="16"/>
-              </w:rPr>
-            </w:r>
-          </w:p>
-        </w:tc>
-        <w:tc>
-          <w:tcPr>
-            <w:tcW w:type="dxa" w:w="2163"/>
-          </w:tcPr>
-          <w:p>
-            <w:r/>
-            <w:r>
-              <w:rPr>
-                <w:rFonts w:ascii="Arial" w:hAnsi="Arial"/>
-                <w:b w:val="0"/>
-                <w:sz w:val="16"/>
-              </w:rPr>
-              <w:t>031001</w:t>
-            </w:r>
-          </w:p>
-        </w:tc>
-        <w:tc>
-          <w:tcPr>
-            <w:tcW w:type="dxa" w:w="2163"/>
-          </w:tcPr>
-          <w:p>
-            <w:r/>
-            <w:r>
-              <w:rPr>
-                <w:rFonts w:ascii="Arial" w:hAnsi="Arial"/>
+        <w:trPr>
+          <w:cantSplit/>
+        </w:trPr>
+        <w:tc>
+          <w:tcPr>
+            <w:tcW w:type="dxa" w:w="2163"/>
+          </w:tcPr>
+          <w:p>
+            <w:r/>
+            <w:r>
+              <w:rPr>
+                <w:rFonts w:ascii="Verdana" w:hAnsi="Verdana"/>
+                <w:b w:val="0"/>
+                <w:sz w:val="16"/>
+              </w:rPr>
+            </w:r>
+          </w:p>
+        </w:tc>
+        <w:tc>
+          <w:tcPr>
+            <w:tcW w:type="dxa" w:w="2163"/>
+          </w:tcPr>
+          <w:p>
+            <w:r/>
+            <w:r>
+              <w:rPr>
+                <w:rFonts w:ascii="Verdana" w:hAnsi="Verdana"/>
+                <w:b w:val="0"/>
+                <w:sz w:val="16"/>
+              </w:rPr>
+            </w:r>
+          </w:p>
+        </w:tc>
+        <w:tc>
+          <w:tcPr>
+            <w:tcW w:type="dxa" w:w="2163"/>
+          </w:tcPr>
+          <w:p>
+            <w:r/>
+            <w:r>
+              <w:rPr>
+                <w:rFonts w:ascii="Verdana" w:hAnsi="Verdana"/>
+                <w:b w:val="0"/>
+                <w:sz w:val="16"/>
+              </w:rPr>
+            </w:r>
+          </w:p>
+        </w:tc>
+        <w:tc>
+          <w:tcPr>
+            <w:tcW w:type="dxa" w:w="2163"/>
+          </w:tcPr>
+          <w:p>
+            <w:r/>
+            <w:r>
+              <w:rPr>
+                <w:rFonts w:ascii="Verdana" w:hAnsi="Verdana"/>
+                <w:b w:val="0"/>
+                <w:sz w:val="16"/>
+              </w:rPr>
+              <w:t>0 31 001</w:t>
+            </w:r>
+          </w:p>
+        </w:tc>
+        <w:tc>
+          <w:tcPr>
+            <w:tcW w:type="dxa" w:w="2163"/>
+          </w:tcPr>
+          <w:p>
+            <w:r/>
+            <w:r>
+              <w:rPr>
+                <w:rFonts w:ascii="Verdana" w:hAnsi="Verdana"/>
                 <w:b w:val="0"/>
                 <w:sz w:val="16"/>
               </w:rPr>
@@ -487,22 +492,22 @@
             <w:r/>
             <w:r>
               <w:rPr>
-                <w:rFonts w:ascii="Arial" w:hAnsi="Arial"/>
-                <w:b w:val="0"/>
-                <w:sz w:val="16"/>
-              </w:rPr>
-            </w:r>
-          </w:p>
-        </w:tc>
-        <w:tc>
-          <w:tcPr>
-            <w:tcW w:type="dxa" w:w="2163"/>
-          </w:tcPr>
-          <w:p>
-            <w:r/>
-            <w:r>
-              <w:rPr>
-                <w:rFonts w:ascii="Arial" w:hAnsi="Arial"/>
+                <w:rFonts w:ascii="Verdana" w:hAnsi="Verdana"/>
+                <w:b w:val="0"/>
+                <w:sz w:val="16"/>
+              </w:rPr>
+            </w:r>
+          </w:p>
+        </w:tc>
+        <w:tc>
+          <w:tcPr>
+            <w:tcW w:type="dxa" w:w="2163"/>
+          </w:tcPr>
+          <w:p>
+            <w:r/>
+            <w:r>
+              <w:rPr>
+                <w:rFonts w:ascii="Verdana" w:hAnsi="Verdana"/>
                 <w:b w:val="0"/>
                 <w:sz w:val="16"/>
               </w:rPr>
@@ -511,76 +516,79 @@
         </w:tc>
       </w:tr>
       <w:tr>
-        <w:tc>
-          <w:tcPr>
-            <w:tcW w:type="dxa" w:w="2163"/>
-          </w:tcPr>
-          <w:p>
-            <w:r/>
-            <w:r>
-              <w:rPr>
-                <w:rFonts w:ascii="Arial" w:hAnsi="Arial"/>
-                <w:b w:val="0"/>
-                <w:sz w:val="16"/>
-              </w:rPr>
-            </w:r>
-          </w:p>
-        </w:tc>
-        <w:tc>
-          <w:tcPr>
-            <w:tcW w:type="dxa" w:w="2163"/>
-          </w:tcPr>
-          <w:p>
-            <w:r/>
-            <w:r>
-              <w:rPr>
-                <w:rFonts w:ascii="Arial" w:hAnsi="Arial"/>
-                <w:b w:val="0"/>
-                <w:sz w:val="16"/>
-              </w:rPr>
-            </w:r>
-          </w:p>
-        </w:tc>
-        <w:tc>
-          <w:tcPr>
-            <w:tcW w:type="dxa" w:w="2163"/>
-          </w:tcPr>
-          <w:p>
-            <w:r/>
-            <w:r>
-              <w:rPr>
-                <w:rFonts w:ascii="Arial" w:hAnsi="Arial"/>
-                <w:b w:val="0"/>
-                <w:sz w:val="16"/>
-              </w:rPr>
-            </w:r>
-          </w:p>
-        </w:tc>
-        <w:tc>
-          <w:tcPr>
-            <w:tcW w:type="dxa" w:w="2163"/>
-          </w:tcPr>
-          <w:p>
-            <w:r/>
-            <w:r>
-              <w:rPr>
-                <w:rFonts w:ascii="Arial" w:hAnsi="Arial"/>
-                <w:b w:val="0"/>
-                <w:sz w:val="16"/>
-              </w:rPr>
-              <w:t>021001</w:t>
-            </w:r>
-          </w:p>
-        </w:tc>
-        <w:tc>
-          <w:tcPr>
-            <w:tcW w:type="dxa" w:w="2163"/>
-          </w:tcPr>
-          <w:p>
-            <w:r/>
-            <w:r>
-              <w:rPr>
-                <w:rFonts w:ascii="Arial" w:hAnsi="Arial"/>
+        <w:trPr>
+          <w:cantSplit/>
+        </w:trPr>
+        <w:tc>
+          <w:tcPr>
+            <w:tcW w:type="dxa" w:w="2163"/>
+          </w:tcPr>
+          <w:p>
+            <w:r/>
+            <w:r>
+              <w:rPr>
+                <w:rFonts w:ascii="Verdana" w:hAnsi="Verdana"/>
+                <w:b w:val="0"/>
+                <w:sz w:val="16"/>
+              </w:rPr>
+            </w:r>
+          </w:p>
+        </w:tc>
+        <w:tc>
+          <w:tcPr>
+            <w:tcW w:type="dxa" w:w="2163"/>
+          </w:tcPr>
+          <w:p>
+            <w:r/>
+            <w:r>
+              <w:rPr>
+                <w:rFonts w:ascii="Verdana" w:hAnsi="Verdana"/>
+                <w:b w:val="0"/>
+                <w:sz w:val="16"/>
+              </w:rPr>
+            </w:r>
+          </w:p>
+        </w:tc>
+        <w:tc>
+          <w:tcPr>
+            <w:tcW w:type="dxa" w:w="2163"/>
+          </w:tcPr>
+          <w:p>
+            <w:r/>
+            <w:r>
+              <w:rPr>
+                <w:rFonts w:ascii="Verdana" w:hAnsi="Verdana"/>
+                <w:b w:val="0"/>
+                <w:sz w:val="16"/>
+              </w:rPr>
+            </w:r>
+          </w:p>
+        </w:tc>
+        <w:tc>
+          <w:tcPr>
+            <w:tcW w:type="dxa" w:w="2163"/>
+          </w:tcPr>
+          <w:p>
+            <w:r/>
+            <w:r>
+              <w:rPr>
+                <w:rFonts w:ascii="Verdana" w:hAnsi="Verdana"/>
+                <w:b w:val="0"/>
+                <w:sz w:val="16"/>
+              </w:rPr>
+              <w:t>0 21 001</w:t>
+            </w:r>
+          </w:p>
+        </w:tc>
+        <w:tc>
+          <w:tcPr>
+            <w:tcW w:type="dxa" w:w="2163"/>
+          </w:tcPr>
+          <w:p>
+            <w:r/>
+            <w:r>
+              <w:rPr>
+                <w:rFonts w:ascii="Verdana" w:hAnsi="Verdana"/>
                 <w:b w:val="0"/>
                 <w:sz w:val="16"/>
               </w:rPr>
@@ -596,22 +604,22 @@
             <w:r/>
             <w:r>
               <w:rPr>
-                <w:rFonts w:ascii="Arial" w:hAnsi="Arial"/>
-                <w:b w:val="0"/>
-                <w:sz w:val="16"/>
-              </w:rPr>
-            </w:r>
-          </w:p>
-        </w:tc>
-        <w:tc>
-          <w:tcPr>
-            <w:tcW w:type="dxa" w:w="2163"/>
-          </w:tcPr>
-          <w:p>
-            <w:r/>
-            <w:r>
-              <w:rPr>
-                <w:rFonts w:ascii="Arial" w:hAnsi="Arial"/>
+                <w:rFonts w:ascii="Verdana" w:hAnsi="Verdana"/>
+                <w:b w:val="0"/>
+                <w:sz w:val="16"/>
+              </w:rPr>
+            </w:r>
+          </w:p>
+        </w:tc>
+        <w:tc>
+          <w:tcPr>
+            <w:tcW w:type="dxa" w:w="2163"/>
+          </w:tcPr>
+          <w:p>
+            <w:r/>
+            <w:r>
+              <w:rPr>
+                <w:rFonts w:ascii="Verdana" w:hAnsi="Verdana"/>
                 <w:b w:val="0"/>
                 <w:sz w:val="16"/>
               </w:rPr>
@@ -620,6 +628,9 @@
         </w:tc>
       </w:tr>
       <w:tr>
+        <w:trPr>
+          <w:cantSplit/>
+        </w:trPr>
         <w:tc>
           <w:tcPr>
             <w:tcW w:type="dxa" w:w="2163"/>
@@ -632,11 +643,11 @@
             </w:r>
             <w:r>
               <w:rPr>
-                <w:rFonts w:ascii="Arial" w:hAnsi="Arial"/>
+                <w:rFonts w:ascii="Verdana" w:hAnsi="Verdana"/>
                 <w:b/>
                 <w:sz w:val="16"/>
               </w:rPr>
-              <w:t>313010</w:t>
+              <w:t>3 13 010</w:t>
             </w:r>
           </w:p>
         </w:tc>
@@ -652,7 +663,7 @@
             </w:r>
             <w:r>
               <w:rPr>
-                <w:rFonts w:ascii="Arial" w:hAnsi="Arial"/>
+                <w:rFonts w:ascii="Verdana" w:hAnsi="Verdana"/>
                 <w:b/>
                 <w:sz w:val="16"/>
               </w:rPr>
@@ -668,38 +679,38 @@
             <w:r/>
             <w:r>
               <w:rPr>
-                <w:rFonts w:ascii="Arial" w:hAnsi="Arial"/>
-                <w:b w:val="0"/>
-                <w:sz w:val="16"/>
-              </w:rPr>
-            </w:r>
-          </w:p>
-        </w:tc>
-        <w:tc>
-          <w:tcPr>
-            <w:tcW w:type="dxa" w:w="2163"/>
-          </w:tcPr>
-          <w:p>
-            <w:r/>
-            <w:r>
-              <w:rPr>
-                <w:rFonts w:ascii="Arial" w:hAnsi="Arial"/>
-                <w:b w:val="0"/>
-                <w:sz w:val="16"/>
-              </w:rPr>
-              <w:t>021036</w:t>
-            </w:r>
-          </w:p>
-        </w:tc>
-        <w:tc>
-          <w:tcPr>
-            <w:tcW w:type="dxa" w:w="2163"/>
-          </w:tcPr>
-          <w:p>
-            <w:r/>
-            <w:r>
-              <w:rPr>
-                <w:rFonts w:ascii="Arial" w:hAnsi="Arial"/>
+                <w:rFonts w:ascii="Verdana" w:hAnsi="Verdana"/>
+                <w:b w:val="0"/>
+                <w:sz w:val="16"/>
+              </w:rPr>
+            </w:r>
+          </w:p>
+        </w:tc>
+        <w:tc>
+          <w:tcPr>
+            <w:tcW w:type="dxa" w:w="2163"/>
+          </w:tcPr>
+          <w:p>
+            <w:r/>
+            <w:r>
+              <w:rPr>
+                <w:rFonts w:ascii="Verdana" w:hAnsi="Verdana"/>
+                <w:b w:val="0"/>
+                <w:sz w:val="16"/>
+              </w:rPr>
+              <w:t>0 21 036</w:t>
+            </w:r>
+          </w:p>
+        </w:tc>
+        <w:tc>
+          <w:tcPr>
+            <w:tcW w:type="dxa" w:w="2163"/>
+          </w:tcPr>
+          <w:p>
+            <w:r/>
+            <w:r>
+              <w:rPr>
+                <w:rFonts w:ascii="Verdana" w:hAnsi="Verdana"/>
                 <w:b w:val="0"/>
                 <w:sz w:val="16"/>
               </w:rPr>
@@ -715,22 +726,22 @@
             <w:r/>
             <w:r>
               <w:rPr>
-                <w:rFonts w:ascii="Arial" w:hAnsi="Arial"/>
-                <w:b w:val="0"/>
-                <w:sz w:val="16"/>
-              </w:rPr>
-            </w:r>
-          </w:p>
-        </w:tc>
-        <w:tc>
-          <w:tcPr>
-            <w:tcW w:type="dxa" w:w="2163"/>
-          </w:tcPr>
-          <w:p>
-            <w:r/>
-            <w:r>
-              <w:rPr>
-                <w:rFonts w:ascii="Arial" w:hAnsi="Arial"/>
+                <w:rFonts w:ascii="Verdana" w:hAnsi="Verdana"/>
+                <w:b w:val="0"/>
+                <w:sz w:val="16"/>
+              </w:rPr>
+            </w:r>
+          </w:p>
+        </w:tc>
+        <w:tc>
+          <w:tcPr>
+            <w:tcW w:type="dxa" w:w="2163"/>
+          </w:tcPr>
+          <w:p>
+            <w:r/>
+            <w:r>
+              <w:rPr>
+                <w:rFonts w:ascii="Verdana" w:hAnsi="Verdana"/>
                 <w:b w:val="0"/>
                 <w:sz w:val="16"/>
               </w:rPr>
@@ -739,76 +750,79 @@
         </w:tc>
       </w:tr>
       <w:tr>
-        <w:tc>
-          <w:tcPr>
-            <w:tcW w:type="dxa" w:w="2163"/>
-          </w:tcPr>
-          <w:p>
-            <w:r/>
-            <w:r>
-              <w:rPr>
-                <w:rFonts w:ascii="Arial" w:hAnsi="Arial"/>
-                <w:b w:val="0"/>
-                <w:sz w:val="16"/>
-              </w:rPr>
-            </w:r>
-          </w:p>
-        </w:tc>
-        <w:tc>
-          <w:tcPr>
-            <w:tcW w:type="dxa" w:w="2163"/>
-          </w:tcPr>
-          <w:p>
-            <w:r/>
-            <w:r>
-              <w:rPr>
-                <w:rFonts w:ascii="Arial" w:hAnsi="Arial"/>
-                <w:b w:val="0"/>
-                <w:sz w:val="16"/>
-              </w:rPr>
-            </w:r>
-          </w:p>
-        </w:tc>
-        <w:tc>
-          <w:tcPr>
-            <w:tcW w:type="dxa" w:w="2163"/>
-          </w:tcPr>
-          <w:p>
-            <w:r/>
-            <w:r>
-              <w:rPr>
-                <w:rFonts w:ascii="Arial" w:hAnsi="Arial"/>
-                <w:b w:val="0"/>
-                <w:sz w:val="16"/>
-              </w:rPr>
-            </w:r>
-          </w:p>
-        </w:tc>
-        <w:tc>
-          <w:tcPr>
-            <w:tcW w:type="dxa" w:w="2163"/>
-          </w:tcPr>
-          <w:p>
-            <w:r/>
-            <w:r>
-              <w:rPr>
-                <w:rFonts w:ascii="Arial" w:hAnsi="Arial"/>
-                <w:b w:val="0"/>
-                <w:sz w:val="16"/>
-              </w:rPr>
-              <w:t>101000</w:t>
-            </w:r>
-          </w:p>
-        </w:tc>
-        <w:tc>
-          <w:tcPr>
-            <w:tcW w:type="dxa" w:w="2163"/>
-          </w:tcPr>
-          <w:p>
-            <w:r/>
-            <w:r>
-              <w:rPr>
-                <w:rFonts w:ascii="Arial" w:hAnsi="Arial"/>
+        <w:trPr>
+          <w:cantSplit/>
+        </w:trPr>
+        <w:tc>
+          <w:tcPr>
+            <w:tcW w:type="dxa" w:w="2163"/>
+          </w:tcPr>
+          <w:p>
+            <w:r/>
+            <w:r>
+              <w:rPr>
+                <w:rFonts w:ascii="Verdana" w:hAnsi="Verdana"/>
+                <w:b w:val="0"/>
+                <w:sz w:val="16"/>
+              </w:rPr>
+            </w:r>
+          </w:p>
+        </w:tc>
+        <w:tc>
+          <w:tcPr>
+            <w:tcW w:type="dxa" w:w="2163"/>
+          </w:tcPr>
+          <w:p>
+            <w:r/>
+            <w:r>
+              <w:rPr>
+                <w:rFonts w:ascii="Verdana" w:hAnsi="Verdana"/>
+                <w:b w:val="0"/>
+                <w:sz w:val="16"/>
+              </w:rPr>
+            </w:r>
+          </w:p>
+        </w:tc>
+        <w:tc>
+          <w:tcPr>
+            <w:tcW w:type="dxa" w:w="2163"/>
+          </w:tcPr>
+          <w:p>
+            <w:r/>
+            <w:r>
+              <w:rPr>
+                <w:rFonts w:ascii="Verdana" w:hAnsi="Verdana"/>
+                <w:b w:val="0"/>
+                <w:sz w:val="16"/>
+              </w:rPr>
+            </w:r>
+          </w:p>
+        </w:tc>
+        <w:tc>
+          <w:tcPr>
+            <w:tcW w:type="dxa" w:w="2163"/>
+          </w:tcPr>
+          <w:p>
+            <w:r/>
+            <w:r>
+              <w:rPr>
+                <w:rFonts w:ascii="Verdana" w:hAnsi="Verdana"/>
+                <w:b w:val="0"/>
+                <w:sz w:val="16"/>
+              </w:rPr>
+              <w:t>1 01 000</w:t>
+            </w:r>
+          </w:p>
+        </w:tc>
+        <w:tc>
+          <w:tcPr>
+            <w:tcW w:type="dxa" w:w="2163"/>
+          </w:tcPr>
+          <w:p>
+            <w:r/>
+            <w:r>
+              <w:rPr>
+                <w:rFonts w:ascii="Verdana" w:hAnsi="Verdana"/>
                 <w:b w:val="0"/>
                 <w:sz w:val="16"/>
               </w:rPr>
@@ -824,22 +838,22 @@
             <w:r/>
             <w:r>
               <w:rPr>
-                <w:rFonts w:ascii="Arial" w:hAnsi="Arial"/>
-                <w:b w:val="0"/>
-                <w:sz w:val="16"/>
-              </w:rPr>
-            </w:r>
-          </w:p>
-        </w:tc>
-        <w:tc>
-          <w:tcPr>
-            <w:tcW w:type="dxa" w:w="2163"/>
-          </w:tcPr>
-          <w:p>
-            <w:r/>
-            <w:r>
-              <w:rPr>
-                <w:rFonts w:ascii="Arial" w:hAnsi="Arial"/>
+                <w:rFonts w:ascii="Verdana" w:hAnsi="Verdana"/>
+                <w:b w:val="0"/>
+                <w:sz w:val="16"/>
+              </w:rPr>
+            </w:r>
+          </w:p>
+        </w:tc>
+        <w:tc>
+          <w:tcPr>
+            <w:tcW w:type="dxa" w:w="2163"/>
+          </w:tcPr>
+          <w:p>
+            <w:r/>
+            <w:r>
+              <w:rPr>
+                <w:rFonts w:ascii="Verdana" w:hAnsi="Verdana"/>
                 <w:b w:val="0"/>
                 <w:sz w:val="16"/>
               </w:rPr>
@@ -848,76 +862,79 @@
         </w:tc>
       </w:tr>
       <w:tr>
-        <w:tc>
-          <w:tcPr>
-            <w:tcW w:type="dxa" w:w="2163"/>
-          </w:tcPr>
-          <w:p>
-            <w:r/>
-            <w:r>
-              <w:rPr>
-                <w:rFonts w:ascii="Arial" w:hAnsi="Arial"/>
-                <w:b w:val="0"/>
-                <w:sz w:val="16"/>
-              </w:rPr>
-            </w:r>
-          </w:p>
-        </w:tc>
-        <w:tc>
-          <w:tcPr>
-            <w:tcW w:type="dxa" w:w="2163"/>
-          </w:tcPr>
-          <w:p>
-            <w:r/>
-            <w:r>
-              <w:rPr>
-                <w:rFonts w:ascii="Arial" w:hAnsi="Arial"/>
-                <w:b w:val="0"/>
-                <w:sz w:val="16"/>
-              </w:rPr>
-            </w:r>
-          </w:p>
-        </w:tc>
-        <w:tc>
-          <w:tcPr>
-            <w:tcW w:type="dxa" w:w="2163"/>
-          </w:tcPr>
-          <w:p>
-            <w:r/>
-            <w:r>
-              <w:rPr>
-                <w:rFonts w:ascii="Arial" w:hAnsi="Arial"/>
-                <w:b w:val="0"/>
-                <w:sz w:val="16"/>
-              </w:rPr>
-            </w:r>
-          </w:p>
-        </w:tc>
-        <w:tc>
-          <w:tcPr>
-            <w:tcW w:type="dxa" w:w="2163"/>
-          </w:tcPr>
-          <w:p>
-            <w:r/>
-            <w:r>
-              <w:rPr>
-                <w:rFonts w:ascii="Arial" w:hAnsi="Arial"/>
-                <w:b w:val="0"/>
-                <w:sz w:val="16"/>
-              </w:rPr>
-              <w:t>031001</w:t>
-            </w:r>
-          </w:p>
-        </w:tc>
-        <w:tc>
-          <w:tcPr>
-            <w:tcW w:type="dxa" w:w="2163"/>
-          </w:tcPr>
-          <w:p>
-            <w:r/>
-            <w:r>
-              <w:rPr>
-                <w:rFonts w:ascii="Arial" w:hAnsi="Arial"/>
+        <w:trPr>
+          <w:cantSplit/>
+        </w:trPr>
+        <w:tc>
+          <w:tcPr>
+            <w:tcW w:type="dxa" w:w="2163"/>
+          </w:tcPr>
+          <w:p>
+            <w:r/>
+            <w:r>
+              <w:rPr>
+                <w:rFonts w:ascii="Verdana" w:hAnsi="Verdana"/>
+                <w:b w:val="0"/>
+                <w:sz w:val="16"/>
+              </w:rPr>
+            </w:r>
+          </w:p>
+        </w:tc>
+        <w:tc>
+          <w:tcPr>
+            <w:tcW w:type="dxa" w:w="2163"/>
+          </w:tcPr>
+          <w:p>
+            <w:r/>
+            <w:r>
+              <w:rPr>
+                <w:rFonts w:ascii="Verdana" w:hAnsi="Verdana"/>
+                <w:b w:val="0"/>
+                <w:sz w:val="16"/>
+              </w:rPr>
+            </w:r>
+          </w:p>
+        </w:tc>
+        <w:tc>
+          <w:tcPr>
+            <w:tcW w:type="dxa" w:w="2163"/>
+          </w:tcPr>
+          <w:p>
+            <w:r/>
+            <w:r>
+              <w:rPr>
+                <w:rFonts w:ascii="Verdana" w:hAnsi="Verdana"/>
+                <w:b w:val="0"/>
+                <w:sz w:val="16"/>
+              </w:rPr>
+            </w:r>
+          </w:p>
+        </w:tc>
+        <w:tc>
+          <w:tcPr>
+            <w:tcW w:type="dxa" w:w="2163"/>
+          </w:tcPr>
+          <w:p>
+            <w:r/>
+            <w:r>
+              <w:rPr>
+                <w:rFonts w:ascii="Verdana" w:hAnsi="Verdana"/>
+                <w:b w:val="0"/>
+                <w:sz w:val="16"/>
+              </w:rPr>
+              <w:t>0 31 001</w:t>
+            </w:r>
+          </w:p>
+        </w:tc>
+        <w:tc>
+          <w:tcPr>
+            <w:tcW w:type="dxa" w:w="2163"/>
+          </w:tcPr>
+          <w:p>
+            <w:r/>
+            <w:r>
+              <w:rPr>
+                <w:rFonts w:ascii="Verdana" w:hAnsi="Verdana"/>
                 <w:b w:val="0"/>
                 <w:sz w:val="16"/>
               </w:rPr>
@@ -933,22 +950,22 @@
             <w:r/>
             <w:r>
               <w:rPr>
-                <w:rFonts w:ascii="Arial" w:hAnsi="Arial"/>
-                <w:b w:val="0"/>
-                <w:sz w:val="16"/>
-              </w:rPr>
-            </w:r>
-          </w:p>
-        </w:tc>
-        <w:tc>
-          <w:tcPr>
-            <w:tcW w:type="dxa" w:w="2163"/>
-          </w:tcPr>
-          <w:p>
-            <w:r/>
-            <w:r>
-              <w:rPr>
-                <w:rFonts w:ascii="Arial" w:hAnsi="Arial"/>
+                <w:rFonts w:ascii="Verdana" w:hAnsi="Verdana"/>
+                <w:b w:val="0"/>
+                <w:sz w:val="16"/>
+              </w:rPr>
+            </w:r>
+          </w:p>
+        </w:tc>
+        <w:tc>
+          <w:tcPr>
+            <w:tcW w:type="dxa" w:w="2163"/>
+          </w:tcPr>
+          <w:p>
+            <w:r/>
+            <w:r>
+              <w:rPr>
+                <w:rFonts w:ascii="Verdana" w:hAnsi="Verdana"/>
                 <w:b w:val="0"/>
                 <w:sz w:val="16"/>
               </w:rPr>
@@ -957,76 +974,79 @@
         </w:tc>
       </w:tr>
       <w:tr>
-        <w:tc>
-          <w:tcPr>
-            <w:tcW w:type="dxa" w:w="2163"/>
-          </w:tcPr>
-          <w:p>
-            <w:r/>
-            <w:r>
-              <w:rPr>
-                <w:rFonts w:ascii="Arial" w:hAnsi="Arial"/>
-                <w:b w:val="0"/>
-                <w:sz w:val="16"/>
-              </w:rPr>
-            </w:r>
-          </w:p>
-        </w:tc>
-        <w:tc>
-          <w:tcPr>
-            <w:tcW w:type="dxa" w:w="2163"/>
-          </w:tcPr>
-          <w:p>
-            <w:r/>
-            <w:r>
-              <w:rPr>
-                <w:rFonts w:ascii="Arial" w:hAnsi="Arial"/>
-                <w:b w:val="0"/>
-                <w:sz w:val="16"/>
-              </w:rPr>
-            </w:r>
-          </w:p>
-        </w:tc>
-        <w:tc>
-          <w:tcPr>
-            <w:tcW w:type="dxa" w:w="2163"/>
-          </w:tcPr>
-          <w:p>
-            <w:r/>
-            <w:r>
-              <w:rPr>
-                <w:rFonts w:ascii="Arial" w:hAnsi="Arial"/>
-                <w:b w:val="0"/>
-                <w:sz w:val="16"/>
-              </w:rPr>
-            </w:r>
-          </w:p>
-        </w:tc>
-        <w:tc>
-          <w:tcPr>
-            <w:tcW w:type="dxa" w:w="2163"/>
-          </w:tcPr>
-          <w:p>
-            <w:r/>
-            <w:r>
-              <w:rPr>
-                <w:rFonts w:ascii="Arial" w:hAnsi="Arial"/>
-                <w:b w:val="0"/>
-                <w:sz w:val="16"/>
-              </w:rPr>
-              <w:t>021036</w:t>
-            </w:r>
-          </w:p>
-        </w:tc>
-        <w:tc>
-          <w:tcPr>
-            <w:tcW w:type="dxa" w:w="2163"/>
-          </w:tcPr>
-          <w:p>
-            <w:r/>
-            <w:r>
-              <w:rPr>
-                <w:rFonts w:ascii="Arial" w:hAnsi="Arial"/>
+        <w:trPr>
+          <w:cantSplit/>
+        </w:trPr>
+        <w:tc>
+          <w:tcPr>
+            <w:tcW w:type="dxa" w:w="2163"/>
+          </w:tcPr>
+          <w:p>
+            <w:r/>
+            <w:r>
+              <w:rPr>
+                <w:rFonts w:ascii="Verdana" w:hAnsi="Verdana"/>
+                <w:b w:val="0"/>
+                <w:sz w:val="16"/>
+              </w:rPr>
+            </w:r>
+          </w:p>
+        </w:tc>
+        <w:tc>
+          <w:tcPr>
+            <w:tcW w:type="dxa" w:w="2163"/>
+          </w:tcPr>
+          <w:p>
+            <w:r/>
+            <w:r>
+              <w:rPr>
+                <w:rFonts w:ascii="Verdana" w:hAnsi="Verdana"/>
+                <w:b w:val="0"/>
+                <w:sz w:val="16"/>
+              </w:rPr>
+            </w:r>
+          </w:p>
+        </w:tc>
+        <w:tc>
+          <w:tcPr>
+            <w:tcW w:type="dxa" w:w="2163"/>
+          </w:tcPr>
+          <w:p>
+            <w:r/>
+            <w:r>
+              <w:rPr>
+                <w:rFonts w:ascii="Verdana" w:hAnsi="Verdana"/>
+                <w:b w:val="0"/>
+                <w:sz w:val="16"/>
+              </w:rPr>
+            </w:r>
+          </w:p>
+        </w:tc>
+        <w:tc>
+          <w:tcPr>
+            <w:tcW w:type="dxa" w:w="2163"/>
+          </w:tcPr>
+          <w:p>
+            <w:r/>
+            <w:r>
+              <w:rPr>
+                <w:rFonts w:ascii="Verdana" w:hAnsi="Verdana"/>
+                <w:b w:val="0"/>
+                <w:sz w:val="16"/>
+              </w:rPr>
+              <w:t>0 21 036</w:t>
+            </w:r>
+          </w:p>
+        </w:tc>
+        <w:tc>
+          <w:tcPr>
+            <w:tcW w:type="dxa" w:w="2163"/>
+          </w:tcPr>
+          <w:p>
+            <w:r/>
+            <w:r>
+              <w:rPr>
+                <w:rFonts w:ascii="Verdana" w:hAnsi="Verdana"/>
                 <w:b w:val="0"/>
                 <w:sz w:val="16"/>
               </w:rPr>
@@ -1042,22 +1062,22 @@
             <w:r/>
             <w:r>
               <w:rPr>
-                <w:rFonts w:ascii="Arial" w:hAnsi="Arial"/>
-                <w:b w:val="0"/>
-                <w:sz w:val="16"/>
-              </w:rPr>
-            </w:r>
-          </w:p>
-        </w:tc>
-        <w:tc>
-          <w:tcPr>
-            <w:tcW w:type="dxa" w:w="2163"/>
-          </w:tcPr>
-          <w:p>
-            <w:r/>
-            <w:r>
-              <w:rPr>
-                <w:rFonts w:ascii="Arial" w:hAnsi="Arial"/>
+                <w:rFonts w:ascii="Verdana" w:hAnsi="Verdana"/>
+                <w:b w:val="0"/>
+                <w:sz w:val="16"/>
+              </w:rPr>
+            </w:r>
+          </w:p>
+        </w:tc>
+        <w:tc>
+          <w:tcPr>
+            <w:tcW w:type="dxa" w:w="2163"/>
+          </w:tcPr>
+          <w:p>
+            <w:r/>
+            <w:r>
+              <w:rPr>
+                <w:rFonts w:ascii="Verdana" w:hAnsi="Verdana"/>
                 <w:b w:val="0"/>
                 <w:sz w:val="16"/>
               </w:rPr>
@@ -1066,6 +1086,9 @@
         </w:tc>
       </w:tr>
       <w:tr>
+        <w:trPr>
+          <w:cantSplit/>
+        </w:trPr>
         <w:tc>
           <w:tcPr>
             <w:tcW w:type="dxa" w:w="2163"/>
@@ -1078,11 +1101,11 @@
             </w:r>
             <w:r>
               <w:rPr>
-                <w:rFonts w:ascii="Arial" w:hAnsi="Arial"/>
+                <w:rFonts w:ascii="Verdana" w:hAnsi="Verdana"/>
                 <w:b/>
                 <w:sz w:val="16"/>
               </w:rPr>
-              <w:t>313031</w:t>
+              <w:t>3 13 031</w:t>
             </w:r>
           </w:p>
         </w:tc>
@@ -1098,7 +1121,7 @@
             </w:r>
             <w:r>
               <w:rPr>
-                <w:rFonts w:ascii="Arial" w:hAnsi="Arial"/>
+                <w:rFonts w:ascii="Verdana" w:hAnsi="Verdana"/>
                 <w:b/>
                 <w:sz w:val="16"/>
               </w:rPr>
@@ -1114,38 +1137,38 @@
             <w:r/>
             <w:r>
               <w:rPr>
-                <w:rFonts w:ascii="Arial" w:hAnsi="Arial"/>
-                <w:b w:val="0"/>
-                <w:sz w:val="16"/>
-              </w:rPr>
-            </w:r>
-          </w:p>
-        </w:tc>
-        <w:tc>
-          <w:tcPr>
-            <w:tcW w:type="dxa" w:w="2163"/>
-          </w:tcPr>
-          <w:p>
-            <w:r/>
-            <w:r>
-              <w:rPr>
-                <w:rFonts w:ascii="Arial" w:hAnsi="Arial"/>
-                <w:b w:val="0"/>
-                <w:sz w:val="16"/>
-              </w:rPr>
-              <w:t>006002</w:t>
-            </w:r>
-          </w:p>
-        </w:tc>
-        <w:tc>
-          <w:tcPr>
-            <w:tcW w:type="dxa" w:w="2163"/>
-          </w:tcPr>
-          <w:p>
-            <w:r/>
-            <w:r>
-              <w:rPr>
-                <w:rFonts w:ascii="Arial" w:hAnsi="Arial"/>
+                <w:rFonts w:ascii="Verdana" w:hAnsi="Verdana"/>
+                <w:b w:val="0"/>
+                <w:sz w:val="16"/>
+              </w:rPr>
+            </w:r>
+          </w:p>
+        </w:tc>
+        <w:tc>
+          <w:tcPr>
+            <w:tcW w:type="dxa" w:w="2163"/>
+          </w:tcPr>
+          <w:p>
+            <w:r/>
+            <w:r>
+              <w:rPr>
+                <w:rFonts w:ascii="Verdana" w:hAnsi="Verdana"/>
+                <w:b w:val="0"/>
+                <w:sz w:val="16"/>
+              </w:rPr>
+              <w:t>0 06 002</w:t>
+            </w:r>
+          </w:p>
+        </w:tc>
+        <w:tc>
+          <w:tcPr>
+            <w:tcW w:type="dxa" w:w="2163"/>
+          </w:tcPr>
+          <w:p>
+            <w:r/>
+            <w:r>
+              <w:rPr>
+                <w:rFonts w:ascii="Verdana" w:hAnsi="Verdana"/>
                 <w:b w:val="0"/>
                 <w:sz w:val="16"/>
               </w:rPr>
@@ -1161,7 +1184,7 @@
             <w:r/>
             <w:r>
               <w:rPr>
-                <w:rFonts w:ascii="Arial" w:hAnsi="Arial"/>
+                <w:rFonts w:ascii="Verdana" w:hAnsi="Verdana"/>
                 <w:b w:val="0"/>
                 <w:sz w:val="16"/>
               </w:rPr>
@@ -1177,7 +1200,7 @@
             <w:r/>
             <w:r>
               <w:rPr>
-                <w:rFonts w:ascii="Arial" w:hAnsi="Arial"/>
+                <w:rFonts w:ascii="Verdana" w:hAnsi="Verdana"/>
                 <w:b w:val="0"/>
                 <w:sz w:val="16"/>
               </w:rPr>
@@ -1186,76 +1209,79 @@
         </w:tc>
       </w:tr>
       <w:tr>
-        <w:tc>
-          <w:tcPr>
-            <w:tcW w:type="dxa" w:w="2163"/>
-          </w:tcPr>
-          <w:p>
-            <w:r/>
-            <w:r>
-              <w:rPr>
-                <w:rFonts w:ascii="Arial" w:hAnsi="Arial"/>
-                <w:b w:val="0"/>
-                <w:sz w:val="16"/>
-              </w:rPr>
-            </w:r>
-          </w:p>
-        </w:tc>
-        <w:tc>
-          <w:tcPr>
-            <w:tcW w:type="dxa" w:w="2163"/>
-          </w:tcPr>
-          <w:p>
-            <w:r/>
-            <w:r>
-              <w:rPr>
-                <w:rFonts w:ascii="Arial" w:hAnsi="Arial"/>
-                <w:b w:val="0"/>
-                <w:sz w:val="16"/>
-              </w:rPr>
-            </w:r>
-          </w:p>
-        </w:tc>
-        <w:tc>
-          <w:tcPr>
-            <w:tcW w:type="dxa" w:w="2163"/>
-          </w:tcPr>
-          <w:p>
-            <w:r/>
-            <w:r>
-              <w:rPr>
-                <w:rFonts w:ascii="Arial" w:hAnsi="Arial"/>
-                <w:b w:val="0"/>
-                <w:sz w:val="16"/>
-              </w:rPr>
-            </w:r>
-          </w:p>
-        </w:tc>
-        <w:tc>
-          <w:tcPr>
-            <w:tcW w:type="dxa" w:w="2163"/>
-          </w:tcPr>
-          <w:p>
-            <w:r/>
-            <w:r>
-              <w:rPr>
-                <w:rFonts w:ascii="Arial" w:hAnsi="Arial"/>
-                <w:b w:val="0"/>
-                <w:sz w:val="16"/>
-              </w:rPr>
-              <w:t>006012</w:t>
-            </w:r>
-          </w:p>
-        </w:tc>
-        <w:tc>
-          <w:tcPr>
-            <w:tcW w:type="dxa" w:w="2163"/>
-          </w:tcPr>
-          <w:p>
-            <w:r/>
-            <w:r>
-              <w:rPr>
-                <w:rFonts w:ascii="Arial" w:hAnsi="Arial"/>
+        <w:trPr>
+          <w:cantSplit/>
+        </w:trPr>
+        <w:tc>
+          <w:tcPr>
+            <w:tcW w:type="dxa" w:w="2163"/>
+          </w:tcPr>
+          <w:p>
+            <w:r/>
+            <w:r>
+              <w:rPr>
+                <w:rFonts w:ascii="Verdana" w:hAnsi="Verdana"/>
+                <w:b w:val="0"/>
+                <w:sz w:val="16"/>
+              </w:rPr>
+            </w:r>
+          </w:p>
+        </w:tc>
+        <w:tc>
+          <w:tcPr>
+            <w:tcW w:type="dxa" w:w="2163"/>
+          </w:tcPr>
+          <w:p>
+            <w:r/>
+            <w:r>
+              <w:rPr>
+                <w:rFonts w:ascii="Verdana" w:hAnsi="Verdana"/>
+                <w:b w:val="0"/>
+                <w:sz w:val="16"/>
+              </w:rPr>
+            </w:r>
+          </w:p>
+        </w:tc>
+        <w:tc>
+          <w:tcPr>
+            <w:tcW w:type="dxa" w:w="2163"/>
+          </w:tcPr>
+          <w:p>
+            <w:r/>
+            <w:r>
+              <w:rPr>
+                <w:rFonts w:ascii="Verdana" w:hAnsi="Verdana"/>
+                <w:b w:val="0"/>
+                <w:sz w:val="16"/>
+              </w:rPr>
+            </w:r>
+          </w:p>
+        </w:tc>
+        <w:tc>
+          <w:tcPr>
+            <w:tcW w:type="dxa" w:w="2163"/>
+          </w:tcPr>
+          <w:p>
+            <w:r/>
+            <w:r>
+              <w:rPr>
+                <w:rFonts w:ascii="Verdana" w:hAnsi="Verdana"/>
+                <w:b w:val="0"/>
+                <w:sz w:val="16"/>
+              </w:rPr>
+              <w:t>0 06 012</w:t>
+            </w:r>
+          </w:p>
+        </w:tc>
+        <w:tc>
+          <w:tcPr>
+            <w:tcW w:type="dxa" w:w="2163"/>
+          </w:tcPr>
+          <w:p>
+            <w:r/>
+            <w:r>
+              <w:rPr>
+                <w:rFonts w:ascii="Verdana" w:hAnsi="Verdana"/>
                 <w:b w:val="0"/>
                 <w:sz w:val="16"/>
               </w:rPr>
@@ -1271,22 +1297,22 @@
             <w:r/>
             <w:r>
               <w:rPr>
-                <w:rFonts w:ascii="Arial" w:hAnsi="Arial"/>
-                <w:b w:val="0"/>
-                <w:sz w:val="16"/>
-              </w:rPr>
-            </w:r>
-          </w:p>
-        </w:tc>
-        <w:tc>
-          <w:tcPr>
-            <w:tcW w:type="dxa" w:w="2163"/>
-          </w:tcPr>
-          <w:p>
-            <w:r/>
-            <w:r>
-              <w:rPr>
-                <w:rFonts w:ascii="Arial" w:hAnsi="Arial"/>
+                <w:rFonts w:ascii="Verdana" w:hAnsi="Verdana"/>
+                <w:b w:val="0"/>
+                <w:sz w:val="16"/>
+              </w:rPr>
+            </w:r>
+          </w:p>
+        </w:tc>
+        <w:tc>
+          <w:tcPr>
+            <w:tcW w:type="dxa" w:w="2163"/>
+          </w:tcPr>
+          <w:p>
+            <w:r/>
+            <w:r>
+              <w:rPr>
+                <w:rFonts w:ascii="Verdana" w:hAnsi="Verdana"/>
                 <w:b w:val="0"/>
                 <w:sz w:val="16"/>
               </w:rPr>
@@ -1295,76 +1321,79 @@
         </w:tc>
       </w:tr>
       <w:tr>
-        <w:tc>
-          <w:tcPr>
-            <w:tcW w:type="dxa" w:w="2163"/>
-          </w:tcPr>
-          <w:p>
-            <w:r/>
-            <w:r>
-              <w:rPr>
-                <w:rFonts w:ascii="Arial" w:hAnsi="Arial"/>
-                <w:b w:val="0"/>
-                <w:sz w:val="16"/>
-              </w:rPr>
-            </w:r>
-          </w:p>
-        </w:tc>
-        <w:tc>
-          <w:tcPr>
-            <w:tcW w:type="dxa" w:w="2163"/>
-          </w:tcPr>
-          <w:p>
-            <w:r/>
-            <w:r>
-              <w:rPr>
-                <w:rFonts w:ascii="Arial" w:hAnsi="Arial"/>
-                <w:b w:val="0"/>
-                <w:sz w:val="16"/>
-              </w:rPr>
-            </w:r>
-          </w:p>
-        </w:tc>
-        <w:tc>
-          <w:tcPr>
-            <w:tcW w:type="dxa" w:w="2163"/>
-          </w:tcPr>
-          <w:p>
-            <w:r/>
-            <w:r>
-              <w:rPr>
-                <w:rFonts w:ascii="Arial" w:hAnsi="Arial"/>
-                <w:b w:val="0"/>
-                <w:sz w:val="16"/>
-              </w:rPr>
-            </w:r>
-          </w:p>
-        </w:tc>
-        <w:tc>
-          <w:tcPr>
-            <w:tcW w:type="dxa" w:w="2163"/>
-          </w:tcPr>
-          <w:p>
-            <w:r/>
-            <w:r>
-              <w:rPr>
-                <w:rFonts w:ascii="Arial" w:hAnsi="Arial"/>
-                <w:b w:val="0"/>
-                <w:sz w:val="16"/>
-              </w:rPr>
-              <w:t>101000</w:t>
-            </w:r>
-          </w:p>
-        </w:tc>
-        <w:tc>
-          <w:tcPr>
-            <w:tcW w:type="dxa" w:w="2163"/>
-          </w:tcPr>
-          <w:p>
-            <w:r/>
-            <w:r>
-              <w:rPr>
-                <w:rFonts w:ascii="Arial" w:hAnsi="Arial"/>
+        <w:trPr>
+          <w:cantSplit/>
+        </w:trPr>
+        <w:tc>
+          <w:tcPr>
+            <w:tcW w:type="dxa" w:w="2163"/>
+          </w:tcPr>
+          <w:p>
+            <w:r/>
+            <w:r>
+              <w:rPr>
+                <w:rFonts w:ascii="Verdana" w:hAnsi="Verdana"/>
+                <w:b w:val="0"/>
+                <w:sz w:val="16"/>
+              </w:rPr>
+            </w:r>
+          </w:p>
+        </w:tc>
+        <w:tc>
+          <w:tcPr>
+            <w:tcW w:type="dxa" w:w="2163"/>
+          </w:tcPr>
+          <w:p>
+            <w:r/>
+            <w:r>
+              <w:rPr>
+                <w:rFonts w:ascii="Verdana" w:hAnsi="Verdana"/>
+                <w:b w:val="0"/>
+                <w:sz w:val="16"/>
+              </w:rPr>
+            </w:r>
+          </w:p>
+        </w:tc>
+        <w:tc>
+          <w:tcPr>
+            <w:tcW w:type="dxa" w:w="2163"/>
+          </w:tcPr>
+          <w:p>
+            <w:r/>
+            <w:r>
+              <w:rPr>
+                <w:rFonts w:ascii="Verdana" w:hAnsi="Verdana"/>
+                <w:b w:val="0"/>
+                <w:sz w:val="16"/>
+              </w:rPr>
+            </w:r>
+          </w:p>
+        </w:tc>
+        <w:tc>
+          <w:tcPr>
+            <w:tcW w:type="dxa" w:w="2163"/>
+          </w:tcPr>
+          <w:p>
+            <w:r/>
+            <w:r>
+              <w:rPr>
+                <w:rFonts w:ascii="Verdana" w:hAnsi="Verdana"/>
+                <w:b w:val="0"/>
+                <w:sz w:val="16"/>
+              </w:rPr>
+              <w:t>1 01 000</w:t>
+            </w:r>
+          </w:p>
+        </w:tc>
+        <w:tc>
+          <w:tcPr>
+            <w:tcW w:type="dxa" w:w="2163"/>
+          </w:tcPr>
+          <w:p>
+            <w:r/>
+            <w:r>
+              <w:rPr>
+                <w:rFonts w:ascii="Verdana" w:hAnsi="Verdana"/>
                 <w:b w:val="0"/>
                 <w:sz w:val="16"/>
               </w:rPr>
@@ -1380,22 +1409,22 @@
             <w:r/>
             <w:r>
               <w:rPr>
-                <w:rFonts w:ascii="Arial" w:hAnsi="Arial"/>
-                <w:b w:val="0"/>
-                <w:sz w:val="16"/>
-              </w:rPr>
-            </w:r>
-          </w:p>
-        </w:tc>
-        <w:tc>
-          <w:tcPr>
-            <w:tcW w:type="dxa" w:w="2163"/>
-          </w:tcPr>
-          <w:p>
-            <w:r/>
-            <w:r>
-              <w:rPr>
-                <w:rFonts w:ascii="Arial" w:hAnsi="Arial"/>
+                <w:rFonts w:ascii="Verdana" w:hAnsi="Verdana"/>
+                <w:b w:val="0"/>
+                <w:sz w:val="16"/>
+              </w:rPr>
+            </w:r>
+          </w:p>
+        </w:tc>
+        <w:tc>
+          <w:tcPr>
+            <w:tcW w:type="dxa" w:w="2163"/>
+          </w:tcPr>
+          <w:p>
+            <w:r/>
+            <w:r>
+              <w:rPr>
+                <w:rFonts w:ascii="Verdana" w:hAnsi="Verdana"/>
                 <w:b w:val="0"/>
                 <w:sz w:val="16"/>
               </w:rPr>
@@ -1404,76 +1433,79 @@
         </w:tc>
       </w:tr>
       <w:tr>
-        <w:tc>
-          <w:tcPr>
-            <w:tcW w:type="dxa" w:w="2163"/>
-          </w:tcPr>
-          <w:p>
-            <w:r/>
-            <w:r>
-              <w:rPr>
-                <w:rFonts w:ascii="Arial" w:hAnsi="Arial"/>
-                <w:b w:val="0"/>
-                <w:sz w:val="16"/>
-              </w:rPr>
-            </w:r>
-          </w:p>
-        </w:tc>
-        <w:tc>
-          <w:tcPr>
-            <w:tcW w:type="dxa" w:w="2163"/>
-          </w:tcPr>
-          <w:p>
-            <w:r/>
-            <w:r>
-              <w:rPr>
-                <w:rFonts w:ascii="Arial" w:hAnsi="Arial"/>
-                <w:b w:val="0"/>
-                <w:sz w:val="16"/>
-              </w:rPr>
-            </w:r>
-          </w:p>
-        </w:tc>
-        <w:tc>
-          <w:tcPr>
-            <w:tcW w:type="dxa" w:w="2163"/>
-          </w:tcPr>
-          <w:p>
-            <w:r/>
-            <w:r>
-              <w:rPr>
-                <w:rFonts w:ascii="Arial" w:hAnsi="Arial"/>
-                <w:b w:val="0"/>
-                <w:sz w:val="16"/>
-              </w:rPr>
-            </w:r>
-          </w:p>
-        </w:tc>
-        <w:tc>
-          <w:tcPr>
-            <w:tcW w:type="dxa" w:w="2163"/>
-          </w:tcPr>
-          <w:p>
-            <w:r/>
-            <w:r>
-              <w:rPr>
-                <w:rFonts w:ascii="Arial" w:hAnsi="Arial"/>
-                <w:b w:val="0"/>
-                <w:sz w:val="16"/>
-              </w:rPr>
-              <w:t>031002</w:t>
-            </w:r>
-          </w:p>
-        </w:tc>
-        <w:tc>
-          <w:tcPr>
-            <w:tcW w:type="dxa" w:w="2163"/>
-          </w:tcPr>
-          <w:p>
-            <w:r/>
-            <w:r>
-              <w:rPr>
-                <w:rFonts w:ascii="Arial" w:hAnsi="Arial"/>
+        <w:trPr>
+          <w:cantSplit/>
+        </w:trPr>
+        <w:tc>
+          <w:tcPr>
+            <w:tcW w:type="dxa" w:w="2163"/>
+          </w:tcPr>
+          <w:p>
+            <w:r/>
+            <w:r>
+              <w:rPr>
+                <w:rFonts w:ascii="Verdana" w:hAnsi="Verdana"/>
+                <w:b w:val="0"/>
+                <w:sz w:val="16"/>
+              </w:rPr>
+            </w:r>
+          </w:p>
+        </w:tc>
+        <w:tc>
+          <w:tcPr>
+            <w:tcW w:type="dxa" w:w="2163"/>
+          </w:tcPr>
+          <w:p>
+            <w:r/>
+            <w:r>
+              <w:rPr>
+                <w:rFonts w:ascii="Verdana" w:hAnsi="Verdana"/>
+                <w:b w:val="0"/>
+                <w:sz w:val="16"/>
+              </w:rPr>
+            </w:r>
+          </w:p>
+        </w:tc>
+        <w:tc>
+          <w:tcPr>
+            <w:tcW w:type="dxa" w:w="2163"/>
+          </w:tcPr>
+          <w:p>
+            <w:r/>
+            <w:r>
+              <w:rPr>
+                <w:rFonts w:ascii="Verdana" w:hAnsi="Verdana"/>
+                <w:b w:val="0"/>
+                <w:sz w:val="16"/>
+              </w:rPr>
+            </w:r>
+          </w:p>
+        </w:tc>
+        <w:tc>
+          <w:tcPr>
+            <w:tcW w:type="dxa" w:w="2163"/>
+          </w:tcPr>
+          <w:p>
+            <w:r/>
+            <w:r>
+              <w:rPr>
+                <w:rFonts w:ascii="Verdana" w:hAnsi="Verdana"/>
+                <w:b w:val="0"/>
+                <w:sz w:val="16"/>
+              </w:rPr>
+              <w:t>0 31 002</w:t>
+            </w:r>
+          </w:p>
+        </w:tc>
+        <w:tc>
+          <w:tcPr>
+            <w:tcW w:type="dxa" w:w="2163"/>
+          </w:tcPr>
+          <w:p>
+            <w:r/>
+            <w:r>
+              <w:rPr>
+                <w:rFonts w:ascii="Verdana" w:hAnsi="Verdana"/>
                 <w:b w:val="0"/>
                 <w:sz w:val="16"/>
               </w:rPr>
@@ -1489,22 +1521,22 @@
             <w:r/>
             <w:r>
               <w:rPr>
-                <w:rFonts w:ascii="Arial" w:hAnsi="Arial"/>
-                <w:b w:val="0"/>
-                <w:sz w:val="16"/>
-              </w:rPr>
-            </w:r>
-          </w:p>
-        </w:tc>
-        <w:tc>
-          <w:tcPr>
-            <w:tcW w:type="dxa" w:w="2163"/>
-          </w:tcPr>
-          <w:p>
-            <w:r/>
-            <w:r>
-              <w:rPr>
-                <w:rFonts w:ascii="Arial" w:hAnsi="Arial"/>
+                <w:rFonts w:ascii="Verdana" w:hAnsi="Verdana"/>
+                <w:b w:val="0"/>
+                <w:sz w:val="16"/>
+              </w:rPr>
+            </w:r>
+          </w:p>
+        </w:tc>
+        <w:tc>
+          <w:tcPr>
+            <w:tcW w:type="dxa" w:w="2163"/>
+          </w:tcPr>
+          <w:p>
+            <w:r/>
+            <w:r>
+              <w:rPr>
+                <w:rFonts w:ascii="Verdana" w:hAnsi="Verdana"/>
                 <w:b w:val="0"/>
                 <w:sz w:val="16"/>
               </w:rPr>
@@ -1513,76 +1545,79 @@
         </w:tc>
       </w:tr>
       <w:tr>
-        <w:tc>
-          <w:tcPr>
-            <w:tcW w:type="dxa" w:w="2163"/>
-          </w:tcPr>
-          <w:p>
-            <w:r/>
-            <w:r>
-              <w:rPr>
-                <w:rFonts w:ascii="Arial" w:hAnsi="Arial"/>
-                <w:b w:val="0"/>
-                <w:sz w:val="16"/>
-              </w:rPr>
-            </w:r>
-          </w:p>
-        </w:tc>
-        <w:tc>
-          <w:tcPr>
-            <w:tcW w:type="dxa" w:w="2163"/>
-          </w:tcPr>
-          <w:p>
-            <w:r/>
-            <w:r>
-              <w:rPr>
-                <w:rFonts w:ascii="Arial" w:hAnsi="Arial"/>
-                <w:b w:val="0"/>
-                <w:sz w:val="16"/>
-              </w:rPr>
-            </w:r>
-          </w:p>
-        </w:tc>
-        <w:tc>
-          <w:tcPr>
-            <w:tcW w:type="dxa" w:w="2163"/>
-          </w:tcPr>
-          <w:p>
-            <w:r/>
-            <w:r>
-              <w:rPr>
-                <w:rFonts w:ascii="Arial" w:hAnsi="Arial"/>
-                <w:b w:val="0"/>
-                <w:sz w:val="16"/>
-              </w:rPr>
-            </w:r>
-          </w:p>
-        </w:tc>
-        <w:tc>
-          <w:tcPr>
-            <w:tcW w:type="dxa" w:w="2163"/>
-          </w:tcPr>
-          <w:p>
-            <w:r/>
-            <w:r>
-              <w:rPr>
-                <w:rFonts w:ascii="Arial" w:hAnsi="Arial"/>
-                <w:b w:val="0"/>
-                <w:sz w:val="16"/>
-              </w:rPr>
-              <w:t>030001</w:t>
-            </w:r>
-          </w:p>
-        </w:tc>
-        <w:tc>
-          <w:tcPr>
-            <w:tcW w:type="dxa" w:w="2163"/>
-          </w:tcPr>
-          <w:p>
-            <w:r/>
-            <w:r>
-              <w:rPr>
-                <w:rFonts w:ascii="Arial" w:hAnsi="Arial"/>
+        <w:trPr>
+          <w:cantSplit/>
+        </w:trPr>
+        <w:tc>
+          <w:tcPr>
+            <w:tcW w:type="dxa" w:w="2163"/>
+          </w:tcPr>
+          <w:p>
+            <w:r/>
+            <w:r>
+              <w:rPr>
+                <w:rFonts w:ascii="Verdana" w:hAnsi="Verdana"/>
+                <w:b w:val="0"/>
+                <w:sz w:val="16"/>
+              </w:rPr>
+            </w:r>
+          </w:p>
+        </w:tc>
+        <w:tc>
+          <w:tcPr>
+            <w:tcW w:type="dxa" w:w="2163"/>
+          </w:tcPr>
+          <w:p>
+            <w:r/>
+            <w:r>
+              <w:rPr>
+                <w:rFonts w:ascii="Verdana" w:hAnsi="Verdana"/>
+                <w:b w:val="0"/>
+                <w:sz w:val="16"/>
+              </w:rPr>
+            </w:r>
+          </w:p>
+        </w:tc>
+        <w:tc>
+          <w:tcPr>
+            <w:tcW w:type="dxa" w:w="2163"/>
+          </w:tcPr>
+          <w:p>
+            <w:r/>
+            <w:r>
+              <w:rPr>
+                <w:rFonts w:ascii="Verdana" w:hAnsi="Verdana"/>
+                <w:b w:val="0"/>
+                <w:sz w:val="16"/>
+              </w:rPr>
+            </w:r>
+          </w:p>
+        </w:tc>
+        <w:tc>
+          <w:tcPr>
+            <w:tcW w:type="dxa" w:w="2163"/>
+          </w:tcPr>
+          <w:p>
+            <w:r/>
+            <w:r>
+              <w:rPr>
+                <w:rFonts w:ascii="Verdana" w:hAnsi="Verdana"/>
+                <w:b w:val="0"/>
+                <w:sz w:val="16"/>
+              </w:rPr>
+              <w:t>0 30 001</w:t>
+            </w:r>
+          </w:p>
+        </w:tc>
+        <w:tc>
+          <w:tcPr>
+            <w:tcW w:type="dxa" w:w="2163"/>
+          </w:tcPr>
+          <w:p>
+            <w:r/>
+            <w:r>
+              <w:rPr>
+                <w:rFonts w:ascii="Verdana" w:hAnsi="Verdana"/>
                 <w:b w:val="0"/>
                 <w:sz w:val="16"/>
               </w:rPr>
@@ -1598,22 +1633,22 @@
             <w:r/>
             <w:r>
               <w:rPr>
-                <w:rFonts w:ascii="Arial" w:hAnsi="Arial"/>
-                <w:b w:val="0"/>
-                <w:sz w:val="16"/>
-              </w:rPr>
-            </w:r>
-          </w:p>
-        </w:tc>
-        <w:tc>
-          <w:tcPr>
-            <w:tcW w:type="dxa" w:w="2163"/>
-          </w:tcPr>
-          <w:p>
-            <w:r/>
-            <w:r>
-              <w:rPr>
-                <w:rFonts w:ascii="Arial" w:hAnsi="Arial"/>
+                <w:rFonts w:ascii="Verdana" w:hAnsi="Verdana"/>
+                <w:b w:val="0"/>
+                <w:sz w:val="16"/>
+              </w:rPr>
+            </w:r>
+          </w:p>
+        </w:tc>
+        <w:tc>
+          <w:tcPr>
+            <w:tcW w:type="dxa" w:w="2163"/>
+          </w:tcPr>
+          <w:p>
+            <w:r/>
+            <w:r>
+              <w:rPr>
+                <w:rFonts w:ascii="Verdana" w:hAnsi="Verdana"/>
                 <w:b w:val="0"/>
                 <w:sz w:val="16"/>
               </w:rPr>
@@ -1622,6 +1657,9 @@
         </w:tc>
       </w:tr>
       <w:tr>
+        <w:trPr>
+          <w:cantSplit/>
+        </w:trPr>
         <w:tc>
           <w:tcPr>
             <w:tcW w:type="dxa" w:w="2163"/>
@@ -1634,11 +1672,11 @@
             </w:r>
             <w:r>
               <w:rPr>
-                <w:rFonts w:ascii="Arial" w:hAnsi="Arial"/>
+                <w:rFonts w:ascii="Verdana" w:hAnsi="Verdana"/>
                 <w:b/>
                 <w:sz w:val="16"/>
               </w:rPr>
-              <w:t>313032</w:t>
+              <w:t>3 13 032</w:t>
             </w:r>
           </w:p>
         </w:tc>
@@ -1654,7 +1692,7 @@
             </w:r>
             <w:r>
               <w:rPr>
-                <w:rFonts w:ascii="Arial" w:hAnsi="Arial"/>
+                <w:rFonts w:ascii="Verdana" w:hAnsi="Verdana"/>
                 <w:b/>
                 <w:sz w:val="16"/>
               </w:rPr>
@@ -1670,38 +1708,38 @@
             <w:r/>
             <w:r>
               <w:rPr>
-                <w:rFonts w:ascii="Arial" w:hAnsi="Arial"/>
-                <w:b w:val="0"/>
-                <w:sz w:val="16"/>
-              </w:rPr>
-            </w:r>
-          </w:p>
-        </w:tc>
-        <w:tc>
-          <w:tcPr>
-            <w:tcW w:type="dxa" w:w="2163"/>
-          </w:tcPr>
-          <w:p>
-            <w:r/>
-            <w:r>
-              <w:rPr>
-                <w:rFonts w:ascii="Arial" w:hAnsi="Arial"/>
-                <w:b w:val="0"/>
-                <w:sz w:val="16"/>
-              </w:rPr>
-              <w:t>005002</w:t>
-            </w:r>
-          </w:p>
-        </w:tc>
-        <w:tc>
-          <w:tcPr>
-            <w:tcW w:type="dxa" w:w="2163"/>
-          </w:tcPr>
-          <w:p>
-            <w:r/>
-            <w:r>
-              <w:rPr>
-                <w:rFonts w:ascii="Arial" w:hAnsi="Arial"/>
+                <w:rFonts w:ascii="Verdana" w:hAnsi="Verdana"/>
+                <w:b w:val="0"/>
+                <w:sz w:val="16"/>
+              </w:rPr>
+            </w:r>
+          </w:p>
+        </w:tc>
+        <w:tc>
+          <w:tcPr>
+            <w:tcW w:type="dxa" w:w="2163"/>
+          </w:tcPr>
+          <w:p>
+            <w:r/>
+            <w:r>
+              <w:rPr>
+                <w:rFonts w:ascii="Verdana" w:hAnsi="Verdana"/>
+                <w:b w:val="0"/>
+                <w:sz w:val="16"/>
+              </w:rPr>
+              <w:t>0 05 002</w:t>
+            </w:r>
+          </w:p>
+        </w:tc>
+        <w:tc>
+          <w:tcPr>
+            <w:tcW w:type="dxa" w:w="2163"/>
+          </w:tcPr>
+          <w:p>
+            <w:r/>
+            <w:r>
+              <w:rPr>
+                <w:rFonts w:ascii="Verdana" w:hAnsi="Verdana"/>
                 <w:b w:val="0"/>
                 <w:sz w:val="16"/>
               </w:rPr>
@@ -1717,7 +1755,7 @@
             <w:r/>
             <w:r>
               <w:rPr>
-                <w:rFonts w:ascii="Arial" w:hAnsi="Arial"/>
+                <w:rFonts w:ascii="Verdana" w:hAnsi="Verdana"/>
                 <w:b w:val="0"/>
                 <w:sz w:val="16"/>
               </w:rPr>
@@ -1733,7 +1771,7 @@
             <w:r/>
             <w:r>
               <w:rPr>
-                <w:rFonts w:ascii="Arial" w:hAnsi="Arial"/>
+                <w:rFonts w:ascii="Verdana" w:hAnsi="Verdana"/>
                 <w:b w:val="0"/>
                 <w:sz w:val="16"/>
               </w:rPr>
@@ -1742,76 +1780,79 @@
         </w:tc>
       </w:tr>
       <w:tr>
-        <w:tc>
-          <w:tcPr>
-            <w:tcW w:type="dxa" w:w="2163"/>
-          </w:tcPr>
-          <w:p>
-            <w:r/>
-            <w:r>
-              <w:rPr>
-                <w:rFonts w:ascii="Arial" w:hAnsi="Arial"/>
-                <w:b w:val="0"/>
-                <w:sz w:val="16"/>
-              </w:rPr>
-            </w:r>
-          </w:p>
-        </w:tc>
-        <w:tc>
-          <w:tcPr>
-            <w:tcW w:type="dxa" w:w="2163"/>
-          </w:tcPr>
-          <w:p>
-            <w:r/>
-            <w:r>
-              <w:rPr>
-                <w:rFonts w:ascii="Arial" w:hAnsi="Arial"/>
-                <w:b w:val="0"/>
-                <w:sz w:val="16"/>
-              </w:rPr>
-            </w:r>
-          </w:p>
-        </w:tc>
-        <w:tc>
-          <w:tcPr>
-            <w:tcW w:type="dxa" w:w="2163"/>
-          </w:tcPr>
-          <w:p>
-            <w:r/>
-            <w:r>
-              <w:rPr>
-                <w:rFonts w:ascii="Arial" w:hAnsi="Arial"/>
-                <w:b w:val="0"/>
-                <w:sz w:val="16"/>
-              </w:rPr>
-            </w:r>
-          </w:p>
-        </w:tc>
-        <w:tc>
-          <w:tcPr>
-            <w:tcW w:type="dxa" w:w="2163"/>
-          </w:tcPr>
-          <w:p>
-            <w:r/>
-            <w:r>
-              <w:rPr>
-                <w:rFonts w:ascii="Arial" w:hAnsi="Arial"/>
-                <w:b w:val="0"/>
-                <w:sz w:val="16"/>
-              </w:rPr>
-              <w:t>005012</w:t>
-            </w:r>
-          </w:p>
-        </w:tc>
-        <w:tc>
-          <w:tcPr>
-            <w:tcW w:type="dxa" w:w="2163"/>
-          </w:tcPr>
-          <w:p>
-            <w:r/>
-            <w:r>
-              <w:rPr>
-                <w:rFonts w:ascii="Arial" w:hAnsi="Arial"/>
+        <w:trPr>
+          <w:cantSplit/>
+        </w:trPr>
+        <w:tc>
+          <w:tcPr>
+            <w:tcW w:type="dxa" w:w="2163"/>
+          </w:tcPr>
+          <w:p>
+            <w:r/>
+            <w:r>
+              <w:rPr>
+                <w:rFonts w:ascii="Verdana" w:hAnsi="Verdana"/>
+                <w:b w:val="0"/>
+                <w:sz w:val="16"/>
+              </w:rPr>
+            </w:r>
+          </w:p>
+        </w:tc>
+        <w:tc>
+          <w:tcPr>
+            <w:tcW w:type="dxa" w:w="2163"/>
+          </w:tcPr>
+          <w:p>
+            <w:r/>
+            <w:r>
+              <w:rPr>
+                <w:rFonts w:ascii="Verdana" w:hAnsi="Verdana"/>
+                <w:b w:val="0"/>
+                <w:sz w:val="16"/>
+              </w:rPr>
+            </w:r>
+          </w:p>
+        </w:tc>
+        <w:tc>
+          <w:tcPr>
+            <w:tcW w:type="dxa" w:w="2163"/>
+          </w:tcPr>
+          <w:p>
+            <w:r/>
+            <w:r>
+              <w:rPr>
+                <w:rFonts w:ascii="Verdana" w:hAnsi="Verdana"/>
+                <w:b w:val="0"/>
+                <w:sz w:val="16"/>
+              </w:rPr>
+            </w:r>
+          </w:p>
+        </w:tc>
+        <w:tc>
+          <w:tcPr>
+            <w:tcW w:type="dxa" w:w="2163"/>
+          </w:tcPr>
+          <w:p>
+            <w:r/>
+            <w:r>
+              <w:rPr>
+                <w:rFonts w:ascii="Verdana" w:hAnsi="Verdana"/>
+                <w:b w:val="0"/>
+                <w:sz w:val="16"/>
+              </w:rPr>
+              <w:t>0 05 012</w:t>
+            </w:r>
+          </w:p>
+        </w:tc>
+        <w:tc>
+          <w:tcPr>
+            <w:tcW w:type="dxa" w:w="2163"/>
+          </w:tcPr>
+          <w:p>
+            <w:r/>
+            <w:r>
+              <w:rPr>
+                <w:rFonts w:ascii="Verdana" w:hAnsi="Verdana"/>
                 <w:b w:val="0"/>
                 <w:sz w:val="16"/>
               </w:rPr>
@@ -1827,7 +1868,7 @@
             <w:r/>
             <w:r>
               <w:rPr>
-                <w:rFonts w:ascii="Arial" w:hAnsi="Arial"/>
+                <w:rFonts w:ascii="Verdana" w:hAnsi="Verdana"/>
                 <w:b w:val="0"/>
                 <w:sz w:val="16"/>
               </w:rPr>
@@ -1843,7 +1884,7 @@
             <w:r/>
             <w:r>
               <w:rPr>
-                <w:rFonts w:ascii="Arial" w:hAnsi="Arial"/>
+                <w:rFonts w:ascii="Verdana" w:hAnsi="Verdana"/>
                 <w:b w:val="0"/>
                 <w:sz w:val="16"/>
               </w:rPr>
@@ -1852,76 +1893,79 @@
         </w:tc>
       </w:tr>
       <w:tr>
-        <w:tc>
-          <w:tcPr>
-            <w:tcW w:type="dxa" w:w="2163"/>
-          </w:tcPr>
-          <w:p>
-            <w:r/>
-            <w:r>
-              <w:rPr>
-                <w:rFonts w:ascii="Arial" w:hAnsi="Arial"/>
-                <w:b w:val="0"/>
-                <w:sz w:val="16"/>
-              </w:rPr>
-            </w:r>
-          </w:p>
-        </w:tc>
-        <w:tc>
-          <w:tcPr>
-            <w:tcW w:type="dxa" w:w="2163"/>
-          </w:tcPr>
-          <w:p>
-            <w:r/>
-            <w:r>
-              <w:rPr>
-                <w:rFonts w:ascii="Arial" w:hAnsi="Arial"/>
-                <w:b w:val="0"/>
-                <w:sz w:val="16"/>
-              </w:rPr>
-            </w:r>
-          </w:p>
-        </w:tc>
-        <w:tc>
-          <w:tcPr>
-            <w:tcW w:type="dxa" w:w="2163"/>
-          </w:tcPr>
-          <w:p>
-            <w:r/>
-            <w:r>
-              <w:rPr>
-                <w:rFonts w:ascii="Arial" w:hAnsi="Arial"/>
-                <w:b w:val="0"/>
-                <w:sz w:val="16"/>
-              </w:rPr>
-            </w:r>
-          </w:p>
-        </w:tc>
-        <w:tc>
-          <w:tcPr>
-            <w:tcW w:type="dxa" w:w="2163"/>
-          </w:tcPr>
-          <w:p>
-            <w:r/>
-            <w:r>
-              <w:rPr>
-                <w:rFonts w:ascii="Arial" w:hAnsi="Arial"/>
-                <w:b w:val="0"/>
-                <w:sz w:val="16"/>
-              </w:rPr>
-              <w:t>101000</w:t>
-            </w:r>
-          </w:p>
-        </w:tc>
-        <w:tc>
-          <w:tcPr>
-            <w:tcW w:type="dxa" w:w="2163"/>
-          </w:tcPr>
-          <w:p>
-            <w:r/>
-            <w:r>
-              <w:rPr>
-                <w:rFonts w:ascii="Arial" w:hAnsi="Arial"/>
+        <w:trPr>
+          <w:cantSplit/>
+        </w:trPr>
+        <w:tc>
+          <w:tcPr>
+            <w:tcW w:type="dxa" w:w="2163"/>
+          </w:tcPr>
+          <w:p>
+            <w:r/>
+            <w:r>
+              <w:rPr>
+                <w:rFonts w:ascii="Verdana" w:hAnsi="Verdana"/>
+                <w:b w:val="0"/>
+                <w:sz w:val="16"/>
+              </w:rPr>
+            </w:r>
+          </w:p>
+        </w:tc>
+        <w:tc>
+          <w:tcPr>
+            <w:tcW w:type="dxa" w:w="2163"/>
+          </w:tcPr>
+          <w:p>
+            <w:r/>
+            <w:r>
+              <w:rPr>
+                <w:rFonts w:ascii="Verdana" w:hAnsi="Verdana"/>
+                <w:b w:val="0"/>
+                <w:sz w:val="16"/>
+              </w:rPr>
+            </w:r>
+          </w:p>
+        </w:tc>
+        <w:tc>
+          <w:tcPr>
+            <w:tcW w:type="dxa" w:w="2163"/>
+          </w:tcPr>
+          <w:p>
+            <w:r/>
+            <w:r>
+              <w:rPr>
+                <w:rFonts w:ascii="Verdana" w:hAnsi="Verdana"/>
+                <w:b w:val="0"/>
+                <w:sz w:val="16"/>
+              </w:rPr>
+            </w:r>
+          </w:p>
+        </w:tc>
+        <w:tc>
+          <w:tcPr>
+            <w:tcW w:type="dxa" w:w="2163"/>
+          </w:tcPr>
+          <w:p>
+            <w:r/>
+            <w:r>
+              <w:rPr>
+                <w:rFonts w:ascii="Verdana" w:hAnsi="Verdana"/>
+                <w:b w:val="0"/>
+                <w:sz w:val="16"/>
+              </w:rPr>
+              <w:t>1 01 000</w:t>
+            </w:r>
+          </w:p>
+        </w:tc>
+        <w:tc>
+          <w:tcPr>
+            <w:tcW w:type="dxa" w:w="2163"/>
+          </w:tcPr>
+          <w:p>
+            <w:r/>
+            <w:r>
+              <w:rPr>
+                <w:rFonts w:ascii="Verdana" w:hAnsi="Verdana"/>
                 <w:b w:val="0"/>
                 <w:sz w:val="16"/>
               </w:rPr>
@@ -1937,22 +1981,22 @@
             <w:r/>
             <w:r>
               <w:rPr>
-                <w:rFonts w:ascii="Arial" w:hAnsi="Arial"/>
-                <w:b w:val="0"/>
-                <w:sz w:val="16"/>
-              </w:rPr>
-            </w:r>
-          </w:p>
-        </w:tc>
-        <w:tc>
-          <w:tcPr>
-            <w:tcW w:type="dxa" w:w="2163"/>
-          </w:tcPr>
-          <w:p>
-            <w:r/>
-            <w:r>
-              <w:rPr>
-                <w:rFonts w:ascii="Arial" w:hAnsi="Arial"/>
+                <w:rFonts w:ascii="Verdana" w:hAnsi="Verdana"/>
+                <w:b w:val="0"/>
+                <w:sz w:val="16"/>
+              </w:rPr>
+            </w:r>
+          </w:p>
+        </w:tc>
+        <w:tc>
+          <w:tcPr>
+            <w:tcW w:type="dxa" w:w="2163"/>
+          </w:tcPr>
+          <w:p>
+            <w:r/>
+            <w:r>
+              <w:rPr>
+                <w:rFonts w:ascii="Verdana" w:hAnsi="Verdana"/>
                 <w:b w:val="0"/>
                 <w:sz w:val="16"/>
               </w:rPr>
@@ -1961,76 +2005,79 @@
         </w:tc>
       </w:tr>
       <w:tr>
-        <w:tc>
-          <w:tcPr>
-            <w:tcW w:type="dxa" w:w="2163"/>
-          </w:tcPr>
-          <w:p>
-            <w:r/>
-            <w:r>
-              <w:rPr>
-                <w:rFonts w:ascii="Arial" w:hAnsi="Arial"/>
-                <w:b w:val="0"/>
-                <w:sz w:val="16"/>
-              </w:rPr>
-            </w:r>
-          </w:p>
-        </w:tc>
-        <w:tc>
-          <w:tcPr>
-            <w:tcW w:type="dxa" w:w="2163"/>
-          </w:tcPr>
-          <w:p>
-            <w:r/>
-            <w:r>
-              <w:rPr>
-                <w:rFonts w:ascii="Arial" w:hAnsi="Arial"/>
-                <w:b w:val="0"/>
-                <w:sz w:val="16"/>
-              </w:rPr>
-            </w:r>
-          </w:p>
-        </w:tc>
-        <w:tc>
-          <w:tcPr>
-            <w:tcW w:type="dxa" w:w="2163"/>
-          </w:tcPr>
-          <w:p>
-            <w:r/>
-            <w:r>
-              <w:rPr>
-                <w:rFonts w:ascii="Arial" w:hAnsi="Arial"/>
-                <w:b w:val="0"/>
-                <w:sz w:val="16"/>
-              </w:rPr>
-            </w:r>
-          </w:p>
-        </w:tc>
-        <w:tc>
-          <w:tcPr>
-            <w:tcW w:type="dxa" w:w="2163"/>
-          </w:tcPr>
-          <w:p>
-            <w:r/>
-            <w:r>
-              <w:rPr>
-                <w:rFonts w:ascii="Arial" w:hAnsi="Arial"/>
-                <w:b w:val="0"/>
-                <w:sz w:val="16"/>
-              </w:rPr>
-              <w:t>031002</w:t>
-            </w:r>
-          </w:p>
-        </w:tc>
-        <w:tc>
-          <w:tcPr>
-            <w:tcW w:type="dxa" w:w="2163"/>
-          </w:tcPr>
-          <w:p>
-            <w:r/>
-            <w:r>
-              <w:rPr>
-                <w:rFonts w:ascii="Arial" w:hAnsi="Arial"/>
+        <w:trPr>
+          <w:cantSplit/>
+        </w:trPr>
+        <w:tc>
+          <w:tcPr>
+            <w:tcW w:type="dxa" w:w="2163"/>
+          </w:tcPr>
+          <w:p>
+            <w:r/>
+            <w:r>
+              <w:rPr>
+                <w:rFonts w:ascii="Verdana" w:hAnsi="Verdana"/>
+                <w:b w:val="0"/>
+                <w:sz w:val="16"/>
+              </w:rPr>
+            </w:r>
+          </w:p>
+        </w:tc>
+        <w:tc>
+          <w:tcPr>
+            <w:tcW w:type="dxa" w:w="2163"/>
+          </w:tcPr>
+          <w:p>
+            <w:r/>
+            <w:r>
+              <w:rPr>
+                <w:rFonts w:ascii="Verdana" w:hAnsi="Verdana"/>
+                <w:b w:val="0"/>
+                <w:sz w:val="16"/>
+              </w:rPr>
+            </w:r>
+          </w:p>
+        </w:tc>
+        <w:tc>
+          <w:tcPr>
+            <w:tcW w:type="dxa" w:w="2163"/>
+          </w:tcPr>
+          <w:p>
+            <w:r/>
+            <w:r>
+              <w:rPr>
+                <w:rFonts w:ascii="Verdana" w:hAnsi="Verdana"/>
+                <w:b w:val="0"/>
+                <w:sz w:val="16"/>
+              </w:rPr>
+            </w:r>
+          </w:p>
+        </w:tc>
+        <w:tc>
+          <w:tcPr>
+            <w:tcW w:type="dxa" w:w="2163"/>
+          </w:tcPr>
+          <w:p>
+            <w:r/>
+            <w:r>
+              <w:rPr>
+                <w:rFonts w:ascii="Verdana" w:hAnsi="Verdana"/>
+                <w:b w:val="0"/>
+                <w:sz w:val="16"/>
+              </w:rPr>
+              <w:t>0 31 002</w:t>
+            </w:r>
+          </w:p>
+        </w:tc>
+        <w:tc>
+          <w:tcPr>
+            <w:tcW w:type="dxa" w:w="2163"/>
+          </w:tcPr>
+          <w:p>
+            <w:r/>
+            <w:r>
+              <w:rPr>
+                <w:rFonts w:ascii="Verdana" w:hAnsi="Verdana"/>
                 <w:b w:val="0"/>
                 <w:sz w:val="16"/>
               </w:rPr>
@@ -2046,22 +2093,22 @@
             <w:r/>
             <w:r>
               <w:rPr>
-                <w:rFonts w:ascii="Arial" w:hAnsi="Arial"/>
-                <w:b w:val="0"/>
-                <w:sz w:val="16"/>
-              </w:rPr>
-            </w:r>
-          </w:p>
-        </w:tc>
-        <w:tc>
-          <w:tcPr>
-            <w:tcW w:type="dxa" w:w="2163"/>
-          </w:tcPr>
-          <w:p>
-            <w:r/>
-            <w:r>
-              <w:rPr>
-                <w:rFonts w:ascii="Arial" w:hAnsi="Arial"/>
+                <w:rFonts w:ascii="Verdana" w:hAnsi="Verdana"/>
+                <w:b w:val="0"/>
+                <w:sz w:val="16"/>
+              </w:rPr>
+            </w:r>
+          </w:p>
+        </w:tc>
+        <w:tc>
+          <w:tcPr>
+            <w:tcW w:type="dxa" w:w="2163"/>
+          </w:tcPr>
+          <w:p>
+            <w:r/>
+            <w:r>
+              <w:rPr>
+                <w:rFonts w:ascii="Verdana" w:hAnsi="Verdana"/>
                 <w:b w:val="0"/>
                 <w:sz w:val="16"/>
               </w:rPr>
@@ -2070,76 +2117,79 @@
         </w:tc>
       </w:tr>
       <w:tr>
-        <w:tc>
-          <w:tcPr>
-            <w:tcW w:type="dxa" w:w="2163"/>
-          </w:tcPr>
-          <w:p>
-            <w:r/>
-            <w:r>
-              <w:rPr>
-                <w:rFonts w:ascii="Arial" w:hAnsi="Arial"/>
-                <w:b w:val="0"/>
-                <w:sz w:val="16"/>
-              </w:rPr>
-            </w:r>
-          </w:p>
-        </w:tc>
-        <w:tc>
-          <w:tcPr>
-            <w:tcW w:type="dxa" w:w="2163"/>
-          </w:tcPr>
-          <w:p>
-            <w:r/>
-            <w:r>
-              <w:rPr>
-                <w:rFonts w:ascii="Arial" w:hAnsi="Arial"/>
-                <w:b w:val="0"/>
-                <w:sz w:val="16"/>
-              </w:rPr>
-            </w:r>
-          </w:p>
-        </w:tc>
-        <w:tc>
-          <w:tcPr>
-            <w:tcW w:type="dxa" w:w="2163"/>
-          </w:tcPr>
-          <w:p>
-            <w:r/>
-            <w:r>
-              <w:rPr>
-                <w:rFonts w:ascii="Arial" w:hAnsi="Arial"/>
-                <w:b w:val="0"/>
-                <w:sz w:val="16"/>
-              </w:rPr>
-            </w:r>
-          </w:p>
-        </w:tc>
-        <w:tc>
-          <w:tcPr>
-            <w:tcW w:type="dxa" w:w="2163"/>
-          </w:tcPr>
-          <w:p>
-            <w:r/>
-            <w:r>
-              <w:rPr>
-                <w:rFonts w:ascii="Arial" w:hAnsi="Arial"/>
-                <w:b w:val="0"/>
-                <w:sz w:val="16"/>
-              </w:rPr>
-              <w:t>313031</w:t>
-            </w:r>
-          </w:p>
-        </w:tc>
-        <w:tc>
-          <w:tcPr>
-            <w:tcW w:type="dxa" w:w="2163"/>
-          </w:tcPr>
-          <w:p>
-            <w:r/>
-            <w:r>
-              <w:rPr>
-                <w:rFonts w:ascii="Arial" w:hAnsi="Arial"/>
+        <w:trPr>
+          <w:cantSplit/>
+        </w:trPr>
+        <w:tc>
+          <w:tcPr>
+            <w:tcW w:type="dxa" w:w="2163"/>
+          </w:tcPr>
+          <w:p>
+            <w:r/>
+            <w:r>
+              <w:rPr>
+                <w:rFonts w:ascii="Verdana" w:hAnsi="Verdana"/>
+                <w:b w:val="0"/>
+                <w:sz w:val="16"/>
+              </w:rPr>
+            </w:r>
+          </w:p>
+        </w:tc>
+        <w:tc>
+          <w:tcPr>
+            <w:tcW w:type="dxa" w:w="2163"/>
+          </w:tcPr>
+          <w:p>
+            <w:r/>
+            <w:r>
+              <w:rPr>
+                <w:rFonts w:ascii="Verdana" w:hAnsi="Verdana"/>
+                <w:b w:val="0"/>
+                <w:sz w:val="16"/>
+              </w:rPr>
+            </w:r>
+          </w:p>
+        </w:tc>
+        <w:tc>
+          <w:tcPr>
+            <w:tcW w:type="dxa" w:w="2163"/>
+          </w:tcPr>
+          <w:p>
+            <w:r/>
+            <w:r>
+              <w:rPr>
+                <w:rFonts w:ascii="Verdana" w:hAnsi="Verdana"/>
+                <w:b w:val="0"/>
+                <w:sz w:val="16"/>
+              </w:rPr>
+            </w:r>
+          </w:p>
+        </w:tc>
+        <w:tc>
+          <w:tcPr>
+            <w:tcW w:type="dxa" w:w="2163"/>
+          </w:tcPr>
+          <w:p>
+            <w:r/>
+            <w:r>
+              <w:rPr>
+                <w:rFonts w:ascii="Verdana" w:hAnsi="Verdana"/>
+                <w:b w:val="0"/>
+                <w:sz w:val="16"/>
+              </w:rPr>
+              <w:t>3 13 031</w:t>
+            </w:r>
+          </w:p>
+        </w:tc>
+        <w:tc>
+          <w:tcPr>
+            <w:tcW w:type="dxa" w:w="2163"/>
+          </w:tcPr>
+          <w:p>
+            <w:r/>
+            <w:r>
+              <w:rPr>
+                <w:rFonts w:ascii="Verdana" w:hAnsi="Verdana"/>
                 <w:b w:val="0"/>
                 <w:sz w:val="16"/>
               </w:rPr>
@@ -2155,22 +2205,22 @@
             <w:r/>
             <w:r>
               <w:rPr>
-                <w:rFonts w:ascii="Arial" w:hAnsi="Arial"/>
-                <w:b w:val="0"/>
-                <w:sz w:val="16"/>
-              </w:rPr>
-            </w:r>
-          </w:p>
-        </w:tc>
-        <w:tc>
-          <w:tcPr>
-            <w:tcW w:type="dxa" w:w="2163"/>
-          </w:tcPr>
-          <w:p>
-            <w:r/>
-            <w:r>
-              <w:rPr>
-                <w:rFonts w:ascii="Arial" w:hAnsi="Arial"/>
+                <w:rFonts w:ascii="Verdana" w:hAnsi="Verdana"/>
+                <w:b w:val="0"/>
+                <w:sz w:val="16"/>
+              </w:rPr>
+            </w:r>
+          </w:p>
+        </w:tc>
+        <w:tc>
+          <w:tcPr>
+            <w:tcW w:type="dxa" w:w="2163"/>
+          </w:tcPr>
+          <w:p>
+            <w:r/>
+            <w:r>
+              <w:rPr>
+                <w:rFonts w:ascii="Verdana" w:hAnsi="Verdana"/>
                 <w:b w:val="0"/>
                 <w:sz w:val="16"/>
               </w:rPr>
@@ -2179,6 +2229,9 @@
         </w:tc>
       </w:tr>
       <w:tr>
+        <w:trPr>
+          <w:cantSplit/>
+        </w:trPr>
         <w:tc>
           <w:tcPr>
             <w:tcW w:type="dxa" w:w="2163"/>
@@ -2191,11 +2244,11 @@
             </w:r>
             <w:r>
               <w:rPr>
-                <w:rFonts w:ascii="Arial" w:hAnsi="Arial"/>
+                <w:rFonts w:ascii="Verdana" w:hAnsi="Verdana"/>
                 <w:b/>
                 <w:sz w:val="16"/>
               </w:rPr>
-              <w:t>313041</w:t>
+              <w:t>3 13 041</w:t>
             </w:r>
           </w:p>
         </w:tc>
@@ -2211,7 +2264,7 @@
             </w:r>
             <w:r>
               <w:rPr>
-                <w:rFonts w:ascii="Arial" w:hAnsi="Arial"/>
+                <w:rFonts w:ascii="Verdana" w:hAnsi="Verdana"/>
                 <w:b/>
                 <w:sz w:val="16"/>
               </w:rPr>
@@ -2227,38 +2280,38 @@
             <w:r/>
             <w:r>
               <w:rPr>
-                <w:rFonts w:ascii="Arial" w:hAnsi="Arial"/>
-                <w:b w:val="0"/>
-                <w:sz w:val="16"/>
-              </w:rPr>
-            </w:r>
-          </w:p>
-        </w:tc>
-        <w:tc>
-          <w:tcPr>
-            <w:tcW w:type="dxa" w:w="2163"/>
-          </w:tcPr>
-          <w:p>
-            <w:r/>
-            <w:r>
-              <w:rPr>
-                <w:rFonts w:ascii="Arial" w:hAnsi="Arial"/>
-                <w:b w:val="0"/>
-                <w:sz w:val="16"/>
-              </w:rPr>
-              <w:t>006002</w:t>
-            </w:r>
-          </w:p>
-        </w:tc>
-        <w:tc>
-          <w:tcPr>
-            <w:tcW w:type="dxa" w:w="2163"/>
-          </w:tcPr>
-          <w:p>
-            <w:r/>
-            <w:r>
-              <w:rPr>
-                <w:rFonts w:ascii="Arial" w:hAnsi="Arial"/>
+                <w:rFonts w:ascii="Verdana" w:hAnsi="Verdana"/>
+                <w:b w:val="0"/>
+                <w:sz w:val="16"/>
+              </w:rPr>
+            </w:r>
+          </w:p>
+        </w:tc>
+        <w:tc>
+          <w:tcPr>
+            <w:tcW w:type="dxa" w:w="2163"/>
+          </w:tcPr>
+          <w:p>
+            <w:r/>
+            <w:r>
+              <w:rPr>
+                <w:rFonts w:ascii="Verdana" w:hAnsi="Verdana"/>
+                <w:b w:val="0"/>
+                <w:sz w:val="16"/>
+              </w:rPr>
+              <w:t>0 06 002</w:t>
+            </w:r>
+          </w:p>
+        </w:tc>
+        <w:tc>
+          <w:tcPr>
+            <w:tcW w:type="dxa" w:w="2163"/>
+          </w:tcPr>
+          <w:p>
+            <w:r/>
+            <w:r>
+              <w:rPr>
+                <w:rFonts w:ascii="Verdana" w:hAnsi="Verdana"/>
                 <w:b w:val="0"/>
                 <w:sz w:val="16"/>
               </w:rPr>
@@ -2274,7 +2327,7 @@
             <w:r/>
             <w:r>
               <w:rPr>
-                <w:rFonts w:ascii="Arial" w:hAnsi="Arial"/>
+                <w:rFonts w:ascii="Verdana" w:hAnsi="Verdana"/>
                 <w:b w:val="0"/>
                 <w:sz w:val="16"/>
               </w:rPr>
@@ -2290,7 +2343,7 @@
             <w:r/>
             <w:r>
               <w:rPr>
-                <w:rFonts w:ascii="Arial" w:hAnsi="Arial"/>
+                <w:rFonts w:ascii="Verdana" w:hAnsi="Verdana"/>
                 <w:b w:val="0"/>
                 <w:sz w:val="16"/>
               </w:rPr>
@@ -2299,76 +2352,79 @@
         </w:tc>
       </w:tr>
       <w:tr>
-        <w:tc>
-          <w:tcPr>
-            <w:tcW w:type="dxa" w:w="2163"/>
-          </w:tcPr>
-          <w:p>
-            <w:r/>
-            <w:r>
-              <w:rPr>
-                <w:rFonts w:ascii="Arial" w:hAnsi="Arial"/>
-                <w:b w:val="0"/>
-                <w:sz w:val="16"/>
-              </w:rPr>
-            </w:r>
-          </w:p>
-        </w:tc>
-        <w:tc>
-          <w:tcPr>
-            <w:tcW w:type="dxa" w:w="2163"/>
-          </w:tcPr>
-          <w:p>
-            <w:r/>
-            <w:r>
-              <w:rPr>
-                <w:rFonts w:ascii="Arial" w:hAnsi="Arial"/>
-                <w:b w:val="0"/>
-                <w:sz w:val="16"/>
-              </w:rPr>
-            </w:r>
-          </w:p>
-        </w:tc>
-        <w:tc>
-          <w:tcPr>
-            <w:tcW w:type="dxa" w:w="2163"/>
-          </w:tcPr>
-          <w:p>
-            <w:r/>
-            <w:r>
-              <w:rPr>
-                <w:rFonts w:ascii="Arial" w:hAnsi="Arial"/>
-                <w:b w:val="0"/>
-                <w:sz w:val="16"/>
-              </w:rPr>
-            </w:r>
-          </w:p>
-        </w:tc>
-        <w:tc>
-          <w:tcPr>
-            <w:tcW w:type="dxa" w:w="2163"/>
-          </w:tcPr>
-          <w:p>
-            <w:r/>
-            <w:r>
-              <w:rPr>
-                <w:rFonts w:ascii="Arial" w:hAnsi="Arial"/>
-                <w:b w:val="0"/>
-                <w:sz w:val="16"/>
-              </w:rPr>
-              <w:t>110000</w:t>
-            </w:r>
-          </w:p>
-        </w:tc>
-        <w:tc>
-          <w:tcPr>
-            <w:tcW w:type="dxa" w:w="2163"/>
-          </w:tcPr>
-          <w:p>
-            <w:r/>
-            <w:r>
-              <w:rPr>
-                <w:rFonts w:ascii="Arial" w:hAnsi="Arial"/>
+        <w:trPr>
+          <w:cantSplit/>
+        </w:trPr>
+        <w:tc>
+          <w:tcPr>
+            <w:tcW w:type="dxa" w:w="2163"/>
+          </w:tcPr>
+          <w:p>
+            <w:r/>
+            <w:r>
+              <w:rPr>
+                <w:rFonts w:ascii="Verdana" w:hAnsi="Verdana"/>
+                <w:b w:val="0"/>
+                <w:sz w:val="16"/>
+              </w:rPr>
+            </w:r>
+          </w:p>
+        </w:tc>
+        <w:tc>
+          <w:tcPr>
+            <w:tcW w:type="dxa" w:w="2163"/>
+          </w:tcPr>
+          <w:p>
+            <w:r/>
+            <w:r>
+              <w:rPr>
+                <w:rFonts w:ascii="Verdana" w:hAnsi="Verdana"/>
+                <w:b w:val="0"/>
+                <w:sz w:val="16"/>
+              </w:rPr>
+            </w:r>
+          </w:p>
+        </w:tc>
+        <w:tc>
+          <w:tcPr>
+            <w:tcW w:type="dxa" w:w="2163"/>
+          </w:tcPr>
+          <w:p>
+            <w:r/>
+            <w:r>
+              <w:rPr>
+                <w:rFonts w:ascii="Verdana" w:hAnsi="Verdana"/>
+                <w:b w:val="0"/>
+                <w:sz w:val="16"/>
+              </w:rPr>
+            </w:r>
+          </w:p>
+        </w:tc>
+        <w:tc>
+          <w:tcPr>
+            <w:tcW w:type="dxa" w:w="2163"/>
+          </w:tcPr>
+          <w:p>
+            <w:r/>
+            <w:r>
+              <w:rPr>
+                <w:rFonts w:ascii="Verdana" w:hAnsi="Verdana"/>
+                <w:b w:val="0"/>
+                <w:sz w:val="16"/>
+              </w:rPr>
+              <w:t>1 10 000</w:t>
+            </w:r>
+          </w:p>
+        </w:tc>
+        <w:tc>
+          <w:tcPr>
+            <w:tcW w:type="dxa" w:w="2163"/>
+          </w:tcPr>
+          <w:p>
+            <w:r/>
+            <w:r>
+              <w:rPr>
+                <w:rFonts w:ascii="Verdana" w:hAnsi="Verdana"/>
                 <w:b w:val="0"/>
                 <w:sz w:val="16"/>
               </w:rPr>
@@ -2384,22 +2440,22 @@
             <w:r/>
             <w:r>
               <w:rPr>
-                <w:rFonts w:ascii="Arial" w:hAnsi="Arial"/>
-                <w:b w:val="0"/>
-                <w:sz w:val="16"/>
-              </w:rPr>
-            </w:r>
-          </w:p>
-        </w:tc>
-        <w:tc>
-          <w:tcPr>
-            <w:tcW w:type="dxa" w:w="2163"/>
-          </w:tcPr>
-          <w:p>
-            <w:r/>
-            <w:r>
-              <w:rPr>
-                <w:rFonts w:ascii="Arial" w:hAnsi="Arial"/>
+                <w:rFonts w:ascii="Verdana" w:hAnsi="Verdana"/>
+                <w:b w:val="0"/>
+                <w:sz w:val="16"/>
+              </w:rPr>
+            </w:r>
+          </w:p>
+        </w:tc>
+        <w:tc>
+          <w:tcPr>
+            <w:tcW w:type="dxa" w:w="2163"/>
+          </w:tcPr>
+          <w:p>
+            <w:r/>
+            <w:r>
+              <w:rPr>
+                <w:rFonts w:ascii="Verdana" w:hAnsi="Verdana"/>
                 <w:b w:val="0"/>
                 <w:sz w:val="16"/>
               </w:rPr>
@@ -2408,76 +2464,79 @@
         </w:tc>
       </w:tr>
       <w:tr>
-        <w:tc>
-          <w:tcPr>
-            <w:tcW w:type="dxa" w:w="2163"/>
-          </w:tcPr>
-          <w:p>
-            <w:r/>
-            <w:r>
-              <w:rPr>
-                <w:rFonts w:ascii="Arial" w:hAnsi="Arial"/>
-                <w:b w:val="0"/>
-                <w:sz w:val="16"/>
-              </w:rPr>
-            </w:r>
-          </w:p>
-        </w:tc>
-        <w:tc>
-          <w:tcPr>
-            <w:tcW w:type="dxa" w:w="2163"/>
-          </w:tcPr>
-          <w:p>
-            <w:r/>
-            <w:r>
-              <w:rPr>
-                <w:rFonts w:ascii="Arial" w:hAnsi="Arial"/>
-                <w:b w:val="0"/>
-                <w:sz w:val="16"/>
-              </w:rPr>
-            </w:r>
-          </w:p>
-        </w:tc>
-        <w:tc>
-          <w:tcPr>
-            <w:tcW w:type="dxa" w:w="2163"/>
-          </w:tcPr>
-          <w:p>
-            <w:r/>
-            <w:r>
-              <w:rPr>
-                <w:rFonts w:ascii="Arial" w:hAnsi="Arial"/>
-                <w:b w:val="0"/>
-                <w:sz w:val="16"/>
-              </w:rPr>
-            </w:r>
-          </w:p>
-        </w:tc>
-        <w:tc>
-          <w:tcPr>
-            <w:tcW w:type="dxa" w:w="2163"/>
-          </w:tcPr>
-          <w:p>
-            <w:r/>
-            <w:r>
-              <w:rPr>
-                <w:rFonts w:ascii="Arial" w:hAnsi="Arial"/>
-                <w:b w:val="0"/>
-                <w:sz w:val="16"/>
-              </w:rPr>
-              <w:t>031001</w:t>
-            </w:r>
-          </w:p>
-        </w:tc>
-        <w:tc>
-          <w:tcPr>
-            <w:tcW w:type="dxa" w:w="2163"/>
-          </w:tcPr>
-          <w:p>
-            <w:r/>
-            <w:r>
-              <w:rPr>
-                <w:rFonts w:ascii="Arial" w:hAnsi="Arial"/>
+        <w:trPr>
+          <w:cantSplit/>
+        </w:trPr>
+        <w:tc>
+          <w:tcPr>
+            <w:tcW w:type="dxa" w:w="2163"/>
+          </w:tcPr>
+          <w:p>
+            <w:r/>
+            <w:r>
+              <w:rPr>
+                <w:rFonts w:ascii="Verdana" w:hAnsi="Verdana"/>
+                <w:b w:val="0"/>
+                <w:sz w:val="16"/>
+              </w:rPr>
+            </w:r>
+          </w:p>
+        </w:tc>
+        <w:tc>
+          <w:tcPr>
+            <w:tcW w:type="dxa" w:w="2163"/>
+          </w:tcPr>
+          <w:p>
+            <w:r/>
+            <w:r>
+              <w:rPr>
+                <w:rFonts w:ascii="Verdana" w:hAnsi="Verdana"/>
+                <w:b w:val="0"/>
+                <w:sz w:val="16"/>
+              </w:rPr>
+            </w:r>
+          </w:p>
+        </w:tc>
+        <w:tc>
+          <w:tcPr>
+            <w:tcW w:type="dxa" w:w="2163"/>
+          </w:tcPr>
+          <w:p>
+            <w:r/>
+            <w:r>
+              <w:rPr>
+                <w:rFonts w:ascii="Verdana" w:hAnsi="Verdana"/>
+                <w:b w:val="0"/>
+                <w:sz w:val="16"/>
+              </w:rPr>
+            </w:r>
+          </w:p>
+        </w:tc>
+        <w:tc>
+          <w:tcPr>
+            <w:tcW w:type="dxa" w:w="2163"/>
+          </w:tcPr>
+          <w:p>
+            <w:r/>
+            <w:r>
+              <w:rPr>
+                <w:rFonts w:ascii="Verdana" w:hAnsi="Verdana"/>
+                <w:b w:val="0"/>
+                <w:sz w:val="16"/>
+              </w:rPr>
+              <w:t>0 31 001</w:t>
+            </w:r>
+          </w:p>
+        </w:tc>
+        <w:tc>
+          <w:tcPr>
+            <w:tcW w:type="dxa" w:w="2163"/>
+          </w:tcPr>
+          <w:p>
+            <w:r/>
+            <w:r>
+              <w:rPr>
+                <w:rFonts w:ascii="Verdana" w:hAnsi="Verdana"/>
                 <w:b w:val="0"/>
                 <w:sz w:val="16"/>
               </w:rPr>
@@ -2493,22 +2552,22 @@
             <w:r/>
             <w:r>
               <w:rPr>
-                <w:rFonts w:ascii="Arial" w:hAnsi="Arial"/>
-                <w:b w:val="0"/>
-                <w:sz w:val="16"/>
-              </w:rPr>
-            </w:r>
-          </w:p>
-        </w:tc>
-        <w:tc>
-          <w:tcPr>
-            <w:tcW w:type="dxa" w:w="2163"/>
-          </w:tcPr>
-          <w:p>
-            <w:r/>
-            <w:r>
-              <w:rPr>
-                <w:rFonts w:ascii="Arial" w:hAnsi="Arial"/>
+                <w:rFonts w:ascii="Verdana" w:hAnsi="Verdana"/>
+                <w:b w:val="0"/>
+                <w:sz w:val="16"/>
+              </w:rPr>
+            </w:r>
+          </w:p>
+        </w:tc>
+        <w:tc>
+          <w:tcPr>
+            <w:tcW w:type="dxa" w:w="2163"/>
+          </w:tcPr>
+          <w:p>
+            <w:r/>
+            <w:r>
+              <w:rPr>
+                <w:rFonts w:ascii="Verdana" w:hAnsi="Verdana"/>
                 <w:b w:val="0"/>
                 <w:sz w:val="16"/>
               </w:rPr>
@@ -2517,76 +2576,79 @@
         </w:tc>
       </w:tr>
       <w:tr>
-        <w:tc>
-          <w:tcPr>
-            <w:tcW w:type="dxa" w:w="2163"/>
-          </w:tcPr>
-          <w:p>
-            <w:r/>
-            <w:r>
-              <w:rPr>
-                <w:rFonts w:ascii="Arial" w:hAnsi="Arial"/>
-                <w:b w:val="0"/>
-                <w:sz w:val="16"/>
-              </w:rPr>
-            </w:r>
-          </w:p>
-        </w:tc>
-        <w:tc>
-          <w:tcPr>
-            <w:tcW w:type="dxa" w:w="2163"/>
-          </w:tcPr>
-          <w:p>
-            <w:r/>
-            <w:r>
-              <w:rPr>
-                <w:rFonts w:ascii="Arial" w:hAnsi="Arial"/>
-                <w:b w:val="0"/>
-                <w:sz w:val="16"/>
-              </w:rPr>
-            </w:r>
-          </w:p>
-        </w:tc>
-        <w:tc>
-          <w:tcPr>
-            <w:tcW w:type="dxa" w:w="2163"/>
-          </w:tcPr>
-          <w:p>
-            <w:r/>
-            <w:r>
-              <w:rPr>
-                <w:rFonts w:ascii="Arial" w:hAnsi="Arial"/>
-                <w:b w:val="0"/>
-                <w:sz w:val="16"/>
-              </w:rPr>
-            </w:r>
-          </w:p>
-        </w:tc>
-        <w:tc>
-          <w:tcPr>
-            <w:tcW w:type="dxa" w:w="2163"/>
-          </w:tcPr>
-          <w:p>
-            <w:r/>
-            <w:r>
-              <w:rPr>
-                <w:rFonts w:ascii="Arial" w:hAnsi="Arial"/>
-                <w:b w:val="0"/>
-                <w:sz w:val="16"/>
-              </w:rPr>
-              <w:t>104000</w:t>
-            </w:r>
-          </w:p>
-        </w:tc>
-        <w:tc>
-          <w:tcPr>
-            <w:tcW w:type="dxa" w:w="2163"/>
-          </w:tcPr>
-          <w:p>
-            <w:r/>
-            <w:r>
-              <w:rPr>
-                <w:rFonts w:ascii="Arial" w:hAnsi="Arial"/>
+        <w:trPr>
+          <w:cantSplit/>
+        </w:trPr>
+        <w:tc>
+          <w:tcPr>
+            <w:tcW w:type="dxa" w:w="2163"/>
+          </w:tcPr>
+          <w:p>
+            <w:r/>
+            <w:r>
+              <w:rPr>
+                <w:rFonts w:ascii="Verdana" w:hAnsi="Verdana"/>
+                <w:b w:val="0"/>
+                <w:sz w:val="16"/>
+              </w:rPr>
+            </w:r>
+          </w:p>
+        </w:tc>
+        <w:tc>
+          <w:tcPr>
+            <w:tcW w:type="dxa" w:w="2163"/>
+          </w:tcPr>
+          <w:p>
+            <w:r/>
+            <w:r>
+              <w:rPr>
+                <w:rFonts w:ascii="Verdana" w:hAnsi="Verdana"/>
+                <w:b w:val="0"/>
+                <w:sz w:val="16"/>
+              </w:rPr>
+            </w:r>
+          </w:p>
+        </w:tc>
+        <w:tc>
+          <w:tcPr>
+            <w:tcW w:type="dxa" w:w="2163"/>
+          </w:tcPr>
+          <w:p>
+            <w:r/>
+            <w:r>
+              <w:rPr>
+                <w:rFonts w:ascii="Verdana" w:hAnsi="Verdana"/>
+                <w:b w:val="0"/>
+                <w:sz w:val="16"/>
+              </w:rPr>
+            </w:r>
+          </w:p>
+        </w:tc>
+        <w:tc>
+          <w:tcPr>
+            <w:tcW w:type="dxa" w:w="2163"/>
+          </w:tcPr>
+          <w:p>
+            <w:r/>
+            <w:r>
+              <w:rPr>
+                <w:rFonts w:ascii="Verdana" w:hAnsi="Verdana"/>
+                <w:b w:val="0"/>
+                <w:sz w:val="16"/>
+              </w:rPr>
+              <w:t>1 04 000</w:t>
+            </w:r>
+          </w:p>
+        </w:tc>
+        <w:tc>
+          <w:tcPr>
+            <w:tcW w:type="dxa" w:w="2163"/>
+          </w:tcPr>
+          <w:p>
+            <w:r/>
+            <w:r>
+              <w:rPr>
+                <w:rFonts w:ascii="Verdana" w:hAnsi="Verdana"/>
                 <w:b w:val="0"/>
                 <w:sz w:val="16"/>
               </w:rPr>
@@ -2602,22 +2664,22 @@
             <w:r/>
             <w:r>
               <w:rPr>
-                <w:rFonts w:ascii="Arial" w:hAnsi="Arial"/>
-                <w:b w:val="0"/>
-                <w:sz w:val="16"/>
-              </w:rPr>
-            </w:r>
-          </w:p>
-        </w:tc>
-        <w:tc>
-          <w:tcPr>
-            <w:tcW w:type="dxa" w:w="2163"/>
-          </w:tcPr>
-          <w:p>
-            <w:r/>
-            <w:r>
-              <w:rPr>
-                <w:rFonts w:ascii="Arial" w:hAnsi="Arial"/>
+                <w:rFonts w:ascii="Verdana" w:hAnsi="Verdana"/>
+                <w:b w:val="0"/>
+                <w:sz w:val="16"/>
+              </w:rPr>
+            </w:r>
+          </w:p>
+        </w:tc>
+        <w:tc>
+          <w:tcPr>
+            <w:tcW w:type="dxa" w:w="2163"/>
+          </w:tcPr>
+          <w:p>
+            <w:r/>
+            <w:r>
+              <w:rPr>
+                <w:rFonts w:ascii="Verdana" w:hAnsi="Verdana"/>
                 <w:b w:val="0"/>
                 <w:sz w:val="16"/>
               </w:rPr>
@@ -2626,76 +2688,79 @@
         </w:tc>
       </w:tr>
       <w:tr>
-        <w:tc>
-          <w:tcPr>
-            <w:tcW w:type="dxa" w:w="2163"/>
-          </w:tcPr>
-          <w:p>
-            <w:r/>
-            <w:r>
-              <w:rPr>
-                <w:rFonts w:ascii="Arial" w:hAnsi="Arial"/>
-                <w:b w:val="0"/>
-                <w:sz w:val="16"/>
-              </w:rPr>
-            </w:r>
-          </w:p>
-        </w:tc>
-        <w:tc>
-          <w:tcPr>
-            <w:tcW w:type="dxa" w:w="2163"/>
-          </w:tcPr>
-          <w:p>
-            <w:r/>
-            <w:r>
-              <w:rPr>
-                <w:rFonts w:ascii="Arial" w:hAnsi="Arial"/>
-                <w:b w:val="0"/>
-                <w:sz w:val="16"/>
-              </w:rPr>
-            </w:r>
-          </w:p>
-        </w:tc>
-        <w:tc>
-          <w:tcPr>
-            <w:tcW w:type="dxa" w:w="2163"/>
-          </w:tcPr>
-          <w:p>
-            <w:r/>
-            <w:r>
-              <w:rPr>
-                <w:rFonts w:ascii="Arial" w:hAnsi="Arial"/>
-                <w:b w:val="0"/>
-                <w:sz w:val="16"/>
-              </w:rPr>
-            </w:r>
-          </w:p>
-        </w:tc>
-        <w:tc>
-          <w:tcPr>
-            <w:tcW w:type="dxa" w:w="2163"/>
-          </w:tcPr>
-          <w:p>
-            <w:r/>
-            <w:r>
-              <w:rPr>
-                <w:rFonts w:ascii="Arial" w:hAnsi="Arial"/>
-                <w:b w:val="0"/>
-                <w:sz w:val="16"/>
-              </w:rPr>
-              <w:t>031001</w:t>
-            </w:r>
-          </w:p>
-        </w:tc>
-        <w:tc>
-          <w:tcPr>
-            <w:tcW w:type="dxa" w:w="2163"/>
-          </w:tcPr>
-          <w:p>
-            <w:r/>
-            <w:r>
-              <w:rPr>
-                <w:rFonts w:ascii="Arial" w:hAnsi="Arial"/>
+        <w:trPr>
+          <w:cantSplit/>
+        </w:trPr>
+        <w:tc>
+          <w:tcPr>
+            <w:tcW w:type="dxa" w:w="2163"/>
+          </w:tcPr>
+          <w:p>
+            <w:r/>
+            <w:r>
+              <w:rPr>
+                <w:rFonts w:ascii="Verdana" w:hAnsi="Verdana"/>
+                <w:b w:val="0"/>
+                <w:sz w:val="16"/>
+              </w:rPr>
+            </w:r>
+          </w:p>
+        </w:tc>
+        <w:tc>
+          <w:tcPr>
+            <w:tcW w:type="dxa" w:w="2163"/>
+          </w:tcPr>
+          <w:p>
+            <w:r/>
+            <w:r>
+              <w:rPr>
+                <w:rFonts w:ascii="Verdana" w:hAnsi="Verdana"/>
+                <w:b w:val="0"/>
+                <w:sz w:val="16"/>
+              </w:rPr>
+            </w:r>
+          </w:p>
+        </w:tc>
+        <w:tc>
+          <w:tcPr>
+            <w:tcW w:type="dxa" w:w="2163"/>
+          </w:tcPr>
+          <w:p>
+            <w:r/>
+            <w:r>
+              <w:rPr>
+                <w:rFonts w:ascii="Verdana" w:hAnsi="Verdana"/>
+                <w:b w:val="0"/>
+                <w:sz w:val="16"/>
+              </w:rPr>
+            </w:r>
+          </w:p>
+        </w:tc>
+        <w:tc>
+          <w:tcPr>
+            <w:tcW w:type="dxa" w:w="2163"/>
+          </w:tcPr>
+          <w:p>
+            <w:r/>
+            <w:r>
+              <w:rPr>
+                <w:rFonts w:ascii="Verdana" w:hAnsi="Verdana"/>
+                <w:b w:val="0"/>
+                <w:sz w:val="16"/>
+              </w:rPr>
+              <w:t>0 31 001</w:t>
+            </w:r>
+          </w:p>
+        </w:tc>
+        <w:tc>
+          <w:tcPr>
+            <w:tcW w:type="dxa" w:w="2163"/>
+          </w:tcPr>
+          <w:p>
+            <w:r/>
+            <w:r>
+              <w:rPr>
+                <w:rFonts w:ascii="Verdana" w:hAnsi="Verdana"/>
                 <w:b w:val="0"/>
                 <w:sz w:val="16"/>
               </w:rPr>
@@ -2711,22 +2776,22 @@
             <w:r/>
             <w:r>
               <w:rPr>
-                <w:rFonts w:ascii="Arial" w:hAnsi="Arial"/>
-                <w:b w:val="0"/>
-                <w:sz w:val="16"/>
-              </w:rPr>
-            </w:r>
-          </w:p>
-        </w:tc>
-        <w:tc>
-          <w:tcPr>
-            <w:tcW w:type="dxa" w:w="2163"/>
-          </w:tcPr>
-          <w:p>
-            <w:r/>
-            <w:r>
-              <w:rPr>
-                <w:rFonts w:ascii="Arial" w:hAnsi="Arial"/>
+                <w:rFonts w:ascii="Verdana" w:hAnsi="Verdana"/>
+                <w:b w:val="0"/>
+                <w:sz w:val="16"/>
+              </w:rPr>
+            </w:r>
+          </w:p>
+        </w:tc>
+        <w:tc>
+          <w:tcPr>
+            <w:tcW w:type="dxa" w:w="2163"/>
+          </w:tcPr>
+          <w:p>
+            <w:r/>
+            <w:r>
+              <w:rPr>
+                <w:rFonts w:ascii="Verdana" w:hAnsi="Verdana"/>
                 <w:b w:val="0"/>
                 <w:sz w:val="16"/>
               </w:rPr>
@@ -2735,76 +2800,79 @@
         </w:tc>
       </w:tr>
       <w:tr>
-        <w:tc>
-          <w:tcPr>
-            <w:tcW w:type="dxa" w:w="2163"/>
-          </w:tcPr>
-          <w:p>
-            <w:r/>
-            <w:r>
-              <w:rPr>
-                <w:rFonts w:ascii="Arial" w:hAnsi="Arial"/>
-                <w:b w:val="0"/>
-                <w:sz w:val="16"/>
-              </w:rPr>
-            </w:r>
-          </w:p>
-        </w:tc>
-        <w:tc>
-          <w:tcPr>
-            <w:tcW w:type="dxa" w:w="2163"/>
-          </w:tcPr>
-          <w:p>
-            <w:r/>
-            <w:r>
-              <w:rPr>
-                <w:rFonts w:ascii="Arial" w:hAnsi="Arial"/>
-                <w:b w:val="0"/>
-                <w:sz w:val="16"/>
-              </w:rPr>
-            </w:r>
-          </w:p>
-        </w:tc>
-        <w:tc>
-          <w:tcPr>
-            <w:tcW w:type="dxa" w:w="2163"/>
-          </w:tcPr>
-          <w:p>
-            <w:r/>
-            <w:r>
-              <w:rPr>
-                <w:rFonts w:ascii="Arial" w:hAnsi="Arial"/>
-                <w:b w:val="0"/>
-                <w:sz w:val="16"/>
-              </w:rPr>
-            </w:r>
-          </w:p>
-        </w:tc>
-        <w:tc>
-          <w:tcPr>
-            <w:tcW w:type="dxa" w:w="2163"/>
-          </w:tcPr>
-          <w:p>
-            <w:r/>
-            <w:r>
-              <w:rPr>
-                <w:rFonts w:ascii="Arial" w:hAnsi="Arial"/>
-                <w:b w:val="0"/>
-                <w:sz w:val="16"/>
-              </w:rPr>
-              <w:t>006012</w:t>
-            </w:r>
-          </w:p>
-        </w:tc>
-        <w:tc>
-          <w:tcPr>
-            <w:tcW w:type="dxa" w:w="2163"/>
-          </w:tcPr>
-          <w:p>
-            <w:r/>
-            <w:r>
-              <w:rPr>
-                <w:rFonts w:ascii="Arial" w:hAnsi="Arial"/>
+        <w:trPr>
+          <w:cantSplit/>
+        </w:trPr>
+        <w:tc>
+          <w:tcPr>
+            <w:tcW w:type="dxa" w:w="2163"/>
+          </w:tcPr>
+          <w:p>
+            <w:r/>
+            <w:r>
+              <w:rPr>
+                <w:rFonts w:ascii="Verdana" w:hAnsi="Verdana"/>
+                <w:b w:val="0"/>
+                <w:sz w:val="16"/>
+              </w:rPr>
+            </w:r>
+          </w:p>
+        </w:tc>
+        <w:tc>
+          <w:tcPr>
+            <w:tcW w:type="dxa" w:w="2163"/>
+          </w:tcPr>
+          <w:p>
+            <w:r/>
+            <w:r>
+              <w:rPr>
+                <w:rFonts w:ascii="Verdana" w:hAnsi="Verdana"/>
+                <w:b w:val="0"/>
+                <w:sz w:val="16"/>
+              </w:rPr>
+            </w:r>
+          </w:p>
+        </w:tc>
+        <w:tc>
+          <w:tcPr>
+            <w:tcW w:type="dxa" w:w="2163"/>
+          </w:tcPr>
+          <w:p>
+            <w:r/>
+            <w:r>
+              <w:rPr>
+                <w:rFonts w:ascii="Verdana" w:hAnsi="Verdana"/>
+                <w:b w:val="0"/>
+                <w:sz w:val="16"/>
+              </w:rPr>
+            </w:r>
+          </w:p>
+        </w:tc>
+        <w:tc>
+          <w:tcPr>
+            <w:tcW w:type="dxa" w:w="2163"/>
+          </w:tcPr>
+          <w:p>
+            <w:r/>
+            <w:r>
+              <w:rPr>
+                <w:rFonts w:ascii="Verdana" w:hAnsi="Verdana"/>
+                <w:b w:val="0"/>
+                <w:sz w:val="16"/>
+              </w:rPr>
+              <w:t>0 06 012</w:t>
+            </w:r>
+          </w:p>
+        </w:tc>
+        <w:tc>
+          <w:tcPr>
+            <w:tcW w:type="dxa" w:w="2163"/>
+          </w:tcPr>
+          <w:p>
+            <w:r/>
+            <w:r>
+              <w:rPr>
+                <w:rFonts w:ascii="Verdana" w:hAnsi="Verdana"/>
                 <w:b w:val="0"/>
                 <w:sz w:val="16"/>
               </w:rPr>
@@ -2820,22 +2888,22 @@
             <w:r/>
             <w:r>
               <w:rPr>
-                <w:rFonts w:ascii="Arial" w:hAnsi="Arial"/>
-                <w:b w:val="0"/>
-                <w:sz w:val="16"/>
-              </w:rPr>
-            </w:r>
-          </w:p>
-        </w:tc>
-        <w:tc>
-          <w:tcPr>
-            <w:tcW w:type="dxa" w:w="2163"/>
-          </w:tcPr>
-          <w:p>
-            <w:r/>
-            <w:r>
-              <w:rPr>
-                <w:rFonts w:ascii="Arial" w:hAnsi="Arial"/>
+                <w:rFonts w:ascii="Verdana" w:hAnsi="Verdana"/>
+                <w:b w:val="0"/>
+                <w:sz w:val="16"/>
+              </w:rPr>
+            </w:r>
+          </w:p>
+        </w:tc>
+        <w:tc>
+          <w:tcPr>
+            <w:tcW w:type="dxa" w:w="2163"/>
+          </w:tcPr>
+          <w:p>
+            <w:r/>
+            <w:r>
+              <w:rPr>
+                <w:rFonts w:ascii="Verdana" w:hAnsi="Verdana"/>
                 <w:b w:val="0"/>
                 <w:sz w:val="16"/>
               </w:rPr>
@@ -2844,76 +2912,79 @@
         </w:tc>
       </w:tr>
       <w:tr>
-        <w:tc>
-          <w:tcPr>
-            <w:tcW w:type="dxa" w:w="2163"/>
-          </w:tcPr>
-          <w:p>
-            <w:r/>
-            <w:r>
-              <w:rPr>
-                <w:rFonts w:ascii="Arial" w:hAnsi="Arial"/>
-                <w:b w:val="0"/>
-                <w:sz w:val="16"/>
-              </w:rPr>
-            </w:r>
-          </w:p>
-        </w:tc>
-        <w:tc>
-          <w:tcPr>
-            <w:tcW w:type="dxa" w:w="2163"/>
-          </w:tcPr>
-          <w:p>
-            <w:r/>
-            <w:r>
-              <w:rPr>
-                <w:rFonts w:ascii="Arial" w:hAnsi="Arial"/>
-                <w:b w:val="0"/>
-                <w:sz w:val="16"/>
-              </w:rPr>
-            </w:r>
-          </w:p>
-        </w:tc>
-        <w:tc>
-          <w:tcPr>
-            <w:tcW w:type="dxa" w:w="2163"/>
-          </w:tcPr>
-          <w:p>
-            <w:r/>
-            <w:r>
-              <w:rPr>
-                <w:rFonts w:ascii="Arial" w:hAnsi="Arial"/>
-                <w:b w:val="0"/>
-                <w:sz w:val="16"/>
-              </w:rPr>
-            </w:r>
-          </w:p>
-        </w:tc>
-        <w:tc>
-          <w:tcPr>
-            <w:tcW w:type="dxa" w:w="2163"/>
-          </w:tcPr>
-          <w:p>
-            <w:r/>
-            <w:r>
-              <w:rPr>
-                <w:rFonts w:ascii="Arial" w:hAnsi="Arial"/>
-                <w:b w:val="0"/>
-                <w:sz w:val="16"/>
-              </w:rPr>
-              <w:t>101000</w:t>
-            </w:r>
-          </w:p>
-        </w:tc>
-        <w:tc>
-          <w:tcPr>
-            <w:tcW w:type="dxa" w:w="2163"/>
-          </w:tcPr>
-          <w:p>
-            <w:r/>
-            <w:r>
-              <w:rPr>
-                <w:rFonts w:ascii="Arial" w:hAnsi="Arial"/>
+        <w:trPr>
+          <w:cantSplit/>
+        </w:trPr>
+        <w:tc>
+          <w:tcPr>
+            <w:tcW w:type="dxa" w:w="2163"/>
+          </w:tcPr>
+          <w:p>
+            <w:r/>
+            <w:r>
+              <w:rPr>
+                <w:rFonts w:ascii="Verdana" w:hAnsi="Verdana"/>
+                <w:b w:val="0"/>
+                <w:sz w:val="16"/>
+              </w:rPr>
+            </w:r>
+          </w:p>
+        </w:tc>
+        <w:tc>
+          <w:tcPr>
+            <w:tcW w:type="dxa" w:w="2163"/>
+          </w:tcPr>
+          <w:p>
+            <w:r/>
+            <w:r>
+              <w:rPr>
+                <w:rFonts w:ascii="Verdana" w:hAnsi="Verdana"/>
+                <w:b w:val="0"/>
+                <w:sz w:val="16"/>
+              </w:rPr>
+            </w:r>
+          </w:p>
+        </w:tc>
+        <w:tc>
+          <w:tcPr>
+            <w:tcW w:type="dxa" w:w="2163"/>
+          </w:tcPr>
+          <w:p>
+            <w:r/>
+            <w:r>
+              <w:rPr>
+                <w:rFonts w:ascii="Verdana" w:hAnsi="Verdana"/>
+                <w:b w:val="0"/>
+                <w:sz w:val="16"/>
+              </w:rPr>
+            </w:r>
+          </w:p>
+        </w:tc>
+        <w:tc>
+          <w:tcPr>
+            <w:tcW w:type="dxa" w:w="2163"/>
+          </w:tcPr>
+          <w:p>
+            <w:r/>
+            <w:r>
+              <w:rPr>
+                <w:rFonts w:ascii="Verdana" w:hAnsi="Verdana"/>
+                <w:b w:val="0"/>
+                <w:sz w:val="16"/>
+              </w:rPr>
+              <w:t>1 01 000</w:t>
+            </w:r>
+          </w:p>
+        </w:tc>
+        <w:tc>
+          <w:tcPr>
+            <w:tcW w:type="dxa" w:w="2163"/>
+          </w:tcPr>
+          <w:p>
+            <w:r/>
+            <w:r>
+              <w:rPr>
+                <w:rFonts w:ascii="Verdana" w:hAnsi="Verdana"/>
                 <w:b w:val="0"/>
                 <w:sz w:val="16"/>
               </w:rPr>
@@ -2929,22 +3000,22 @@
             <w:r/>
             <w:r>
               <w:rPr>
-                <w:rFonts w:ascii="Arial" w:hAnsi="Arial"/>
-                <w:b w:val="0"/>
-                <w:sz w:val="16"/>
-              </w:rPr>
-            </w:r>
-          </w:p>
-        </w:tc>
-        <w:tc>
-          <w:tcPr>
-            <w:tcW w:type="dxa" w:w="2163"/>
-          </w:tcPr>
-          <w:p>
-            <w:r/>
-            <w:r>
-              <w:rPr>
-                <w:rFonts w:ascii="Arial" w:hAnsi="Arial"/>
+                <w:rFonts w:ascii="Verdana" w:hAnsi="Verdana"/>
+                <w:b w:val="0"/>
+                <w:sz w:val="16"/>
+              </w:rPr>
+            </w:r>
+          </w:p>
+        </w:tc>
+        <w:tc>
+          <w:tcPr>
+            <w:tcW w:type="dxa" w:w="2163"/>
+          </w:tcPr>
+          <w:p>
+            <w:r/>
+            <w:r>
+              <w:rPr>
+                <w:rFonts w:ascii="Verdana" w:hAnsi="Verdana"/>
                 <w:b w:val="0"/>
                 <w:sz w:val="16"/>
               </w:rPr>
@@ -2953,76 +3024,79 @@
         </w:tc>
       </w:tr>
       <w:tr>
-        <w:tc>
-          <w:tcPr>
-            <w:tcW w:type="dxa" w:w="2163"/>
-          </w:tcPr>
-          <w:p>
-            <w:r/>
-            <w:r>
-              <w:rPr>
-                <w:rFonts w:ascii="Arial" w:hAnsi="Arial"/>
-                <w:b w:val="0"/>
-                <w:sz w:val="16"/>
-              </w:rPr>
-            </w:r>
-          </w:p>
-        </w:tc>
-        <w:tc>
-          <w:tcPr>
-            <w:tcW w:type="dxa" w:w="2163"/>
-          </w:tcPr>
-          <w:p>
-            <w:r/>
-            <w:r>
-              <w:rPr>
-                <w:rFonts w:ascii="Arial" w:hAnsi="Arial"/>
-                <w:b w:val="0"/>
-                <w:sz w:val="16"/>
-              </w:rPr>
-            </w:r>
-          </w:p>
-        </w:tc>
-        <w:tc>
-          <w:tcPr>
-            <w:tcW w:type="dxa" w:w="2163"/>
-          </w:tcPr>
-          <w:p>
-            <w:r/>
-            <w:r>
-              <w:rPr>
-                <w:rFonts w:ascii="Arial" w:hAnsi="Arial"/>
-                <w:b w:val="0"/>
-                <w:sz w:val="16"/>
-              </w:rPr>
-            </w:r>
-          </w:p>
-        </w:tc>
-        <w:tc>
-          <w:tcPr>
-            <w:tcW w:type="dxa" w:w="2163"/>
-          </w:tcPr>
-          <w:p>
-            <w:r/>
-            <w:r>
-              <w:rPr>
-                <w:rFonts w:ascii="Arial" w:hAnsi="Arial"/>
-                <w:b w:val="0"/>
-                <w:sz w:val="16"/>
-              </w:rPr>
-              <w:t>031012</w:t>
-            </w:r>
-          </w:p>
-        </w:tc>
-        <w:tc>
-          <w:tcPr>
-            <w:tcW w:type="dxa" w:w="2163"/>
-          </w:tcPr>
-          <w:p>
-            <w:r/>
-            <w:r>
-              <w:rPr>
-                <w:rFonts w:ascii="Arial" w:hAnsi="Arial"/>
+        <w:trPr>
+          <w:cantSplit/>
+        </w:trPr>
+        <w:tc>
+          <w:tcPr>
+            <w:tcW w:type="dxa" w:w="2163"/>
+          </w:tcPr>
+          <w:p>
+            <w:r/>
+            <w:r>
+              <w:rPr>
+                <w:rFonts w:ascii="Verdana" w:hAnsi="Verdana"/>
+                <w:b w:val="0"/>
+                <w:sz w:val="16"/>
+              </w:rPr>
+            </w:r>
+          </w:p>
+        </w:tc>
+        <w:tc>
+          <w:tcPr>
+            <w:tcW w:type="dxa" w:w="2163"/>
+          </w:tcPr>
+          <w:p>
+            <w:r/>
+            <w:r>
+              <w:rPr>
+                <w:rFonts w:ascii="Verdana" w:hAnsi="Verdana"/>
+                <w:b w:val="0"/>
+                <w:sz w:val="16"/>
+              </w:rPr>
+            </w:r>
+          </w:p>
+        </w:tc>
+        <w:tc>
+          <w:tcPr>
+            <w:tcW w:type="dxa" w:w="2163"/>
+          </w:tcPr>
+          <w:p>
+            <w:r/>
+            <w:r>
+              <w:rPr>
+                <w:rFonts w:ascii="Verdana" w:hAnsi="Verdana"/>
+                <w:b w:val="0"/>
+                <w:sz w:val="16"/>
+              </w:rPr>
+            </w:r>
+          </w:p>
+        </w:tc>
+        <w:tc>
+          <w:tcPr>
+            <w:tcW w:type="dxa" w:w="2163"/>
+          </w:tcPr>
+          <w:p>
+            <w:r/>
+            <w:r>
+              <w:rPr>
+                <w:rFonts w:ascii="Verdana" w:hAnsi="Verdana"/>
+                <w:b w:val="0"/>
+                <w:sz w:val="16"/>
+              </w:rPr>
+              <w:t>0 31 012</w:t>
+            </w:r>
+          </w:p>
+        </w:tc>
+        <w:tc>
+          <w:tcPr>
+            <w:tcW w:type="dxa" w:w="2163"/>
+          </w:tcPr>
+          <w:p>
+            <w:r/>
+            <w:r>
+              <w:rPr>
+                <w:rFonts w:ascii="Verdana" w:hAnsi="Verdana"/>
                 <w:b w:val="0"/>
                 <w:sz w:val="16"/>
               </w:rPr>
@@ -3038,22 +3112,22 @@
             <w:r/>
             <w:r>
               <w:rPr>
-                <w:rFonts w:ascii="Arial" w:hAnsi="Arial"/>
-                <w:b w:val="0"/>
-                <w:sz w:val="16"/>
-              </w:rPr>
-            </w:r>
-          </w:p>
-        </w:tc>
-        <w:tc>
-          <w:tcPr>
-            <w:tcW w:type="dxa" w:w="2163"/>
-          </w:tcPr>
-          <w:p>
-            <w:r/>
-            <w:r>
-              <w:rPr>
-                <w:rFonts w:ascii="Arial" w:hAnsi="Arial"/>
+                <w:rFonts w:ascii="Verdana" w:hAnsi="Verdana"/>
+                <w:b w:val="0"/>
+                <w:sz w:val="16"/>
+              </w:rPr>
+            </w:r>
+          </w:p>
+        </w:tc>
+        <w:tc>
+          <w:tcPr>
+            <w:tcW w:type="dxa" w:w="2163"/>
+          </w:tcPr>
+          <w:p>
+            <w:r/>
+            <w:r>
+              <w:rPr>
+                <w:rFonts w:ascii="Verdana" w:hAnsi="Verdana"/>
                 <w:b w:val="0"/>
                 <w:sz w:val="16"/>
               </w:rPr>
@@ -3062,76 +3136,79 @@
         </w:tc>
       </w:tr>
       <w:tr>
-        <w:tc>
-          <w:tcPr>
-            <w:tcW w:type="dxa" w:w="2163"/>
-          </w:tcPr>
-          <w:p>
-            <w:r/>
-            <w:r>
-              <w:rPr>
-                <w:rFonts w:ascii="Arial" w:hAnsi="Arial"/>
-                <w:b w:val="0"/>
-                <w:sz w:val="16"/>
-              </w:rPr>
-            </w:r>
-          </w:p>
-        </w:tc>
-        <w:tc>
-          <w:tcPr>
-            <w:tcW w:type="dxa" w:w="2163"/>
-          </w:tcPr>
-          <w:p>
-            <w:r/>
-            <w:r>
-              <w:rPr>
-                <w:rFonts w:ascii="Arial" w:hAnsi="Arial"/>
-                <w:b w:val="0"/>
-                <w:sz w:val="16"/>
-              </w:rPr>
-            </w:r>
-          </w:p>
-        </w:tc>
-        <w:tc>
-          <w:tcPr>
-            <w:tcW w:type="dxa" w:w="2163"/>
-          </w:tcPr>
-          <w:p>
-            <w:r/>
-            <w:r>
-              <w:rPr>
-                <w:rFonts w:ascii="Arial" w:hAnsi="Arial"/>
-                <w:b w:val="0"/>
-                <w:sz w:val="16"/>
-              </w:rPr>
-            </w:r>
-          </w:p>
-        </w:tc>
-        <w:tc>
-          <w:tcPr>
-            <w:tcW w:type="dxa" w:w="2163"/>
-          </w:tcPr>
-          <w:p>
-            <w:r/>
-            <w:r>
-              <w:rPr>
-                <w:rFonts w:ascii="Arial" w:hAnsi="Arial"/>
-                <w:b w:val="0"/>
-                <w:sz w:val="16"/>
-              </w:rPr>
-              <w:t>030001</w:t>
-            </w:r>
-          </w:p>
-        </w:tc>
-        <w:tc>
-          <w:tcPr>
-            <w:tcW w:type="dxa" w:w="2163"/>
-          </w:tcPr>
-          <w:p>
-            <w:r/>
-            <w:r>
-              <w:rPr>
-                <w:rFonts w:ascii="Arial" w:hAnsi="Arial"/>
+        <w:trPr>
+          <w:cantSplit/>
+        </w:trPr>
+        <w:tc>
+          <w:tcPr>
+            <w:tcW w:type="dxa" w:w="2163"/>
+          </w:tcPr>
+          <w:p>
+            <w:r/>
+            <w:r>
+              <w:rPr>
+                <w:rFonts w:ascii="Verdana" w:hAnsi="Verdana"/>
+                <w:b w:val="0"/>
+                <w:sz w:val="16"/>
+              </w:rPr>
+            </w:r>
+          </w:p>
+        </w:tc>
+        <w:tc>
+          <w:tcPr>
+            <w:tcW w:type="dxa" w:w="2163"/>
+          </w:tcPr>
+          <w:p>
+            <w:r/>
+            <w:r>
+              <w:rPr>
+                <w:rFonts w:ascii="Verdana" w:hAnsi="Verdana"/>
+                <w:b w:val="0"/>
+                <w:sz w:val="16"/>
+              </w:rPr>
+            </w:r>
+          </w:p>
+        </w:tc>
+        <w:tc>
+          <w:tcPr>
+            <w:tcW w:type="dxa" w:w="2163"/>
+          </w:tcPr>
+          <w:p>
+            <w:r/>
+            <w:r>
+              <w:rPr>
+                <w:rFonts w:ascii="Verdana" w:hAnsi="Verdana"/>
+                <w:b w:val="0"/>
+                <w:sz w:val="16"/>
+              </w:rPr>
+            </w:r>
+          </w:p>
+        </w:tc>
+        <w:tc>
+          <w:tcPr>
+            <w:tcW w:type="dxa" w:w="2163"/>
+          </w:tcPr>
+          <w:p>
+            <w:r/>
+            <w:r>
+              <w:rPr>
+                <w:rFonts w:ascii="Verdana" w:hAnsi="Verdana"/>
+                <w:b w:val="0"/>
+                <w:sz w:val="16"/>
+              </w:rPr>
+              <w:t>0 30 001</w:t>
+            </w:r>
+          </w:p>
+        </w:tc>
+        <w:tc>
+          <w:tcPr>
+            <w:tcW w:type="dxa" w:w="2163"/>
+          </w:tcPr>
+          <w:p>
+            <w:r/>
+            <w:r>
+              <w:rPr>
+                <w:rFonts w:ascii="Verdana" w:hAnsi="Verdana"/>
                 <w:b w:val="0"/>
                 <w:sz w:val="16"/>
               </w:rPr>
@@ -3147,22 +3224,22 @@
             <w:r/>
             <w:r>
               <w:rPr>
-                <w:rFonts w:ascii="Arial" w:hAnsi="Arial"/>
-                <w:b w:val="0"/>
-                <w:sz w:val="16"/>
-              </w:rPr>
-            </w:r>
-          </w:p>
-        </w:tc>
-        <w:tc>
-          <w:tcPr>
-            <w:tcW w:type="dxa" w:w="2163"/>
-          </w:tcPr>
-          <w:p>
-            <w:r/>
-            <w:r>
-              <w:rPr>
-                <w:rFonts w:ascii="Arial" w:hAnsi="Arial"/>
+                <w:rFonts w:ascii="Verdana" w:hAnsi="Verdana"/>
+                <w:b w:val="0"/>
+                <w:sz w:val="16"/>
+              </w:rPr>
+            </w:r>
+          </w:p>
+        </w:tc>
+        <w:tc>
+          <w:tcPr>
+            <w:tcW w:type="dxa" w:w="2163"/>
+          </w:tcPr>
+          <w:p>
+            <w:r/>
+            <w:r>
+              <w:rPr>
+                <w:rFonts w:ascii="Verdana" w:hAnsi="Verdana"/>
                 <w:b w:val="0"/>
                 <w:sz w:val="16"/>
               </w:rPr>
@@ -3171,76 +3248,79 @@
         </w:tc>
       </w:tr>
       <w:tr>
-        <w:tc>
-          <w:tcPr>
-            <w:tcW w:type="dxa" w:w="2163"/>
-          </w:tcPr>
-          <w:p>
-            <w:r/>
-            <w:r>
-              <w:rPr>
-                <w:rFonts w:ascii="Arial" w:hAnsi="Arial"/>
-                <w:b w:val="0"/>
-                <w:sz w:val="16"/>
-              </w:rPr>
-            </w:r>
-          </w:p>
-        </w:tc>
-        <w:tc>
-          <w:tcPr>
-            <w:tcW w:type="dxa" w:w="2163"/>
-          </w:tcPr>
-          <w:p>
-            <w:r/>
-            <w:r>
-              <w:rPr>
-                <w:rFonts w:ascii="Arial" w:hAnsi="Arial"/>
-                <w:b w:val="0"/>
-                <w:sz w:val="16"/>
-              </w:rPr>
-            </w:r>
-          </w:p>
-        </w:tc>
-        <w:tc>
-          <w:tcPr>
-            <w:tcW w:type="dxa" w:w="2163"/>
-          </w:tcPr>
-          <w:p>
-            <w:r/>
-            <w:r>
-              <w:rPr>
-                <w:rFonts w:ascii="Arial" w:hAnsi="Arial"/>
-                <w:b w:val="0"/>
-                <w:sz w:val="16"/>
-              </w:rPr>
-            </w:r>
-          </w:p>
-        </w:tc>
-        <w:tc>
-          <w:tcPr>
-            <w:tcW w:type="dxa" w:w="2163"/>
-          </w:tcPr>
-          <w:p>
-            <w:r/>
-            <w:r>
-              <w:rPr>
-                <w:rFonts w:ascii="Arial" w:hAnsi="Arial"/>
-                <w:b w:val="0"/>
-                <w:sz w:val="16"/>
-              </w:rPr>
-              <w:t>006012</w:t>
-            </w:r>
-          </w:p>
-        </w:tc>
-        <w:tc>
-          <w:tcPr>
-            <w:tcW w:type="dxa" w:w="2163"/>
-          </w:tcPr>
-          <w:p>
-            <w:r/>
-            <w:r>
-              <w:rPr>
-                <w:rFonts w:ascii="Arial" w:hAnsi="Arial"/>
+        <w:trPr>
+          <w:cantSplit/>
+        </w:trPr>
+        <w:tc>
+          <w:tcPr>
+            <w:tcW w:type="dxa" w:w="2163"/>
+          </w:tcPr>
+          <w:p>
+            <w:r/>
+            <w:r>
+              <w:rPr>
+                <w:rFonts w:ascii="Verdana" w:hAnsi="Verdana"/>
+                <w:b w:val="0"/>
+                <w:sz w:val="16"/>
+              </w:rPr>
+            </w:r>
+          </w:p>
+        </w:tc>
+        <w:tc>
+          <w:tcPr>
+            <w:tcW w:type="dxa" w:w="2163"/>
+          </w:tcPr>
+          <w:p>
+            <w:r/>
+            <w:r>
+              <w:rPr>
+                <w:rFonts w:ascii="Verdana" w:hAnsi="Verdana"/>
+                <w:b w:val="0"/>
+                <w:sz w:val="16"/>
+              </w:rPr>
+            </w:r>
+          </w:p>
+        </w:tc>
+        <w:tc>
+          <w:tcPr>
+            <w:tcW w:type="dxa" w:w="2163"/>
+          </w:tcPr>
+          <w:p>
+            <w:r/>
+            <w:r>
+              <w:rPr>
+                <w:rFonts w:ascii="Verdana" w:hAnsi="Verdana"/>
+                <w:b w:val="0"/>
+                <w:sz w:val="16"/>
+              </w:rPr>
+            </w:r>
+          </w:p>
+        </w:tc>
+        <w:tc>
+          <w:tcPr>
+            <w:tcW w:type="dxa" w:w="2163"/>
+          </w:tcPr>
+          <w:p>
+            <w:r/>
+            <w:r>
+              <w:rPr>
+                <w:rFonts w:ascii="Verdana" w:hAnsi="Verdana"/>
+                <w:b w:val="0"/>
+                <w:sz w:val="16"/>
+              </w:rPr>
+              <w:t>0 06 012</w:t>
+            </w:r>
+          </w:p>
+        </w:tc>
+        <w:tc>
+          <w:tcPr>
+            <w:tcW w:type="dxa" w:w="2163"/>
+          </w:tcPr>
+          <w:p>
+            <w:r/>
+            <w:r>
+              <w:rPr>
+                <w:rFonts w:ascii="Verdana" w:hAnsi="Verdana"/>
                 <w:b w:val="0"/>
                 <w:sz w:val="16"/>
               </w:rPr>
@@ -3256,22 +3336,22 @@
             <w:r/>
             <w:r>
               <w:rPr>
-                <w:rFonts w:ascii="Arial" w:hAnsi="Arial"/>
-                <w:b w:val="0"/>
-                <w:sz w:val="16"/>
-              </w:rPr>
-            </w:r>
-          </w:p>
-        </w:tc>
-        <w:tc>
-          <w:tcPr>
-            <w:tcW w:type="dxa" w:w="2163"/>
-          </w:tcPr>
-          <w:p>
-            <w:r/>
-            <w:r>
-              <w:rPr>
-                <w:rFonts w:ascii="Arial" w:hAnsi="Arial"/>
+                <w:rFonts w:ascii="Verdana" w:hAnsi="Verdana"/>
+                <w:b w:val="0"/>
+                <w:sz w:val="16"/>
+              </w:rPr>
+            </w:r>
+          </w:p>
+        </w:tc>
+        <w:tc>
+          <w:tcPr>
+            <w:tcW w:type="dxa" w:w="2163"/>
+          </w:tcPr>
+          <w:p>
+            <w:r/>
+            <w:r>
+              <w:rPr>
+                <w:rFonts w:ascii="Verdana" w:hAnsi="Verdana"/>
                 <w:b w:val="0"/>
                 <w:sz w:val="16"/>
               </w:rPr>
@@ -3280,76 +3360,79 @@
         </w:tc>
       </w:tr>
       <w:tr>
-        <w:tc>
-          <w:tcPr>
-            <w:tcW w:type="dxa" w:w="2163"/>
-          </w:tcPr>
-          <w:p>
-            <w:r/>
-            <w:r>
-              <w:rPr>
-                <w:rFonts w:ascii="Arial" w:hAnsi="Arial"/>
-                <w:b w:val="0"/>
-                <w:sz w:val="16"/>
-              </w:rPr>
-            </w:r>
-          </w:p>
-        </w:tc>
-        <w:tc>
-          <w:tcPr>
-            <w:tcW w:type="dxa" w:w="2163"/>
-          </w:tcPr>
-          <w:p>
-            <w:r/>
-            <w:r>
-              <w:rPr>
-                <w:rFonts w:ascii="Arial" w:hAnsi="Arial"/>
-                <w:b w:val="0"/>
-                <w:sz w:val="16"/>
-              </w:rPr>
-            </w:r>
-          </w:p>
-        </w:tc>
-        <w:tc>
-          <w:tcPr>
-            <w:tcW w:type="dxa" w:w="2163"/>
-          </w:tcPr>
-          <w:p>
-            <w:r/>
-            <w:r>
-              <w:rPr>
-                <w:rFonts w:ascii="Arial" w:hAnsi="Arial"/>
-                <w:b w:val="0"/>
-                <w:sz w:val="16"/>
-              </w:rPr>
-            </w:r>
-          </w:p>
-        </w:tc>
-        <w:tc>
-          <w:tcPr>
-            <w:tcW w:type="dxa" w:w="2163"/>
-          </w:tcPr>
-          <w:p>
-            <w:r/>
-            <w:r>
-              <w:rPr>
-                <w:rFonts w:ascii="Arial" w:hAnsi="Arial"/>
-                <w:b w:val="0"/>
-                <w:sz w:val="16"/>
-              </w:rPr>
-              <w:t>101000</w:t>
-            </w:r>
-          </w:p>
-        </w:tc>
-        <w:tc>
-          <w:tcPr>
-            <w:tcW w:type="dxa" w:w="2163"/>
-          </w:tcPr>
-          <w:p>
-            <w:r/>
-            <w:r>
-              <w:rPr>
-                <w:rFonts w:ascii="Arial" w:hAnsi="Arial"/>
+        <w:trPr>
+          <w:cantSplit/>
+        </w:trPr>
+        <w:tc>
+          <w:tcPr>
+            <w:tcW w:type="dxa" w:w="2163"/>
+          </w:tcPr>
+          <w:p>
+            <w:r/>
+            <w:r>
+              <w:rPr>
+                <w:rFonts w:ascii="Verdana" w:hAnsi="Verdana"/>
+                <w:b w:val="0"/>
+                <w:sz w:val="16"/>
+              </w:rPr>
+            </w:r>
+          </w:p>
+        </w:tc>
+        <w:tc>
+          <w:tcPr>
+            <w:tcW w:type="dxa" w:w="2163"/>
+          </w:tcPr>
+          <w:p>
+            <w:r/>
+            <w:r>
+              <w:rPr>
+                <w:rFonts w:ascii="Verdana" w:hAnsi="Verdana"/>
+                <w:b w:val="0"/>
+                <w:sz w:val="16"/>
+              </w:rPr>
+            </w:r>
+          </w:p>
+        </w:tc>
+        <w:tc>
+          <w:tcPr>
+            <w:tcW w:type="dxa" w:w="2163"/>
+          </w:tcPr>
+          <w:p>
+            <w:r/>
+            <w:r>
+              <w:rPr>
+                <w:rFonts w:ascii="Verdana" w:hAnsi="Verdana"/>
+                <w:b w:val="0"/>
+                <w:sz w:val="16"/>
+              </w:rPr>
+            </w:r>
+          </w:p>
+        </w:tc>
+        <w:tc>
+          <w:tcPr>
+            <w:tcW w:type="dxa" w:w="2163"/>
+          </w:tcPr>
+          <w:p>
+            <w:r/>
+            <w:r>
+              <w:rPr>
+                <w:rFonts w:ascii="Verdana" w:hAnsi="Verdana"/>
+                <w:b w:val="0"/>
+                <w:sz w:val="16"/>
+              </w:rPr>
+              <w:t>1 01 000</w:t>
+            </w:r>
+          </w:p>
+        </w:tc>
+        <w:tc>
+          <w:tcPr>
+            <w:tcW w:type="dxa" w:w="2163"/>
+          </w:tcPr>
+          <w:p>
+            <w:r/>
+            <w:r>
+              <w:rPr>
+                <w:rFonts w:ascii="Verdana" w:hAnsi="Verdana"/>
                 <w:b w:val="0"/>
                 <w:sz w:val="16"/>
               </w:rPr>
@@ -3365,22 +3448,22 @@
             <w:r/>
             <w:r>
               <w:rPr>
-                <w:rFonts w:ascii="Arial" w:hAnsi="Arial"/>
-                <w:b w:val="0"/>
-                <w:sz w:val="16"/>
-              </w:rPr>
-            </w:r>
-          </w:p>
-        </w:tc>
-        <w:tc>
-          <w:tcPr>
-            <w:tcW w:type="dxa" w:w="2163"/>
-          </w:tcPr>
-          <w:p>
-            <w:r/>
-            <w:r>
-              <w:rPr>
-                <w:rFonts w:ascii="Arial" w:hAnsi="Arial"/>
+                <w:rFonts w:ascii="Verdana" w:hAnsi="Verdana"/>
+                <w:b w:val="0"/>
+                <w:sz w:val="16"/>
+              </w:rPr>
+            </w:r>
+          </w:p>
+        </w:tc>
+        <w:tc>
+          <w:tcPr>
+            <w:tcW w:type="dxa" w:w="2163"/>
+          </w:tcPr>
+          <w:p>
+            <w:r/>
+            <w:r>
+              <w:rPr>
+                <w:rFonts w:ascii="Verdana" w:hAnsi="Verdana"/>
                 <w:b w:val="0"/>
                 <w:sz w:val="16"/>
               </w:rPr>
@@ -3389,76 +3472,79 @@
         </w:tc>
       </w:tr>
       <w:tr>
-        <w:tc>
-          <w:tcPr>
-            <w:tcW w:type="dxa" w:w="2163"/>
-          </w:tcPr>
-          <w:p>
-            <w:r/>
-            <w:r>
-              <w:rPr>
-                <w:rFonts w:ascii="Arial" w:hAnsi="Arial"/>
-                <w:b w:val="0"/>
-                <w:sz w:val="16"/>
-              </w:rPr>
-            </w:r>
-          </w:p>
-        </w:tc>
-        <w:tc>
-          <w:tcPr>
-            <w:tcW w:type="dxa" w:w="2163"/>
-          </w:tcPr>
-          <w:p>
-            <w:r/>
-            <w:r>
-              <w:rPr>
-                <w:rFonts w:ascii="Arial" w:hAnsi="Arial"/>
-                <w:b w:val="0"/>
-                <w:sz w:val="16"/>
-              </w:rPr>
-            </w:r>
-          </w:p>
-        </w:tc>
-        <w:tc>
-          <w:tcPr>
-            <w:tcW w:type="dxa" w:w="2163"/>
-          </w:tcPr>
-          <w:p>
-            <w:r/>
-            <w:r>
-              <w:rPr>
-                <w:rFonts w:ascii="Arial" w:hAnsi="Arial"/>
-                <w:b w:val="0"/>
-                <w:sz w:val="16"/>
-              </w:rPr>
-            </w:r>
-          </w:p>
-        </w:tc>
-        <w:tc>
-          <w:tcPr>
-            <w:tcW w:type="dxa" w:w="2163"/>
-          </w:tcPr>
-          <w:p>
-            <w:r/>
-            <w:r>
-              <w:rPr>
-                <w:rFonts w:ascii="Arial" w:hAnsi="Arial"/>
-                <w:b w:val="0"/>
-                <w:sz w:val="16"/>
-              </w:rPr>
-              <w:t>031001</w:t>
-            </w:r>
-          </w:p>
-        </w:tc>
-        <w:tc>
-          <w:tcPr>
-            <w:tcW w:type="dxa" w:w="2163"/>
-          </w:tcPr>
-          <w:p>
-            <w:r/>
-            <w:r>
-              <w:rPr>
-                <w:rFonts w:ascii="Arial" w:hAnsi="Arial"/>
+        <w:trPr>
+          <w:cantSplit/>
+        </w:trPr>
+        <w:tc>
+          <w:tcPr>
+            <w:tcW w:type="dxa" w:w="2163"/>
+          </w:tcPr>
+          <w:p>
+            <w:r/>
+            <w:r>
+              <w:rPr>
+                <w:rFonts w:ascii="Verdana" w:hAnsi="Verdana"/>
+                <w:b w:val="0"/>
+                <w:sz w:val="16"/>
+              </w:rPr>
+            </w:r>
+          </w:p>
+        </w:tc>
+        <w:tc>
+          <w:tcPr>
+            <w:tcW w:type="dxa" w:w="2163"/>
+          </w:tcPr>
+          <w:p>
+            <w:r/>
+            <w:r>
+              <w:rPr>
+                <w:rFonts w:ascii="Verdana" w:hAnsi="Verdana"/>
+                <w:b w:val="0"/>
+                <w:sz w:val="16"/>
+              </w:rPr>
+            </w:r>
+          </w:p>
+        </w:tc>
+        <w:tc>
+          <w:tcPr>
+            <w:tcW w:type="dxa" w:w="2163"/>
+          </w:tcPr>
+          <w:p>
+            <w:r/>
+            <w:r>
+              <w:rPr>
+                <w:rFonts w:ascii="Verdana" w:hAnsi="Verdana"/>
+                <w:b w:val="0"/>
+                <w:sz w:val="16"/>
+              </w:rPr>
+            </w:r>
+          </w:p>
+        </w:tc>
+        <w:tc>
+          <w:tcPr>
+            <w:tcW w:type="dxa" w:w="2163"/>
+          </w:tcPr>
+          <w:p>
+            <w:r/>
+            <w:r>
+              <w:rPr>
+                <w:rFonts w:ascii="Verdana" w:hAnsi="Verdana"/>
+                <w:b w:val="0"/>
+                <w:sz w:val="16"/>
+              </w:rPr>
+              <w:t>0 31 001</w:t>
+            </w:r>
+          </w:p>
+        </w:tc>
+        <w:tc>
+          <w:tcPr>
+            <w:tcW w:type="dxa" w:w="2163"/>
+          </w:tcPr>
+          <w:p>
+            <w:r/>
+            <w:r>
+              <w:rPr>
+                <w:rFonts w:ascii="Verdana" w:hAnsi="Verdana"/>
                 <w:b w:val="0"/>
                 <w:sz w:val="16"/>
               </w:rPr>
@@ -3474,22 +3560,22 @@
             <w:r/>
             <w:r>
               <w:rPr>
-                <w:rFonts w:ascii="Arial" w:hAnsi="Arial"/>
-                <w:b w:val="0"/>
-                <w:sz w:val="16"/>
-              </w:rPr>
-            </w:r>
-          </w:p>
-        </w:tc>
-        <w:tc>
-          <w:tcPr>
-            <w:tcW w:type="dxa" w:w="2163"/>
-          </w:tcPr>
-          <w:p>
-            <w:r/>
-            <w:r>
-              <w:rPr>
-                <w:rFonts w:ascii="Arial" w:hAnsi="Arial"/>
+                <w:rFonts w:ascii="Verdana" w:hAnsi="Verdana"/>
+                <w:b w:val="0"/>
+                <w:sz w:val="16"/>
+              </w:rPr>
+            </w:r>
+          </w:p>
+        </w:tc>
+        <w:tc>
+          <w:tcPr>
+            <w:tcW w:type="dxa" w:w="2163"/>
+          </w:tcPr>
+          <w:p>
+            <w:r/>
+            <w:r>
+              <w:rPr>
+                <w:rFonts w:ascii="Verdana" w:hAnsi="Verdana"/>
                 <w:b w:val="0"/>
                 <w:sz w:val="16"/>
               </w:rPr>
@@ -3498,76 +3584,79 @@
         </w:tc>
       </w:tr>
       <w:tr>
-        <w:tc>
-          <w:tcPr>
-            <w:tcW w:type="dxa" w:w="2163"/>
-          </w:tcPr>
-          <w:p>
-            <w:r/>
-            <w:r>
-              <w:rPr>
-                <w:rFonts w:ascii="Arial" w:hAnsi="Arial"/>
-                <w:b w:val="0"/>
-                <w:sz w:val="16"/>
-              </w:rPr>
-            </w:r>
-          </w:p>
-        </w:tc>
-        <w:tc>
-          <w:tcPr>
-            <w:tcW w:type="dxa" w:w="2163"/>
-          </w:tcPr>
-          <w:p>
-            <w:r/>
-            <w:r>
-              <w:rPr>
-                <w:rFonts w:ascii="Arial" w:hAnsi="Arial"/>
-                <w:b w:val="0"/>
-                <w:sz w:val="16"/>
-              </w:rPr>
-            </w:r>
-          </w:p>
-        </w:tc>
-        <w:tc>
-          <w:tcPr>
-            <w:tcW w:type="dxa" w:w="2163"/>
-          </w:tcPr>
-          <w:p>
-            <w:r/>
-            <w:r>
-              <w:rPr>
-                <w:rFonts w:ascii="Arial" w:hAnsi="Arial"/>
-                <w:b w:val="0"/>
-                <w:sz w:val="16"/>
-              </w:rPr>
-            </w:r>
-          </w:p>
-        </w:tc>
-        <w:tc>
-          <w:tcPr>
-            <w:tcW w:type="dxa" w:w="2163"/>
-          </w:tcPr>
-          <w:p>
-            <w:r/>
-            <w:r>
-              <w:rPr>
-                <w:rFonts w:ascii="Arial" w:hAnsi="Arial"/>
-                <w:b w:val="0"/>
-                <w:sz w:val="16"/>
-              </w:rPr>
-              <w:t>030001</w:t>
-            </w:r>
-          </w:p>
-        </w:tc>
-        <w:tc>
-          <w:tcPr>
-            <w:tcW w:type="dxa" w:w="2163"/>
-          </w:tcPr>
-          <w:p>
-            <w:r/>
-            <w:r>
-              <w:rPr>
-                <w:rFonts w:ascii="Arial" w:hAnsi="Arial"/>
+        <w:trPr>
+          <w:cantSplit/>
+        </w:trPr>
+        <w:tc>
+          <w:tcPr>
+            <w:tcW w:type="dxa" w:w="2163"/>
+          </w:tcPr>
+          <w:p>
+            <w:r/>
+            <w:r>
+              <w:rPr>
+                <w:rFonts w:ascii="Verdana" w:hAnsi="Verdana"/>
+                <w:b w:val="0"/>
+                <w:sz w:val="16"/>
+              </w:rPr>
+            </w:r>
+          </w:p>
+        </w:tc>
+        <w:tc>
+          <w:tcPr>
+            <w:tcW w:type="dxa" w:w="2163"/>
+          </w:tcPr>
+          <w:p>
+            <w:r/>
+            <w:r>
+              <w:rPr>
+                <w:rFonts w:ascii="Verdana" w:hAnsi="Verdana"/>
+                <w:b w:val="0"/>
+                <w:sz w:val="16"/>
+              </w:rPr>
+            </w:r>
+          </w:p>
+        </w:tc>
+        <w:tc>
+          <w:tcPr>
+            <w:tcW w:type="dxa" w:w="2163"/>
+          </w:tcPr>
+          <w:p>
+            <w:r/>
+            <w:r>
+              <w:rPr>
+                <w:rFonts w:ascii="Verdana" w:hAnsi="Verdana"/>
+                <w:b w:val="0"/>
+                <w:sz w:val="16"/>
+              </w:rPr>
+            </w:r>
+          </w:p>
+        </w:tc>
+        <w:tc>
+          <w:tcPr>
+            <w:tcW w:type="dxa" w:w="2163"/>
+          </w:tcPr>
+          <w:p>
+            <w:r/>
+            <w:r>
+              <w:rPr>
+                <w:rFonts w:ascii="Verdana" w:hAnsi="Verdana"/>
+                <w:b w:val="0"/>
+                <w:sz w:val="16"/>
+              </w:rPr>
+              <w:t>0 30 001</w:t>
+            </w:r>
+          </w:p>
+        </w:tc>
+        <w:tc>
+          <w:tcPr>
+            <w:tcW w:type="dxa" w:w="2163"/>
+          </w:tcPr>
+          <w:p>
+            <w:r/>
+            <w:r>
+              <w:rPr>
+                <w:rFonts w:ascii="Verdana" w:hAnsi="Verdana"/>
                 <w:b w:val="0"/>
                 <w:sz w:val="16"/>
               </w:rPr>
@@ -3583,22 +3672,22 @@
             <w:r/>
             <w:r>
               <w:rPr>
-                <w:rFonts w:ascii="Arial" w:hAnsi="Arial"/>
-                <w:b w:val="0"/>
-                <w:sz w:val="16"/>
-              </w:rPr>
-            </w:r>
-          </w:p>
-        </w:tc>
-        <w:tc>
-          <w:tcPr>
-            <w:tcW w:type="dxa" w:w="2163"/>
-          </w:tcPr>
-          <w:p>
-            <w:r/>
-            <w:r>
-              <w:rPr>
-                <w:rFonts w:ascii="Arial" w:hAnsi="Arial"/>
+                <w:rFonts w:ascii="Verdana" w:hAnsi="Verdana"/>
+                <w:b w:val="0"/>
+                <w:sz w:val="16"/>
+              </w:rPr>
+            </w:r>
+          </w:p>
+        </w:tc>
+        <w:tc>
+          <w:tcPr>
+            <w:tcW w:type="dxa" w:w="2163"/>
+          </w:tcPr>
+          <w:p>
+            <w:r/>
+            <w:r>
+              <w:rPr>
+                <w:rFonts w:ascii="Verdana" w:hAnsi="Verdana"/>
                 <w:b w:val="0"/>
                 <w:sz w:val="16"/>
               </w:rPr>
@@ -3607,6 +3696,9 @@
         </w:tc>
       </w:tr>
       <w:tr>
+        <w:trPr>
+          <w:cantSplit/>
+        </w:trPr>
         <w:tc>
           <w:tcPr>
             <w:tcW w:type="dxa" w:w="2163"/>
@@ -3619,11 +3711,11 @@
             </w:r>
             <w:r>
               <w:rPr>
-                <w:rFonts w:ascii="Arial" w:hAnsi="Arial"/>
+                <w:rFonts w:ascii="Verdana" w:hAnsi="Verdana"/>
                 <w:b/>
                 <w:sz w:val="16"/>
               </w:rPr>
-              <w:t>313042</w:t>
+              <w:t>3 13 042</w:t>
             </w:r>
           </w:p>
         </w:tc>
@@ -3639,7 +3731,7 @@
             </w:r>
             <w:r>
               <w:rPr>
-                <w:rFonts w:ascii="Arial" w:hAnsi="Arial"/>
+                <w:rFonts w:ascii="Verdana" w:hAnsi="Verdana"/>
                 <w:b/>
                 <w:sz w:val="16"/>
               </w:rPr>
@@ -3655,38 +3747,38 @@
             <w:r/>
             <w:r>
               <w:rPr>
-                <w:rFonts w:ascii="Arial" w:hAnsi="Arial"/>
-                <w:b w:val="0"/>
-                <w:sz w:val="16"/>
-              </w:rPr>
-            </w:r>
-          </w:p>
-        </w:tc>
-        <w:tc>
-          <w:tcPr>
-            <w:tcW w:type="dxa" w:w="2163"/>
-          </w:tcPr>
-          <w:p>
-            <w:r/>
-            <w:r>
-              <w:rPr>
-                <w:rFonts w:ascii="Arial" w:hAnsi="Arial"/>
-                <w:b w:val="0"/>
-                <w:sz w:val="16"/>
-              </w:rPr>
-              <w:t>005002</w:t>
-            </w:r>
-          </w:p>
-        </w:tc>
-        <w:tc>
-          <w:tcPr>
-            <w:tcW w:type="dxa" w:w="2163"/>
-          </w:tcPr>
-          <w:p>
-            <w:r/>
-            <w:r>
-              <w:rPr>
-                <w:rFonts w:ascii="Arial" w:hAnsi="Arial"/>
+                <w:rFonts w:ascii="Verdana" w:hAnsi="Verdana"/>
+                <w:b w:val="0"/>
+                <w:sz w:val="16"/>
+              </w:rPr>
+            </w:r>
+          </w:p>
+        </w:tc>
+        <w:tc>
+          <w:tcPr>
+            <w:tcW w:type="dxa" w:w="2163"/>
+          </w:tcPr>
+          <w:p>
+            <w:r/>
+            <w:r>
+              <w:rPr>
+                <w:rFonts w:ascii="Verdana" w:hAnsi="Verdana"/>
+                <w:b w:val="0"/>
+                <w:sz w:val="16"/>
+              </w:rPr>
+              <w:t>0 05 002</w:t>
+            </w:r>
+          </w:p>
+        </w:tc>
+        <w:tc>
+          <w:tcPr>
+            <w:tcW w:type="dxa" w:w="2163"/>
+          </w:tcPr>
+          <w:p>
+            <w:r/>
+            <w:r>
+              <w:rPr>
+                <w:rFonts w:ascii="Verdana" w:hAnsi="Verdana"/>
                 <w:b w:val="0"/>
                 <w:sz w:val="16"/>
               </w:rPr>
@@ -3702,7 +3794,7 @@
             <w:r/>
             <w:r>
               <w:rPr>
-                <w:rFonts w:ascii="Arial" w:hAnsi="Arial"/>
+                <w:rFonts w:ascii="Verdana" w:hAnsi="Verdana"/>
                 <w:b w:val="0"/>
                 <w:sz w:val="16"/>
               </w:rPr>
@@ -3718,7 +3810,7 @@
             <w:r/>
             <w:r>
               <w:rPr>
-                <w:rFonts w:ascii="Arial" w:hAnsi="Arial"/>
+                <w:rFonts w:ascii="Verdana" w:hAnsi="Verdana"/>
                 <w:b w:val="0"/>
                 <w:sz w:val="16"/>
               </w:rPr>
@@ -3727,76 +3819,79 @@
         </w:tc>
       </w:tr>
       <w:tr>
-        <w:tc>
-          <w:tcPr>
-            <w:tcW w:type="dxa" w:w="2163"/>
-          </w:tcPr>
-          <w:p>
-            <w:r/>
-            <w:r>
-              <w:rPr>
-                <w:rFonts w:ascii="Arial" w:hAnsi="Arial"/>
-                <w:b w:val="0"/>
-                <w:sz w:val="16"/>
-              </w:rPr>
-            </w:r>
-          </w:p>
-        </w:tc>
-        <w:tc>
-          <w:tcPr>
-            <w:tcW w:type="dxa" w:w="2163"/>
-          </w:tcPr>
-          <w:p>
-            <w:r/>
-            <w:r>
-              <w:rPr>
-                <w:rFonts w:ascii="Arial" w:hAnsi="Arial"/>
-                <w:b w:val="0"/>
-                <w:sz w:val="16"/>
-              </w:rPr>
-            </w:r>
-          </w:p>
-        </w:tc>
-        <w:tc>
-          <w:tcPr>
-            <w:tcW w:type="dxa" w:w="2163"/>
-          </w:tcPr>
-          <w:p>
-            <w:r/>
-            <w:r>
-              <w:rPr>
-                <w:rFonts w:ascii="Arial" w:hAnsi="Arial"/>
-                <w:b w:val="0"/>
-                <w:sz w:val="16"/>
-              </w:rPr>
-            </w:r>
-          </w:p>
-        </w:tc>
-        <w:tc>
-          <w:tcPr>
-            <w:tcW w:type="dxa" w:w="2163"/>
-          </w:tcPr>
-          <w:p>
-            <w:r/>
-            <w:r>
-              <w:rPr>
-                <w:rFonts w:ascii="Arial" w:hAnsi="Arial"/>
-                <w:b w:val="0"/>
-                <w:sz w:val="16"/>
-              </w:rPr>
-              <w:t>005012</w:t>
-            </w:r>
-          </w:p>
-        </w:tc>
-        <w:tc>
-          <w:tcPr>
-            <w:tcW w:type="dxa" w:w="2163"/>
-          </w:tcPr>
-          <w:p>
-            <w:r/>
-            <w:r>
-              <w:rPr>
-                <w:rFonts w:ascii="Arial" w:hAnsi="Arial"/>
+        <w:trPr>
+          <w:cantSplit/>
+        </w:trPr>
+        <w:tc>
+          <w:tcPr>
+            <w:tcW w:type="dxa" w:w="2163"/>
+          </w:tcPr>
+          <w:p>
+            <w:r/>
+            <w:r>
+              <w:rPr>
+                <w:rFonts w:ascii="Verdana" w:hAnsi="Verdana"/>
+                <w:b w:val="0"/>
+                <w:sz w:val="16"/>
+              </w:rPr>
+            </w:r>
+          </w:p>
+        </w:tc>
+        <w:tc>
+          <w:tcPr>
+            <w:tcW w:type="dxa" w:w="2163"/>
+          </w:tcPr>
+          <w:p>
+            <w:r/>
+            <w:r>
+              <w:rPr>
+                <w:rFonts w:ascii="Verdana" w:hAnsi="Verdana"/>
+                <w:b w:val="0"/>
+                <w:sz w:val="16"/>
+              </w:rPr>
+            </w:r>
+          </w:p>
+        </w:tc>
+        <w:tc>
+          <w:tcPr>
+            <w:tcW w:type="dxa" w:w="2163"/>
+          </w:tcPr>
+          <w:p>
+            <w:r/>
+            <w:r>
+              <w:rPr>
+                <w:rFonts w:ascii="Verdana" w:hAnsi="Verdana"/>
+                <w:b w:val="0"/>
+                <w:sz w:val="16"/>
+              </w:rPr>
+            </w:r>
+          </w:p>
+        </w:tc>
+        <w:tc>
+          <w:tcPr>
+            <w:tcW w:type="dxa" w:w="2163"/>
+          </w:tcPr>
+          <w:p>
+            <w:r/>
+            <w:r>
+              <w:rPr>
+                <w:rFonts w:ascii="Verdana" w:hAnsi="Verdana"/>
+                <w:b w:val="0"/>
+                <w:sz w:val="16"/>
+              </w:rPr>
+              <w:t>0 05 012</w:t>
+            </w:r>
+          </w:p>
+        </w:tc>
+        <w:tc>
+          <w:tcPr>
+            <w:tcW w:type="dxa" w:w="2163"/>
+          </w:tcPr>
+          <w:p>
+            <w:r/>
+            <w:r>
+              <w:rPr>
+                <w:rFonts w:ascii="Verdana" w:hAnsi="Verdana"/>
                 <w:b w:val="0"/>
                 <w:sz w:val="16"/>
               </w:rPr>
@@ -3812,7 +3907,7 @@
             <w:r/>
             <w:r>
               <w:rPr>
-                <w:rFonts w:ascii="Arial" w:hAnsi="Arial"/>
+                <w:rFonts w:ascii="Verdana" w:hAnsi="Verdana"/>
                 <w:b w:val="0"/>
                 <w:sz w:val="16"/>
               </w:rPr>
@@ -3828,7 +3923,7 @@
             <w:r/>
             <w:r>
               <w:rPr>
-                <w:rFonts w:ascii="Arial" w:hAnsi="Arial"/>
+                <w:rFonts w:ascii="Verdana" w:hAnsi="Verdana"/>
                 <w:b w:val="0"/>
                 <w:sz w:val="16"/>
               </w:rPr>
@@ -3837,76 +3932,79 @@
         </w:tc>
       </w:tr>
       <w:tr>
-        <w:tc>
-          <w:tcPr>
-            <w:tcW w:type="dxa" w:w="2163"/>
-          </w:tcPr>
-          <w:p>
-            <w:r/>
-            <w:r>
-              <w:rPr>
-                <w:rFonts w:ascii="Arial" w:hAnsi="Arial"/>
-                <w:b w:val="0"/>
-                <w:sz w:val="16"/>
-              </w:rPr>
-            </w:r>
-          </w:p>
-        </w:tc>
-        <w:tc>
-          <w:tcPr>
-            <w:tcW w:type="dxa" w:w="2163"/>
-          </w:tcPr>
-          <w:p>
-            <w:r/>
-            <w:r>
-              <w:rPr>
-                <w:rFonts w:ascii="Arial" w:hAnsi="Arial"/>
-                <w:b w:val="0"/>
-                <w:sz w:val="16"/>
-              </w:rPr>
-            </w:r>
-          </w:p>
-        </w:tc>
-        <w:tc>
-          <w:tcPr>
-            <w:tcW w:type="dxa" w:w="2163"/>
-          </w:tcPr>
-          <w:p>
-            <w:r/>
-            <w:r>
-              <w:rPr>
-                <w:rFonts w:ascii="Arial" w:hAnsi="Arial"/>
-                <w:b w:val="0"/>
-                <w:sz w:val="16"/>
-              </w:rPr>
-            </w:r>
-          </w:p>
-        </w:tc>
-        <w:tc>
-          <w:tcPr>
-            <w:tcW w:type="dxa" w:w="2163"/>
-          </w:tcPr>
-          <w:p>
-            <w:r/>
-            <w:r>
-              <w:rPr>
-                <w:rFonts w:ascii="Arial" w:hAnsi="Arial"/>
-                <w:b w:val="0"/>
-                <w:sz w:val="16"/>
-              </w:rPr>
-              <w:t>101000</w:t>
-            </w:r>
-          </w:p>
-        </w:tc>
-        <w:tc>
-          <w:tcPr>
-            <w:tcW w:type="dxa" w:w="2163"/>
-          </w:tcPr>
-          <w:p>
-            <w:r/>
-            <w:r>
-              <w:rPr>
-                <w:rFonts w:ascii="Arial" w:hAnsi="Arial"/>
+        <w:trPr>
+          <w:cantSplit/>
+        </w:trPr>
+        <w:tc>
+          <w:tcPr>
+            <w:tcW w:type="dxa" w:w="2163"/>
+          </w:tcPr>
+          <w:p>
+            <w:r/>
+            <w:r>
+              <w:rPr>
+                <w:rFonts w:ascii="Verdana" w:hAnsi="Verdana"/>
+                <w:b w:val="0"/>
+                <w:sz w:val="16"/>
+              </w:rPr>
+            </w:r>
+          </w:p>
+        </w:tc>
+        <w:tc>
+          <w:tcPr>
+            <w:tcW w:type="dxa" w:w="2163"/>
+          </w:tcPr>
+          <w:p>
+            <w:r/>
+            <w:r>
+              <w:rPr>
+                <w:rFonts w:ascii="Verdana" w:hAnsi="Verdana"/>
+                <w:b w:val="0"/>
+                <w:sz w:val="16"/>
+              </w:rPr>
+            </w:r>
+          </w:p>
+        </w:tc>
+        <w:tc>
+          <w:tcPr>
+            <w:tcW w:type="dxa" w:w="2163"/>
+          </w:tcPr>
+          <w:p>
+            <w:r/>
+            <w:r>
+              <w:rPr>
+                <w:rFonts w:ascii="Verdana" w:hAnsi="Verdana"/>
+                <w:b w:val="0"/>
+                <w:sz w:val="16"/>
+              </w:rPr>
+            </w:r>
+          </w:p>
+        </w:tc>
+        <w:tc>
+          <w:tcPr>
+            <w:tcW w:type="dxa" w:w="2163"/>
+          </w:tcPr>
+          <w:p>
+            <w:r/>
+            <w:r>
+              <w:rPr>
+                <w:rFonts w:ascii="Verdana" w:hAnsi="Verdana"/>
+                <w:b w:val="0"/>
+                <w:sz w:val="16"/>
+              </w:rPr>
+              <w:t>1 01 000</w:t>
+            </w:r>
+          </w:p>
+        </w:tc>
+        <w:tc>
+          <w:tcPr>
+            <w:tcW w:type="dxa" w:w="2163"/>
+          </w:tcPr>
+          <w:p>
+            <w:r/>
+            <w:r>
+              <w:rPr>
+                <w:rFonts w:ascii="Verdana" w:hAnsi="Verdana"/>
                 <w:b w:val="0"/>
                 <w:sz w:val="16"/>
               </w:rPr>
@@ -3922,22 +4020,22 @@
             <w:r/>
             <w:r>
               <w:rPr>
-                <w:rFonts w:ascii="Arial" w:hAnsi="Arial"/>
-                <w:b w:val="0"/>
-                <w:sz w:val="16"/>
-              </w:rPr>
-            </w:r>
-          </w:p>
-        </w:tc>
-        <w:tc>
-          <w:tcPr>
-            <w:tcW w:type="dxa" w:w="2163"/>
-          </w:tcPr>
-          <w:p>
-            <w:r/>
-            <w:r>
-              <w:rPr>
-                <w:rFonts w:ascii="Arial" w:hAnsi="Arial"/>
+                <w:rFonts w:ascii="Verdana" w:hAnsi="Verdana"/>
+                <w:b w:val="0"/>
+                <w:sz w:val="16"/>
+              </w:rPr>
+            </w:r>
+          </w:p>
+        </w:tc>
+        <w:tc>
+          <w:tcPr>
+            <w:tcW w:type="dxa" w:w="2163"/>
+          </w:tcPr>
+          <w:p>
+            <w:r/>
+            <w:r>
+              <w:rPr>
+                <w:rFonts w:ascii="Verdana" w:hAnsi="Verdana"/>
                 <w:b w:val="0"/>
                 <w:sz w:val="16"/>
               </w:rPr>
@@ -3946,76 +4044,79 @@
         </w:tc>
       </w:tr>
       <w:tr>
-        <w:tc>
-          <w:tcPr>
-            <w:tcW w:type="dxa" w:w="2163"/>
-          </w:tcPr>
-          <w:p>
-            <w:r/>
-            <w:r>
-              <w:rPr>
-                <w:rFonts w:ascii="Arial" w:hAnsi="Arial"/>
-                <w:b w:val="0"/>
-                <w:sz w:val="16"/>
-              </w:rPr>
-            </w:r>
-          </w:p>
-        </w:tc>
-        <w:tc>
-          <w:tcPr>
-            <w:tcW w:type="dxa" w:w="2163"/>
-          </w:tcPr>
-          <w:p>
-            <w:r/>
-            <w:r>
-              <w:rPr>
-                <w:rFonts w:ascii="Arial" w:hAnsi="Arial"/>
-                <w:b w:val="0"/>
-                <w:sz w:val="16"/>
-              </w:rPr>
-            </w:r>
-          </w:p>
-        </w:tc>
-        <w:tc>
-          <w:tcPr>
-            <w:tcW w:type="dxa" w:w="2163"/>
-          </w:tcPr>
-          <w:p>
-            <w:r/>
-            <w:r>
-              <w:rPr>
-                <w:rFonts w:ascii="Arial" w:hAnsi="Arial"/>
-                <w:b w:val="0"/>
-                <w:sz w:val="16"/>
-              </w:rPr>
-            </w:r>
-          </w:p>
-        </w:tc>
-        <w:tc>
-          <w:tcPr>
-            <w:tcW w:type="dxa" w:w="2163"/>
-          </w:tcPr>
-          <w:p>
-            <w:r/>
-            <w:r>
-              <w:rPr>
-                <w:rFonts w:ascii="Arial" w:hAnsi="Arial"/>
-                <w:b w:val="0"/>
-                <w:sz w:val="16"/>
-              </w:rPr>
-              <w:t>031002</w:t>
-            </w:r>
-          </w:p>
-        </w:tc>
-        <w:tc>
-          <w:tcPr>
-            <w:tcW w:type="dxa" w:w="2163"/>
-          </w:tcPr>
-          <w:p>
-            <w:r/>
-            <w:r>
-              <w:rPr>
-                <w:rFonts w:ascii="Arial" w:hAnsi="Arial"/>
+        <w:trPr>
+          <w:cantSplit/>
+        </w:trPr>
+        <w:tc>
+          <w:tcPr>
+            <w:tcW w:type="dxa" w:w="2163"/>
+          </w:tcPr>
+          <w:p>
+            <w:r/>
+            <w:r>
+              <w:rPr>
+                <w:rFonts w:ascii="Verdana" w:hAnsi="Verdana"/>
+                <w:b w:val="0"/>
+                <w:sz w:val="16"/>
+              </w:rPr>
+            </w:r>
+          </w:p>
+        </w:tc>
+        <w:tc>
+          <w:tcPr>
+            <w:tcW w:type="dxa" w:w="2163"/>
+          </w:tcPr>
+          <w:p>
+            <w:r/>
+            <w:r>
+              <w:rPr>
+                <w:rFonts w:ascii="Verdana" w:hAnsi="Verdana"/>
+                <w:b w:val="0"/>
+                <w:sz w:val="16"/>
+              </w:rPr>
+            </w:r>
+          </w:p>
+        </w:tc>
+        <w:tc>
+          <w:tcPr>
+            <w:tcW w:type="dxa" w:w="2163"/>
+          </w:tcPr>
+          <w:p>
+            <w:r/>
+            <w:r>
+              <w:rPr>
+                <w:rFonts w:ascii="Verdana" w:hAnsi="Verdana"/>
+                <w:b w:val="0"/>
+                <w:sz w:val="16"/>
+              </w:rPr>
+            </w:r>
+          </w:p>
+        </w:tc>
+        <w:tc>
+          <w:tcPr>
+            <w:tcW w:type="dxa" w:w="2163"/>
+          </w:tcPr>
+          <w:p>
+            <w:r/>
+            <w:r>
+              <w:rPr>
+                <w:rFonts w:ascii="Verdana" w:hAnsi="Verdana"/>
+                <w:b w:val="0"/>
+                <w:sz w:val="16"/>
+              </w:rPr>
+              <w:t>0 31 002</w:t>
+            </w:r>
+          </w:p>
+        </w:tc>
+        <w:tc>
+          <w:tcPr>
+            <w:tcW w:type="dxa" w:w="2163"/>
+          </w:tcPr>
+          <w:p>
+            <w:r/>
+            <w:r>
+              <w:rPr>
+                <w:rFonts w:ascii="Verdana" w:hAnsi="Verdana"/>
                 <w:b w:val="0"/>
                 <w:sz w:val="16"/>
               </w:rPr>
@@ -4031,22 +4132,22 @@
             <w:r/>
             <w:r>
               <w:rPr>
-                <w:rFonts w:ascii="Arial" w:hAnsi="Arial"/>
-                <w:b w:val="0"/>
-                <w:sz w:val="16"/>
-              </w:rPr>
-            </w:r>
-          </w:p>
-        </w:tc>
-        <w:tc>
-          <w:tcPr>
-            <w:tcW w:type="dxa" w:w="2163"/>
-          </w:tcPr>
-          <w:p>
-            <w:r/>
-            <w:r>
-              <w:rPr>
-                <w:rFonts w:ascii="Arial" w:hAnsi="Arial"/>
+                <w:rFonts w:ascii="Verdana" w:hAnsi="Verdana"/>
+                <w:b w:val="0"/>
+                <w:sz w:val="16"/>
+              </w:rPr>
+            </w:r>
+          </w:p>
+        </w:tc>
+        <w:tc>
+          <w:tcPr>
+            <w:tcW w:type="dxa" w:w="2163"/>
+          </w:tcPr>
+          <w:p>
+            <w:r/>
+            <w:r>
+              <w:rPr>
+                <w:rFonts w:ascii="Verdana" w:hAnsi="Verdana"/>
                 <w:b w:val="0"/>
                 <w:sz w:val="16"/>
               </w:rPr>
@@ -4055,76 +4156,79 @@
         </w:tc>
       </w:tr>
       <w:tr>
-        <w:tc>
-          <w:tcPr>
-            <w:tcW w:type="dxa" w:w="2163"/>
-          </w:tcPr>
-          <w:p>
-            <w:r/>
-            <w:r>
-              <w:rPr>
-                <w:rFonts w:ascii="Arial" w:hAnsi="Arial"/>
-                <w:b w:val="0"/>
-                <w:sz w:val="16"/>
-              </w:rPr>
-            </w:r>
-          </w:p>
-        </w:tc>
-        <w:tc>
-          <w:tcPr>
-            <w:tcW w:type="dxa" w:w="2163"/>
-          </w:tcPr>
-          <w:p>
-            <w:r/>
-            <w:r>
-              <w:rPr>
-                <w:rFonts w:ascii="Arial" w:hAnsi="Arial"/>
-                <w:b w:val="0"/>
-                <w:sz w:val="16"/>
-              </w:rPr>
-            </w:r>
-          </w:p>
-        </w:tc>
-        <w:tc>
-          <w:tcPr>
-            <w:tcW w:type="dxa" w:w="2163"/>
-          </w:tcPr>
-          <w:p>
-            <w:r/>
-            <w:r>
-              <w:rPr>
-                <w:rFonts w:ascii="Arial" w:hAnsi="Arial"/>
-                <w:b w:val="0"/>
-                <w:sz w:val="16"/>
-              </w:rPr>
-            </w:r>
-          </w:p>
-        </w:tc>
-        <w:tc>
-          <w:tcPr>
-            <w:tcW w:type="dxa" w:w="2163"/>
-          </w:tcPr>
-          <w:p>
-            <w:r/>
-            <w:r>
-              <w:rPr>
-                <w:rFonts w:ascii="Arial" w:hAnsi="Arial"/>
-                <w:b w:val="0"/>
-                <w:sz w:val="16"/>
-              </w:rPr>
-              <w:t>313041</w:t>
-            </w:r>
-          </w:p>
-        </w:tc>
-        <w:tc>
-          <w:tcPr>
-            <w:tcW w:type="dxa" w:w="2163"/>
-          </w:tcPr>
-          <w:p>
-            <w:r/>
-            <w:r>
-              <w:rPr>
-                <w:rFonts w:ascii="Arial" w:hAnsi="Arial"/>
+        <w:trPr>
+          <w:cantSplit/>
+        </w:trPr>
+        <w:tc>
+          <w:tcPr>
+            <w:tcW w:type="dxa" w:w="2163"/>
+          </w:tcPr>
+          <w:p>
+            <w:r/>
+            <w:r>
+              <w:rPr>
+                <w:rFonts w:ascii="Verdana" w:hAnsi="Verdana"/>
+                <w:b w:val="0"/>
+                <w:sz w:val="16"/>
+              </w:rPr>
+            </w:r>
+          </w:p>
+        </w:tc>
+        <w:tc>
+          <w:tcPr>
+            <w:tcW w:type="dxa" w:w="2163"/>
+          </w:tcPr>
+          <w:p>
+            <w:r/>
+            <w:r>
+              <w:rPr>
+                <w:rFonts w:ascii="Verdana" w:hAnsi="Verdana"/>
+                <w:b w:val="0"/>
+                <w:sz w:val="16"/>
+              </w:rPr>
+            </w:r>
+          </w:p>
+        </w:tc>
+        <w:tc>
+          <w:tcPr>
+            <w:tcW w:type="dxa" w:w="2163"/>
+          </w:tcPr>
+          <w:p>
+            <w:r/>
+            <w:r>
+              <w:rPr>
+                <w:rFonts w:ascii="Verdana" w:hAnsi="Verdana"/>
+                <w:b w:val="0"/>
+                <w:sz w:val="16"/>
+              </w:rPr>
+            </w:r>
+          </w:p>
+        </w:tc>
+        <w:tc>
+          <w:tcPr>
+            <w:tcW w:type="dxa" w:w="2163"/>
+          </w:tcPr>
+          <w:p>
+            <w:r/>
+            <w:r>
+              <w:rPr>
+                <w:rFonts w:ascii="Verdana" w:hAnsi="Verdana"/>
+                <w:b w:val="0"/>
+                <w:sz w:val="16"/>
+              </w:rPr>
+              <w:t>3 13 041</w:t>
+            </w:r>
+          </w:p>
+        </w:tc>
+        <w:tc>
+          <w:tcPr>
+            <w:tcW w:type="dxa" w:w="2163"/>
+          </w:tcPr>
+          <w:p>
+            <w:r/>
+            <w:r>
+              <w:rPr>
+                <w:rFonts w:ascii="Verdana" w:hAnsi="Verdana"/>
                 <w:b w:val="0"/>
                 <w:sz w:val="16"/>
               </w:rPr>
@@ -4140,22 +4244,22 @@
             <w:r/>
             <w:r>
               <w:rPr>
-                <w:rFonts w:ascii="Arial" w:hAnsi="Arial"/>
-                <w:b w:val="0"/>
-                <w:sz w:val="16"/>
-              </w:rPr>
-            </w:r>
-          </w:p>
-        </w:tc>
-        <w:tc>
-          <w:tcPr>
-            <w:tcW w:type="dxa" w:w="2163"/>
-          </w:tcPr>
-          <w:p>
-            <w:r/>
-            <w:r>
-              <w:rPr>
-                <w:rFonts w:ascii="Arial" w:hAnsi="Arial"/>
+                <w:rFonts w:ascii="Verdana" w:hAnsi="Verdana"/>
+                <w:b w:val="0"/>
+                <w:sz w:val="16"/>
+              </w:rPr>
+            </w:r>
+          </w:p>
+        </w:tc>
+        <w:tc>
+          <w:tcPr>
+            <w:tcW w:type="dxa" w:w="2163"/>
+          </w:tcPr>
+          <w:p>
+            <w:r/>
+            <w:r>
+              <w:rPr>
+                <w:rFonts w:ascii="Verdana" w:hAnsi="Verdana"/>
                 <w:b w:val="0"/>
                 <w:sz w:val="16"/>
               </w:rPr>
@@ -4164,6 +4268,9 @@
         </w:tc>
       </w:tr>
       <w:tr>
+        <w:trPr>
+          <w:cantSplit/>
+        </w:trPr>
         <w:tc>
           <w:tcPr>
             <w:tcW w:type="dxa" w:w="2163"/>
@@ -4176,11 +4283,11 @@
             </w:r>
             <w:r>
               <w:rPr>
-                <w:rFonts w:ascii="Arial" w:hAnsi="Arial"/>
+                <w:rFonts w:ascii="Verdana" w:hAnsi="Verdana"/>
                 <w:b/>
                 <w:sz w:val="16"/>
               </w:rPr>
-              <w:t>313043</w:t>
+              <w:t>3 13 043</w:t>
             </w:r>
           </w:p>
         </w:tc>
@@ -4196,7 +4303,7 @@
             </w:r>
             <w:r>
               <w:rPr>
-                <w:rFonts w:ascii="Arial" w:hAnsi="Arial"/>
+                <w:rFonts w:ascii="Verdana" w:hAnsi="Verdana"/>
                 <w:b/>
                 <w:sz w:val="16"/>
               </w:rPr>
@@ -4212,38 +4319,38 @@
             <w:r/>
             <w:r>
               <w:rPr>
-                <w:rFonts w:ascii="Arial" w:hAnsi="Arial"/>
-                <w:b w:val="0"/>
-                <w:sz w:val="16"/>
-              </w:rPr>
-            </w:r>
-          </w:p>
-        </w:tc>
-        <w:tc>
-          <w:tcPr>
-            <w:tcW w:type="dxa" w:w="2163"/>
-          </w:tcPr>
-          <w:p>
-            <w:r/>
-            <w:r>
-              <w:rPr>
-                <w:rFonts w:ascii="Arial" w:hAnsi="Arial"/>
-                <w:b w:val="0"/>
-                <w:sz w:val="16"/>
-              </w:rPr>
-              <w:t>006002</w:t>
-            </w:r>
-          </w:p>
-        </w:tc>
-        <w:tc>
-          <w:tcPr>
-            <w:tcW w:type="dxa" w:w="2163"/>
-          </w:tcPr>
-          <w:p>
-            <w:r/>
-            <w:r>
-              <w:rPr>
-                <w:rFonts w:ascii="Arial" w:hAnsi="Arial"/>
+                <w:rFonts w:ascii="Verdana" w:hAnsi="Verdana"/>
+                <w:b w:val="0"/>
+                <w:sz w:val="16"/>
+              </w:rPr>
+            </w:r>
+          </w:p>
+        </w:tc>
+        <w:tc>
+          <w:tcPr>
+            <w:tcW w:type="dxa" w:w="2163"/>
+          </w:tcPr>
+          <w:p>
+            <w:r/>
+            <w:r>
+              <w:rPr>
+                <w:rFonts w:ascii="Verdana" w:hAnsi="Verdana"/>
+                <w:b w:val="0"/>
+                <w:sz w:val="16"/>
+              </w:rPr>
+              <w:t>0 06 002</w:t>
+            </w:r>
+          </w:p>
+        </w:tc>
+        <w:tc>
+          <w:tcPr>
+            <w:tcW w:type="dxa" w:w="2163"/>
+          </w:tcPr>
+          <w:p>
+            <w:r/>
+            <w:r>
+              <w:rPr>
+                <w:rFonts w:ascii="Verdana" w:hAnsi="Verdana"/>
                 <w:b w:val="0"/>
                 <w:sz w:val="16"/>
               </w:rPr>
@@ -4259,7 +4366,7 @@
             <w:r/>
             <w:r>
               <w:rPr>
-                <w:rFonts w:ascii="Arial" w:hAnsi="Arial"/>
+                <w:rFonts w:ascii="Verdana" w:hAnsi="Verdana"/>
                 <w:b w:val="0"/>
                 <w:sz w:val="16"/>
               </w:rPr>
@@ -4275,7 +4382,7 @@
             <w:r/>
             <w:r>
               <w:rPr>
-                <w:rFonts w:ascii="Arial" w:hAnsi="Arial"/>
+                <w:rFonts w:ascii="Verdana" w:hAnsi="Verdana"/>
                 <w:b w:val="0"/>
                 <w:sz w:val="16"/>
               </w:rPr>
@@ -4284,76 +4391,79 @@
         </w:tc>
       </w:tr>
       <w:tr>
-        <w:tc>
-          <w:tcPr>
-            <w:tcW w:type="dxa" w:w="2163"/>
-          </w:tcPr>
-          <w:p>
-            <w:r/>
-            <w:r>
-              <w:rPr>
-                <w:rFonts w:ascii="Arial" w:hAnsi="Arial"/>
-                <w:b w:val="0"/>
-                <w:sz w:val="16"/>
-              </w:rPr>
-            </w:r>
-          </w:p>
-        </w:tc>
-        <w:tc>
-          <w:tcPr>
-            <w:tcW w:type="dxa" w:w="2163"/>
-          </w:tcPr>
-          <w:p>
-            <w:r/>
-            <w:r>
-              <w:rPr>
-                <w:rFonts w:ascii="Arial" w:hAnsi="Arial"/>
-                <w:b w:val="0"/>
-                <w:sz w:val="16"/>
-              </w:rPr>
-            </w:r>
-          </w:p>
-        </w:tc>
-        <w:tc>
-          <w:tcPr>
-            <w:tcW w:type="dxa" w:w="2163"/>
-          </w:tcPr>
-          <w:p>
-            <w:r/>
-            <w:r>
-              <w:rPr>
-                <w:rFonts w:ascii="Arial" w:hAnsi="Arial"/>
-                <w:b w:val="0"/>
-                <w:sz w:val="16"/>
-              </w:rPr>
-            </w:r>
-          </w:p>
-        </w:tc>
-        <w:tc>
-          <w:tcPr>
-            <w:tcW w:type="dxa" w:w="2163"/>
-          </w:tcPr>
-          <w:p>
-            <w:r/>
-            <w:r>
-              <w:rPr>
-                <w:rFonts w:ascii="Arial" w:hAnsi="Arial"/>
-                <w:b w:val="0"/>
-                <w:sz w:val="16"/>
-              </w:rPr>
-              <w:t>005002</w:t>
-            </w:r>
-          </w:p>
-        </w:tc>
-        <w:tc>
-          <w:tcPr>
-            <w:tcW w:type="dxa" w:w="2163"/>
-          </w:tcPr>
-          <w:p>
-            <w:r/>
-            <w:r>
-              <w:rPr>
-                <w:rFonts w:ascii="Arial" w:hAnsi="Arial"/>
+        <w:trPr>
+          <w:cantSplit/>
+        </w:trPr>
+        <w:tc>
+          <w:tcPr>
+            <w:tcW w:type="dxa" w:w="2163"/>
+          </w:tcPr>
+          <w:p>
+            <w:r/>
+            <w:r>
+              <w:rPr>
+                <w:rFonts w:ascii="Verdana" w:hAnsi="Verdana"/>
+                <w:b w:val="0"/>
+                <w:sz w:val="16"/>
+              </w:rPr>
+            </w:r>
+          </w:p>
+        </w:tc>
+        <w:tc>
+          <w:tcPr>
+            <w:tcW w:type="dxa" w:w="2163"/>
+          </w:tcPr>
+          <w:p>
+            <w:r/>
+            <w:r>
+              <w:rPr>
+                <w:rFonts w:ascii="Verdana" w:hAnsi="Verdana"/>
+                <w:b w:val="0"/>
+                <w:sz w:val="16"/>
+              </w:rPr>
+            </w:r>
+          </w:p>
+        </w:tc>
+        <w:tc>
+          <w:tcPr>
+            <w:tcW w:type="dxa" w:w="2163"/>
+          </w:tcPr>
+          <w:p>
+            <w:r/>
+            <w:r>
+              <w:rPr>
+                <w:rFonts w:ascii="Verdana" w:hAnsi="Verdana"/>
+                <w:b w:val="0"/>
+                <w:sz w:val="16"/>
+              </w:rPr>
+            </w:r>
+          </w:p>
+        </w:tc>
+        <w:tc>
+          <w:tcPr>
+            <w:tcW w:type="dxa" w:w="2163"/>
+          </w:tcPr>
+          <w:p>
+            <w:r/>
+            <w:r>
+              <w:rPr>
+                <w:rFonts w:ascii="Verdana" w:hAnsi="Verdana"/>
+                <w:b w:val="0"/>
+                <w:sz w:val="16"/>
+              </w:rPr>
+              <w:t>0 05 002</w:t>
+            </w:r>
+          </w:p>
+        </w:tc>
+        <w:tc>
+          <w:tcPr>
+            <w:tcW w:type="dxa" w:w="2163"/>
+          </w:tcPr>
+          <w:p>
+            <w:r/>
+            <w:r>
+              <w:rPr>
+                <w:rFonts w:ascii="Verdana" w:hAnsi="Verdana"/>
                 <w:b w:val="0"/>
                 <w:sz w:val="16"/>
               </w:rPr>
@@ -4369,7 +4479,7 @@
             <w:r/>
             <w:r>
               <w:rPr>
-                <w:rFonts w:ascii="Arial" w:hAnsi="Arial"/>
+                <w:rFonts w:ascii="Verdana" w:hAnsi="Verdana"/>
                 <w:b w:val="0"/>
                 <w:sz w:val="16"/>
               </w:rPr>
@@ -4385,7 +4495,7 @@
             <w:r/>
             <w:r>
               <w:rPr>
-                <w:rFonts w:ascii="Arial" w:hAnsi="Arial"/>
+                <w:rFonts w:ascii="Verdana" w:hAnsi="Verdana"/>
                 <w:b w:val="0"/>
                 <w:sz w:val="16"/>
               </w:rPr>
@@ -4394,76 +4504,79 @@
         </w:tc>
       </w:tr>
       <w:tr>
-        <w:tc>
-          <w:tcPr>
-            <w:tcW w:type="dxa" w:w="2163"/>
-          </w:tcPr>
-          <w:p>
-            <w:r/>
-            <w:r>
-              <w:rPr>
-                <w:rFonts w:ascii="Arial" w:hAnsi="Arial"/>
-                <w:b w:val="0"/>
-                <w:sz w:val="16"/>
-              </w:rPr>
-            </w:r>
-          </w:p>
-        </w:tc>
-        <w:tc>
-          <w:tcPr>
-            <w:tcW w:type="dxa" w:w="2163"/>
-          </w:tcPr>
-          <w:p>
-            <w:r/>
-            <w:r>
-              <w:rPr>
-                <w:rFonts w:ascii="Arial" w:hAnsi="Arial"/>
-                <w:b w:val="0"/>
-                <w:sz w:val="16"/>
-              </w:rPr>
-            </w:r>
-          </w:p>
-        </w:tc>
-        <w:tc>
-          <w:tcPr>
-            <w:tcW w:type="dxa" w:w="2163"/>
-          </w:tcPr>
-          <w:p>
-            <w:r/>
-            <w:r>
-              <w:rPr>
-                <w:rFonts w:ascii="Arial" w:hAnsi="Arial"/>
-                <w:b w:val="0"/>
-                <w:sz w:val="16"/>
-              </w:rPr>
-            </w:r>
-          </w:p>
-        </w:tc>
-        <w:tc>
-          <w:tcPr>
-            <w:tcW w:type="dxa" w:w="2163"/>
-          </w:tcPr>
-          <w:p>
-            <w:r/>
-            <w:r>
-              <w:rPr>
-                <w:rFonts w:ascii="Arial" w:hAnsi="Arial"/>
-                <w:b w:val="0"/>
-                <w:sz w:val="16"/>
-              </w:rPr>
-              <w:t>005012</w:t>
-            </w:r>
-          </w:p>
-        </w:tc>
-        <w:tc>
-          <w:tcPr>
-            <w:tcW w:type="dxa" w:w="2163"/>
-          </w:tcPr>
-          <w:p>
-            <w:r/>
-            <w:r>
-              <w:rPr>
-                <w:rFonts w:ascii="Arial" w:hAnsi="Arial"/>
+        <w:trPr>
+          <w:cantSplit/>
+        </w:trPr>
+        <w:tc>
+          <w:tcPr>
+            <w:tcW w:type="dxa" w:w="2163"/>
+          </w:tcPr>
+          <w:p>
+            <w:r/>
+            <w:r>
+              <w:rPr>
+                <w:rFonts w:ascii="Verdana" w:hAnsi="Verdana"/>
+                <w:b w:val="0"/>
+                <w:sz w:val="16"/>
+              </w:rPr>
+            </w:r>
+          </w:p>
+        </w:tc>
+        <w:tc>
+          <w:tcPr>
+            <w:tcW w:type="dxa" w:w="2163"/>
+          </w:tcPr>
+          <w:p>
+            <w:r/>
+            <w:r>
+              <w:rPr>
+                <w:rFonts w:ascii="Verdana" w:hAnsi="Verdana"/>
+                <w:b w:val="0"/>
+                <w:sz w:val="16"/>
+              </w:rPr>
+            </w:r>
+          </w:p>
+        </w:tc>
+        <w:tc>
+          <w:tcPr>
+            <w:tcW w:type="dxa" w:w="2163"/>
+          </w:tcPr>
+          <w:p>
+            <w:r/>
+            <w:r>
+              <w:rPr>
+                <w:rFonts w:ascii="Verdana" w:hAnsi="Verdana"/>
+                <w:b w:val="0"/>
+                <w:sz w:val="16"/>
+              </w:rPr>
+            </w:r>
+          </w:p>
+        </w:tc>
+        <w:tc>
+          <w:tcPr>
+            <w:tcW w:type="dxa" w:w="2163"/>
+          </w:tcPr>
+          <w:p>
+            <w:r/>
+            <w:r>
+              <w:rPr>
+                <w:rFonts w:ascii="Verdana" w:hAnsi="Verdana"/>
+                <w:b w:val="0"/>
+                <w:sz w:val="16"/>
+              </w:rPr>
+              <w:t>0 05 012</w:t>
+            </w:r>
+          </w:p>
+        </w:tc>
+        <w:tc>
+          <w:tcPr>
+            <w:tcW w:type="dxa" w:w="2163"/>
+          </w:tcPr>
+          <w:p>
+            <w:r/>
+            <w:r>
+              <w:rPr>
+                <w:rFonts w:ascii="Verdana" w:hAnsi="Verdana"/>
                 <w:b w:val="0"/>
                 <w:sz w:val="16"/>
               </w:rPr>
@@ -4479,22 +4592,22 @@
             <w:r/>
             <w:r>
               <w:rPr>
-                <w:rFonts w:ascii="Arial" w:hAnsi="Arial"/>
-                <w:b w:val="0"/>
-                <w:sz w:val="16"/>
-              </w:rPr>
-            </w:r>
-          </w:p>
-        </w:tc>
-        <w:tc>
-          <w:tcPr>
-            <w:tcW w:type="dxa" w:w="2163"/>
-          </w:tcPr>
-          <w:p>
-            <w:r/>
-            <w:r>
-              <w:rPr>
-                <w:rFonts w:ascii="Arial" w:hAnsi="Arial"/>
+                <w:rFonts w:ascii="Verdana" w:hAnsi="Verdana"/>
+                <w:b w:val="0"/>
+                <w:sz w:val="16"/>
+              </w:rPr>
+            </w:r>
+          </w:p>
+        </w:tc>
+        <w:tc>
+          <w:tcPr>
+            <w:tcW w:type="dxa" w:w="2163"/>
+          </w:tcPr>
+          <w:p>
+            <w:r/>
+            <w:r>
+              <w:rPr>
+                <w:rFonts w:ascii="Verdana" w:hAnsi="Verdana"/>
                 <w:b w:val="0"/>
                 <w:sz w:val="16"/>
               </w:rPr>
@@ -4503,76 +4616,79 @@
         </w:tc>
       </w:tr>
       <w:tr>
-        <w:tc>
-          <w:tcPr>
-            <w:tcW w:type="dxa" w:w="2163"/>
-          </w:tcPr>
-          <w:p>
-            <w:r/>
-            <w:r>
-              <w:rPr>
-                <w:rFonts w:ascii="Arial" w:hAnsi="Arial"/>
-                <w:b w:val="0"/>
-                <w:sz w:val="16"/>
-              </w:rPr>
-            </w:r>
-          </w:p>
-        </w:tc>
-        <w:tc>
-          <w:tcPr>
-            <w:tcW w:type="dxa" w:w="2163"/>
-          </w:tcPr>
-          <w:p>
-            <w:r/>
-            <w:r>
-              <w:rPr>
-                <w:rFonts w:ascii="Arial" w:hAnsi="Arial"/>
-                <w:b w:val="0"/>
-                <w:sz w:val="16"/>
-              </w:rPr>
-            </w:r>
-          </w:p>
-        </w:tc>
-        <w:tc>
-          <w:tcPr>
-            <w:tcW w:type="dxa" w:w="2163"/>
-          </w:tcPr>
-          <w:p>
-            <w:r/>
-            <w:r>
-              <w:rPr>
-                <w:rFonts w:ascii="Arial" w:hAnsi="Arial"/>
-                <w:b w:val="0"/>
-                <w:sz w:val="16"/>
-              </w:rPr>
-            </w:r>
-          </w:p>
-        </w:tc>
-        <w:tc>
-          <w:tcPr>
-            <w:tcW w:type="dxa" w:w="2163"/>
-          </w:tcPr>
-          <w:p>
-            <w:r/>
-            <w:r>
-              <w:rPr>
-                <w:rFonts w:ascii="Arial" w:hAnsi="Arial"/>
-                <w:b w:val="0"/>
-                <w:sz w:val="16"/>
-              </w:rPr>
-              <w:t>112000</w:t>
-            </w:r>
-          </w:p>
-        </w:tc>
-        <w:tc>
-          <w:tcPr>
-            <w:tcW w:type="dxa" w:w="2163"/>
-          </w:tcPr>
-          <w:p>
-            <w:r/>
-            <w:r>
-              <w:rPr>
-                <w:rFonts w:ascii="Arial" w:hAnsi="Arial"/>
+        <w:trPr>
+          <w:cantSplit/>
+        </w:trPr>
+        <w:tc>
+          <w:tcPr>
+            <w:tcW w:type="dxa" w:w="2163"/>
+          </w:tcPr>
+          <w:p>
+            <w:r/>
+            <w:r>
+              <w:rPr>
+                <w:rFonts w:ascii="Verdana" w:hAnsi="Verdana"/>
+                <w:b w:val="0"/>
+                <w:sz w:val="16"/>
+              </w:rPr>
+            </w:r>
+          </w:p>
+        </w:tc>
+        <w:tc>
+          <w:tcPr>
+            <w:tcW w:type="dxa" w:w="2163"/>
+          </w:tcPr>
+          <w:p>
+            <w:r/>
+            <w:r>
+              <w:rPr>
+                <w:rFonts w:ascii="Verdana" w:hAnsi="Verdana"/>
+                <w:b w:val="0"/>
+                <w:sz w:val="16"/>
+              </w:rPr>
+            </w:r>
+          </w:p>
+        </w:tc>
+        <w:tc>
+          <w:tcPr>
+            <w:tcW w:type="dxa" w:w="2163"/>
+          </w:tcPr>
+          <w:p>
+            <w:r/>
+            <w:r>
+              <w:rPr>
+                <w:rFonts w:ascii="Verdana" w:hAnsi="Verdana"/>
+                <w:b w:val="0"/>
+                <w:sz w:val="16"/>
+              </w:rPr>
+            </w:r>
+          </w:p>
+        </w:tc>
+        <w:tc>
+          <w:tcPr>
+            <w:tcW w:type="dxa" w:w="2163"/>
+          </w:tcPr>
+          <w:p>
+            <w:r/>
+            <w:r>
+              <w:rPr>
+                <w:rFonts w:ascii="Verdana" w:hAnsi="Verdana"/>
+                <w:b w:val="0"/>
+                <w:sz w:val="16"/>
+              </w:rPr>
+              <w:t>1 12 000</w:t>
+            </w:r>
+          </w:p>
+        </w:tc>
+        <w:tc>
+          <w:tcPr>
+            <w:tcW w:type="dxa" w:w="2163"/>
+          </w:tcPr>
+          <w:p>
+            <w:r/>
+            <w:r>
+              <w:rPr>
+                <w:rFonts w:ascii="Verdana" w:hAnsi="Verdana"/>
                 <w:b w:val="0"/>
                 <w:sz w:val="16"/>
               </w:rPr>
@@ -4588,22 +4704,22 @@
             <w:r/>
             <w:r>
               <w:rPr>
-                <w:rFonts w:ascii="Arial" w:hAnsi="Arial"/>
-                <w:b w:val="0"/>
-                <w:sz w:val="16"/>
-              </w:rPr>
-            </w:r>
-          </w:p>
-        </w:tc>
-        <w:tc>
-          <w:tcPr>
-            <w:tcW w:type="dxa" w:w="2163"/>
-          </w:tcPr>
-          <w:p>
-            <w:r/>
-            <w:r>
-              <w:rPr>
-                <w:rFonts w:ascii="Arial" w:hAnsi="Arial"/>
+                <w:rFonts w:ascii="Verdana" w:hAnsi="Verdana"/>
+                <w:b w:val="0"/>
+                <w:sz w:val="16"/>
+              </w:rPr>
+            </w:r>
+          </w:p>
+        </w:tc>
+        <w:tc>
+          <w:tcPr>
+            <w:tcW w:type="dxa" w:w="2163"/>
+          </w:tcPr>
+          <w:p>
+            <w:r/>
+            <w:r>
+              <w:rPr>
+                <w:rFonts w:ascii="Verdana" w:hAnsi="Verdana"/>
                 <w:b w:val="0"/>
                 <w:sz w:val="16"/>
               </w:rPr>
@@ -4612,76 +4728,79 @@
         </w:tc>
       </w:tr>
       <w:tr>
-        <w:tc>
-          <w:tcPr>
-            <w:tcW w:type="dxa" w:w="2163"/>
-          </w:tcPr>
-          <w:p>
-            <w:r/>
-            <w:r>
-              <w:rPr>
-                <w:rFonts w:ascii="Arial" w:hAnsi="Arial"/>
-                <w:b w:val="0"/>
-                <w:sz w:val="16"/>
-              </w:rPr>
-            </w:r>
-          </w:p>
-        </w:tc>
-        <w:tc>
-          <w:tcPr>
-            <w:tcW w:type="dxa" w:w="2163"/>
-          </w:tcPr>
-          <w:p>
-            <w:r/>
-            <w:r>
-              <w:rPr>
-                <w:rFonts w:ascii="Arial" w:hAnsi="Arial"/>
-                <w:b w:val="0"/>
-                <w:sz w:val="16"/>
-              </w:rPr>
-            </w:r>
-          </w:p>
-        </w:tc>
-        <w:tc>
-          <w:tcPr>
-            <w:tcW w:type="dxa" w:w="2163"/>
-          </w:tcPr>
-          <w:p>
-            <w:r/>
-            <w:r>
-              <w:rPr>
-                <w:rFonts w:ascii="Arial" w:hAnsi="Arial"/>
-                <w:b w:val="0"/>
-                <w:sz w:val="16"/>
-              </w:rPr>
-            </w:r>
-          </w:p>
-        </w:tc>
-        <w:tc>
-          <w:tcPr>
-            <w:tcW w:type="dxa" w:w="2163"/>
-          </w:tcPr>
-          <w:p>
-            <w:r/>
-            <w:r>
-              <w:rPr>
-                <w:rFonts w:ascii="Arial" w:hAnsi="Arial"/>
-                <w:b w:val="0"/>
-                <w:sz w:val="16"/>
-              </w:rPr>
-              <w:t>031001</w:t>
-            </w:r>
-          </w:p>
-        </w:tc>
-        <w:tc>
-          <w:tcPr>
-            <w:tcW w:type="dxa" w:w="2163"/>
-          </w:tcPr>
-          <w:p>
-            <w:r/>
-            <w:r>
-              <w:rPr>
-                <w:rFonts w:ascii="Arial" w:hAnsi="Arial"/>
+        <w:trPr>
+          <w:cantSplit/>
+        </w:trPr>
+        <w:tc>
+          <w:tcPr>
+            <w:tcW w:type="dxa" w:w="2163"/>
+          </w:tcPr>
+          <w:p>
+            <w:r/>
+            <w:r>
+              <w:rPr>
+                <w:rFonts w:ascii="Verdana" w:hAnsi="Verdana"/>
+                <w:b w:val="0"/>
+                <w:sz w:val="16"/>
+              </w:rPr>
+            </w:r>
+          </w:p>
+        </w:tc>
+        <w:tc>
+          <w:tcPr>
+            <w:tcW w:type="dxa" w:w="2163"/>
+          </w:tcPr>
+          <w:p>
+            <w:r/>
+            <w:r>
+              <w:rPr>
+                <w:rFonts w:ascii="Verdana" w:hAnsi="Verdana"/>
+                <w:b w:val="0"/>
+                <w:sz w:val="16"/>
+              </w:rPr>
+            </w:r>
+          </w:p>
+        </w:tc>
+        <w:tc>
+          <w:tcPr>
+            <w:tcW w:type="dxa" w:w="2163"/>
+          </w:tcPr>
+          <w:p>
+            <w:r/>
+            <w:r>
+              <w:rPr>
+                <w:rFonts w:ascii="Verdana" w:hAnsi="Verdana"/>
+                <w:b w:val="0"/>
+                <w:sz w:val="16"/>
+              </w:rPr>
+            </w:r>
+          </w:p>
+        </w:tc>
+        <w:tc>
+          <w:tcPr>
+            <w:tcW w:type="dxa" w:w="2163"/>
+          </w:tcPr>
+          <w:p>
+            <w:r/>
+            <w:r>
+              <w:rPr>
+                <w:rFonts w:ascii="Verdana" w:hAnsi="Verdana"/>
+                <w:b w:val="0"/>
+                <w:sz w:val="16"/>
+              </w:rPr>
+              <w:t>0 31 001</w:t>
+            </w:r>
+          </w:p>
+        </w:tc>
+        <w:tc>
+          <w:tcPr>
+            <w:tcW w:type="dxa" w:w="2163"/>
+          </w:tcPr>
+          <w:p>
+            <w:r/>
+            <w:r>
+              <w:rPr>
+                <w:rFonts w:ascii="Verdana" w:hAnsi="Verdana"/>
                 <w:b w:val="0"/>
                 <w:sz w:val="16"/>
               </w:rPr>
@@ -4697,22 +4816,22 @@
             <w:r/>
             <w:r>
               <w:rPr>
-                <w:rFonts w:ascii="Arial" w:hAnsi="Arial"/>
-                <w:b w:val="0"/>
-                <w:sz w:val="16"/>
-              </w:rPr>
-            </w:r>
-          </w:p>
-        </w:tc>
-        <w:tc>
-          <w:tcPr>
-            <w:tcW w:type="dxa" w:w="2163"/>
-          </w:tcPr>
-          <w:p>
-            <w:r/>
-            <w:r>
-              <w:rPr>
-                <w:rFonts w:ascii="Arial" w:hAnsi="Arial"/>
+                <w:rFonts w:ascii="Verdana" w:hAnsi="Verdana"/>
+                <w:b w:val="0"/>
+                <w:sz w:val="16"/>
+              </w:rPr>
+            </w:r>
+          </w:p>
+        </w:tc>
+        <w:tc>
+          <w:tcPr>
+            <w:tcW w:type="dxa" w:w="2163"/>
+          </w:tcPr>
+          <w:p>
+            <w:r/>
+            <w:r>
+              <w:rPr>
+                <w:rFonts w:ascii="Verdana" w:hAnsi="Verdana"/>
                 <w:b w:val="0"/>
                 <w:sz w:val="16"/>
               </w:rPr>
@@ -4721,76 +4840,79 @@
         </w:tc>
       </w:tr>
       <w:tr>
-        <w:tc>
-          <w:tcPr>
-            <w:tcW w:type="dxa" w:w="2163"/>
-          </w:tcPr>
-          <w:p>
-            <w:r/>
-            <w:r>
-              <w:rPr>
-                <w:rFonts w:ascii="Arial" w:hAnsi="Arial"/>
-                <w:b w:val="0"/>
-                <w:sz w:val="16"/>
-              </w:rPr>
-            </w:r>
-          </w:p>
-        </w:tc>
-        <w:tc>
-          <w:tcPr>
-            <w:tcW w:type="dxa" w:w="2163"/>
-          </w:tcPr>
-          <w:p>
-            <w:r/>
-            <w:r>
-              <w:rPr>
-                <w:rFonts w:ascii="Arial" w:hAnsi="Arial"/>
-                <w:b w:val="0"/>
-                <w:sz w:val="16"/>
-              </w:rPr>
-            </w:r>
-          </w:p>
-        </w:tc>
-        <w:tc>
-          <w:tcPr>
-            <w:tcW w:type="dxa" w:w="2163"/>
-          </w:tcPr>
-          <w:p>
-            <w:r/>
-            <w:r>
-              <w:rPr>
-                <w:rFonts w:ascii="Arial" w:hAnsi="Arial"/>
-                <w:b w:val="0"/>
-                <w:sz w:val="16"/>
-              </w:rPr>
-            </w:r>
-          </w:p>
-        </w:tc>
-        <w:tc>
-          <w:tcPr>
-            <w:tcW w:type="dxa" w:w="2163"/>
-          </w:tcPr>
-          <w:p>
-            <w:r/>
-            <w:r>
-              <w:rPr>
-                <w:rFonts w:ascii="Arial" w:hAnsi="Arial"/>
-                <w:b w:val="0"/>
-                <w:sz w:val="16"/>
-              </w:rPr>
-              <w:t>110000</w:t>
-            </w:r>
-          </w:p>
-        </w:tc>
-        <w:tc>
-          <w:tcPr>
-            <w:tcW w:type="dxa" w:w="2163"/>
-          </w:tcPr>
-          <w:p>
-            <w:r/>
-            <w:r>
-              <w:rPr>
-                <w:rFonts w:ascii="Arial" w:hAnsi="Arial"/>
+        <w:trPr>
+          <w:cantSplit/>
+        </w:trPr>
+        <w:tc>
+          <w:tcPr>
+            <w:tcW w:type="dxa" w:w="2163"/>
+          </w:tcPr>
+          <w:p>
+            <w:r/>
+            <w:r>
+              <w:rPr>
+                <w:rFonts w:ascii="Verdana" w:hAnsi="Verdana"/>
+                <w:b w:val="0"/>
+                <w:sz w:val="16"/>
+              </w:rPr>
+            </w:r>
+          </w:p>
+        </w:tc>
+        <w:tc>
+          <w:tcPr>
+            <w:tcW w:type="dxa" w:w="2163"/>
+          </w:tcPr>
+          <w:p>
+            <w:r/>
+            <w:r>
+              <w:rPr>
+                <w:rFonts w:ascii="Verdana" w:hAnsi="Verdana"/>
+                <w:b w:val="0"/>
+                <w:sz w:val="16"/>
+              </w:rPr>
+            </w:r>
+          </w:p>
+        </w:tc>
+        <w:tc>
+          <w:tcPr>
+            <w:tcW w:type="dxa" w:w="2163"/>
+          </w:tcPr>
+          <w:p>
+            <w:r/>
+            <w:r>
+              <w:rPr>
+                <w:rFonts w:ascii="Verdana" w:hAnsi="Verdana"/>
+                <w:b w:val="0"/>
+                <w:sz w:val="16"/>
+              </w:rPr>
+            </w:r>
+          </w:p>
+        </w:tc>
+        <w:tc>
+          <w:tcPr>
+            <w:tcW w:type="dxa" w:w="2163"/>
+          </w:tcPr>
+          <w:p>
+            <w:r/>
+            <w:r>
+              <w:rPr>
+                <w:rFonts w:ascii="Verdana" w:hAnsi="Verdana"/>
+                <w:b w:val="0"/>
+                <w:sz w:val="16"/>
+              </w:rPr>
+              <w:t>1 10 000</w:t>
+            </w:r>
+          </w:p>
+        </w:tc>
+        <w:tc>
+          <w:tcPr>
+            <w:tcW w:type="dxa" w:w="2163"/>
+          </w:tcPr>
+          <w:p>
+            <w:r/>
+            <w:r>
+              <w:rPr>
+                <w:rFonts w:ascii="Verdana" w:hAnsi="Verdana"/>
                 <w:b w:val="0"/>
                 <w:sz w:val="16"/>
               </w:rPr>
@@ -4806,22 +4928,22 @@
             <w:r/>
             <w:r>
               <w:rPr>
-                <w:rFonts w:ascii="Arial" w:hAnsi="Arial"/>
-                <w:b w:val="0"/>
-                <w:sz w:val="16"/>
-              </w:rPr>
-            </w:r>
-          </w:p>
-        </w:tc>
-        <w:tc>
-          <w:tcPr>
-            <w:tcW w:type="dxa" w:w="2163"/>
-          </w:tcPr>
-          <w:p>
-            <w:r/>
-            <w:r>
-              <w:rPr>
-                <w:rFonts w:ascii="Arial" w:hAnsi="Arial"/>
+                <w:rFonts w:ascii="Verdana" w:hAnsi="Verdana"/>
+                <w:b w:val="0"/>
+                <w:sz w:val="16"/>
+              </w:rPr>
+            </w:r>
+          </w:p>
+        </w:tc>
+        <w:tc>
+          <w:tcPr>
+            <w:tcW w:type="dxa" w:w="2163"/>
+          </w:tcPr>
+          <w:p>
+            <w:r/>
+            <w:r>
+              <w:rPr>
+                <w:rFonts w:ascii="Verdana" w:hAnsi="Verdana"/>
                 <w:b w:val="0"/>
                 <w:sz w:val="16"/>
               </w:rPr>
@@ -4830,76 +4952,79 @@
         </w:tc>
       </w:tr>
       <w:tr>
-        <w:tc>
-          <w:tcPr>
-            <w:tcW w:type="dxa" w:w="2163"/>
-          </w:tcPr>
-          <w:p>
-            <w:r/>
-            <w:r>
-              <w:rPr>
-                <w:rFonts w:ascii="Arial" w:hAnsi="Arial"/>
-                <w:b w:val="0"/>
-                <w:sz w:val="16"/>
-              </w:rPr>
-            </w:r>
-          </w:p>
-        </w:tc>
-        <w:tc>
-          <w:tcPr>
-            <w:tcW w:type="dxa" w:w="2163"/>
-          </w:tcPr>
-          <w:p>
-            <w:r/>
-            <w:r>
-              <w:rPr>
-                <w:rFonts w:ascii="Arial" w:hAnsi="Arial"/>
-                <w:b w:val="0"/>
-                <w:sz w:val="16"/>
-              </w:rPr>
-            </w:r>
-          </w:p>
-        </w:tc>
-        <w:tc>
-          <w:tcPr>
-            <w:tcW w:type="dxa" w:w="2163"/>
-          </w:tcPr>
-          <w:p>
-            <w:r/>
-            <w:r>
-              <w:rPr>
-                <w:rFonts w:ascii="Arial" w:hAnsi="Arial"/>
-                <w:b w:val="0"/>
-                <w:sz w:val="16"/>
-              </w:rPr>
-            </w:r>
-          </w:p>
-        </w:tc>
-        <w:tc>
-          <w:tcPr>
-            <w:tcW w:type="dxa" w:w="2163"/>
-          </w:tcPr>
-          <w:p>
-            <w:r/>
-            <w:r>
-              <w:rPr>
-                <w:rFonts w:ascii="Arial" w:hAnsi="Arial"/>
-                <w:b w:val="0"/>
-                <w:sz w:val="16"/>
-              </w:rPr>
-              <w:t>031001</w:t>
-            </w:r>
-          </w:p>
-        </w:tc>
-        <w:tc>
-          <w:tcPr>
-            <w:tcW w:type="dxa" w:w="2163"/>
-          </w:tcPr>
-          <w:p>
-            <w:r/>
-            <w:r>
-              <w:rPr>
-                <w:rFonts w:ascii="Arial" w:hAnsi="Arial"/>
+        <w:trPr>
+          <w:cantSplit/>
+        </w:trPr>
+        <w:tc>
+          <w:tcPr>
+            <w:tcW w:type="dxa" w:w="2163"/>
+          </w:tcPr>
+          <w:p>
+            <w:r/>
+            <w:r>
+              <w:rPr>
+                <w:rFonts w:ascii="Verdana" w:hAnsi="Verdana"/>
+                <w:b w:val="0"/>
+                <w:sz w:val="16"/>
+              </w:rPr>
+            </w:r>
+          </w:p>
+        </w:tc>
+        <w:tc>
+          <w:tcPr>
+            <w:tcW w:type="dxa" w:w="2163"/>
+          </w:tcPr>
+          <w:p>
+            <w:r/>
+            <w:r>
+              <w:rPr>
+                <w:rFonts w:ascii="Verdana" w:hAnsi="Verdana"/>
+                <w:b w:val="0"/>
+                <w:sz w:val="16"/>
+              </w:rPr>
+            </w:r>
+          </w:p>
+        </w:tc>
+        <w:tc>
+          <w:tcPr>
+            <w:tcW w:type="dxa" w:w="2163"/>
+          </w:tcPr>
+          <w:p>
+            <w:r/>
+            <w:r>
+              <w:rPr>
+                <w:rFonts w:ascii="Verdana" w:hAnsi="Verdana"/>
+                <w:b w:val="0"/>
+                <w:sz w:val="16"/>
+              </w:rPr>
+            </w:r>
+          </w:p>
+        </w:tc>
+        <w:tc>
+          <w:tcPr>
+            <w:tcW w:type="dxa" w:w="2163"/>
+          </w:tcPr>
+          <w:p>
+            <w:r/>
+            <w:r>
+              <w:rPr>
+                <w:rFonts w:ascii="Verdana" w:hAnsi="Verdana"/>
+                <w:b w:val="0"/>
+                <w:sz w:val="16"/>
+              </w:rPr>
+              <w:t>0 31 001</w:t>
+            </w:r>
+          </w:p>
+        </w:tc>
+        <w:tc>
+          <w:tcPr>
+            <w:tcW w:type="dxa" w:w="2163"/>
+          </w:tcPr>
+          <w:p>
+            <w:r/>
+            <w:r>
+              <w:rPr>
+                <w:rFonts w:ascii="Verdana" w:hAnsi="Verdana"/>
                 <w:b w:val="0"/>
                 <w:sz w:val="16"/>
               </w:rPr>
@@ -4915,22 +5040,22 @@
             <w:r/>
             <w:r>
               <w:rPr>
-                <w:rFonts w:ascii="Arial" w:hAnsi="Arial"/>
-                <w:b w:val="0"/>
-                <w:sz w:val="16"/>
-              </w:rPr>
-            </w:r>
-          </w:p>
-        </w:tc>
-        <w:tc>
-          <w:tcPr>
-            <w:tcW w:type="dxa" w:w="2163"/>
-          </w:tcPr>
-          <w:p>
-            <w:r/>
-            <w:r>
-              <w:rPr>
-                <w:rFonts w:ascii="Arial" w:hAnsi="Arial"/>
+                <w:rFonts w:ascii="Verdana" w:hAnsi="Verdana"/>
+                <w:b w:val="0"/>
+                <w:sz w:val="16"/>
+              </w:rPr>
+            </w:r>
+          </w:p>
+        </w:tc>
+        <w:tc>
+          <w:tcPr>
+            <w:tcW w:type="dxa" w:w="2163"/>
+          </w:tcPr>
+          <w:p>
+            <w:r/>
+            <w:r>
+              <w:rPr>
+                <w:rFonts w:ascii="Verdana" w:hAnsi="Verdana"/>
                 <w:b w:val="0"/>
                 <w:sz w:val="16"/>
               </w:rPr>
@@ -4939,76 +5064,79 @@
         </w:tc>
       </w:tr>
       <w:tr>
-        <w:tc>
-          <w:tcPr>
-            <w:tcW w:type="dxa" w:w="2163"/>
-          </w:tcPr>
-          <w:p>
-            <w:r/>
-            <w:r>
-              <w:rPr>
-                <w:rFonts w:ascii="Arial" w:hAnsi="Arial"/>
-                <w:b w:val="0"/>
-                <w:sz w:val="16"/>
-              </w:rPr>
-            </w:r>
-          </w:p>
-        </w:tc>
-        <w:tc>
-          <w:tcPr>
-            <w:tcW w:type="dxa" w:w="2163"/>
-          </w:tcPr>
-          <w:p>
-            <w:r/>
-            <w:r>
-              <w:rPr>
-                <w:rFonts w:ascii="Arial" w:hAnsi="Arial"/>
-                <w:b w:val="0"/>
-                <w:sz w:val="16"/>
-              </w:rPr>
-            </w:r>
-          </w:p>
-        </w:tc>
-        <w:tc>
-          <w:tcPr>
-            <w:tcW w:type="dxa" w:w="2163"/>
-          </w:tcPr>
-          <w:p>
-            <w:r/>
-            <w:r>
-              <w:rPr>
-                <w:rFonts w:ascii="Arial" w:hAnsi="Arial"/>
-                <w:b w:val="0"/>
-                <w:sz w:val="16"/>
-              </w:rPr>
-            </w:r>
-          </w:p>
-        </w:tc>
-        <w:tc>
-          <w:tcPr>
-            <w:tcW w:type="dxa" w:w="2163"/>
-          </w:tcPr>
-          <w:p>
-            <w:r/>
-            <w:r>
-              <w:rPr>
-                <w:rFonts w:ascii="Arial" w:hAnsi="Arial"/>
-                <w:b w:val="0"/>
-                <w:sz w:val="16"/>
-              </w:rPr>
-              <w:t>104000</w:t>
-            </w:r>
-          </w:p>
-        </w:tc>
-        <w:tc>
-          <w:tcPr>
-            <w:tcW w:type="dxa" w:w="2163"/>
-          </w:tcPr>
-          <w:p>
-            <w:r/>
-            <w:r>
-              <w:rPr>
-                <w:rFonts w:ascii="Arial" w:hAnsi="Arial"/>
+        <w:trPr>
+          <w:cantSplit/>
+        </w:trPr>
+        <w:tc>
+          <w:tcPr>
+            <w:tcW w:type="dxa" w:w="2163"/>
+          </w:tcPr>
+          <w:p>
+            <w:r/>
+            <w:r>
+              <w:rPr>
+                <w:rFonts w:ascii="Verdana" w:hAnsi="Verdana"/>
+                <w:b w:val="0"/>
+                <w:sz w:val="16"/>
+              </w:rPr>
+            </w:r>
+          </w:p>
+        </w:tc>
+        <w:tc>
+          <w:tcPr>
+            <w:tcW w:type="dxa" w:w="2163"/>
+          </w:tcPr>
+          <w:p>
+            <w:r/>
+            <w:r>
+              <w:rPr>
+                <w:rFonts w:ascii="Verdana" w:hAnsi="Verdana"/>
+                <w:b w:val="0"/>
+                <w:sz w:val="16"/>
+              </w:rPr>
+            </w:r>
+          </w:p>
+        </w:tc>
+        <w:tc>
+          <w:tcPr>
+            <w:tcW w:type="dxa" w:w="2163"/>
+          </w:tcPr>
+          <w:p>
+            <w:r/>
+            <w:r>
+              <w:rPr>
+                <w:rFonts w:ascii="Verdana" w:hAnsi="Verdana"/>
+                <w:b w:val="0"/>
+                <w:sz w:val="16"/>
+              </w:rPr>
+            </w:r>
+          </w:p>
+        </w:tc>
+        <w:tc>
+          <w:tcPr>
+            <w:tcW w:type="dxa" w:w="2163"/>
+          </w:tcPr>
+          <w:p>
+            <w:r/>
+            <w:r>
+              <w:rPr>
+                <w:rFonts w:ascii="Verdana" w:hAnsi="Verdana"/>
+                <w:b w:val="0"/>
+                <w:sz w:val="16"/>
+              </w:rPr>
+              <w:t>1 04 000</w:t>
+            </w:r>
+          </w:p>
+        </w:tc>
+        <w:tc>
+          <w:tcPr>
+            <w:tcW w:type="dxa" w:w="2163"/>
+          </w:tcPr>
+          <w:p>
+            <w:r/>
+            <w:r>
+              <w:rPr>
+                <w:rFonts w:ascii="Verdana" w:hAnsi="Verdana"/>
                 <w:b w:val="0"/>
                 <w:sz w:val="16"/>
               </w:rPr>
@@ -5024,22 +5152,22 @@
             <w:r/>
             <w:r>
               <w:rPr>
-                <w:rFonts w:ascii="Arial" w:hAnsi="Arial"/>
-                <w:b w:val="0"/>
-                <w:sz w:val="16"/>
-              </w:rPr>
-            </w:r>
-          </w:p>
-        </w:tc>
-        <w:tc>
-          <w:tcPr>
-            <w:tcW w:type="dxa" w:w="2163"/>
-          </w:tcPr>
-          <w:p>
-            <w:r/>
-            <w:r>
-              <w:rPr>
-                <w:rFonts w:ascii="Arial" w:hAnsi="Arial"/>
+                <w:rFonts w:ascii="Verdana" w:hAnsi="Verdana"/>
+                <w:b w:val="0"/>
+                <w:sz w:val="16"/>
+              </w:rPr>
+            </w:r>
+          </w:p>
+        </w:tc>
+        <w:tc>
+          <w:tcPr>
+            <w:tcW w:type="dxa" w:w="2163"/>
+          </w:tcPr>
+          <w:p>
+            <w:r/>
+            <w:r>
+              <w:rPr>
+                <w:rFonts w:ascii="Verdana" w:hAnsi="Verdana"/>
                 <w:b w:val="0"/>
                 <w:sz w:val="16"/>
               </w:rPr>
@@ -5048,76 +5176,79 @@
         </w:tc>
       </w:tr>
       <w:tr>
-        <w:tc>
-          <w:tcPr>
-            <w:tcW w:type="dxa" w:w="2163"/>
-          </w:tcPr>
-          <w:p>
-            <w:r/>
-            <w:r>
-              <w:rPr>
-                <w:rFonts w:ascii="Arial" w:hAnsi="Arial"/>
-                <w:b w:val="0"/>
-                <w:sz w:val="16"/>
-              </w:rPr>
-            </w:r>
-          </w:p>
-        </w:tc>
-        <w:tc>
-          <w:tcPr>
-            <w:tcW w:type="dxa" w:w="2163"/>
-          </w:tcPr>
-          <w:p>
-            <w:r/>
-            <w:r>
-              <w:rPr>
-                <w:rFonts w:ascii="Arial" w:hAnsi="Arial"/>
-                <w:b w:val="0"/>
-                <w:sz w:val="16"/>
-              </w:rPr>
-            </w:r>
-          </w:p>
-        </w:tc>
-        <w:tc>
-          <w:tcPr>
-            <w:tcW w:type="dxa" w:w="2163"/>
-          </w:tcPr>
-          <w:p>
-            <w:r/>
-            <w:r>
-              <w:rPr>
-                <w:rFonts w:ascii="Arial" w:hAnsi="Arial"/>
-                <w:b w:val="0"/>
-                <w:sz w:val="16"/>
-              </w:rPr>
-            </w:r>
-          </w:p>
-        </w:tc>
-        <w:tc>
-          <w:tcPr>
-            <w:tcW w:type="dxa" w:w="2163"/>
-          </w:tcPr>
-          <w:p>
-            <w:r/>
-            <w:r>
-              <w:rPr>
-                <w:rFonts w:ascii="Arial" w:hAnsi="Arial"/>
-                <w:b w:val="0"/>
-                <w:sz w:val="16"/>
-              </w:rPr>
-              <w:t>031001</w:t>
-            </w:r>
-          </w:p>
-        </w:tc>
-        <w:tc>
-          <w:tcPr>
-            <w:tcW w:type="dxa" w:w="2163"/>
-          </w:tcPr>
-          <w:p>
-            <w:r/>
-            <w:r>
-              <w:rPr>
-                <w:rFonts w:ascii="Arial" w:hAnsi="Arial"/>
+        <w:trPr>
+          <w:cantSplit/>
+        </w:trPr>
+        <w:tc>
+          <w:tcPr>
+            <w:tcW w:type="dxa" w:w="2163"/>
+          </w:tcPr>
+          <w:p>
+            <w:r/>
+            <w:r>
+              <w:rPr>
+                <w:rFonts w:ascii="Verdana" w:hAnsi="Verdana"/>
+                <w:b w:val="0"/>
+                <w:sz w:val="16"/>
+              </w:rPr>
+            </w:r>
+          </w:p>
+        </w:tc>
+        <w:tc>
+          <w:tcPr>
+            <w:tcW w:type="dxa" w:w="2163"/>
+          </w:tcPr>
+          <w:p>
+            <w:r/>
+            <w:r>
+              <w:rPr>
+                <w:rFonts w:ascii="Verdana" w:hAnsi="Verdana"/>
+                <w:b w:val="0"/>
+                <w:sz w:val="16"/>
+              </w:rPr>
+            </w:r>
+          </w:p>
+        </w:tc>
+        <w:tc>
+          <w:tcPr>
+            <w:tcW w:type="dxa" w:w="2163"/>
+          </w:tcPr>
+          <w:p>
+            <w:r/>
+            <w:r>
+              <w:rPr>
+                <w:rFonts w:ascii="Verdana" w:hAnsi="Verdana"/>
+                <w:b w:val="0"/>
+                <w:sz w:val="16"/>
+              </w:rPr>
+            </w:r>
+          </w:p>
+        </w:tc>
+        <w:tc>
+          <w:tcPr>
+            <w:tcW w:type="dxa" w:w="2163"/>
+          </w:tcPr>
+          <w:p>
+            <w:r/>
+            <w:r>
+              <w:rPr>
+                <w:rFonts w:ascii="Verdana" w:hAnsi="Verdana"/>
+                <w:b w:val="0"/>
+                <w:sz w:val="16"/>
+              </w:rPr>
+              <w:t>0 31 001</w:t>
+            </w:r>
+          </w:p>
+        </w:tc>
+        <w:tc>
+          <w:tcPr>
+            <w:tcW w:type="dxa" w:w="2163"/>
+          </w:tcPr>
+          <w:p>
+            <w:r/>
+            <w:r>
+              <w:rPr>
+                <w:rFonts w:ascii="Verdana" w:hAnsi="Verdana"/>
                 <w:b w:val="0"/>
                 <w:sz w:val="16"/>
               </w:rPr>
@@ -5133,22 +5264,22 @@
             <w:r/>
             <w:r>
               <w:rPr>
-                <w:rFonts w:ascii="Arial" w:hAnsi="Arial"/>
-                <w:b w:val="0"/>
-                <w:sz w:val="16"/>
-              </w:rPr>
-            </w:r>
-          </w:p>
-        </w:tc>
-        <w:tc>
-          <w:tcPr>
-            <w:tcW w:type="dxa" w:w="2163"/>
-          </w:tcPr>
-          <w:p>
-            <w:r/>
-            <w:r>
-              <w:rPr>
-                <w:rFonts w:ascii="Arial" w:hAnsi="Arial"/>
+                <w:rFonts w:ascii="Verdana" w:hAnsi="Verdana"/>
+                <w:b w:val="0"/>
+                <w:sz w:val="16"/>
+              </w:rPr>
+            </w:r>
+          </w:p>
+        </w:tc>
+        <w:tc>
+          <w:tcPr>
+            <w:tcW w:type="dxa" w:w="2163"/>
+          </w:tcPr>
+          <w:p>
+            <w:r/>
+            <w:r>
+              <w:rPr>
+                <w:rFonts w:ascii="Verdana" w:hAnsi="Verdana"/>
                 <w:b w:val="0"/>
                 <w:sz w:val="16"/>
               </w:rPr>
@@ -5157,76 +5288,79 @@
         </w:tc>
       </w:tr>
       <w:tr>
-        <w:tc>
-          <w:tcPr>
-            <w:tcW w:type="dxa" w:w="2163"/>
-          </w:tcPr>
-          <w:p>
-            <w:r/>
-            <w:r>
-              <w:rPr>
-                <w:rFonts w:ascii="Arial" w:hAnsi="Arial"/>
-                <w:b w:val="0"/>
-                <w:sz w:val="16"/>
-              </w:rPr>
-            </w:r>
-          </w:p>
-        </w:tc>
-        <w:tc>
-          <w:tcPr>
-            <w:tcW w:type="dxa" w:w="2163"/>
-          </w:tcPr>
-          <w:p>
-            <w:r/>
-            <w:r>
-              <w:rPr>
-                <w:rFonts w:ascii="Arial" w:hAnsi="Arial"/>
-                <w:b w:val="0"/>
-                <w:sz w:val="16"/>
-              </w:rPr>
-            </w:r>
-          </w:p>
-        </w:tc>
-        <w:tc>
-          <w:tcPr>
-            <w:tcW w:type="dxa" w:w="2163"/>
-          </w:tcPr>
-          <w:p>
-            <w:r/>
-            <w:r>
-              <w:rPr>
-                <w:rFonts w:ascii="Arial" w:hAnsi="Arial"/>
-                <w:b w:val="0"/>
-                <w:sz w:val="16"/>
-              </w:rPr>
-            </w:r>
-          </w:p>
-        </w:tc>
-        <w:tc>
-          <w:tcPr>
-            <w:tcW w:type="dxa" w:w="2163"/>
-          </w:tcPr>
-          <w:p>
-            <w:r/>
-            <w:r>
-              <w:rPr>
-                <w:rFonts w:ascii="Arial" w:hAnsi="Arial"/>
-                <w:b w:val="0"/>
-                <w:sz w:val="16"/>
-              </w:rPr>
-              <w:t>006012</w:t>
-            </w:r>
-          </w:p>
-        </w:tc>
-        <w:tc>
-          <w:tcPr>
-            <w:tcW w:type="dxa" w:w="2163"/>
-          </w:tcPr>
-          <w:p>
-            <w:r/>
-            <w:r>
-              <w:rPr>
-                <w:rFonts w:ascii="Arial" w:hAnsi="Arial"/>
+        <w:trPr>
+          <w:cantSplit/>
+        </w:trPr>
+        <w:tc>
+          <w:tcPr>
+            <w:tcW w:type="dxa" w:w="2163"/>
+          </w:tcPr>
+          <w:p>
+            <w:r/>
+            <w:r>
+              <w:rPr>
+                <w:rFonts w:ascii="Verdana" w:hAnsi="Verdana"/>
+                <w:b w:val="0"/>
+                <w:sz w:val="16"/>
+              </w:rPr>
+            </w:r>
+          </w:p>
+        </w:tc>
+        <w:tc>
+          <w:tcPr>
+            <w:tcW w:type="dxa" w:w="2163"/>
+          </w:tcPr>
+          <w:p>
+            <w:r/>
+            <w:r>
+              <w:rPr>
+                <w:rFonts w:ascii="Verdana" w:hAnsi="Verdana"/>
+                <w:b w:val="0"/>
+                <w:sz w:val="16"/>
+              </w:rPr>
+            </w:r>
+          </w:p>
+        </w:tc>
+        <w:tc>
+          <w:tcPr>
+            <w:tcW w:type="dxa" w:w="2163"/>
+          </w:tcPr>
+          <w:p>
+            <w:r/>
+            <w:r>
+              <w:rPr>
+                <w:rFonts w:ascii="Verdana" w:hAnsi="Verdana"/>
+                <w:b w:val="0"/>
+                <w:sz w:val="16"/>
+              </w:rPr>
+            </w:r>
+          </w:p>
+        </w:tc>
+        <w:tc>
+          <w:tcPr>
+            <w:tcW w:type="dxa" w:w="2163"/>
+          </w:tcPr>
+          <w:p>
+            <w:r/>
+            <w:r>
+              <w:rPr>
+                <w:rFonts w:ascii="Verdana" w:hAnsi="Verdana"/>
+                <w:b w:val="0"/>
+                <w:sz w:val="16"/>
+              </w:rPr>
+              <w:t>0 06 012</w:t>
+            </w:r>
+          </w:p>
+        </w:tc>
+        <w:tc>
+          <w:tcPr>
+            <w:tcW w:type="dxa" w:w="2163"/>
+          </w:tcPr>
+          <w:p>
+            <w:r/>
+            <w:r>
+              <w:rPr>
+                <w:rFonts w:ascii="Verdana" w:hAnsi="Verdana"/>
                 <w:b w:val="0"/>
                 <w:sz w:val="16"/>
               </w:rPr>
@@ -5242,22 +5376,22 @@
             <w:r/>
             <w:r>
               <w:rPr>
-                <w:rFonts w:ascii="Arial" w:hAnsi="Arial"/>
-                <w:b w:val="0"/>
-                <w:sz w:val="16"/>
-              </w:rPr>
-            </w:r>
-          </w:p>
-        </w:tc>
-        <w:tc>
-          <w:tcPr>
-            <w:tcW w:type="dxa" w:w="2163"/>
-          </w:tcPr>
-          <w:p>
-            <w:r/>
-            <w:r>
-              <w:rPr>
-                <w:rFonts w:ascii="Arial" w:hAnsi="Arial"/>
+                <w:rFonts w:ascii="Verdana" w:hAnsi="Verdana"/>
+                <w:b w:val="0"/>
+                <w:sz w:val="16"/>
+              </w:rPr>
+            </w:r>
+          </w:p>
+        </w:tc>
+        <w:tc>
+          <w:tcPr>
+            <w:tcW w:type="dxa" w:w="2163"/>
+          </w:tcPr>
+          <w:p>
+            <w:r/>
+            <w:r>
+              <w:rPr>
+                <w:rFonts w:ascii="Verdana" w:hAnsi="Verdana"/>
                 <w:b w:val="0"/>
                 <w:sz w:val="16"/>
               </w:rPr>
@@ -5266,76 +5400,79 @@
         </w:tc>
       </w:tr>
       <w:tr>
-        <w:tc>
-          <w:tcPr>
-            <w:tcW w:type="dxa" w:w="2163"/>
-          </w:tcPr>
-          <w:p>
-            <w:r/>
-            <w:r>
-              <w:rPr>
-                <w:rFonts w:ascii="Arial" w:hAnsi="Arial"/>
-                <w:b w:val="0"/>
-                <w:sz w:val="16"/>
-              </w:rPr>
-            </w:r>
-          </w:p>
-        </w:tc>
-        <w:tc>
-          <w:tcPr>
-            <w:tcW w:type="dxa" w:w="2163"/>
-          </w:tcPr>
-          <w:p>
-            <w:r/>
-            <w:r>
-              <w:rPr>
-                <w:rFonts w:ascii="Arial" w:hAnsi="Arial"/>
-                <w:b w:val="0"/>
-                <w:sz w:val="16"/>
-              </w:rPr>
-            </w:r>
-          </w:p>
-        </w:tc>
-        <w:tc>
-          <w:tcPr>
-            <w:tcW w:type="dxa" w:w="2163"/>
-          </w:tcPr>
-          <w:p>
-            <w:r/>
-            <w:r>
-              <w:rPr>
-                <w:rFonts w:ascii="Arial" w:hAnsi="Arial"/>
-                <w:b w:val="0"/>
-                <w:sz w:val="16"/>
-              </w:rPr>
-            </w:r>
-          </w:p>
-        </w:tc>
-        <w:tc>
-          <w:tcPr>
-            <w:tcW w:type="dxa" w:w="2163"/>
-          </w:tcPr>
-          <w:p>
-            <w:r/>
-            <w:r>
-              <w:rPr>
-                <w:rFonts w:ascii="Arial" w:hAnsi="Arial"/>
-                <w:b w:val="0"/>
-                <w:sz w:val="16"/>
-              </w:rPr>
-              <w:t>101000</w:t>
-            </w:r>
-          </w:p>
-        </w:tc>
-        <w:tc>
-          <w:tcPr>
-            <w:tcW w:type="dxa" w:w="2163"/>
-          </w:tcPr>
-          <w:p>
-            <w:r/>
-            <w:r>
-              <w:rPr>
-                <w:rFonts w:ascii="Arial" w:hAnsi="Arial"/>
+        <w:trPr>
+          <w:cantSplit/>
+        </w:trPr>
+        <w:tc>
+          <w:tcPr>
+            <w:tcW w:type="dxa" w:w="2163"/>
+          </w:tcPr>
+          <w:p>
+            <w:r/>
+            <w:r>
+              <w:rPr>
+                <w:rFonts w:ascii="Verdana" w:hAnsi="Verdana"/>
+                <w:b w:val="0"/>
+                <w:sz w:val="16"/>
+              </w:rPr>
+            </w:r>
+          </w:p>
+        </w:tc>
+        <w:tc>
+          <w:tcPr>
+            <w:tcW w:type="dxa" w:w="2163"/>
+          </w:tcPr>
+          <w:p>
+            <w:r/>
+            <w:r>
+              <w:rPr>
+                <w:rFonts w:ascii="Verdana" w:hAnsi="Verdana"/>
+                <w:b w:val="0"/>
+                <w:sz w:val="16"/>
+              </w:rPr>
+            </w:r>
+          </w:p>
+        </w:tc>
+        <w:tc>
+          <w:tcPr>
+            <w:tcW w:type="dxa" w:w="2163"/>
+          </w:tcPr>
+          <w:p>
+            <w:r/>
+            <w:r>
+              <w:rPr>
+                <w:rFonts w:ascii="Verdana" w:hAnsi="Verdana"/>
+                <w:b w:val="0"/>
+                <w:sz w:val="16"/>
+              </w:rPr>
+            </w:r>
+          </w:p>
+        </w:tc>
+        <w:tc>
+          <w:tcPr>
+            <w:tcW w:type="dxa" w:w="2163"/>
+          </w:tcPr>
+          <w:p>
+            <w:r/>
+            <w:r>
+              <w:rPr>
+                <w:rFonts w:ascii="Verdana" w:hAnsi="Verdana"/>
+                <w:b w:val="0"/>
+                <w:sz w:val="16"/>
+              </w:rPr>
+              <w:t>1 01 000</w:t>
+            </w:r>
+          </w:p>
+        </w:tc>
+        <w:tc>
+          <w:tcPr>
+            <w:tcW w:type="dxa" w:w="2163"/>
+          </w:tcPr>
+          <w:p>
+            <w:r/>
+            <w:r>
+              <w:rPr>
+                <w:rFonts w:ascii="Verdana" w:hAnsi="Verdana"/>
                 <w:b w:val="0"/>
                 <w:sz w:val="16"/>
               </w:rPr>
@@ -5351,22 +5488,22 @@
             <w:r/>
             <w:r>
               <w:rPr>
-                <w:rFonts w:ascii="Arial" w:hAnsi="Arial"/>
-                <w:b w:val="0"/>
-                <w:sz w:val="16"/>
-              </w:rPr>
-            </w:r>
-          </w:p>
-        </w:tc>
-        <w:tc>
-          <w:tcPr>
-            <w:tcW w:type="dxa" w:w="2163"/>
-          </w:tcPr>
-          <w:p>
-            <w:r/>
-            <w:r>
-              <w:rPr>
-                <w:rFonts w:ascii="Arial" w:hAnsi="Arial"/>
+                <w:rFonts w:ascii="Verdana" w:hAnsi="Verdana"/>
+                <w:b w:val="0"/>
+                <w:sz w:val="16"/>
+              </w:rPr>
+            </w:r>
+          </w:p>
+        </w:tc>
+        <w:tc>
+          <w:tcPr>
+            <w:tcW w:type="dxa" w:w="2163"/>
+          </w:tcPr>
+          <w:p>
+            <w:r/>
+            <w:r>
+              <w:rPr>
+                <w:rFonts w:ascii="Verdana" w:hAnsi="Verdana"/>
                 <w:b w:val="0"/>
                 <w:sz w:val="16"/>
               </w:rPr>
@@ -5375,76 +5512,79 @@
         </w:tc>
       </w:tr>
       <w:tr>
-        <w:tc>
-          <w:tcPr>
-            <w:tcW w:type="dxa" w:w="2163"/>
-          </w:tcPr>
-          <w:p>
-            <w:r/>
-            <w:r>
-              <w:rPr>
-                <w:rFonts w:ascii="Arial" w:hAnsi="Arial"/>
-                <w:b w:val="0"/>
-                <w:sz w:val="16"/>
-              </w:rPr>
-            </w:r>
-          </w:p>
-        </w:tc>
-        <w:tc>
-          <w:tcPr>
-            <w:tcW w:type="dxa" w:w="2163"/>
-          </w:tcPr>
-          <w:p>
-            <w:r/>
-            <w:r>
-              <w:rPr>
-                <w:rFonts w:ascii="Arial" w:hAnsi="Arial"/>
-                <w:b w:val="0"/>
-                <w:sz w:val="16"/>
-              </w:rPr>
-            </w:r>
-          </w:p>
-        </w:tc>
-        <w:tc>
-          <w:tcPr>
-            <w:tcW w:type="dxa" w:w="2163"/>
-          </w:tcPr>
-          <w:p>
-            <w:r/>
-            <w:r>
-              <w:rPr>
-                <w:rFonts w:ascii="Arial" w:hAnsi="Arial"/>
-                <w:b w:val="0"/>
-                <w:sz w:val="16"/>
-              </w:rPr>
-            </w:r>
-          </w:p>
-        </w:tc>
-        <w:tc>
-          <w:tcPr>
-            <w:tcW w:type="dxa" w:w="2163"/>
-          </w:tcPr>
-          <w:p>
-            <w:r/>
-            <w:r>
-              <w:rPr>
-                <w:rFonts w:ascii="Arial" w:hAnsi="Arial"/>
-                <w:b w:val="0"/>
-                <w:sz w:val="16"/>
-              </w:rPr>
-              <w:t>031011</w:t>
-            </w:r>
-          </w:p>
-        </w:tc>
-        <w:tc>
-          <w:tcPr>
-            <w:tcW w:type="dxa" w:w="2163"/>
-          </w:tcPr>
-          <w:p>
-            <w:r/>
-            <w:r>
-              <w:rPr>
-                <w:rFonts w:ascii="Arial" w:hAnsi="Arial"/>
+        <w:trPr>
+          <w:cantSplit/>
+        </w:trPr>
+        <w:tc>
+          <w:tcPr>
+            <w:tcW w:type="dxa" w:w="2163"/>
+          </w:tcPr>
+          <w:p>
+            <w:r/>
+            <w:r>
+              <w:rPr>
+                <w:rFonts w:ascii="Verdana" w:hAnsi="Verdana"/>
+                <w:b w:val="0"/>
+                <w:sz w:val="16"/>
+              </w:rPr>
+            </w:r>
+          </w:p>
+        </w:tc>
+        <w:tc>
+          <w:tcPr>
+            <w:tcW w:type="dxa" w:w="2163"/>
+          </w:tcPr>
+          <w:p>
+            <w:r/>
+            <w:r>
+              <w:rPr>
+                <w:rFonts w:ascii="Verdana" w:hAnsi="Verdana"/>
+                <w:b w:val="0"/>
+                <w:sz w:val="16"/>
+              </w:rPr>
+            </w:r>
+          </w:p>
+        </w:tc>
+        <w:tc>
+          <w:tcPr>
+            <w:tcW w:type="dxa" w:w="2163"/>
+          </w:tcPr>
+          <w:p>
+            <w:r/>
+            <w:r>
+              <w:rPr>
+                <w:rFonts w:ascii="Verdana" w:hAnsi="Verdana"/>
+                <w:b w:val="0"/>
+                <w:sz w:val="16"/>
+              </w:rPr>
+            </w:r>
+          </w:p>
+        </w:tc>
+        <w:tc>
+          <w:tcPr>
+            <w:tcW w:type="dxa" w:w="2163"/>
+          </w:tcPr>
+          <w:p>
+            <w:r/>
+            <w:r>
+              <w:rPr>
+                <w:rFonts w:ascii="Verdana" w:hAnsi="Verdana"/>
+                <w:b w:val="0"/>
+                <w:sz w:val="16"/>
+              </w:rPr>
+              <w:t>0 31 011</w:t>
+            </w:r>
+          </w:p>
+        </w:tc>
+        <w:tc>
+          <w:tcPr>
+            <w:tcW w:type="dxa" w:w="2163"/>
+          </w:tcPr>
+          <w:p>
+            <w:r/>
+            <w:r>
+              <w:rPr>
+                <w:rFonts w:ascii="Verdana" w:hAnsi="Verdana"/>
                 <w:b w:val="0"/>
                 <w:sz w:val="16"/>
               </w:rPr>
@@ -5460,22 +5600,22 @@
             <w:r/>
             <w:r>
               <w:rPr>
-                <w:rFonts w:ascii="Arial" w:hAnsi="Arial"/>
-                <w:b w:val="0"/>
-                <w:sz w:val="16"/>
-              </w:rPr>
-            </w:r>
-          </w:p>
-        </w:tc>
-        <w:tc>
-          <w:tcPr>
-            <w:tcW w:type="dxa" w:w="2163"/>
-          </w:tcPr>
-          <w:p>
-            <w:r/>
-            <w:r>
-              <w:rPr>
-                <w:rFonts w:ascii="Arial" w:hAnsi="Arial"/>
+                <w:rFonts w:ascii="Verdana" w:hAnsi="Verdana"/>
+                <w:b w:val="0"/>
+                <w:sz w:val="16"/>
+              </w:rPr>
+            </w:r>
+          </w:p>
+        </w:tc>
+        <w:tc>
+          <w:tcPr>
+            <w:tcW w:type="dxa" w:w="2163"/>
+          </w:tcPr>
+          <w:p>
+            <w:r/>
+            <w:r>
+              <w:rPr>
+                <w:rFonts w:ascii="Verdana" w:hAnsi="Verdana"/>
                 <w:b w:val="0"/>
                 <w:sz w:val="16"/>
               </w:rPr>
@@ -5484,76 +5624,79 @@
         </w:tc>
       </w:tr>
       <w:tr>
-        <w:tc>
-          <w:tcPr>
-            <w:tcW w:type="dxa" w:w="2163"/>
-          </w:tcPr>
-          <w:p>
-            <w:r/>
-            <w:r>
-              <w:rPr>
-                <w:rFonts w:ascii="Arial" w:hAnsi="Arial"/>
-                <w:b w:val="0"/>
-                <w:sz w:val="16"/>
-              </w:rPr>
-            </w:r>
-          </w:p>
-        </w:tc>
-        <w:tc>
-          <w:tcPr>
-            <w:tcW w:type="dxa" w:w="2163"/>
-          </w:tcPr>
-          <w:p>
-            <w:r/>
-            <w:r>
-              <w:rPr>
-                <w:rFonts w:ascii="Arial" w:hAnsi="Arial"/>
-                <w:b w:val="0"/>
-                <w:sz w:val="16"/>
-              </w:rPr>
-            </w:r>
-          </w:p>
-        </w:tc>
-        <w:tc>
-          <w:tcPr>
-            <w:tcW w:type="dxa" w:w="2163"/>
-          </w:tcPr>
-          <w:p>
-            <w:r/>
-            <w:r>
-              <w:rPr>
-                <w:rFonts w:ascii="Arial" w:hAnsi="Arial"/>
-                <w:b w:val="0"/>
-                <w:sz w:val="16"/>
-              </w:rPr>
-            </w:r>
-          </w:p>
-        </w:tc>
-        <w:tc>
-          <w:tcPr>
-            <w:tcW w:type="dxa" w:w="2163"/>
-          </w:tcPr>
-          <w:p>
-            <w:r/>
-            <w:r>
-              <w:rPr>
-                <w:rFonts w:ascii="Arial" w:hAnsi="Arial"/>
-                <w:b w:val="0"/>
-                <w:sz w:val="16"/>
-              </w:rPr>
-              <w:t>030001</w:t>
-            </w:r>
-          </w:p>
-        </w:tc>
-        <w:tc>
-          <w:tcPr>
-            <w:tcW w:type="dxa" w:w="2163"/>
-          </w:tcPr>
-          <w:p>
-            <w:r/>
-            <w:r>
-              <w:rPr>
-                <w:rFonts w:ascii="Arial" w:hAnsi="Arial"/>
+        <w:trPr>
+          <w:cantSplit/>
+        </w:trPr>
+        <w:tc>
+          <w:tcPr>
+            <w:tcW w:type="dxa" w:w="2163"/>
+          </w:tcPr>
+          <w:p>
+            <w:r/>
+            <w:r>
+              <w:rPr>
+                <w:rFonts w:ascii="Verdana" w:hAnsi="Verdana"/>
+                <w:b w:val="0"/>
+                <w:sz w:val="16"/>
+              </w:rPr>
+            </w:r>
+          </w:p>
+        </w:tc>
+        <w:tc>
+          <w:tcPr>
+            <w:tcW w:type="dxa" w:w="2163"/>
+          </w:tcPr>
+          <w:p>
+            <w:r/>
+            <w:r>
+              <w:rPr>
+                <w:rFonts w:ascii="Verdana" w:hAnsi="Verdana"/>
+                <w:b w:val="0"/>
+                <w:sz w:val="16"/>
+              </w:rPr>
+            </w:r>
+          </w:p>
+        </w:tc>
+        <w:tc>
+          <w:tcPr>
+            <w:tcW w:type="dxa" w:w="2163"/>
+          </w:tcPr>
+          <w:p>
+            <w:r/>
+            <w:r>
+              <w:rPr>
+                <w:rFonts w:ascii="Verdana" w:hAnsi="Verdana"/>
+                <w:b w:val="0"/>
+                <w:sz w:val="16"/>
+              </w:rPr>
+            </w:r>
+          </w:p>
+        </w:tc>
+        <w:tc>
+          <w:tcPr>
+            <w:tcW w:type="dxa" w:w="2163"/>
+          </w:tcPr>
+          <w:p>
+            <w:r/>
+            <w:r>
+              <w:rPr>
+                <w:rFonts w:ascii="Verdana" w:hAnsi="Verdana"/>
+                <w:b w:val="0"/>
+                <w:sz w:val="16"/>
+              </w:rPr>
+              <w:t>0 30 001</w:t>
+            </w:r>
+          </w:p>
+        </w:tc>
+        <w:tc>
+          <w:tcPr>
+            <w:tcW w:type="dxa" w:w="2163"/>
+          </w:tcPr>
+          <w:p>
+            <w:r/>
+            <w:r>
+              <w:rPr>
+                <w:rFonts w:ascii="Verdana" w:hAnsi="Verdana"/>
                 <w:b w:val="0"/>
                 <w:sz w:val="16"/>
               </w:rPr>
@@ -5569,22 +5712,22 @@
             <w:r/>
             <w:r>
               <w:rPr>
-                <w:rFonts w:ascii="Arial" w:hAnsi="Arial"/>
-                <w:b w:val="0"/>
-                <w:sz w:val="16"/>
-              </w:rPr>
-            </w:r>
-          </w:p>
-        </w:tc>
-        <w:tc>
-          <w:tcPr>
-            <w:tcW w:type="dxa" w:w="2163"/>
-          </w:tcPr>
-          <w:p>
-            <w:r/>
-            <w:r>
-              <w:rPr>
-                <w:rFonts w:ascii="Arial" w:hAnsi="Arial"/>
+                <w:rFonts w:ascii="Verdana" w:hAnsi="Verdana"/>
+                <w:b w:val="0"/>
+                <w:sz w:val="16"/>
+              </w:rPr>
+            </w:r>
+          </w:p>
+        </w:tc>
+        <w:tc>
+          <w:tcPr>
+            <w:tcW w:type="dxa" w:w="2163"/>
+          </w:tcPr>
+          <w:p>
+            <w:r/>
+            <w:r>
+              <w:rPr>
+                <w:rFonts w:ascii="Verdana" w:hAnsi="Verdana"/>
                 <w:b w:val="0"/>
                 <w:sz w:val="16"/>
               </w:rPr>
@@ -5593,76 +5736,79 @@
         </w:tc>
       </w:tr>
       <w:tr>
-        <w:tc>
-          <w:tcPr>
-            <w:tcW w:type="dxa" w:w="2163"/>
-          </w:tcPr>
-          <w:p>
-            <w:r/>
-            <w:r>
-              <w:rPr>
-                <w:rFonts w:ascii="Arial" w:hAnsi="Arial"/>
-                <w:b w:val="0"/>
-                <w:sz w:val="16"/>
-              </w:rPr>
-            </w:r>
-          </w:p>
-        </w:tc>
-        <w:tc>
-          <w:tcPr>
-            <w:tcW w:type="dxa" w:w="2163"/>
-          </w:tcPr>
-          <w:p>
-            <w:r/>
-            <w:r>
-              <w:rPr>
-                <w:rFonts w:ascii="Arial" w:hAnsi="Arial"/>
-                <w:b w:val="0"/>
-                <w:sz w:val="16"/>
-              </w:rPr>
-            </w:r>
-          </w:p>
-        </w:tc>
-        <w:tc>
-          <w:tcPr>
-            <w:tcW w:type="dxa" w:w="2163"/>
-          </w:tcPr>
-          <w:p>
-            <w:r/>
-            <w:r>
-              <w:rPr>
-                <w:rFonts w:ascii="Arial" w:hAnsi="Arial"/>
-                <w:b w:val="0"/>
-                <w:sz w:val="16"/>
-              </w:rPr>
-            </w:r>
-          </w:p>
-        </w:tc>
-        <w:tc>
-          <w:tcPr>
-            <w:tcW w:type="dxa" w:w="2163"/>
-          </w:tcPr>
-          <w:p>
-            <w:r/>
-            <w:r>
-              <w:rPr>
-                <w:rFonts w:ascii="Arial" w:hAnsi="Arial"/>
-                <w:b w:val="0"/>
-                <w:sz w:val="16"/>
-              </w:rPr>
-              <w:t>006012</w:t>
-            </w:r>
-          </w:p>
-        </w:tc>
-        <w:tc>
-          <w:tcPr>
-            <w:tcW w:type="dxa" w:w="2163"/>
-          </w:tcPr>
-          <w:p>
-            <w:r/>
-            <w:r>
-              <w:rPr>
-                <w:rFonts w:ascii="Arial" w:hAnsi="Arial"/>
+        <w:trPr>
+          <w:cantSplit/>
+        </w:trPr>
+        <w:tc>
+          <w:tcPr>
+            <w:tcW w:type="dxa" w:w="2163"/>
+          </w:tcPr>
+          <w:p>
+            <w:r/>
+            <w:r>
+              <w:rPr>
+                <w:rFonts w:ascii="Verdana" w:hAnsi="Verdana"/>
+                <w:b w:val="0"/>
+                <w:sz w:val="16"/>
+              </w:rPr>
+            </w:r>
+          </w:p>
+        </w:tc>
+        <w:tc>
+          <w:tcPr>
+            <w:tcW w:type="dxa" w:w="2163"/>
+          </w:tcPr>
+          <w:p>
+            <w:r/>
+            <w:r>
+              <w:rPr>
+                <w:rFonts w:ascii="Verdana" w:hAnsi="Verdana"/>
+                <w:b w:val="0"/>
+                <w:sz w:val="16"/>
+              </w:rPr>
+            </w:r>
+          </w:p>
+        </w:tc>
+        <w:tc>
+          <w:tcPr>
+            <w:tcW w:type="dxa" w:w="2163"/>
+          </w:tcPr>
+          <w:p>
+            <w:r/>
+            <w:r>
+              <w:rPr>
+                <w:rFonts w:ascii="Verdana" w:hAnsi="Verdana"/>
+                <w:b w:val="0"/>
+                <w:sz w:val="16"/>
+              </w:rPr>
+            </w:r>
+          </w:p>
+        </w:tc>
+        <w:tc>
+          <w:tcPr>
+            <w:tcW w:type="dxa" w:w="2163"/>
+          </w:tcPr>
+          <w:p>
+            <w:r/>
+            <w:r>
+              <w:rPr>
+                <w:rFonts w:ascii="Verdana" w:hAnsi="Verdana"/>
+                <w:b w:val="0"/>
+                <w:sz w:val="16"/>
+              </w:rPr>
+              <w:t>0 06 012</w:t>
+            </w:r>
+          </w:p>
+        </w:tc>
+        <w:tc>
+          <w:tcPr>
+            <w:tcW w:type="dxa" w:w="2163"/>
+          </w:tcPr>
+          <w:p>
+            <w:r/>
+            <w:r>
+              <w:rPr>
+                <w:rFonts w:ascii="Verdana" w:hAnsi="Verdana"/>
                 <w:b w:val="0"/>
                 <w:sz w:val="16"/>
               </w:rPr>
@@ -5678,22 +5824,22 @@
             <w:r/>
             <w:r>
               <w:rPr>
-                <w:rFonts w:ascii="Arial" w:hAnsi="Arial"/>
-                <w:b w:val="0"/>
-                <w:sz w:val="16"/>
-              </w:rPr>
-            </w:r>
-          </w:p>
-        </w:tc>
-        <w:tc>
-          <w:tcPr>
-            <w:tcW w:type="dxa" w:w="2163"/>
-          </w:tcPr>
-          <w:p>
-            <w:r/>
-            <w:r>
-              <w:rPr>
-                <w:rFonts w:ascii="Arial" w:hAnsi="Arial"/>
+                <w:rFonts w:ascii="Verdana" w:hAnsi="Verdana"/>
+                <w:b w:val="0"/>
+                <w:sz w:val="16"/>
+              </w:rPr>
+            </w:r>
+          </w:p>
+        </w:tc>
+        <w:tc>
+          <w:tcPr>
+            <w:tcW w:type="dxa" w:w="2163"/>
+          </w:tcPr>
+          <w:p>
+            <w:r/>
+            <w:r>
+              <w:rPr>
+                <w:rFonts w:ascii="Verdana" w:hAnsi="Verdana"/>
                 <w:b w:val="0"/>
                 <w:sz w:val="16"/>
               </w:rPr>
@@ -5702,76 +5848,79 @@
         </w:tc>
       </w:tr>
       <w:tr>
-        <w:tc>
-          <w:tcPr>
-            <w:tcW w:type="dxa" w:w="2163"/>
-          </w:tcPr>
-          <w:p>
-            <w:r/>
-            <w:r>
-              <w:rPr>
-                <w:rFonts w:ascii="Arial" w:hAnsi="Arial"/>
-                <w:b w:val="0"/>
-                <w:sz w:val="16"/>
-              </w:rPr>
-            </w:r>
-          </w:p>
-        </w:tc>
-        <w:tc>
-          <w:tcPr>
-            <w:tcW w:type="dxa" w:w="2163"/>
-          </w:tcPr>
-          <w:p>
-            <w:r/>
-            <w:r>
-              <w:rPr>
-                <w:rFonts w:ascii="Arial" w:hAnsi="Arial"/>
-                <w:b w:val="0"/>
-                <w:sz w:val="16"/>
-              </w:rPr>
-            </w:r>
-          </w:p>
-        </w:tc>
-        <w:tc>
-          <w:tcPr>
-            <w:tcW w:type="dxa" w:w="2163"/>
-          </w:tcPr>
-          <w:p>
-            <w:r/>
-            <w:r>
-              <w:rPr>
-                <w:rFonts w:ascii="Arial" w:hAnsi="Arial"/>
-                <w:b w:val="0"/>
-                <w:sz w:val="16"/>
-              </w:rPr>
-            </w:r>
-          </w:p>
-        </w:tc>
-        <w:tc>
-          <w:tcPr>
-            <w:tcW w:type="dxa" w:w="2163"/>
-          </w:tcPr>
-          <w:p>
-            <w:r/>
-            <w:r>
-              <w:rPr>
-                <w:rFonts w:ascii="Arial" w:hAnsi="Arial"/>
-                <w:b w:val="0"/>
-                <w:sz w:val="16"/>
-              </w:rPr>
-              <w:t>101000</w:t>
-            </w:r>
-          </w:p>
-        </w:tc>
-        <w:tc>
-          <w:tcPr>
-            <w:tcW w:type="dxa" w:w="2163"/>
-          </w:tcPr>
-          <w:p>
-            <w:r/>
-            <w:r>
-              <w:rPr>
-                <w:rFonts w:ascii="Arial" w:hAnsi="Arial"/>
+        <w:trPr>
+          <w:cantSplit/>
+        </w:trPr>
+        <w:tc>
+          <w:tcPr>
+            <w:tcW w:type="dxa" w:w="2163"/>
+          </w:tcPr>
+          <w:p>
+            <w:r/>
+            <w:r>
+              <w:rPr>
+                <w:rFonts w:ascii="Verdana" w:hAnsi="Verdana"/>
+                <w:b w:val="0"/>
+                <w:sz w:val="16"/>
+              </w:rPr>
+            </w:r>
+          </w:p>
+        </w:tc>
+        <w:tc>
+          <w:tcPr>
+            <w:tcW w:type="dxa" w:w="2163"/>
+          </w:tcPr>
+          <w:p>
+            <w:r/>
+            <w:r>
+              <w:rPr>
+                <w:rFonts w:ascii="Verdana" w:hAnsi="Verdana"/>
+                <w:b w:val="0"/>
+                <w:sz w:val="16"/>
+              </w:rPr>
+            </w:r>
+          </w:p>
+        </w:tc>
+        <w:tc>
+          <w:tcPr>
+            <w:tcW w:type="dxa" w:w="2163"/>
+          </w:tcPr>
+          <w:p>
+            <w:r/>
+            <w:r>
+              <w:rPr>
+                <w:rFonts w:ascii="Verdana" w:hAnsi="Verdana"/>
+                <w:b w:val="0"/>
+                <w:sz w:val="16"/>
+              </w:rPr>
+            </w:r>
+          </w:p>
+        </w:tc>
+        <w:tc>
+          <w:tcPr>
+            <w:tcW w:type="dxa" w:w="2163"/>
+          </w:tcPr>
+          <w:p>
+            <w:r/>
+            <w:r>
+              <w:rPr>
+                <w:rFonts w:ascii="Verdana" w:hAnsi="Verdana"/>
+                <w:b w:val="0"/>
+                <w:sz w:val="16"/>
+              </w:rPr>
+              <w:t>1 01 000</w:t>
+            </w:r>
+          </w:p>
+        </w:tc>
+        <w:tc>
+          <w:tcPr>
+            <w:tcW w:type="dxa" w:w="2163"/>
+          </w:tcPr>
+          <w:p>
+            <w:r/>
+            <w:r>
+              <w:rPr>
+                <w:rFonts w:ascii="Verdana" w:hAnsi="Verdana"/>
                 <w:b w:val="0"/>
                 <w:sz w:val="16"/>
               </w:rPr>
@@ -5787,22 +5936,22 @@
             <w:r/>
             <w:r>
               <w:rPr>
-                <w:rFonts w:ascii="Arial" w:hAnsi="Arial"/>
-                <w:b w:val="0"/>
-                <w:sz w:val="16"/>
-              </w:rPr>
-            </w:r>
-          </w:p>
-        </w:tc>
-        <w:tc>
-          <w:tcPr>
-            <w:tcW w:type="dxa" w:w="2163"/>
-          </w:tcPr>
-          <w:p>
-            <w:r/>
-            <w:r>
-              <w:rPr>
-                <w:rFonts w:ascii="Arial" w:hAnsi="Arial"/>
+                <w:rFonts w:ascii="Verdana" w:hAnsi="Verdana"/>
+                <w:b w:val="0"/>
+                <w:sz w:val="16"/>
+              </w:rPr>
+            </w:r>
+          </w:p>
+        </w:tc>
+        <w:tc>
+          <w:tcPr>
+            <w:tcW w:type="dxa" w:w="2163"/>
+          </w:tcPr>
+          <w:p>
+            <w:r/>
+            <w:r>
+              <w:rPr>
+                <w:rFonts w:ascii="Verdana" w:hAnsi="Verdana"/>
                 <w:b w:val="0"/>
                 <w:sz w:val="16"/>
               </w:rPr>
@@ -5811,76 +5960,79 @@
         </w:tc>
       </w:tr>
       <w:tr>
-        <w:tc>
-          <w:tcPr>
-            <w:tcW w:type="dxa" w:w="2163"/>
-          </w:tcPr>
-          <w:p>
-            <w:r/>
-            <w:r>
-              <w:rPr>
-                <w:rFonts w:ascii="Arial" w:hAnsi="Arial"/>
-                <w:b w:val="0"/>
-                <w:sz w:val="16"/>
-              </w:rPr>
-            </w:r>
-          </w:p>
-        </w:tc>
-        <w:tc>
-          <w:tcPr>
-            <w:tcW w:type="dxa" w:w="2163"/>
-          </w:tcPr>
-          <w:p>
-            <w:r/>
-            <w:r>
-              <w:rPr>
-                <w:rFonts w:ascii="Arial" w:hAnsi="Arial"/>
-                <w:b w:val="0"/>
-                <w:sz w:val="16"/>
-              </w:rPr>
-            </w:r>
-          </w:p>
-        </w:tc>
-        <w:tc>
-          <w:tcPr>
-            <w:tcW w:type="dxa" w:w="2163"/>
-          </w:tcPr>
-          <w:p>
-            <w:r/>
-            <w:r>
-              <w:rPr>
-                <w:rFonts w:ascii="Arial" w:hAnsi="Arial"/>
-                <w:b w:val="0"/>
-                <w:sz w:val="16"/>
-              </w:rPr>
-            </w:r>
-          </w:p>
-        </w:tc>
-        <w:tc>
-          <w:tcPr>
-            <w:tcW w:type="dxa" w:w="2163"/>
-          </w:tcPr>
-          <w:p>
-            <w:r/>
-            <w:r>
-              <w:rPr>
-                <w:rFonts w:ascii="Arial" w:hAnsi="Arial"/>
-                <w:b w:val="0"/>
-                <w:sz w:val="16"/>
-              </w:rPr>
-              <w:t>031001</w:t>
-            </w:r>
-          </w:p>
-        </w:tc>
-        <w:tc>
-          <w:tcPr>
-            <w:tcW w:type="dxa" w:w="2163"/>
-          </w:tcPr>
-          <w:p>
-            <w:r/>
-            <w:r>
-              <w:rPr>
-                <w:rFonts w:ascii="Arial" w:hAnsi="Arial"/>
+        <w:trPr>
+          <w:cantSplit/>
+        </w:trPr>
+        <w:tc>
+          <w:tcPr>
+            <w:tcW w:type="dxa" w:w="2163"/>
+          </w:tcPr>
+          <w:p>
+            <w:r/>
+            <w:r>
+              <w:rPr>
+                <w:rFonts w:ascii="Verdana" w:hAnsi="Verdana"/>
+                <w:b w:val="0"/>
+                <w:sz w:val="16"/>
+              </w:rPr>
+            </w:r>
+          </w:p>
+        </w:tc>
+        <w:tc>
+          <w:tcPr>
+            <w:tcW w:type="dxa" w:w="2163"/>
+          </w:tcPr>
+          <w:p>
+            <w:r/>
+            <w:r>
+              <w:rPr>
+                <w:rFonts w:ascii="Verdana" w:hAnsi="Verdana"/>
+                <w:b w:val="0"/>
+                <w:sz w:val="16"/>
+              </w:rPr>
+            </w:r>
+          </w:p>
+        </w:tc>
+        <w:tc>
+          <w:tcPr>
+            <w:tcW w:type="dxa" w:w="2163"/>
+          </w:tcPr>
+          <w:p>
+            <w:r/>
+            <w:r>
+              <w:rPr>
+                <w:rFonts w:ascii="Verdana" w:hAnsi="Verdana"/>
+                <w:b w:val="0"/>
+                <w:sz w:val="16"/>
+              </w:rPr>
+            </w:r>
+          </w:p>
+        </w:tc>
+        <w:tc>
+          <w:tcPr>
+            <w:tcW w:type="dxa" w:w="2163"/>
+          </w:tcPr>
+          <w:p>
+            <w:r/>
+            <w:r>
+              <w:rPr>
+                <w:rFonts w:ascii="Verdana" w:hAnsi="Verdana"/>
+                <w:b w:val="0"/>
+                <w:sz w:val="16"/>
+              </w:rPr>
+              <w:t>0 31 001</w:t>
+            </w:r>
+          </w:p>
+        </w:tc>
+        <w:tc>
+          <w:tcPr>
+            <w:tcW w:type="dxa" w:w="2163"/>
+          </w:tcPr>
+          <w:p>
+            <w:r/>
+            <w:r>
+              <w:rPr>
+                <w:rFonts w:ascii="Verdana" w:hAnsi="Verdana"/>
                 <w:b w:val="0"/>
                 <w:sz w:val="16"/>
               </w:rPr>
@@ -5896,22 +6048,22 @@
             <w:r/>
             <w:r>
               <w:rPr>
-                <w:rFonts w:ascii="Arial" w:hAnsi="Arial"/>
-                <w:b w:val="0"/>
-                <w:sz w:val="16"/>
-              </w:rPr>
-            </w:r>
-          </w:p>
-        </w:tc>
-        <w:tc>
-          <w:tcPr>
-            <w:tcW w:type="dxa" w:w="2163"/>
-          </w:tcPr>
-          <w:p>
-            <w:r/>
-            <w:r>
-              <w:rPr>
-                <w:rFonts w:ascii="Arial" w:hAnsi="Arial"/>
+                <w:rFonts w:ascii="Verdana" w:hAnsi="Verdana"/>
+                <w:b w:val="0"/>
+                <w:sz w:val="16"/>
+              </w:rPr>
+            </w:r>
+          </w:p>
+        </w:tc>
+        <w:tc>
+          <w:tcPr>
+            <w:tcW w:type="dxa" w:w="2163"/>
+          </w:tcPr>
+          <w:p>
+            <w:r/>
+            <w:r>
+              <w:rPr>
+                <w:rFonts w:ascii="Verdana" w:hAnsi="Verdana"/>
                 <w:b w:val="0"/>
                 <w:sz w:val="16"/>
               </w:rPr>
@@ -5920,76 +6072,79 @@
         </w:tc>
       </w:tr>
       <w:tr>
-        <w:tc>
-          <w:tcPr>
-            <w:tcW w:type="dxa" w:w="2163"/>
-          </w:tcPr>
-          <w:p>
-            <w:r/>
-            <w:r>
-              <w:rPr>
-                <w:rFonts w:ascii="Arial" w:hAnsi="Arial"/>
-                <w:b w:val="0"/>
-                <w:sz w:val="16"/>
-              </w:rPr>
-            </w:r>
-          </w:p>
-        </w:tc>
-        <w:tc>
-          <w:tcPr>
-            <w:tcW w:type="dxa" w:w="2163"/>
-          </w:tcPr>
-          <w:p>
-            <w:r/>
-            <w:r>
-              <w:rPr>
-                <w:rFonts w:ascii="Arial" w:hAnsi="Arial"/>
-                <w:b w:val="0"/>
-                <w:sz w:val="16"/>
-              </w:rPr>
-            </w:r>
-          </w:p>
-        </w:tc>
-        <w:tc>
-          <w:tcPr>
-            <w:tcW w:type="dxa" w:w="2163"/>
-          </w:tcPr>
-          <w:p>
-            <w:r/>
-            <w:r>
-              <w:rPr>
-                <w:rFonts w:ascii="Arial" w:hAnsi="Arial"/>
-                <w:b w:val="0"/>
-                <w:sz w:val="16"/>
-              </w:rPr>
-            </w:r>
-          </w:p>
-        </w:tc>
-        <w:tc>
-          <w:tcPr>
-            <w:tcW w:type="dxa" w:w="2163"/>
-          </w:tcPr>
-          <w:p>
-            <w:r/>
-            <w:r>
-              <w:rPr>
-                <w:rFonts w:ascii="Arial" w:hAnsi="Arial"/>
-                <w:b w:val="0"/>
-                <w:sz w:val="16"/>
-              </w:rPr>
-              <w:t>030001</w:t>
-            </w:r>
-          </w:p>
-        </w:tc>
-        <w:tc>
-          <w:tcPr>
-            <w:tcW w:type="dxa" w:w="2163"/>
-          </w:tcPr>
-          <w:p>
-            <w:r/>
-            <w:r>
-              <w:rPr>
-                <w:rFonts w:ascii="Arial" w:hAnsi="Arial"/>
+        <w:trPr>
+          <w:cantSplit/>
+        </w:trPr>
+        <w:tc>
+          <w:tcPr>
+            <w:tcW w:type="dxa" w:w="2163"/>
+          </w:tcPr>
+          <w:p>
+            <w:r/>
+            <w:r>
+              <w:rPr>
+                <w:rFonts w:ascii="Verdana" w:hAnsi="Verdana"/>
+                <w:b w:val="0"/>
+                <w:sz w:val="16"/>
+              </w:rPr>
+            </w:r>
+          </w:p>
+        </w:tc>
+        <w:tc>
+          <w:tcPr>
+            <w:tcW w:type="dxa" w:w="2163"/>
+          </w:tcPr>
+          <w:p>
+            <w:r/>
+            <w:r>
+              <w:rPr>
+                <w:rFonts w:ascii="Verdana" w:hAnsi="Verdana"/>
+                <w:b w:val="0"/>
+                <w:sz w:val="16"/>
+              </w:rPr>
+            </w:r>
+          </w:p>
+        </w:tc>
+        <w:tc>
+          <w:tcPr>
+            <w:tcW w:type="dxa" w:w="2163"/>
+          </w:tcPr>
+          <w:p>
+            <w:r/>
+            <w:r>
+              <w:rPr>
+                <w:rFonts w:ascii="Verdana" w:hAnsi="Verdana"/>
+                <w:b w:val="0"/>
+                <w:sz w:val="16"/>
+              </w:rPr>
+            </w:r>
+          </w:p>
+        </w:tc>
+        <w:tc>
+          <w:tcPr>
+            <w:tcW w:type="dxa" w:w="2163"/>
+          </w:tcPr>
+          <w:p>
+            <w:r/>
+            <w:r>
+              <w:rPr>
+                <w:rFonts w:ascii="Verdana" w:hAnsi="Verdana"/>
+                <w:b w:val="0"/>
+                <w:sz w:val="16"/>
+              </w:rPr>
+              <w:t>0 30 001</w:t>
+            </w:r>
+          </w:p>
+        </w:tc>
+        <w:tc>
+          <w:tcPr>
+            <w:tcW w:type="dxa" w:w="2163"/>
+          </w:tcPr>
+          <w:p>
+            <w:r/>
+            <w:r>
+              <w:rPr>
+                <w:rFonts w:ascii="Verdana" w:hAnsi="Verdana"/>
                 <w:b w:val="0"/>
                 <w:sz w:val="16"/>
               </w:rPr>
@@ -6005,22 +6160,22 @@
             <w:r/>
             <w:r>
               <w:rPr>
-                <w:rFonts w:ascii="Arial" w:hAnsi="Arial"/>
-                <w:b w:val="0"/>
-                <w:sz w:val="16"/>
-              </w:rPr>
-            </w:r>
-          </w:p>
-        </w:tc>
-        <w:tc>
-          <w:tcPr>
-            <w:tcW w:type="dxa" w:w="2163"/>
-          </w:tcPr>
-          <w:p>
-            <w:r/>
-            <w:r>
-              <w:rPr>
-                <w:rFonts w:ascii="Arial" w:hAnsi="Arial"/>
+                <w:rFonts w:ascii="Verdana" w:hAnsi="Verdana"/>
+                <w:b w:val="0"/>
+                <w:sz w:val="16"/>
+              </w:rPr>
+            </w:r>
+          </w:p>
+        </w:tc>
+        <w:tc>
+          <w:tcPr>
+            <w:tcW w:type="dxa" w:w="2163"/>
+          </w:tcPr>
+          <w:p>
+            <w:r/>
+            <w:r>
+              <w:rPr>
+                <w:rFonts w:ascii="Verdana" w:hAnsi="Verdana"/>
                 <w:b w:val="0"/>
                 <w:sz w:val="16"/>
               </w:rPr>

--- a/docx/fr/BUFR_TableD_fr_13.docx
+++ b/docx/fr/BUFR_TableD_fr_13.docx
@@ -13,6 +13,116 @@
           <w:sz w:val="22"/>
         </w:rPr>
         <w:t>Catégorie 13 : Séquences communes aux données d'images</w:t>
+      </w:r>
+    </w:p>
+    <w:p>
+      <w:r>
+        <w:rPr>
+          <w:rFonts w:ascii="Verdana" w:hAnsi="Verdana"/>
+          <w:i/>
+          <w:sz w:val="14"/>
+        </w:rPr>
+        <w:t>Note 4: D’autres descripteurs sont requis pour réduire la charge de travail relative à la base de données de la station, par exemple pour l’identification de l’État fédéral et de l’axe routier.</w:t>
+      </w:r>
+    </w:p>
+    <w:p>
+      <w:r>
+        <w:rPr>
+          <w:rFonts w:ascii="Verdana" w:hAnsi="Verdana"/>
+          <w:i/>
+          <w:sz w:val="14"/>
+        </w:rPr>
+        <w:t>Note 7: Des messages BUFR composés peuvent être décrits à l’intérieur de la Section de description des don- nées, le cas échéant (par exemple 3 01 041, 3 04 001, 3 04 002, 3 04 003, 3 04 004, 3 04 005, 3 04 006).</w:t>
+      </w:r>
+    </w:p>
+    <w:p>
+      <w:r>
+        <w:rPr>
+          <w:rFonts w:ascii="Verdana" w:hAnsi="Verdana"/>
+          <w:i/>
+          <w:sz w:val="14"/>
+        </w:rPr>
+        <w:t>Note 10: Le décibel (dB) est une mesure logarithmique de la puissance relative ou des valeurs relatives de deux densités de flux, en particulier d’intensités sonores et de densités de puissance radio et radar. En météorologie radar, l’échelle logarithmique (dBZ) est utilisée pour mesurer la réflectivité radar (d’après le glossaire de météorologie de l’ American Meteorological Society ).</w:t>
+      </w:r>
+    </w:p>
+    <w:p>
+      <w:r>
+        <w:rPr>
+          <w:rFonts w:ascii="Verdana" w:hAnsi="Verdana"/>
+          <w:i/>
+          <w:sz w:val="14"/>
+        </w:rPr>
+        <w:t>Note 15: Les descripteurs 3 03 021 à 3 03 027 ne sont pas disponibles dans le CREX.</w:t>
+      </w:r>
+    </w:p>
+    <w:p>
+      <w:r>
+        <w:rPr>
+          <w:rFonts w:ascii="Verdana" w:hAnsi="Verdana"/>
+          <w:i/>
+          <w:sz w:val="14"/>
+        </w:rPr>
+        <w:t>Note 16: Chaque message BUFR peut contenir des données pour un certain nombre de positions; la technique de compression des messages BUFR n’implique que des ajouts négligeables pour des éléments de données constants.</w:t>
+      </w:r>
+    </w:p>
+    <w:p>
+      <w:r>
+        <w:rPr>
+          <w:rFonts w:ascii="Verdana" w:hAnsi="Verdana"/>
+          <w:i/>
+          <w:sz w:val="14"/>
+        </w:rPr>
+        <w:t>Note 32: On pourrait penser qu’étant donné que l’on ne peut procéder qu’à des adjonctions il ne faut utiliser que des lignes complètes; toutefois on peut concevoir que, pour certaines zones précises, il faudra des modifi- cations aussi bien que des adjonctions; il vaut donc mieux donner des descriptions pour tous les champs, notamment dans un souci de clarté.</w:t>
+      </w:r>
+    </w:p>
+    <w:p>
+      <w:r>
+        <w:rPr>
+          <w:rFonts w:ascii="Verdana" w:hAnsi="Verdana"/>
+          <w:i/>
+          <w:sz w:val="14"/>
+        </w:rPr>
+        <w:t>Note 34: Le décalage en latitude 0 05 015 est établi par rapport à la latitude du site du lâcher. Le décalage en longitude 0 06 015 est établi par rapport à la longitude du site du lâcher.</w:t>
+      </w:r>
+    </w:p>
+    <w:p>
+      <w:r>
+        <w:rPr>
+          <w:rFonts w:ascii="Verdana" w:hAnsi="Verdana"/>
+          <w:i/>
+          <w:sz w:val="14"/>
+        </w:rPr>
+        <w:t>Note 35: Le décalage dans le temps de longue durée 0 04 086 est établi par rapport à l’heure du lâcher 3 01 013 (en secondes).</w:t>
+      </w:r>
+    </w:p>
+    <w:p>
+      <w:r>
+        <w:rPr>
+          <w:rFonts w:ascii="Verdana" w:hAnsi="Verdana"/>
+          <w:i/>
+          <w:sz w:val="14"/>
+        </w:rPr>
+        <w:t>Note 43: Le fait de séparer les données satellitaires correspondant à un seul niveau en séries de messages BUFR facilite la compression et permet une transmission et un stockage efficaces des données.</w:t>
+      </w:r>
+    </w:p>
+    <w:p>
+      <w:r>
+        <w:rPr>
+          <w:rFonts w:ascii="Verdana" w:hAnsi="Verdana"/>
+          <w:i/>
+          <w:sz w:val="14"/>
+        </w:rPr>
+        <w:t>Note 49: La majorité des stations ne disposent que d’une seule position sur la route et d’un seul capteur de température sous la surface. Des répétitions différées ont été introduites pour accroître la flexibilité et l’efficacité en termes de volume.</w:t>
+      </w:r>
+    </w:p>
+    <w:p>
+      <w:r>
+        <w:rPr>
+          <w:rFonts w:ascii="Verdana" w:hAnsi="Verdana"/>
+          <w:i/>
+          <w:sz w:val="14"/>
+        </w:rPr>
+        <w:t>Note 62: Les descripteurs 3 01 041 à 3 01 049 et 3 01 062, 3 01 071, et 3 01 072 ne devraient pas être utilisés pour la transmission dans le CREX.</w:t>
       </w:r>
     </w:p>
     <w:tbl>
@@ -55,6 +165,9 @@
             <w:shd w:val="clear" w:color="auto" w:fill="D9D9D9"/>
           </w:tcPr>
           <w:p>
+            <w:pPr>
+              <w:spacing w:before="20" w:after="20"/>
+            </w:pPr>
             <w:r/>
             <w:r>
               <w:rPr>
@@ -72,6 +185,9 @@
             <w:shd w:val="clear" w:color="auto" w:fill="D9D9D9"/>
           </w:tcPr>
           <w:p>
+            <w:pPr>
+              <w:spacing w:before="20" w:after="20"/>
+            </w:pPr>
             <w:r/>
             <w:r>
               <w:rPr>
@@ -89,6 +205,9 @@
             <w:shd w:val="clear" w:color="auto" w:fill="D9D9D9"/>
           </w:tcPr>
           <w:p>
+            <w:pPr>
+              <w:spacing w:before="20" w:after="20"/>
+            </w:pPr>
             <w:r/>
             <w:r>
               <w:rPr>
@@ -106,6 +225,9 @@
             <w:shd w:val="clear" w:color="auto" w:fill="D9D9D9"/>
           </w:tcPr>
           <w:p>
+            <w:pPr>
+              <w:spacing w:before="20" w:after="20"/>
+            </w:pPr>
             <w:r/>
             <w:r>
               <w:rPr>
@@ -123,6 +245,9 @@
             <w:shd w:val="clear" w:color="auto" w:fill="D9D9D9"/>
           </w:tcPr>
           <w:p>
+            <w:pPr>
+              <w:spacing w:before="20" w:after="20"/>
+            </w:pPr>
             <w:r/>
             <w:r>
               <w:rPr>
@@ -140,6 +265,9 @@
             <w:shd w:val="clear" w:color="auto" w:fill="D9D9D9"/>
           </w:tcPr>
           <w:p>
+            <w:pPr>
+              <w:spacing w:before="20" w:after="20"/>
+            </w:pPr>
             <w:r/>
             <w:r>
               <w:rPr>
@@ -157,6 +285,9 @@
             <w:shd w:val="clear" w:color="auto" w:fill="D9D9D9"/>
           </w:tcPr>
           <w:p>
+            <w:pPr>
+              <w:spacing w:before="20" w:after="20"/>
+            </w:pPr>
             <w:r/>
             <w:r>
               <w:rPr>
@@ -178,6 +309,9 @@
             <w:tcW w:type="dxa" w:w="2163"/>
           </w:tcPr>
           <w:p>
+            <w:pPr>
+              <w:spacing w:before="20" w:after="20"/>
+            </w:pPr>
             <w:r>
               <w:rPr>
                 <w:b/>
@@ -198,6 +332,9 @@
             <w:tcW w:type="dxa" w:w="2163"/>
           </w:tcPr>
           <w:p>
+            <w:pPr>
+              <w:spacing w:before="20" w:after="20"/>
+            </w:pPr>
             <w:r>
               <w:rPr>
                 <w:b/>
@@ -218,21 +355,27 @@
             <w:tcW w:type="dxa" w:w="2163"/>
           </w:tcPr>
           <w:p>
-            <w:r/>
-            <w:r>
-              <w:rPr>
-                <w:rFonts w:ascii="Verdana" w:hAnsi="Verdana"/>
-                <w:b w:val="0"/>
-                <w:sz w:val="16"/>
-              </w:rPr>
-            </w:r>
-          </w:p>
-        </w:tc>
-        <w:tc>
-          <w:tcPr>
-            <w:tcW w:type="dxa" w:w="2163"/>
-          </w:tcPr>
-          <w:p>
+            <w:pPr>
+              <w:spacing w:before="20" w:after="20"/>
+            </w:pPr>
+            <w:r/>
+            <w:r>
+              <w:rPr>
+                <w:rFonts w:ascii="Verdana" w:hAnsi="Verdana"/>
+                <w:b w:val="0"/>
+                <w:sz w:val="16"/>
+              </w:rPr>
+            </w:r>
+          </w:p>
+        </w:tc>
+        <w:tc>
+          <w:tcPr>
+            <w:tcW w:type="dxa" w:w="2163"/>
+          </w:tcPr>
+          <w:p>
+            <w:pPr>
+              <w:spacing w:before="20" w:after="20"/>
+            </w:pPr>
             <w:r/>
             <w:r>
               <w:rPr>
@@ -249,6 +392,9 @@
             <w:tcW w:type="dxa" w:w="2163"/>
           </w:tcPr>
           <w:p>
+            <w:pPr>
+              <w:spacing w:before="20" w:after="20"/>
+            </w:pPr>
             <w:r/>
             <w:r>
               <w:rPr>
@@ -265,21 +411,27 @@
             <w:tcW w:type="dxa" w:w="2163"/>
           </w:tcPr>
           <w:p>
-            <w:r/>
-            <w:r>
-              <w:rPr>
-                <w:rFonts w:ascii="Verdana" w:hAnsi="Verdana"/>
-                <w:b w:val="0"/>
-                <w:sz w:val="16"/>
-              </w:rPr>
-            </w:r>
-          </w:p>
-        </w:tc>
-        <w:tc>
-          <w:tcPr>
-            <w:tcW w:type="dxa" w:w="2163"/>
-          </w:tcPr>
-          <w:p>
+            <w:pPr>
+              <w:spacing w:before="20" w:after="20"/>
+            </w:pPr>
+            <w:r/>
+            <w:r>
+              <w:rPr>
+                <w:rFonts w:ascii="Verdana" w:hAnsi="Verdana"/>
+                <w:b w:val="0"/>
+                <w:sz w:val="16"/>
+              </w:rPr>
+            </w:r>
+          </w:p>
+        </w:tc>
+        <w:tc>
+          <w:tcPr>
+            <w:tcW w:type="dxa" w:w="2163"/>
+          </w:tcPr>
+          <w:p>
+            <w:pPr>
+              <w:spacing w:before="20" w:after="20"/>
+            </w:pPr>
             <w:r/>
             <w:r>
               <w:rPr>
@@ -300,51 +452,63 @@
             <w:tcW w:type="dxa" w:w="2163"/>
           </w:tcPr>
           <w:p>
-            <w:r/>
-            <w:r>
-              <w:rPr>
-                <w:rFonts w:ascii="Verdana" w:hAnsi="Verdana"/>
-                <w:b w:val="0"/>
-                <w:sz w:val="16"/>
-              </w:rPr>
-            </w:r>
-          </w:p>
-        </w:tc>
-        <w:tc>
-          <w:tcPr>
-            <w:tcW w:type="dxa" w:w="2163"/>
-          </w:tcPr>
-          <w:p>
-            <w:r/>
-            <w:r>
-              <w:rPr>
-                <w:rFonts w:ascii="Verdana" w:hAnsi="Verdana"/>
-                <w:b w:val="0"/>
-                <w:sz w:val="16"/>
-              </w:rPr>
-            </w:r>
-          </w:p>
-        </w:tc>
-        <w:tc>
-          <w:tcPr>
-            <w:tcW w:type="dxa" w:w="2163"/>
-          </w:tcPr>
-          <w:p>
-            <w:r/>
-            <w:r>
-              <w:rPr>
-                <w:rFonts w:ascii="Verdana" w:hAnsi="Verdana"/>
-                <w:b w:val="0"/>
-                <w:sz w:val="16"/>
-              </w:rPr>
-            </w:r>
-          </w:p>
-        </w:tc>
-        <w:tc>
-          <w:tcPr>
-            <w:tcW w:type="dxa" w:w="2163"/>
-          </w:tcPr>
-          <w:p>
+            <w:pPr>
+              <w:spacing w:before="20" w:after="20"/>
+            </w:pPr>
+            <w:r/>
+            <w:r>
+              <w:rPr>
+                <w:rFonts w:ascii="Verdana" w:hAnsi="Verdana"/>
+                <w:b w:val="0"/>
+                <w:sz w:val="16"/>
+              </w:rPr>
+            </w:r>
+          </w:p>
+        </w:tc>
+        <w:tc>
+          <w:tcPr>
+            <w:tcW w:type="dxa" w:w="2163"/>
+          </w:tcPr>
+          <w:p>
+            <w:pPr>
+              <w:spacing w:before="20" w:after="20"/>
+            </w:pPr>
+            <w:r/>
+            <w:r>
+              <w:rPr>
+                <w:rFonts w:ascii="Verdana" w:hAnsi="Verdana"/>
+                <w:b w:val="0"/>
+                <w:sz w:val="16"/>
+              </w:rPr>
+            </w:r>
+          </w:p>
+        </w:tc>
+        <w:tc>
+          <w:tcPr>
+            <w:tcW w:type="dxa" w:w="2163"/>
+          </w:tcPr>
+          <w:p>
+            <w:pPr>
+              <w:spacing w:before="20" w:after="20"/>
+            </w:pPr>
+            <w:r/>
+            <w:r>
+              <w:rPr>
+                <w:rFonts w:ascii="Verdana" w:hAnsi="Verdana"/>
+                <w:b w:val="0"/>
+                <w:sz w:val="16"/>
+              </w:rPr>
+            </w:r>
+          </w:p>
+        </w:tc>
+        <w:tc>
+          <w:tcPr>
+            <w:tcW w:type="dxa" w:w="2163"/>
+          </w:tcPr>
+          <w:p>
+            <w:pPr>
+              <w:spacing w:before="20" w:after="20"/>
+            </w:pPr>
             <w:r/>
             <w:r>
               <w:rPr>
@@ -361,6 +525,9 @@
             <w:tcW w:type="dxa" w:w="2163"/>
           </w:tcPr>
           <w:p>
+            <w:pPr>
+              <w:spacing w:before="20" w:after="20"/>
+            </w:pPr>
             <w:r/>
             <w:r>
               <w:rPr>
@@ -377,21 +544,27 @@
             <w:tcW w:type="dxa" w:w="2163"/>
           </w:tcPr>
           <w:p>
-            <w:r/>
-            <w:r>
-              <w:rPr>
-                <w:rFonts w:ascii="Verdana" w:hAnsi="Verdana"/>
-                <w:b w:val="0"/>
-                <w:sz w:val="16"/>
-              </w:rPr>
-            </w:r>
-          </w:p>
-        </w:tc>
-        <w:tc>
-          <w:tcPr>
-            <w:tcW w:type="dxa" w:w="2163"/>
-          </w:tcPr>
-          <w:p>
+            <w:pPr>
+              <w:spacing w:before="20" w:after="20"/>
+            </w:pPr>
+            <w:r/>
+            <w:r>
+              <w:rPr>
+                <w:rFonts w:ascii="Verdana" w:hAnsi="Verdana"/>
+                <w:b w:val="0"/>
+                <w:sz w:val="16"/>
+              </w:rPr>
+            </w:r>
+          </w:p>
+        </w:tc>
+        <w:tc>
+          <w:tcPr>
+            <w:tcW w:type="dxa" w:w="2163"/>
+          </w:tcPr>
+          <w:p>
+            <w:pPr>
+              <w:spacing w:before="20" w:after="20"/>
+            </w:pPr>
             <w:r/>
             <w:r>
               <w:rPr>
@@ -412,51 +585,63 @@
             <w:tcW w:type="dxa" w:w="2163"/>
           </w:tcPr>
           <w:p>
-            <w:r/>
-            <w:r>
-              <w:rPr>
-                <w:rFonts w:ascii="Verdana" w:hAnsi="Verdana"/>
-                <w:b w:val="0"/>
-                <w:sz w:val="16"/>
-              </w:rPr>
-            </w:r>
-          </w:p>
-        </w:tc>
-        <w:tc>
-          <w:tcPr>
-            <w:tcW w:type="dxa" w:w="2163"/>
-          </w:tcPr>
-          <w:p>
-            <w:r/>
-            <w:r>
-              <w:rPr>
-                <w:rFonts w:ascii="Verdana" w:hAnsi="Verdana"/>
-                <w:b w:val="0"/>
-                <w:sz w:val="16"/>
-              </w:rPr>
-            </w:r>
-          </w:p>
-        </w:tc>
-        <w:tc>
-          <w:tcPr>
-            <w:tcW w:type="dxa" w:w="2163"/>
-          </w:tcPr>
-          <w:p>
-            <w:r/>
-            <w:r>
-              <w:rPr>
-                <w:rFonts w:ascii="Verdana" w:hAnsi="Verdana"/>
-                <w:b w:val="0"/>
-                <w:sz w:val="16"/>
-              </w:rPr>
-            </w:r>
-          </w:p>
-        </w:tc>
-        <w:tc>
-          <w:tcPr>
-            <w:tcW w:type="dxa" w:w="2163"/>
-          </w:tcPr>
-          <w:p>
+            <w:pPr>
+              <w:spacing w:before="20" w:after="20"/>
+            </w:pPr>
+            <w:r/>
+            <w:r>
+              <w:rPr>
+                <w:rFonts w:ascii="Verdana" w:hAnsi="Verdana"/>
+                <w:b w:val="0"/>
+                <w:sz w:val="16"/>
+              </w:rPr>
+            </w:r>
+          </w:p>
+        </w:tc>
+        <w:tc>
+          <w:tcPr>
+            <w:tcW w:type="dxa" w:w="2163"/>
+          </w:tcPr>
+          <w:p>
+            <w:pPr>
+              <w:spacing w:before="20" w:after="20"/>
+            </w:pPr>
+            <w:r/>
+            <w:r>
+              <w:rPr>
+                <w:rFonts w:ascii="Verdana" w:hAnsi="Verdana"/>
+                <w:b w:val="0"/>
+                <w:sz w:val="16"/>
+              </w:rPr>
+            </w:r>
+          </w:p>
+        </w:tc>
+        <w:tc>
+          <w:tcPr>
+            <w:tcW w:type="dxa" w:w="2163"/>
+          </w:tcPr>
+          <w:p>
+            <w:pPr>
+              <w:spacing w:before="20" w:after="20"/>
+            </w:pPr>
+            <w:r/>
+            <w:r>
+              <w:rPr>
+                <w:rFonts w:ascii="Verdana" w:hAnsi="Verdana"/>
+                <w:b w:val="0"/>
+                <w:sz w:val="16"/>
+              </w:rPr>
+            </w:r>
+          </w:p>
+        </w:tc>
+        <w:tc>
+          <w:tcPr>
+            <w:tcW w:type="dxa" w:w="2163"/>
+          </w:tcPr>
+          <w:p>
+            <w:pPr>
+              <w:spacing w:before="20" w:after="20"/>
+            </w:pPr>
             <w:r/>
             <w:r>
               <w:rPr>
@@ -473,6 +658,9 @@
             <w:tcW w:type="dxa" w:w="2163"/>
           </w:tcPr>
           <w:p>
+            <w:pPr>
+              <w:spacing w:before="20" w:after="20"/>
+            </w:pPr>
             <w:r/>
             <w:r>
               <w:rPr>
@@ -489,21 +677,27 @@
             <w:tcW w:type="dxa" w:w="2163"/>
           </w:tcPr>
           <w:p>
-            <w:r/>
-            <w:r>
-              <w:rPr>
-                <w:rFonts w:ascii="Verdana" w:hAnsi="Verdana"/>
-                <w:b w:val="0"/>
-                <w:sz w:val="16"/>
-              </w:rPr>
-            </w:r>
-          </w:p>
-        </w:tc>
-        <w:tc>
-          <w:tcPr>
-            <w:tcW w:type="dxa" w:w="2163"/>
-          </w:tcPr>
-          <w:p>
+            <w:pPr>
+              <w:spacing w:before="20" w:after="20"/>
+            </w:pPr>
+            <w:r/>
+            <w:r>
+              <w:rPr>
+                <w:rFonts w:ascii="Verdana" w:hAnsi="Verdana"/>
+                <w:b w:val="0"/>
+                <w:sz w:val="16"/>
+              </w:rPr>
+            </w:r>
+          </w:p>
+        </w:tc>
+        <w:tc>
+          <w:tcPr>
+            <w:tcW w:type="dxa" w:w="2163"/>
+          </w:tcPr>
+          <w:p>
+            <w:pPr>
+              <w:spacing w:before="20" w:after="20"/>
+            </w:pPr>
             <w:r/>
             <w:r>
               <w:rPr>
@@ -524,51 +718,63 @@
             <w:tcW w:type="dxa" w:w="2163"/>
           </w:tcPr>
           <w:p>
-            <w:r/>
-            <w:r>
-              <w:rPr>
-                <w:rFonts w:ascii="Verdana" w:hAnsi="Verdana"/>
-                <w:b w:val="0"/>
-                <w:sz w:val="16"/>
-              </w:rPr>
-            </w:r>
-          </w:p>
-        </w:tc>
-        <w:tc>
-          <w:tcPr>
-            <w:tcW w:type="dxa" w:w="2163"/>
-          </w:tcPr>
-          <w:p>
-            <w:r/>
-            <w:r>
-              <w:rPr>
-                <w:rFonts w:ascii="Verdana" w:hAnsi="Verdana"/>
-                <w:b w:val="0"/>
-                <w:sz w:val="16"/>
-              </w:rPr>
-            </w:r>
-          </w:p>
-        </w:tc>
-        <w:tc>
-          <w:tcPr>
-            <w:tcW w:type="dxa" w:w="2163"/>
-          </w:tcPr>
-          <w:p>
-            <w:r/>
-            <w:r>
-              <w:rPr>
-                <w:rFonts w:ascii="Verdana" w:hAnsi="Verdana"/>
-                <w:b w:val="0"/>
-                <w:sz w:val="16"/>
-              </w:rPr>
-            </w:r>
-          </w:p>
-        </w:tc>
-        <w:tc>
-          <w:tcPr>
-            <w:tcW w:type="dxa" w:w="2163"/>
-          </w:tcPr>
-          <w:p>
+            <w:pPr>
+              <w:spacing w:before="20" w:after="20"/>
+            </w:pPr>
+            <w:r/>
+            <w:r>
+              <w:rPr>
+                <w:rFonts w:ascii="Verdana" w:hAnsi="Verdana"/>
+                <w:b w:val="0"/>
+                <w:sz w:val="16"/>
+              </w:rPr>
+            </w:r>
+          </w:p>
+        </w:tc>
+        <w:tc>
+          <w:tcPr>
+            <w:tcW w:type="dxa" w:w="2163"/>
+          </w:tcPr>
+          <w:p>
+            <w:pPr>
+              <w:spacing w:before="20" w:after="20"/>
+            </w:pPr>
+            <w:r/>
+            <w:r>
+              <w:rPr>
+                <w:rFonts w:ascii="Verdana" w:hAnsi="Verdana"/>
+                <w:b w:val="0"/>
+                <w:sz w:val="16"/>
+              </w:rPr>
+            </w:r>
+          </w:p>
+        </w:tc>
+        <w:tc>
+          <w:tcPr>
+            <w:tcW w:type="dxa" w:w="2163"/>
+          </w:tcPr>
+          <w:p>
+            <w:pPr>
+              <w:spacing w:before="20" w:after="20"/>
+            </w:pPr>
+            <w:r/>
+            <w:r>
+              <w:rPr>
+                <w:rFonts w:ascii="Verdana" w:hAnsi="Verdana"/>
+                <w:b w:val="0"/>
+                <w:sz w:val="16"/>
+              </w:rPr>
+            </w:r>
+          </w:p>
+        </w:tc>
+        <w:tc>
+          <w:tcPr>
+            <w:tcW w:type="dxa" w:w="2163"/>
+          </w:tcPr>
+          <w:p>
+            <w:pPr>
+              <w:spacing w:before="20" w:after="20"/>
+            </w:pPr>
             <w:r/>
             <w:r>
               <w:rPr>
@@ -585,6 +791,9 @@
             <w:tcW w:type="dxa" w:w="2163"/>
           </w:tcPr>
           <w:p>
+            <w:pPr>
+              <w:spacing w:before="20" w:after="20"/>
+            </w:pPr>
             <w:r/>
             <w:r>
               <w:rPr>
@@ -601,21 +810,27 @@
             <w:tcW w:type="dxa" w:w="2163"/>
           </w:tcPr>
           <w:p>
-            <w:r/>
-            <w:r>
-              <w:rPr>
-                <w:rFonts w:ascii="Verdana" w:hAnsi="Verdana"/>
-                <w:b w:val="0"/>
-                <w:sz w:val="16"/>
-              </w:rPr>
-            </w:r>
-          </w:p>
-        </w:tc>
-        <w:tc>
-          <w:tcPr>
-            <w:tcW w:type="dxa" w:w="2163"/>
-          </w:tcPr>
-          <w:p>
+            <w:pPr>
+              <w:spacing w:before="20" w:after="20"/>
+            </w:pPr>
+            <w:r/>
+            <w:r>
+              <w:rPr>
+                <w:rFonts w:ascii="Verdana" w:hAnsi="Verdana"/>
+                <w:b w:val="0"/>
+                <w:sz w:val="16"/>
+              </w:rPr>
+            </w:r>
+          </w:p>
+        </w:tc>
+        <w:tc>
+          <w:tcPr>
+            <w:tcW w:type="dxa" w:w="2163"/>
+          </w:tcPr>
+          <w:p>
+            <w:pPr>
+              <w:spacing w:before="20" w:after="20"/>
+            </w:pPr>
             <w:r/>
             <w:r>
               <w:rPr>
@@ -636,6 +851,9 @@
             <w:tcW w:type="dxa" w:w="2163"/>
           </w:tcPr>
           <w:p>
+            <w:pPr>
+              <w:spacing w:before="20" w:after="20"/>
+            </w:pPr>
             <w:r>
               <w:rPr>
                 <w:b/>
@@ -656,6 +874,9 @@
             <w:tcW w:type="dxa" w:w="2163"/>
           </w:tcPr>
           <w:p>
+            <w:pPr>
+              <w:spacing w:before="20" w:after="20"/>
+            </w:pPr>
             <w:r>
               <w:rPr>
                 <w:b/>
@@ -676,21 +897,27 @@
             <w:tcW w:type="dxa" w:w="2163"/>
           </w:tcPr>
           <w:p>
-            <w:r/>
-            <w:r>
-              <w:rPr>
-                <w:rFonts w:ascii="Verdana" w:hAnsi="Verdana"/>
-                <w:b w:val="0"/>
-                <w:sz w:val="16"/>
-              </w:rPr>
-            </w:r>
-          </w:p>
-        </w:tc>
-        <w:tc>
-          <w:tcPr>
-            <w:tcW w:type="dxa" w:w="2163"/>
-          </w:tcPr>
-          <w:p>
+            <w:pPr>
+              <w:spacing w:before="20" w:after="20"/>
+            </w:pPr>
+            <w:r/>
+            <w:r>
+              <w:rPr>
+                <w:rFonts w:ascii="Verdana" w:hAnsi="Verdana"/>
+                <w:b w:val="0"/>
+                <w:sz w:val="16"/>
+              </w:rPr>
+            </w:r>
+          </w:p>
+        </w:tc>
+        <w:tc>
+          <w:tcPr>
+            <w:tcW w:type="dxa" w:w="2163"/>
+          </w:tcPr>
+          <w:p>
+            <w:pPr>
+              <w:spacing w:before="20" w:after="20"/>
+            </w:pPr>
             <w:r/>
             <w:r>
               <w:rPr>
@@ -707,6 +934,9 @@
             <w:tcW w:type="dxa" w:w="2163"/>
           </w:tcPr>
           <w:p>
+            <w:pPr>
+              <w:spacing w:before="20" w:after="20"/>
+            </w:pPr>
             <w:r/>
             <w:r>
               <w:rPr>
@@ -723,21 +953,27 @@
             <w:tcW w:type="dxa" w:w="2163"/>
           </w:tcPr>
           <w:p>
-            <w:r/>
-            <w:r>
-              <w:rPr>
-                <w:rFonts w:ascii="Verdana" w:hAnsi="Verdana"/>
-                <w:b w:val="0"/>
-                <w:sz w:val="16"/>
-              </w:rPr>
-            </w:r>
-          </w:p>
-        </w:tc>
-        <w:tc>
-          <w:tcPr>
-            <w:tcW w:type="dxa" w:w="2163"/>
-          </w:tcPr>
-          <w:p>
+            <w:pPr>
+              <w:spacing w:before="20" w:after="20"/>
+            </w:pPr>
+            <w:r/>
+            <w:r>
+              <w:rPr>
+                <w:rFonts w:ascii="Verdana" w:hAnsi="Verdana"/>
+                <w:b w:val="0"/>
+                <w:sz w:val="16"/>
+              </w:rPr>
+            </w:r>
+          </w:p>
+        </w:tc>
+        <w:tc>
+          <w:tcPr>
+            <w:tcW w:type="dxa" w:w="2163"/>
+          </w:tcPr>
+          <w:p>
+            <w:pPr>
+              <w:spacing w:before="20" w:after="20"/>
+            </w:pPr>
             <w:r/>
             <w:r>
               <w:rPr>
@@ -758,51 +994,63 @@
             <w:tcW w:type="dxa" w:w="2163"/>
           </w:tcPr>
           <w:p>
-            <w:r/>
-            <w:r>
-              <w:rPr>
-                <w:rFonts w:ascii="Verdana" w:hAnsi="Verdana"/>
-                <w:b w:val="0"/>
-                <w:sz w:val="16"/>
-              </w:rPr>
-            </w:r>
-          </w:p>
-        </w:tc>
-        <w:tc>
-          <w:tcPr>
-            <w:tcW w:type="dxa" w:w="2163"/>
-          </w:tcPr>
-          <w:p>
-            <w:r/>
-            <w:r>
-              <w:rPr>
-                <w:rFonts w:ascii="Verdana" w:hAnsi="Verdana"/>
-                <w:b w:val="0"/>
-                <w:sz w:val="16"/>
-              </w:rPr>
-            </w:r>
-          </w:p>
-        </w:tc>
-        <w:tc>
-          <w:tcPr>
-            <w:tcW w:type="dxa" w:w="2163"/>
-          </w:tcPr>
-          <w:p>
-            <w:r/>
-            <w:r>
-              <w:rPr>
-                <w:rFonts w:ascii="Verdana" w:hAnsi="Verdana"/>
-                <w:b w:val="0"/>
-                <w:sz w:val="16"/>
-              </w:rPr>
-            </w:r>
-          </w:p>
-        </w:tc>
-        <w:tc>
-          <w:tcPr>
-            <w:tcW w:type="dxa" w:w="2163"/>
-          </w:tcPr>
-          <w:p>
+            <w:pPr>
+              <w:spacing w:before="20" w:after="20"/>
+            </w:pPr>
+            <w:r/>
+            <w:r>
+              <w:rPr>
+                <w:rFonts w:ascii="Verdana" w:hAnsi="Verdana"/>
+                <w:b w:val="0"/>
+                <w:sz w:val="16"/>
+              </w:rPr>
+            </w:r>
+          </w:p>
+        </w:tc>
+        <w:tc>
+          <w:tcPr>
+            <w:tcW w:type="dxa" w:w="2163"/>
+          </w:tcPr>
+          <w:p>
+            <w:pPr>
+              <w:spacing w:before="20" w:after="20"/>
+            </w:pPr>
+            <w:r/>
+            <w:r>
+              <w:rPr>
+                <w:rFonts w:ascii="Verdana" w:hAnsi="Verdana"/>
+                <w:b w:val="0"/>
+                <w:sz w:val="16"/>
+              </w:rPr>
+            </w:r>
+          </w:p>
+        </w:tc>
+        <w:tc>
+          <w:tcPr>
+            <w:tcW w:type="dxa" w:w="2163"/>
+          </w:tcPr>
+          <w:p>
+            <w:pPr>
+              <w:spacing w:before="20" w:after="20"/>
+            </w:pPr>
+            <w:r/>
+            <w:r>
+              <w:rPr>
+                <w:rFonts w:ascii="Verdana" w:hAnsi="Verdana"/>
+                <w:b w:val="0"/>
+                <w:sz w:val="16"/>
+              </w:rPr>
+            </w:r>
+          </w:p>
+        </w:tc>
+        <w:tc>
+          <w:tcPr>
+            <w:tcW w:type="dxa" w:w="2163"/>
+          </w:tcPr>
+          <w:p>
+            <w:pPr>
+              <w:spacing w:before="20" w:after="20"/>
+            </w:pPr>
             <w:r/>
             <w:r>
               <w:rPr>
@@ -819,6 +1067,9 @@
             <w:tcW w:type="dxa" w:w="2163"/>
           </w:tcPr>
           <w:p>
+            <w:pPr>
+              <w:spacing w:before="20" w:after="20"/>
+            </w:pPr>
             <w:r/>
             <w:r>
               <w:rPr>
@@ -835,21 +1086,27 @@
             <w:tcW w:type="dxa" w:w="2163"/>
           </w:tcPr>
           <w:p>
-            <w:r/>
-            <w:r>
-              <w:rPr>
-                <w:rFonts w:ascii="Verdana" w:hAnsi="Verdana"/>
-                <w:b w:val="0"/>
-                <w:sz w:val="16"/>
-              </w:rPr>
-            </w:r>
-          </w:p>
-        </w:tc>
-        <w:tc>
-          <w:tcPr>
-            <w:tcW w:type="dxa" w:w="2163"/>
-          </w:tcPr>
-          <w:p>
+            <w:pPr>
+              <w:spacing w:before="20" w:after="20"/>
+            </w:pPr>
+            <w:r/>
+            <w:r>
+              <w:rPr>
+                <w:rFonts w:ascii="Verdana" w:hAnsi="Verdana"/>
+                <w:b w:val="0"/>
+                <w:sz w:val="16"/>
+              </w:rPr>
+            </w:r>
+          </w:p>
+        </w:tc>
+        <w:tc>
+          <w:tcPr>
+            <w:tcW w:type="dxa" w:w="2163"/>
+          </w:tcPr>
+          <w:p>
+            <w:pPr>
+              <w:spacing w:before="20" w:after="20"/>
+            </w:pPr>
             <w:r/>
             <w:r>
               <w:rPr>
@@ -870,51 +1127,63 @@
             <w:tcW w:type="dxa" w:w="2163"/>
           </w:tcPr>
           <w:p>
-            <w:r/>
-            <w:r>
-              <w:rPr>
-                <w:rFonts w:ascii="Verdana" w:hAnsi="Verdana"/>
-                <w:b w:val="0"/>
-                <w:sz w:val="16"/>
-              </w:rPr>
-            </w:r>
-          </w:p>
-        </w:tc>
-        <w:tc>
-          <w:tcPr>
-            <w:tcW w:type="dxa" w:w="2163"/>
-          </w:tcPr>
-          <w:p>
-            <w:r/>
-            <w:r>
-              <w:rPr>
-                <w:rFonts w:ascii="Verdana" w:hAnsi="Verdana"/>
-                <w:b w:val="0"/>
-                <w:sz w:val="16"/>
-              </w:rPr>
-            </w:r>
-          </w:p>
-        </w:tc>
-        <w:tc>
-          <w:tcPr>
-            <w:tcW w:type="dxa" w:w="2163"/>
-          </w:tcPr>
-          <w:p>
-            <w:r/>
-            <w:r>
-              <w:rPr>
-                <w:rFonts w:ascii="Verdana" w:hAnsi="Verdana"/>
-                <w:b w:val="0"/>
-                <w:sz w:val="16"/>
-              </w:rPr>
-            </w:r>
-          </w:p>
-        </w:tc>
-        <w:tc>
-          <w:tcPr>
-            <w:tcW w:type="dxa" w:w="2163"/>
-          </w:tcPr>
-          <w:p>
+            <w:pPr>
+              <w:spacing w:before="20" w:after="20"/>
+            </w:pPr>
+            <w:r/>
+            <w:r>
+              <w:rPr>
+                <w:rFonts w:ascii="Verdana" w:hAnsi="Verdana"/>
+                <w:b w:val="0"/>
+                <w:sz w:val="16"/>
+              </w:rPr>
+            </w:r>
+          </w:p>
+        </w:tc>
+        <w:tc>
+          <w:tcPr>
+            <w:tcW w:type="dxa" w:w="2163"/>
+          </w:tcPr>
+          <w:p>
+            <w:pPr>
+              <w:spacing w:before="20" w:after="20"/>
+            </w:pPr>
+            <w:r/>
+            <w:r>
+              <w:rPr>
+                <w:rFonts w:ascii="Verdana" w:hAnsi="Verdana"/>
+                <w:b w:val="0"/>
+                <w:sz w:val="16"/>
+              </w:rPr>
+            </w:r>
+          </w:p>
+        </w:tc>
+        <w:tc>
+          <w:tcPr>
+            <w:tcW w:type="dxa" w:w="2163"/>
+          </w:tcPr>
+          <w:p>
+            <w:pPr>
+              <w:spacing w:before="20" w:after="20"/>
+            </w:pPr>
+            <w:r/>
+            <w:r>
+              <w:rPr>
+                <w:rFonts w:ascii="Verdana" w:hAnsi="Verdana"/>
+                <w:b w:val="0"/>
+                <w:sz w:val="16"/>
+              </w:rPr>
+            </w:r>
+          </w:p>
+        </w:tc>
+        <w:tc>
+          <w:tcPr>
+            <w:tcW w:type="dxa" w:w="2163"/>
+          </w:tcPr>
+          <w:p>
+            <w:pPr>
+              <w:spacing w:before="20" w:after="20"/>
+            </w:pPr>
             <w:r/>
             <w:r>
               <w:rPr>
@@ -931,6 +1200,9 @@
             <w:tcW w:type="dxa" w:w="2163"/>
           </w:tcPr>
           <w:p>
+            <w:pPr>
+              <w:spacing w:before="20" w:after="20"/>
+            </w:pPr>
             <w:r/>
             <w:r>
               <w:rPr>
@@ -947,21 +1219,27 @@
             <w:tcW w:type="dxa" w:w="2163"/>
           </w:tcPr>
           <w:p>
-            <w:r/>
-            <w:r>
-              <w:rPr>
-                <w:rFonts w:ascii="Verdana" w:hAnsi="Verdana"/>
-                <w:b w:val="0"/>
-                <w:sz w:val="16"/>
-              </w:rPr>
-            </w:r>
-          </w:p>
-        </w:tc>
-        <w:tc>
-          <w:tcPr>
-            <w:tcW w:type="dxa" w:w="2163"/>
-          </w:tcPr>
-          <w:p>
+            <w:pPr>
+              <w:spacing w:before="20" w:after="20"/>
+            </w:pPr>
+            <w:r/>
+            <w:r>
+              <w:rPr>
+                <w:rFonts w:ascii="Verdana" w:hAnsi="Verdana"/>
+                <w:b w:val="0"/>
+                <w:sz w:val="16"/>
+              </w:rPr>
+            </w:r>
+          </w:p>
+        </w:tc>
+        <w:tc>
+          <w:tcPr>
+            <w:tcW w:type="dxa" w:w="2163"/>
+          </w:tcPr>
+          <w:p>
+            <w:pPr>
+              <w:spacing w:before="20" w:after="20"/>
+            </w:pPr>
             <w:r/>
             <w:r>
               <w:rPr>
@@ -982,51 +1260,63 @@
             <w:tcW w:type="dxa" w:w="2163"/>
           </w:tcPr>
           <w:p>
-            <w:r/>
-            <w:r>
-              <w:rPr>
-                <w:rFonts w:ascii="Verdana" w:hAnsi="Verdana"/>
-                <w:b w:val="0"/>
-                <w:sz w:val="16"/>
-              </w:rPr>
-            </w:r>
-          </w:p>
-        </w:tc>
-        <w:tc>
-          <w:tcPr>
-            <w:tcW w:type="dxa" w:w="2163"/>
-          </w:tcPr>
-          <w:p>
-            <w:r/>
-            <w:r>
-              <w:rPr>
-                <w:rFonts w:ascii="Verdana" w:hAnsi="Verdana"/>
-                <w:b w:val="0"/>
-                <w:sz w:val="16"/>
-              </w:rPr>
-            </w:r>
-          </w:p>
-        </w:tc>
-        <w:tc>
-          <w:tcPr>
-            <w:tcW w:type="dxa" w:w="2163"/>
-          </w:tcPr>
-          <w:p>
-            <w:r/>
-            <w:r>
-              <w:rPr>
-                <w:rFonts w:ascii="Verdana" w:hAnsi="Verdana"/>
-                <w:b w:val="0"/>
-                <w:sz w:val="16"/>
-              </w:rPr>
-            </w:r>
-          </w:p>
-        </w:tc>
-        <w:tc>
-          <w:tcPr>
-            <w:tcW w:type="dxa" w:w="2163"/>
-          </w:tcPr>
-          <w:p>
+            <w:pPr>
+              <w:spacing w:before="20" w:after="20"/>
+            </w:pPr>
+            <w:r/>
+            <w:r>
+              <w:rPr>
+                <w:rFonts w:ascii="Verdana" w:hAnsi="Verdana"/>
+                <w:b w:val="0"/>
+                <w:sz w:val="16"/>
+              </w:rPr>
+            </w:r>
+          </w:p>
+        </w:tc>
+        <w:tc>
+          <w:tcPr>
+            <w:tcW w:type="dxa" w:w="2163"/>
+          </w:tcPr>
+          <w:p>
+            <w:pPr>
+              <w:spacing w:before="20" w:after="20"/>
+            </w:pPr>
+            <w:r/>
+            <w:r>
+              <w:rPr>
+                <w:rFonts w:ascii="Verdana" w:hAnsi="Verdana"/>
+                <w:b w:val="0"/>
+                <w:sz w:val="16"/>
+              </w:rPr>
+            </w:r>
+          </w:p>
+        </w:tc>
+        <w:tc>
+          <w:tcPr>
+            <w:tcW w:type="dxa" w:w="2163"/>
+          </w:tcPr>
+          <w:p>
+            <w:pPr>
+              <w:spacing w:before="20" w:after="20"/>
+            </w:pPr>
+            <w:r/>
+            <w:r>
+              <w:rPr>
+                <w:rFonts w:ascii="Verdana" w:hAnsi="Verdana"/>
+                <w:b w:val="0"/>
+                <w:sz w:val="16"/>
+              </w:rPr>
+            </w:r>
+          </w:p>
+        </w:tc>
+        <w:tc>
+          <w:tcPr>
+            <w:tcW w:type="dxa" w:w="2163"/>
+          </w:tcPr>
+          <w:p>
+            <w:pPr>
+              <w:spacing w:before="20" w:after="20"/>
+            </w:pPr>
             <w:r/>
             <w:r>
               <w:rPr>
@@ -1043,6 +1333,9 @@
             <w:tcW w:type="dxa" w:w="2163"/>
           </w:tcPr>
           <w:p>
+            <w:pPr>
+              <w:spacing w:before="20" w:after="20"/>
+            </w:pPr>
             <w:r/>
             <w:r>
               <w:rPr>
@@ -1059,21 +1352,27 @@
             <w:tcW w:type="dxa" w:w="2163"/>
           </w:tcPr>
           <w:p>
-            <w:r/>
-            <w:r>
-              <w:rPr>
-                <w:rFonts w:ascii="Verdana" w:hAnsi="Verdana"/>
-                <w:b w:val="0"/>
-                <w:sz w:val="16"/>
-              </w:rPr>
-            </w:r>
-          </w:p>
-        </w:tc>
-        <w:tc>
-          <w:tcPr>
-            <w:tcW w:type="dxa" w:w="2163"/>
-          </w:tcPr>
-          <w:p>
+            <w:pPr>
+              <w:spacing w:before="20" w:after="20"/>
+            </w:pPr>
+            <w:r/>
+            <w:r>
+              <w:rPr>
+                <w:rFonts w:ascii="Verdana" w:hAnsi="Verdana"/>
+                <w:b w:val="0"/>
+                <w:sz w:val="16"/>
+              </w:rPr>
+            </w:r>
+          </w:p>
+        </w:tc>
+        <w:tc>
+          <w:tcPr>
+            <w:tcW w:type="dxa" w:w="2163"/>
+          </w:tcPr>
+          <w:p>
+            <w:pPr>
+              <w:spacing w:before="20" w:after="20"/>
+            </w:pPr>
             <w:r/>
             <w:r>
               <w:rPr>
@@ -1094,6 +1393,9 @@
             <w:tcW w:type="dxa" w:w="2163"/>
           </w:tcPr>
           <w:p>
+            <w:pPr>
+              <w:spacing w:before="20" w:after="20"/>
+            </w:pPr>
             <w:r>
               <w:rPr>
                 <w:b/>
@@ -1114,6 +1416,9 @@
             <w:tcW w:type="dxa" w:w="2163"/>
           </w:tcPr>
           <w:p>
+            <w:pPr>
+              <w:spacing w:before="20" w:after="20"/>
+            </w:pPr>
             <w:r>
               <w:rPr>
                 <w:b/>
@@ -1134,21 +1439,27 @@
             <w:tcW w:type="dxa" w:w="2163"/>
           </w:tcPr>
           <w:p>
-            <w:r/>
-            <w:r>
-              <w:rPr>
-                <w:rFonts w:ascii="Verdana" w:hAnsi="Verdana"/>
-                <w:b w:val="0"/>
-                <w:sz w:val="16"/>
-              </w:rPr>
-            </w:r>
-          </w:p>
-        </w:tc>
-        <w:tc>
-          <w:tcPr>
-            <w:tcW w:type="dxa" w:w="2163"/>
-          </w:tcPr>
-          <w:p>
+            <w:pPr>
+              <w:spacing w:before="20" w:after="20"/>
+            </w:pPr>
+            <w:r/>
+            <w:r>
+              <w:rPr>
+                <w:rFonts w:ascii="Verdana" w:hAnsi="Verdana"/>
+                <w:b w:val="0"/>
+                <w:sz w:val="16"/>
+              </w:rPr>
+            </w:r>
+          </w:p>
+        </w:tc>
+        <w:tc>
+          <w:tcPr>
+            <w:tcW w:type="dxa" w:w="2163"/>
+          </w:tcPr>
+          <w:p>
+            <w:pPr>
+              <w:spacing w:before="20" w:after="20"/>
+            </w:pPr>
             <w:r/>
             <w:r>
               <w:rPr>
@@ -1165,6 +1476,9 @@
             <w:tcW w:type="dxa" w:w="2163"/>
           </w:tcPr>
           <w:p>
+            <w:pPr>
+              <w:spacing w:before="20" w:after="20"/>
+            </w:pPr>
             <w:r/>
             <w:r>
               <w:rPr>
@@ -1181,6 +1495,9 @@
             <w:tcW w:type="dxa" w:w="2163"/>
           </w:tcPr>
           <w:p>
+            <w:pPr>
+              <w:spacing w:before="20" w:after="20"/>
+            </w:pPr>
             <w:r/>
             <w:r>
               <w:rPr>
@@ -1197,6 +1514,9 @@
             <w:tcW w:type="dxa" w:w="2163"/>
           </w:tcPr>
           <w:p>
+            <w:pPr>
+              <w:spacing w:before="20" w:after="20"/>
+            </w:pPr>
             <w:r/>
             <w:r>
               <w:rPr>
@@ -1217,51 +1537,63 @@
             <w:tcW w:type="dxa" w:w="2163"/>
           </w:tcPr>
           <w:p>
-            <w:r/>
-            <w:r>
-              <w:rPr>
-                <w:rFonts w:ascii="Verdana" w:hAnsi="Verdana"/>
-                <w:b w:val="0"/>
-                <w:sz w:val="16"/>
-              </w:rPr>
-            </w:r>
-          </w:p>
-        </w:tc>
-        <w:tc>
-          <w:tcPr>
-            <w:tcW w:type="dxa" w:w="2163"/>
-          </w:tcPr>
-          <w:p>
-            <w:r/>
-            <w:r>
-              <w:rPr>
-                <w:rFonts w:ascii="Verdana" w:hAnsi="Verdana"/>
-                <w:b w:val="0"/>
-                <w:sz w:val="16"/>
-              </w:rPr>
-            </w:r>
-          </w:p>
-        </w:tc>
-        <w:tc>
-          <w:tcPr>
-            <w:tcW w:type="dxa" w:w="2163"/>
-          </w:tcPr>
-          <w:p>
-            <w:r/>
-            <w:r>
-              <w:rPr>
-                <w:rFonts w:ascii="Verdana" w:hAnsi="Verdana"/>
-                <w:b w:val="0"/>
-                <w:sz w:val="16"/>
-              </w:rPr>
-            </w:r>
-          </w:p>
-        </w:tc>
-        <w:tc>
-          <w:tcPr>
-            <w:tcW w:type="dxa" w:w="2163"/>
-          </w:tcPr>
-          <w:p>
+            <w:pPr>
+              <w:spacing w:before="20" w:after="20"/>
+            </w:pPr>
+            <w:r/>
+            <w:r>
+              <w:rPr>
+                <w:rFonts w:ascii="Verdana" w:hAnsi="Verdana"/>
+                <w:b w:val="0"/>
+                <w:sz w:val="16"/>
+              </w:rPr>
+            </w:r>
+          </w:p>
+        </w:tc>
+        <w:tc>
+          <w:tcPr>
+            <w:tcW w:type="dxa" w:w="2163"/>
+          </w:tcPr>
+          <w:p>
+            <w:pPr>
+              <w:spacing w:before="20" w:after="20"/>
+            </w:pPr>
+            <w:r/>
+            <w:r>
+              <w:rPr>
+                <w:rFonts w:ascii="Verdana" w:hAnsi="Verdana"/>
+                <w:b w:val="0"/>
+                <w:sz w:val="16"/>
+              </w:rPr>
+            </w:r>
+          </w:p>
+        </w:tc>
+        <w:tc>
+          <w:tcPr>
+            <w:tcW w:type="dxa" w:w="2163"/>
+          </w:tcPr>
+          <w:p>
+            <w:pPr>
+              <w:spacing w:before="20" w:after="20"/>
+            </w:pPr>
+            <w:r/>
+            <w:r>
+              <w:rPr>
+                <w:rFonts w:ascii="Verdana" w:hAnsi="Verdana"/>
+                <w:b w:val="0"/>
+                <w:sz w:val="16"/>
+              </w:rPr>
+            </w:r>
+          </w:p>
+        </w:tc>
+        <w:tc>
+          <w:tcPr>
+            <w:tcW w:type="dxa" w:w="2163"/>
+          </w:tcPr>
+          <w:p>
+            <w:pPr>
+              <w:spacing w:before="20" w:after="20"/>
+            </w:pPr>
             <w:r/>
             <w:r>
               <w:rPr>
@@ -1278,6 +1610,9 @@
             <w:tcW w:type="dxa" w:w="2163"/>
           </w:tcPr>
           <w:p>
+            <w:pPr>
+              <w:spacing w:before="20" w:after="20"/>
+            </w:pPr>
             <w:r/>
             <w:r>
               <w:rPr>
@@ -1294,21 +1629,27 @@
             <w:tcW w:type="dxa" w:w="2163"/>
           </w:tcPr>
           <w:p>
-            <w:r/>
-            <w:r>
-              <w:rPr>
-                <w:rFonts w:ascii="Verdana" w:hAnsi="Verdana"/>
-                <w:b w:val="0"/>
-                <w:sz w:val="16"/>
-              </w:rPr>
-            </w:r>
-          </w:p>
-        </w:tc>
-        <w:tc>
-          <w:tcPr>
-            <w:tcW w:type="dxa" w:w="2163"/>
-          </w:tcPr>
-          <w:p>
+            <w:pPr>
+              <w:spacing w:before="20" w:after="20"/>
+            </w:pPr>
+            <w:r/>
+            <w:r>
+              <w:rPr>
+                <w:rFonts w:ascii="Verdana" w:hAnsi="Verdana"/>
+                <w:b w:val="0"/>
+                <w:sz w:val="16"/>
+              </w:rPr>
+            </w:r>
+          </w:p>
+        </w:tc>
+        <w:tc>
+          <w:tcPr>
+            <w:tcW w:type="dxa" w:w="2163"/>
+          </w:tcPr>
+          <w:p>
+            <w:pPr>
+              <w:spacing w:before="20" w:after="20"/>
+            </w:pPr>
             <w:r/>
             <w:r>
               <w:rPr>
@@ -1329,51 +1670,63 @@
             <w:tcW w:type="dxa" w:w="2163"/>
           </w:tcPr>
           <w:p>
-            <w:r/>
-            <w:r>
-              <w:rPr>
-                <w:rFonts w:ascii="Verdana" w:hAnsi="Verdana"/>
-                <w:b w:val="0"/>
-                <w:sz w:val="16"/>
-              </w:rPr>
-            </w:r>
-          </w:p>
-        </w:tc>
-        <w:tc>
-          <w:tcPr>
-            <w:tcW w:type="dxa" w:w="2163"/>
-          </w:tcPr>
-          <w:p>
-            <w:r/>
-            <w:r>
-              <w:rPr>
-                <w:rFonts w:ascii="Verdana" w:hAnsi="Verdana"/>
-                <w:b w:val="0"/>
-                <w:sz w:val="16"/>
-              </w:rPr>
-            </w:r>
-          </w:p>
-        </w:tc>
-        <w:tc>
-          <w:tcPr>
-            <w:tcW w:type="dxa" w:w="2163"/>
-          </w:tcPr>
-          <w:p>
-            <w:r/>
-            <w:r>
-              <w:rPr>
-                <w:rFonts w:ascii="Verdana" w:hAnsi="Verdana"/>
-                <w:b w:val="0"/>
-                <w:sz w:val="16"/>
-              </w:rPr>
-            </w:r>
-          </w:p>
-        </w:tc>
-        <w:tc>
-          <w:tcPr>
-            <w:tcW w:type="dxa" w:w="2163"/>
-          </w:tcPr>
-          <w:p>
+            <w:pPr>
+              <w:spacing w:before="20" w:after="20"/>
+            </w:pPr>
+            <w:r/>
+            <w:r>
+              <w:rPr>
+                <w:rFonts w:ascii="Verdana" w:hAnsi="Verdana"/>
+                <w:b w:val="0"/>
+                <w:sz w:val="16"/>
+              </w:rPr>
+            </w:r>
+          </w:p>
+        </w:tc>
+        <w:tc>
+          <w:tcPr>
+            <w:tcW w:type="dxa" w:w="2163"/>
+          </w:tcPr>
+          <w:p>
+            <w:pPr>
+              <w:spacing w:before="20" w:after="20"/>
+            </w:pPr>
+            <w:r/>
+            <w:r>
+              <w:rPr>
+                <w:rFonts w:ascii="Verdana" w:hAnsi="Verdana"/>
+                <w:b w:val="0"/>
+                <w:sz w:val="16"/>
+              </w:rPr>
+            </w:r>
+          </w:p>
+        </w:tc>
+        <w:tc>
+          <w:tcPr>
+            <w:tcW w:type="dxa" w:w="2163"/>
+          </w:tcPr>
+          <w:p>
+            <w:pPr>
+              <w:spacing w:before="20" w:after="20"/>
+            </w:pPr>
+            <w:r/>
+            <w:r>
+              <w:rPr>
+                <w:rFonts w:ascii="Verdana" w:hAnsi="Verdana"/>
+                <w:b w:val="0"/>
+                <w:sz w:val="16"/>
+              </w:rPr>
+            </w:r>
+          </w:p>
+        </w:tc>
+        <w:tc>
+          <w:tcPr>
+            <w:tcW w:type="dxa" w:w="2163"/>
+          </w:tcPr>
+          <w:p>
+            <w:pPr>
+              <w:spacing w:before="20" w:after="20"/>
+            </w:pPr>
             <w:r/>
             <w:r>
               <w:rPr>
@@ -1390,6 +1743,9 @@
             <w:tcW w:type="dxa" w:w="2163"/>
           </w:tcPr>
           <w:p>
+            <w:pPr>
+              <w:spacing w:before="20" w:after="20"/>
+            </w:pPr>
             <w:r/>
             <w:r>
               <w:rPr>
@@ -1406,21 +1762,27 @@
             <w:tcW w:type="dxa" w:w="2163"/>
           </w:tcPr>
           <w:p>
-            <w:r/>
-            <w:r>
-              <w:rPr>
-                <w:rFonts w:ascii="Verdana" w:hAnsi="Verdana"/>
-                <w:b w:val="0"/>
-                <w:sz w:val="16"/>
-              </w:rPr>
-            </w:r>
-          </w:p>
-        </w:tc>
-        <w:tc>
-          <w:tcPr>
-            <w:tcW w:type="dxa" w:w="2163"/>
-          </w:tcPr>
-          <w:p>
+            <w:pPr>
+              <w:spacing w:before="20" w:after="20"/>
+            </w:pPr>
+            <w:r/>
+            <w:r>
+              <w:rPr>
+                <w:rFonts w:ascii="Verdana" w:hAnsi="Verdana"/>
+                <w:b w:val="0"/>
+                <w:sz w:val="16"/>
+              </w:rPr>
+            </w:r>
+          </w:p>
+        </w:tc>
+        <w:tc>
+          <w:tcPr>
+            <w:tcW w:type="dxa" w:w="2163"/>
+          </w:tcPr>
+          <w:p>
+            <w:pPr>
+              <w:spacing w:before="20" w:after="20"/>
+            </w:pPr>
             <w:r/>
             <w:r>
               <w:rPr>
@@ -1441,51 +1803,63 @@
             <w:tcW w:type="dxa" w:w="2163"/>
           </w:tcPr>
           <w:p>
-            <w:r/>
-            <w:r>
-              <w:rPr>
-                <w:rFonts w:ascii="Verdana" w:hAnsi="Verdana"/>
-                <w:b w:val="0"/>
-                <w:sz w:val="16"/>
-              </w:rPr>
-            </w:r>
-          </w:p>
-        </w:tc>
-        <w:tc>
-          <w:tcPr>
-            <w:tcW w:type="dxa" w:w="2163"/>
-          </w:tcPr>
-          <w:p>
-            <w:r/>
-            <w:r>
-              <w:rPr>
-                <w:rFonts w:ascii="Verdana" w:hAnsi="Verdana"/>
-                <w:b w:val="0"/>
-                <w:sz w:val="16"/>
-              </w:rPr>
-            </w:r>
-          </w:p>
-        </w:tc>
-        <w:tc>
-          <w:tcPr>
-            <w:tcW w:type="dxa" w:w="2163"/>
-          </w:tcPr>
-          <w:p>
-            <w:r/>
-            <w:r>
-              <w:rPr>
-                <w:rFonts w:ascii="Verdana" w:hAnsi="Verdana"/>
-                <w:b w:val="0"/>
-                <w:sz w:val="16"/>
-              </w:rPr>
-            </w:r>
-          </w:p>
-        </w:tc>
-        <w:tc>
-          <w:tcPr>
-            <w:tcW w:type="dxa" w:w="2163"/>
-          </w:tcPr>
-          <w:p>
+            <w:pPr>
+              <w:spacing w:before="20" w:after="20"/>
+            </w:pPr>
+            <w:r/>
+            <w:r>
+              <w:rPr>
+                <w:rFonts w:ascii="Verdana" w:hAnsi="Verdana"/>
+                <w:b w:val="0"/>
+                <w:sz w:val="16"/>
+              </w:rPr>
+            </w:r>
+          </w:p>
+        </w:tc>
+        <w:tc>
+          <w:tcPr>
+            <w:tcW w:type="dxa" w:w="2163"/>
+          </w:tcPr>
+          <w:p>
+            <w:pPr>
+              <w:spacing w:before="20" w:after="20"/>
+            </w:pPr>
+            <w:r/>
+            <w:r>
+              <w:rPr>
+                <w:rFonts w:ascii="Verdana" w:hAnsi="Verdana"/>
+                <w:b w:val="0"/>
+                <w:sz w:val="16"/>
+              </w:rPr>
+            </w:r>
+          </w:p>
+        </w:tc>
+        <w:tc>
+          <w:tcPr>
+            <w:tcW w:type="dxa" w:w="2163"/>
+          </w:tcPr>
+          <w:p>
+            <w:pPr>
+              <w:spacing w:before="20" w:after="20"/>
+            </w:pPr>
+            <w:r/>
+            <w:r>
+              <w:rPr>
+                <w:rFonts w:ascii="Verdana" w:hAnsi="Verdana"/>
+                <w:b w:val="0"/>
+                <w:sz w:val="16"/>
+              </w:rPr>
+            </w:r>
+          </w:p>
+        </w:tc>
+        <w:tc>
+          <w:tcPr>
+            <w:tcW w:type="dxa" w:w="2163"/>
+          </w:tcPr>
+          <w:p>
+            <w:pPr>
+              <w:spacing w:before="20" w:after="20"/>
+            </w:pPr>
             <w:r/>
             <w:r>
               <w:rPr>
@@ -1502,6 +1876,9 @@
             <w:tcW w:type="dxa" w:w="2163"/>
           </w:tcPr>
           <w:p>
+            <w:pPr>
+              <w:spacing w:before="20" w:after="20"/>
+            </w:pPr>
             <w:r/>
             <w:r>
               <w:rPr>
@@ -1518,21 +1895,27 @@
             <w:tcW w:type="dxa" w:w="2163"/>
           </w:tcPr>
           <w:p>
-            <w:r/>
-            <w:r>
-              <w:rPr>
-                <w:rFonts w:ascii="Verdana" w:hAnsi="Verdana"/>
-                <w:b w:val="0"/>
-                <w:sz w:val="16"/>
-              </w:rPr>
-            </w:r>
-          </w:p>
-        </w:tc>
-        <w:tc>
-          <w:tcPr>
-            <w:tcW w:type="dxa" w:w="2163"/>
-          </w:tcPr>
-          <w:p>
+            <w:pPr>
+              <w:spacing w:before="20" w:after="20"/>
+            </w:pPr>
+            <w:r/>
+            <w:r>
+              <w:rPr>
+                <w:rFonts w:ascii="Verdana" w:hAnsi="Verdana"/>
+                <w:b w:val="0"/>
+                <w:sz w:val="16"/>
+              </w:rPr>
+            </w:r>
+          </w:p>
+        </w:tc>
+        <w:tc>
+          <w:tcPr>
+            <w:tcW w:type="dxa" w:w="2163"/>
+          </w:tcPr>
+          <w:p>
+            <w:pPr>
+              <w:spacing w:before="20" w:after="20"/>
+            </w:pPr>
             <w:r/>
             <w:r>
               <w:rPr>
@@ -1553,51 +1936,63 @@
             <w:tcW w:type="dxa" w:w="2163"/>
           </w:tcPr>
           <w:p>
-            <w:r/>
-            <w:r>
-              <w:rPr>
-                <w:rFonts w:ascii="Verdana" w:hAnsi="Verdana"/>
-                <w:b w:val="0"/>
-                <w:sz w:val="16"/>
-              </w:rPr>
-            </w:r>
-          </w:p>
-        </w:tc>
-        <w:tc>
-          <w:tcPr>
-            <w:tcW w:type="dxa" w:w="2163"/>
-          </w:tcPr>
-          <w:p>
-            <w:r/>
-            <w:r>
-              <w:rPr>
-                <w:rFonts w:ascii="Verdana" w:hAnsi="Verdana"/>
-                <w:b w:val="0"/>
-                <w:sz w:val="16"/>
-              </w:rPr>
-            </w:r>
-          </w:p>
-        </w:tc>
-        <w:tc>
-          <w:tcPr>
-            <w:tcW w:type="dxa" w:w="2163"/>
-          </w:tcPr>
-          <w:p>
-            <w:r/>
-            <w:r>
-              <w:rPr>
-                <w:rFonts w:ascii="Verdana" w:hAnsi="Verdana"/>
-                <w:b w:val="0"/>
-                <w:sz w:val="16"/>
-              </w:rPr>
-            </w:r>
-          </w:p>
-        </w:tc>
-        <w:tc>
-          <w:tcPr>
-            <w:tcW w:type="dxa" w:w="2163"/>
-          </w:tcPr>
-          <w:p>
+            <w:pPr>
+              <w:spacing w:before="20" w:after="20"/>
+            </w:pPr>
+            <w:r/>
+            <w:r>
+              <w:rPr>
+                <w:rFonts w:ascii="Verdana" w:hAnsi="Verdana"/>
+                <w:b w:val="0"/>
+                <w:sz w:val="16"/>
+              </w:rPr>
+            </w:r>
+          </w:p>
+        </w:tc>
+        <w:tc>
+          <w:tcPr>
+            <w:tcW w:type="dxa" w:w="2163"/>
+          </w:tcPr>
+          <w:p>
+            <w:pPr>
+              <w:spacing w:before="20" w:after="20"/>
+            </w:pPr>
+            <w:r/>
+            <w:r>
+              <w:rPr>
+                <w:rFonts w:ascii="Verdana" w:hAnsi="Verdana"/>
+                <w:b w:val="0"/>
+                <w:sz w:val="16"/>
+              </w:rPr>
+            </w:r>
+          </w:p>
+        </w:tc>
+        <w:tc>
+          <w:tcPr>
+            <w:tcW w:type="dxa" w:w="2163"/>
+          </w:tcPr>
+          <w:p>
+            <w:pPr>
+              <w:spacing w:before="20" w:after="20"/>
+            </w:pPr>
+            <w:r/>
+            <w:r>
+              <w:rPr>
+                <w:rFonts w:ascii="Verdana" w:hAnsi="Verdana"/>
+                <w:b w:val="0"/>
+                <w:sz w:val="16"/>
+              </w:rPr>
+            </w:r>
+          </w:p>
+        </w:tc>
+        <w:tc>
+          <w:tcPr>
+            <w:tcW w:type="dxa" w:w="2163"/>
+          </w:tcPr>
+          <w:p>
+            <w:pPr>
+              <w:spacing w:before="20" w:after="20"/>
+            </w:pPr>
             <w:r/>
             <w:r>
               <w:rPr>
@@ -1614,6 +2009,9 @@
             <w:tcW w:type="dxa" w:w="2163"/>
           </w:tcPr>
           <w:p>
+            <w:pPr>
+              <w:spacing w:before="20" w:after="20"/>
+            </w:pPr>
             <w:r/>
             <w:r>
               <w:rPr>
@@ -1630,21 +2028,27 @@
             <w:tcW w:type="dxa" w:w="2163"/>
           </w:tcPr>
           <w:p>
-            <w:r/>
-            <w:r>
-              <w:rPr>
-                <w:rFonts w:ascii="Verdana" w:hAnsi="Verdana"/>
-                <w:b w:val="0"/>
-                <w:sz w:val="16"/>
-              </w:rPr>
-            </w:r>
-          </w:p>
-        </w:tc>
-        <w:tc>
-          <w:tcPr>
-            <w:tcW w:type="dxa" w:w="2163"/>
-          </w:tcPr>
-          <w:p>
+            <w:pPr>
+              <w:spacing w:before="20" w:after="20"/>
+            </w:pPr>
+            <w:r/>
+            <w:r>
+              <w:rPr>
+                <w:rFonts w:ascii="Verdana" w:hAnsi="Verdana"/>
+                <w:b w:val="0"/>
+                <w:sz w:val="16"/>
+              </w:rPr>
+            </w:r>
+          </w:p>
+        </w:tc>
+        <w:tc>
+          <w:tcPr>
+            <w:tcW w:type="dxa" w:w="2163"/>
+          </w:tcPr>
+          <w:p>
+            <w:pPr>
+              <w:spacing w:before="20" w:after="20"/>
+            </w:pPr>
             <w:r/>
             <w:r>
               <w:rPr>
@@ -1665,6 +2069,9 @@
             <w:tcW w:type="dxa" w:w="2163"/>
           </w:tcPr>
           <w:p>
+            <w:pPr>
+              <w:spacing w:before="20" w:after="20"/>
+            </w:pPr>
             <w:r>
               <w:rPr>
                 <w:b/>
@@ -1685,6 +2092,9 @@
             <w:tcW w:type="dxa" w:w="2163"/>
           </w:tcPr>
           <w:p>
+            <w:pPr>
+              <w:spacing w:before="20" w:after="20"/>
+            </w:pPr>
             <w:r>
               <w:rPr>
                 <w:b/>
@@ -1705,21 +2115,27 @@
             <w:tcW w:type="dxa" w:w="2163"/>
           </w:tcPr>
           <w:p>
-            <w:r/>
-            <w:r>
-              <w:rPr>
-                <w:rFonts w:ascii="Verdana" w:hAnsi="Verdana"/>
-                <w:b w:val="0"/>
-                <w:sz w:val="16"/>
-              </w:rPr>
-            </w:r>
-          </w:p>
-        </w:tc>
-        <w:tc>
-          <w:tcPr>
-            <w:tcW w:type="dxa" w:w="2163"/>
-          </w:tcPr>
-          <w:p>
+            <w:pPr>
+              <w:spacing w:before="20" w:after="20"/>
+            </w:pPr>
+            <w:r/>
+            <w:r>
+              <w:rPr>
+                <w:rFonts w:ascii="Verdana" w:hAnsi="Verdana"/>
+                <w:b w:val="0"/>
+                <w:sz w:val="16"/>
+              </w:rPr>
+            </w:r>
+          </w:p>
+        </w:tc>
+        <w:tc>
+          <w:tcPr>
+            <w:tcW w:type="dxa" w:w="2163"/>
+          </w:tcPr>
+          <w:p>
+            <w:pPr>
+              <w:spacing w:before="20" w:after="20"/>
+            </w:pPr>
             <w:r/>
             <w:r>
               <w:rPr>
@@ -1736,6 +2152,9 @@
             <w:tcW w:type="dxa" w:w="2163"/>
           </w:tcPr>
           <w:p>
+            <w:pPr>
+              <w:spacing w:before="20" w:after="20"/>
+            </w:pPr>
             <w:r/>
             <w:r>
               <w:rPr>
@@ -1752,6 +2171,9 @@
             <w:tcW w:type="dxa" w:w="2163"/>
           </w:tcPr>
           <w:p>
+            <w:pPr>
+              <w:spacing w:before="20" w:after="20"/>
+            </w:pPr>
             <w:r/>
             <w:r>
               <w:rPr>
@@ -1768,6 +2190,9 @@
             <w:tcW w:type="dxa" w:w="2163"/>
           </w:tcPr>
           <w:p>
+            <w:pPr>
+              <w:spacing w:before="20" w:after="20"/>
+            </w:pPr>
             <w:r/>
             <w:r>
               <w:rPr>
@@ -1788,51 +2213,63 @@
             <w:tcW w:type="dxa" w:w="2163"/>
           </w:tcPr>
           <w:p>
-            <w:r/>
-            <w:r>
-              <w:rPr>
-                <w:rFonts w:ascii="Verdana" w:hAnsi="Verdana"/>
-                <w:b w:val="0"/>
-                <w:sz w:val="16"/>
-              </w:rPr>
-            </w:r>
-          </w:p>
-        </w:tc>
-        <w:tc>
-          <w:tcPr>
-            <w:tcW w:type="dxa" w:w="2163"/>
-          </w:tcPr>
-          <w:p>
-            <w:r/>
-            <w:r>
-              <w:rPr>
-                <w:rFonts w:ascii="Verdana" w:hAnsi="Verdana"/>
-                <w:b w:val="0"/>
-                <w:sz w:val="16"/>
-              </w:rPr>
-            </w:r>
-          </w:p>
-        </w:tc>
-        <w:tc>
-          <w:tcPr>
-            <w:tcW w:type="dxa" w:w="2163"/>
-          </w:tcPr>
-          <w:p>
-            <w:r/>
-            <w:r>
-              <w:rPr>
-                <w:rFonts w:ascii="Verdana" w:hAnsi="Verdana"/>
-                <w:b w:val="0"/>
-                <w:sz w:val="16"/>
-              </w:rPr>
-            </w:r>
-          </w:p>
-        </w:tc>
-        <w:tc>
-          <w:tcPr>
-            <w:tcW w:type="dxa" w:w="2163"/>
-          </w:tcPr>
-          <w:p>
+            <w:pPr>
+              <w:spacing w:before="20" w:after="20"/>
+            </w:pPr>
+            <w:r/>
+            <w:r>
+              <w:rPr>
+                <w:rFonts w:ascii="Verdana" w:hAnsi="Verdana"/>
+                <w:b w:val="0"/>
+                <w:sz w:val="16"/>
+              </w:rPr>
+            </w:r>
+          </w:p>
+        </w:tc>
+        <w:tc>
+          <w:tcPr>
+            <w:tcW w:type="dxa" w:w="2163"/>
+          </w:tcPr>
+          <w:p>
+            <w:pPr>
+              <w:spacing w:before="20" w:after="20"/>
+            </w:pPr>
+            <w:r/>
+            <w:r>
+              <w:rPr>
+                <w:rFonts w:ascii="Verdana" w:hAnsi="Verdana"/>
+                <w:b w:val="0"/>
+                <w:sz w:val="16"/>
+              </w:rPr>
+            </w:r>
+          </w:p>
+        </w:tc>
+        <w:tc>
+          <w:tcPr>
+            <w:tcW w:type="dxa" w:w="2163"/>
+          </w:tcPr>
+          <w:p>
+            <w:pPr>
+              <w:spacing w:before="20" w:after="20"/>
+            </w:pPr>
+            <w:r/>
+            <w:r>
+              <w:rPr>
+                <w:rFonts w:ascii="Verdana" w:hAnsi="Verdana"/>
+                <w:b w:val="0"/>
+                <w:sz w:val="16"/>
+              </w:rPr>
+            </w:r>
+          </w:p>
+        </w:tc>
+        <w:tc>
+          <w:tcPr>
+            <w:tcW w:type="dxa" w:w="2163"/>
+          </w:tcPr>
+          <w:p>
+            <w:pPr>
+              <w:spacing w:before="20" w:after="20"/>
+            </w:pPr>
             <w:r/>
             <w:r>
               <w:rPr>
@@ -1849,6 +2286,9 @@
             <w:tcW w:type="dxa" w:w="2163"/>
           </w:tcPr>
           <w:p>
+            <w:pPr>
+              <w:spacing w:before="20" w:after="20"/>
+            </w:pPr>
             <w:r/>
             <w:r>
               <w:rPr>
@@ -1865,6 +2305,9 @@
             <w:tcW w:type="dxa" w:w="2163"/>
           </w:tcPr>
           <w:p>
+            <w:pPr>
+              <w:spacing w:before="20" w:after="20"/>
+            </w:pPr>
             <w:r/>
             <w:r>
               <w:rPr>
@@ -1881,6 +2324,9 @@
             <w:tcW w:type="dxa" w:w="2163"/>
           </w:tcPr>
           <w:p>
+            <w:pPr>
+              <w:spacing w:before="20" w:after="20"/>
+            </w:pPr>
             <w:r/>
             <w:r>
               <w:rPr>
@@ -1901,51 +2347,63 @@
             <w:tcW w:type="dxa" w:w="2163"/>
           </w:tcPr>
           <w:p>
-            <w:r/>
-            <w:r>
-              <w:rPr>
-                <w:rFonts w:ascii="Verdana" w:hAnsi="Verdana"/>
-                <w:b w:val="0"/>
-                <w:sz w:val="16"/>
-              </w:rPr>
-            </w:r>
-          </w:p>
-        </w:tc>
-        <w:tc>
-          <w:tcPr>
-            <w:tcW w:type="dxa" w:w="2163"/>
-          </w:tcPr>
-          <w:p>
-            <w:r/>
-            <w:r>
-              <w:rPr>
-                <w:rFonts w:ascii="Verdana" w:hAnsi="Verdana"/>
-                <w:b w:val="0"/>
-                <w:sz w:val="16"/>
-              </w:rPr>
-            </w:r>
-          </w:p>
-        </w:tc>
-        <w:tc>
-          <w:tcPr>
-            <w:tcW w:type="dxa" w:w="2163"/>
-          </w:tcPr>
-          <w:p>
-            <w:r/>
-            <w:r>
-              <w:rPr>
-                <w:rFonts w:ascii="Verdana" w:hAnsi="Verdana"/>
-                <w:b w:val="0"/>
-                <w:sz w:val="16"/>
-              </w:rPr>
-            </w:r>
-          </w:p>
-        </w:tc>
-        <w:tc>
-          <w:tcPr>
-            <w:tcW w:type="dxa" w:w="2163"/>
-          </w:tcPr>
-          <w:p>
+            <w:pPr>
+              <w:spacing w:before="20" w:after="20"/>
+            </w:pPr>
+            <w:r/>
+            <w:r>
+              <w:rPr>
+                <w:rFonts w:ascii="Verdana" w:hAnsi="Verdana"/>
+                <w:b w:val="0"/>
+                <w:sz w:val="16"/>
+              </w:rPr>
+            </w:r>
+          </w:p>
+        </w:tc>
+        <w:tc>
+          <w:tcPr>
+            <w:tcW w:type="dxa" w:w="2163"/>
+          </w:tcPr>
+          <w:p>
+            <w:pPr>
+              <w:spacing w:before="20" w:after="20"/>
+            </w:pPr>
+            <w:r/>
+            <w:r>
+              <w:rPr>
+                <w:rFonts w:ascii="Verdana" w:hAnsi="Verdana"/>
+                <w:b w:val="0"/>
+                <w:sz w:val="16"/>
+              </w:rPr>
+            </w:r>
+          </w:p>
+        </w:tc>
+        <w:tc>
+          <w:tcPr>
+            <w:tcW w:type="dxa" w:w="2163"/>
+          </w:tcPr>
+          <w:p>
+            <w:pPr>
+              <w:spacing w:before="20" w:after="20"/>
+            </w:pPr>
+            <w:r/>
+            <w:r>
+              <w:rPr>
+                <w:rFonts w:ascii="Verdana" w:hAnsi="Verdana"/>
+                <w:b w:val="0"/>
+                <w:sz w:val="16"/>
+              </w:rPr>
+            </w:r>
+          </w:p>
+        </w:tc>
+        <w:tc>
+          <w:tcPr>
+            <w:tcW w:type="dxa" w:w="2163"/>
+          </w:tcPr>
+          <w:p>
+            <w:pPr>
+              <w:spacing w:before="20" w:after="20"/>
+            </w:pPr>
             <w:r/>
             <w:r>
               <w:rPr>
@@ -1962,6 +2420,9 @@
             <w:tcW w:type="dxa" w:w="2163"/>
           </w:tcPr>
           <w:p>
+            <w:pPr>
+              <w:spacing w:before="20" w:after="20"/>
+            </w:pPr>
             <w:r/>
             <w:r>
               <w:rPr>
@@ -1978,21 +2439,27 @@
             <w:tcW w:type="dxa" w:w="2163"/>
           </w:tcPr>
           <w:p>
-            <w:r/>
-            <w:r>
-              <w:rPr>
-                <w:rFonts w:ascii="Verdana" w:hAnsi="Verdana"/>
-                <w:b w:val="0"/>
-                <w:sz w:val="16"/>
-              </w:rPr>
-            </w:r>
-          </w:p>
-        </w:tc>
-        <w:tc>
-          <w:tcPr>
-            <w:tcW w:type="dxa" w:w="2163"/>
-          </w:tcPr>
-          <w:p>
+            <w:pPr>
+              <w:spacing w:before="20" w:after="20"/>
+            </w:pPr>
+            <w:r/>
+            <w:r>
+              <w:rPr>
+                <w:rFonts w:ascii="Verdana" w:hAnsi="Verdana"/>
+                <w:b w:val="0"/>
+                <w:sz w:val="16"/>
+              </w:rPr>
+            </w:r>
+          </w:p>
+        </w:tc>
+        <w:tc>
+          <w:tcPr>
+            <w:tcW w:type="dxa" w:w="2163"/>
+          </w:tcPr>
+          <w:p>
+            <w:pPr>
+              <w:spacing w:before="20" w:after="20"/>
+            </w:pPr>
             <w:r/>
             <w:r>
               <w:rPr>
@@ -2013,51 +2480,63 @@
             <w:tcW w:type="dxa" w:w="2163"/>
           </w:tcPr>
           <w:p>
-            <w:r/>
-            <w:r>
-              <w:rPr>
-                <w:rFonts w:ascii="Verdana" w:hAnsi="Verdana"/>
-                <w:b w:val="0"/>
-                <w:sz w:val="16"/>
-              </w:rPr>
-            </w:r>
-          </w:p>
-        </w:tc>
-        <w:tc>
-          <w:tcPr>
-            <w:tcW w:type="dxa" w:w="2163"/>
-          </w:tcPr>
-          <w:p>
-            <w:r/>
-            <w:r>
-              <w:rPr>
-                <w:rFonts w:ascii="Verdana" w:hAnsi="Verdana"/>
-                <w:b w:val="0"/>
-                <w:sz w:val="16"/>
-              </w:rPr>
-            </w:r>
-          </w:p>
-        </w:tc>
-        <w:tc>
-          <w:tcPr>
-            <w:tcW w:type="dxa" w:w="2163"/>
-          </w:tcPr>
-          <w:p>
-            <w:r/>
-            <w:r>
-              <w:rPr>
-                <w:rFonts w:ascii="Verdana" w:hAnsi="Verdana"/>
-                <w:b w:val="0"/>
-                <w:sz w:val="16"/>
-              </w:rPr>
-            </w:r>
-          </w:p>
-        </w:tc>
-        <w:tc>
-          <w:tcPr>
-            <w:tcW w:type="dxa" w:w="2163"/>
-          </w:tcPr>
-          <w:p>
+            <w:pPr>
+              <w:spacing w:before="20" w:after="20"/>
+            </w:pPr>
+            <w:r/>
+            <w:r>
+              <w:rPr>
+                <w:rFonts w:ascii="Verdana" w:hAnsi="Verdana"/>
+                <w:b w:val="0"/>
+                <w:sz w:val="16"/>
+              </w:rPr>
+            </w:r>
+          </w:p>
+        </w:tc>
+        <w:tc>
+          <w:tcPr>
+            <w:tcW w:type="dxa" w:w="2163"/>
+          </w:tcPr>
+          <w:p>
+            <w:pPr>
+              <w:spacing w:before="20" w:after="20"/>
+            </w:pPr>
+            <w:r/>
+            <w:r>
+              <w:rPr>
+                <w:rFonts w:ascii="Verdana" w:hAnsi="Verdana"/>
+                <w:b w:val="0"/>
+                <w:sz w:val="16"/>
+              </w:rPr>
+            </w:r>
+          </w:p>
+        </w:tc>
+        <w:tc>
+          <w:tcPr>
+            <w:tcW w:type="dxa" w:w="2163"/>
+          </w:tcPr>
+          <w:p>
+            <w:pPr>
+              <w:spacing w:before="20" w:after="20"/>
+            </w:pPr>
+            <w:r/>
+            <w:r>
+              <w:rPr>
+                <w:rFonts w:ascii="Verdana" w:hAnsi="Verdana"/>
+                <w:b w:val="0"/>
+                <w:sz w:val="16"/>
+              </w:rPr>
+            </w:r>
+          </w:p>
+        </w:tc>
+        <w:tc>
+          <w:tcPr>
+            <w:tcW w:type="dxa" w:w="2163"/>
+          </w:tcPr>
+          <w:p>
+            <w:pPr>
+              <w:spacing w:before="20" w:after="20"/>
+            </w:pPr>
             <w:r/>
             <w:r>
               <w:rPr>
@@ -2074,6 +2553,9 @@
             <w:tcW w:type="dxa" w:w="2163"/>
           </w:tcPr>
           <w:p>
+            <w:pPr>
+              <w:spacing w:before="20" w:after="20"/>
+            </w:pPr>
             <w:r/>
             <w:r>
               <w:rPr>
@@ -2090,21 +2572,27 @@
             <w:tcW w:type="dxa" w:w="2163"/>
           </w:tcPr>
           <w:p>
-            <w:r/>
-            <w:r>
-              <w:rPr>
-                <w:rFonts w:ascii="Verdana" w:hAnsi="Verdana"/>
-                <w:b w:val="0"/>
-                <w:sz w:val="16"/>
-              </w:rPr>
-            </w:r>
-          </w:p>
-        </w:tc>
-        <w:tc>
-          <w:tcPr>
-            <w:tcW w:type="dxa" w:w="2163"/>
-          </w:tcPr>
-          <w:p>
+            <w:pPr>
+              <w:spacing w:before="20" w:after="20"/>
+            </w:pPr>
+            <w:r/>
+            <w:r>
+              <w:rPr>
+                <w:rFonts w:ascii="Verdana" w:hAnsi="Verdana"/>
+                <w:b w:val="0"/>
+                <w:sz w:val="16"/>
+              </w:rPr>
+            </w:r>
+          </w:p>
+        </w:tc>
+        <w:tc>
+          <w:tcPr>
+            <w:tcW w:type="dxa" w:w="2163"/>
+          </w:tcPr>
+          <w:p>
+            <w:pPr>
+              <w:spacing w:before="20" w:after="20"/>
+            </w:pPr>
             <w:r/>
             <w:r>
               <w:rPr>
@@ -2125,51 +2613,63 @@
             <w:tcW w:type="dxa" w:w="2163"/>
           </w:tcPr>
           <w:p>
-            <w:r/>
-            <w:r>
-              <w:rPr>
-                <w:rFonts w:ascii="Verdana" w:hAnsi="Verdana"/>
-                <w:b w:val="0"/>
-                <w:sz w:val="16"/>
-              </w:rPr>
-            </w:r>
-          </w:p>
-        </w:tc>
-        <w:tc>
-          <w:tcPr>
-            <w:tcW w:type="dxa" w:w="2163"/>
-          </w:tcPr>
-          <w:p>
-            <w:r/>
-            <w:r>
-              <w:rPr>
-                <w:rFonts w:ascii="Verdana" w:hAnsi="Verdana"/>
-                <w:b w:val="0"/>
-                <w:sz w:val="16"/>
-              </w:rPr>
-            </w:r>
-          </w:p>
-        </w:tc>
-        <w:tc>
-          <w:tcPr>
-            <w:tcW w:type="dxa" w:w="2163"/>
-          </w:tcPr>
-          <w:p>
-            <w:r/>
-            <w:r>
-              <w:rPr>
-                <w:rFonts w:ascii="Verdana" w:hAnsi="Verdana"/>
-                <w:b w:val="0"/>
-                <w:sz w:val="16"/>
-              </w:rPr>
-            </w:r>
-          </w:p>
-        </w:tc>
-        <w:tc>
-          <w:tcPr>
-            <w:tcW w:type="dxa" w:w="2163"/>
-          </w:tcPr>
-          <w:p>
+            <w:pPr>
+              <w:spacing w:before="20" w:after="20"/>
+            </w:pPr>
+            <w:r/>
+            <w:r>
+              <w:rPr>
+                <w:rFonts w:ascii="Verdana" w:hAnsi="Verdana"/>
+                <w:b w:val="0"/>
+                <w:sz w:val="16"/>
+              </w:rPr>
+            </w:r>
+          </w:p>
+        </w:tc>
+        <w:tc>
+          <w:tcPr>
+            <w:tcW w:type="dxa" w:w="2163"/>
+          </w:tcPr>
+          <w:p>
+            <w:pPr>
+              <w:spacing w:before="20" w:after="20"/>
+            </w:pPr>
+            <w:r/>
+            <w:r>
+              <w:rPr>
+                <w:rFonts w:ascii="Verdana" w:hAnsi="Verdana"/>
+                <w:b w:val="0"/>
+                <w:sz w:val="16"/>
+              </w:rPr>
+            </w:r>
+          </w:p>
+        </w:tc>
+        <w:tc>
+          <w:tcPr>
+            <w:tcW w:type="dxa" w:w="2163"/>
+          </w:tcPr>
+          <w:p>
+            <w:pPr>
+              <w:spacing w:before="20" w:after="20"/>
+            </w:pPr>
+            <w:r/>
+            <w:r>
+              <w:rPr>
+                <w:rFonts w:ascii="Verdana" w:hAnsi="Verdana"/>
+                <w:b w:val="0"/>
+                <w:sz w:val="16"/>
+              </w:rPr>
+            </w:r>
+          </w:p>
+        </w:tc>
+        <w:tc>
+          <w:tcPr>
+            <w:tcW w:type="dxa" w:w="2163"/>
+          </w:tcPr>
+          <w:p>
+            <w:pPr>
+              <w:spacing w:before="20" w:after="20"/>
+            </w:pPr>
             <w:r/>
             <w:r>
               <w:rPr>
@@ -2186,6 +2686,9 @@
             <w:tcW w:type="dxa" w:w="2163"/>
           </w:tcPr>
           <w:p>
+            <w:pPr>
+              <w:spacing w:before="20" w:after="20"/>
+            </w:pPr>
             <w:r/>
             <w:r>
               <w:rPr>
@@ -2202,21 +2705,27 @@
             <w:tcW w:type="dxa" w:w="2163"/>
           </w:tcPr>
           <w:p>
-            <w:r/>
-            <w:r>
-              <w:rPr>
-                <w:rFonts w:ascii="Verdana" w:hAnsi="Verdana"/>
-                <w:b w:val="0"/>
-                <w:sz w:val="16"/>
-              </w:rPr>
-            </w:r>
-          </w:p>
-        </w:tc>
-        <w:tc>
-          <w:tcPr>
-            <w:tcW w:type="dxa" w:w="2163"/>
-          </w:tcPr>
-          <w:p>
+            <w:pPr>
+              <w:spacing w:before="20" w:after="20"/>
+            </w:pPr>
+            <w:r/>
+            <w:r>
+              <w:rPr>
+                <w:rFonts w:ascii="Verdana" w:hAnsi="Verdana"/>
+                <w:b w:val="0"/>
+                <w:sz w:val="16"/>
+              </w:rPr>
+            </w:r>
+          </w:p>
+        </w:tc>
+        <w:tc>
+          <w:tcPr>
+            <w:tcW w:type="dxa" w:w="2163"/>
+          </w:tcPr>
+          <w:p>
+            <w:pPr>
+              <w:spacing w:before="20" w:after="20"/>
+            </w:pPr>
             <w:r/>
             <w:r>
               <w:rPr>
@@ -2237,6 +2746,9 @@
             <w:tcW w:type="dxa" w:w="2163"/>
           </w:tcPr>
           <w:p>
+            <w:pPr>
+              <w:spacing w:before="20" w:after="20"/>
+            </w:pPr>
             <w:r>
               <w:rPr>
                 <w:b/>
@@ -2257,6 +2769,9 @@
             <w:tcW w:type="dxa" w:w="2163"/>
           </w:tcPr>
           <w:p>
+            <w:pPr>
+              <w:spacing w:before="20" w:after="20"/>
+            </w:pPr>
             <w:r>
               <w:rPr>
                 <w:b/>
@@ -2277,21 +2792,27 @@
             <w:tcW w:type="dxa" w:w="2163"/>
           </w:tcPr>
           <w:p>
-            <w:r/>
-            <w:r>
-              <w:rPr>
-                <w:rFonts w:ascii="Verdana" w:hAnsi="Verdana"/>
-                <w:b w:val="0"/>
-                <w:sz w:val="16"/>
-              </w:rPr>
-            </w:r>
-          </w:p>
-        </w:tc>
-        <w:tc>
-          <w:tcPr>
-            <w:tcW w:type="dxa" w:w="2163"/>
-          </w:tcPr>
-          <w:p>
+            <w:pPr>
+              <w:spacing w:before="20" w:after="20"/>
+            </w:pPr>
+            <w:r/>
+            <w:r>
+              <w:rPr>
+                <w:rFonts w:ascii="Verdana" w:hAnsi="Verdana"/>
+                <w:b w:val="0"/>
+                <w:sz w:val="16"/>
+              </w:rPr>
+            </w:r>
+          </w:p>
+        </w:tc>
+        <w:tc>
+          <w:tcPr>
+            <w:tcW w:type="dxa" w:w="2163"/>
+          </w:tcPr>
+          <w:p>
+            <w:pPr>
+              <w:spacing w:before="20" w:after="20"/>
+            </w:pPr>
             <w:r/>
             <w:r>
               <w:rPr>
@@ -2308,6 +2829,9 @@
             <w:tcW w:type="dxa" w:w="2163"/>
           </w:tcPr>
           <w:p>
+            <w:pPr>
+              <w:spacing w:before="20" w:after="20"/>
+            </w:pPr>
             <w:r/>
             <w:r>
               <w:rPr>
@@ -2324,6 +2848,9 @@
             <w:tcW w:type="dxa" w:w="2163"/>
           </w:tcPr>
           <w:p>
+            <w:pPr>
+              <w:spacing w:before="20" w:after="20"/>
+            </w:pPr>
             <w:r/>
             <w:r>
               <w:rPr>
@@ -2340,6 +2867,9 @@
             <w:tcW w:type="dxa" w:w="2163"/>
           </w:tcPr>
           <w:p>
+            <w:pPr>
+              <w:spacing w:before="20" w:after="20"/>
+            </w:pPr>
             <w:r/>
             <w:r>
               <w:rPr>
@@ -2360,51 +2890,63 @@
             <w:tcW w:type="dxa" w:w="2163"/>
           </w:tcPr>
           <w:p>
-            <w:r/>
-            <w:r>
-              <w:rPr>
-                <w:rFonts w:ascii="Verdana" w:hAnsi="Verdana"/>
-                <w:b w:val="0"/>
-                <w:sz w:val="16"/>
-              </w:rPr>
-            </w:r>
-          </w:p>
-        </w:tc>
-        <w:tc>
-          <w:tcPr>
-            <w:tcW w:type="dxa" w:w="2163"/>
-          </w:tcPr>
-          <w:p>
-            <w:r/>
-            <w:r>
-              <w:rPr>
-                <w:rFonts w:ascii="Verdana" w:hAnsi="Verdana"/>
-                <w:b w:val="0"/>
-                <w:sz w:val="16"/>
-              </w:rPr>
-            </w:r>
-          </w:p>
-        </w:tc>
-        <w:tc>
-          <w:tcPr>
-            <w:tcW w:type="dxa" w:w="2163"/>
-          </w:tcPr>
-          <w:p>
-            <w:r/>
-            <w:r>
-              <w:rPr>
-                <w:rFonts w:ascii="Verdana" w:hAnsi="Verdana"/>
-                <w:b w:val="0"/>
-                <w:sz w:val="16"/>
-              </w:rPr>
-            </w:r>
-          </w:p>
-        </w:tc>
-        <w:tc>
-          <w:tcPr>
-            <w:tcW w:type="dxa" w:w="2163"/>
-          </w:tcPr>
-          <w:p>
+            <w:pPr>
+              <w:spacing w:before="20" w:after="20"/>
+            </w:pPr>
+            <w:r/>
+            <w:r>
+              <w:rPr>
+                <w:rFonts w:ascii="Verdana" w:hAnsi="Verdana"/>
+                <w:b w:val="0"/>
+                <w:sz w:val="16"/>
+              </w:rPr>
+            </w:r>
+          </w:p>
+        </w:tc>
+        <w:tc>
+          <w:tcPr>
+            <w:tcW w:type="dxa" w:w="2163"/>
+          </w:tcPr>
+          <w:p>
+            <w:pPr>
+              <w:spacing w:before="20" w:after="20"/>
+            </w:pPr>
+            <w:r/>
+            <w:r>
+              <w:rPr>
+                <w:rFonts w:ascii="Verdana" w:hAnsi="Verdana"/>
+                <w:b w:val="0"/>
+                <w:sz w:val="16"/>
+              </w:rPr>
+            </w:r>
+          </w:p>
+        </w:tc>
+        <w:tc>
+          <w:tcPr>
+            <w:tcW w:type="dxa" w:w="2163"/>
+          </w:tcPr>
+          <w:p>
+            <w:pPr>
+              <w:spacing w:before="20" w:after="20"/>
+            </w:pPr>
+            <w:r/>
+            <w:r>
+              <w:rPr>
+                <w:rFonts w:ascii="Verdana" w:hAnsi="Verdana"/>
+                <w:b w:val="0"/>
+                <w:sz w:val="16"/>
+              </w:rPr>
+            </w:r>
+          </w:p>
+        </w:tc>
+        <w:tc>
+          <w:tcPr>
+            <w:tcW w:type="dxa" w:w="2163"/>
+          </w:tcPr>
+          <w:p>
+            <w:pPr>
+              <w:spacing w:before="20" w:after="20"/>
+            </w:pPr>
             <w:r/>
             <w:r>
               <w:rPr>
@@ -2421,6 +2963,9 @@
             <w:tcW w:type="dxa" w:w="2163"/>
           </w:tcPr>
           <w:p>
+            <w:pPr>
+              <w:spacing w:before="20" w:after="20"/>
+            </w:pPr>
             <w:r/>
             <w:r>
               <w:rPr>
@@ -2437,21 +2982,27 @@
             <w:tcW w:type="dxa" w:w="2163"/>
           </w:tcPr>
           <w:p>
-            <w:r/>
-            <w:r>
-              <w:rPr>
-                <w:rFonts w:ascii="Verdana" w:hAnsi="Verdana"/>
-                <w:b w:val="0"/>
-                <w:sz w:val="16"/>
-              </w:rPr>
-            </w:r>
-          </w:p>
-        </w:tc>
-        <w:tc>
-          <w:tcPr>
-            <w:tcW w:type="dxa" w:w="2163"/>
-          </w:tcPr>
-          <w:p>
+            <w:pPr>
+              <w:spacing w:before="20" w:after="20"/>
+            </w:pPr>
+            <w:r/>
+            <w:r>
+              <w:rPr>
+                <w:rFonts w:ascii="Verdana" w:hAnsi="Verdana"/>
+                <w:b w:val="0"/>
+                <w:sz w:val="16"/>
+              </w:rPr>
+            </w:r>
+          </w:p>
+        </w:tc>
+        <w:tc>
+          <w:tcPr>
+            <w:tcW w:type="dxa" w:w="2163"/>
+          </w:tcPr>
+          <w:p>
+            <w:pPr>
+              <w:spacing w:before="20" w:after="20"/>
+            </w:pPr>
             <w:r/>
             <w:r>
               <w:rPr>
@@ -2472,51 +3023,63 @@
             <w:tcW w:type="dxa" w:w="2163"/>
           </w:tcPr>
           <w:p>
-            <w:r/>
-            <w:r>
-              <w:rPr>
-                <w:rFonts w:ascii="Verdana" w:hAnsi="Verdana"/>
-                <w:b w:val="0"/>
-                <w:sz w:val="16"/>
-              </w:rPr>
-            </w:r>
-          </w:p>
-        </w:tc>
-        <w:tc>
-          <w:tcPr>
-            <w:tcW w:type="dxa" w:w="2163"/>
-          </w:tcPr>
-          <w:p>
-            <w:r/>
-            <w:r>
-              <w:rPr>
-                <w:rFonts w:ascii="Verdana" w:hAnsi="Verdana"/>
-                <w:b w:val="0"/>
-                <w:sz w:val="16"/>
-              </w:rPr>
-            </w:r>
-          </w:p>
-        </w:tc>
-        <w:tc>
-          <w:tcPr>
-            <w:tcW w:type="dxa" w:w="2163"/>
-          </w:tcPr>
-          <w:p>
-            <w:r/>
-            <w:r>
-              <w:rPr>
-                <w:rFonts w:ascii="Verdana" w:hAnsi="Verdana"/>
-                <w:b w:val="0"/>
-                <w:sz w:val="16"/>
-              </w:rPr>
-            </w:r>
-          </w:p>
-        </w:tc>
-        <w:tc>
-          <w:tcPr>
-            <w:tcW w:type="dxa" w:w="2163"/>
-          </w:tcPr>
-          <w:p>
+            <w:pPr>
+              <w:spacing w:before="20" w:after="20"/>
+            </w:pPr>
+            <w:r/>
+            <w:r>
+              <w:rPr>
+                <w:rFonts w:ascii="Verdana" w:hAnsi="Verdana"/>
+                <w:b w:val="0"/>
+                <w:sz w:val="16"/>
+              </w:rPr>
+            </w:r>
+          </w:p>
+        </w:tc>
+        <w:tc>
+          <w:tcPr>
+            <w:tcW w:type="dxa" w:w="2163"/>
+          </w:tcPr>
+          <w:p>
+            <w:pPr>
+              <w:spacing w:before="20" w:after="20"/>
+            </w:pPr>
+            <w:r/>
+            <w:r>
+              <w:rPr>
+                <w:rFonts w:ascii="Verdana" w:hAnsi="Verdana"/>
+                <w:b w:val="0"/>
+                <w:sz w:val="16"/>
+              </w:rPr>
+            </w:r>
+          </w:p>
+        </w:tc>
+        <w:tc>
+          <w:tcPr>
+            <w:tcW w:type="dxa" w:w="2163"/>
+          </w:tcPr>
+          <w:p>
+            <w:pPr>
+              <w:spacing w:before="20" w:after="20"/>
+            </w:pPr>
+            <w:r/>
+            <w:r>
+              <w:rPr>
+                <w:rFonts w:ascii="Verdana" w:hAnsi="Verdana"/>
+                <w:b w:val="0"/>
+                <w:sz w:val="16"/>
+              </w:rPr>
+            </w:r>
+          </w:p>
+        </w:tc>
+        <w:tc>
+          <w:tcPr>
+            <w:tcW w:type="dxa" w:w="2163"/>
+          </w:tcPr>
+          <w:p>
+            <w:pPr>
+              <w:spacing w:before="20" w:after="20"/>
+            </w:pPr>
             <w:r/>
             <w:r>
               <w:rPr>
@@ -2533,6 +3096,9 @@
             <w:tcW w:type="dxa" w:w="2163"/>
           </w:tcPr>
           <w:p>
+            <w:pPr>
+              <w:spacing w:before="20" w:after="20"/>
+            </w:pPr>
             <w:r/>
             <w:r>
               <w:rPr>
@@ -2549,21 +3115,27 @@
             <w:tcW w:type="dxa" w:w="2163"/>
           </w:tcPr>
           <w:p>
-            <w:r/>
-            <w:r>
-              <w:rPr>
-                <w:rFonts w:ascii="Verdana" w:hAnsi="Verdana"/>
-                <w:b w:val="0"/>
-                <w:sz w:val="16"/>
-              </w:rPr>
-            </w:r>
-          </w:p>
-        </w:tc>
-        <w:tc>
-          <w:tcPr>
-            <w:tcW w:type="dxa" w:w="2163"/>
-          </w:tcPr>
-          <w:p>
+            <w:pPr>
+              <w:spacing w:before="20" w:after="20"/>
+            </w:pPr>
+            <w:r/>
+            <w:r>
+              <w:rPr>
+                <w:rFonts w:ascii="Verdana" w:hAnsi="Verdana"/>
+                <w:b w:val="0"/>
+                <w:sz w:val="16"/>
+              </w:rPr>
+            </w:r>
+          </w:p>
+        </w:tc>
+        <w:tc>
+          <w:tcPr>
+            <w:tcW w:type="dxa" w:w="2163"/>
+          </w:tcPr>
+          <w:p>
+            <w:pPr>
+              <w:spacing w:before="20" w:after="20"/>
+            </w:pPr>
             <w:r/>
             <w:r>
               <w:rPr>
@@ -2584,51 +3156,63 @@
             <w:tcW w:type="dxa" w:w="2163"/>
           </w:tcPr>
           <w:p>
-            <w:r/>
-            <w:r>
-              <w:rPr>
-                <w:rFonts w:ascii="Verdana" w:hAnsi="Verdana"/>
-                <w:b w:val="0"/>
-                <w:sz w:val="16"/>
-              </w:rPr>
-            </w:r>
-          </w:p>
-        </w:tc>
-        <w:tc>
-          <w:tcPr>
-            <w:tcW w:type="dxa" w:w="2163"/>
-          </w:tcPr>
-          <w:p>
-            <w:r/>
-            <w:r>
-              <w:rPr>
-                <w:rFonts w:ascii="Verdana" w:hAnsi="Verdana"/>
-                <w:b w:val="0"/>
-                <w:sz w:val="16"/>
-              </w:rPr>
-            </w:r>
-          </w:p>
-        </w:tc>
-        <w:tc>
-          <w:tcPr>
-            <w:tcW w:type="dxa" w:w="2163"/>
-          </w:tcPr>
-          <w:p>
-            <w:r/>
-            <w:r>
-              <w:rPr>
-                <w:rFonts w:ascii="Verdana" w:hAnsi="Verdana"/>
-                <w:b w:val="0"/>
-                <w:sz w:val="16"/>
-              </w:rPr>
-            </w:r>
-          </w:p>
-        </w:tc>
-        <w:tc>
-          <w:tcPr>
-            <w:tcW w:type="dxa" w:w="2163"/>
-          </w:tcPr>
-          <w:p>
+            <w:pPr>
+              <w:spacing w:before="20" w:after="20"/>
+            </w:pPr>
+            <w:r/>
+            <w:r>
+              <w:rPr>
+                <w:rFonts w:ascii="Verdana" w:hAnsi="Verdana"/>
+                <w:b w:val="0"/>
+                <w:sz w:val="16"/>
+              </w:rPr>
+            </w:r>
+          </w:p>
+        </w:tc>
+        <w:tc>
+          <w:tcPr>
+            <w:tcW w:type="dxa" w:w="2163"/>
+          </w:tcPr>
+          <w:p>
+            <w:pPr>
+              <w:spacing w:before="20" w:after="20"/>
+            </w:pPr>
+            <w:r/>
+            <w:r>
+              <w:rPr>
+                <w:rFonts w:ascii="Verdana" w:hAnsi="Verdana"/>
+                <w:b w:val="0"/>
+                <w:sz w:val="16"/>
+              </w:rPr>
+            </w:r>
+          </w:p>
+        </w:tc>
+        <w:tc>
+          <w:tcPr>
+            <w:tcW w:type="dxa" w:w="2163"/>
+          </w:tcPr>
+          <w:p>
+            <w:pPr>
+              <w:spacing w:before="20" w:after="20"/>
+            </w:pPr>
+            <w:r/>
+            <w:r>
+              <w:rPr>
+                <w:rFonts w:ascii="Verdana" w:hAnsi="Verdana"/>
+                <w:b w:val="0"/>
+                <w:sz w:val="16"/>
+              </w:rPr>
+            </w:r>
+          </w:p>
+        </w:tc>
+        <w:tc>
+          <w:tcPr>
+            <w:tcW w:type="dxa" w:w="2163"/>
+          </w:tcPr>
+          <w:p>
+            <w:pPr>
+              <w:spacing w:before="20" w:after="20"/>
+            </w:pPr>
             <w:r/>
             <w:r>
               <w:rPr>
@@ -2645,6 +3229,9 @@
             <w:tcW w:type="dxa" w:w="2163"/>
           </w:tcPr>
           <w:p>
+            <w:pPr>
+              <w:spacing w:before="20" w:after="20"/>
+            </w:pPr>
             <w:r/>
             <w:r>
               <w:rPr>
@@ -2661,21 +3248,27 @@
             <w:tcW w:type="dxa" w:w="2163"/>
           </w:tcPr>
           <w:p>
-            <w:r/>
-            <w:r>
-              <w:rPr>
-                <w:rFonts w:ascii="Verdana" w:hAnsi="Verdana"/>
-                <w:b w:val="0"/>
-                <w:sz w:val="16"/>
-              </w:rPr>
-            </w:r>
-          </w:p>
-        </w:tc>
-        <w:tc>
-          <w:tcPr>
-            <w:tcW w:type="dxa" w:w="2163"/>
-          </w:tcPr>
-          <w:p>
+            <w:pPr>
+              <w:spacing w:before="20" w:after="20"/>
+            </w:pPr>
+            <w:r/>
+            <w:r>
+              <w:rPr>
+                <w:rFonts w:ascii="Verdana" w:hAnsi="Verdana"/>
+                <w:b w:val="0"/>
+                <w:sz w:val="16"/>
+              </w:rPr>
+            </w:r>
+          </w:p>
+        </w:tc>
+        <w:tc>
+          <w:tcPr>
+            <w:tcW w:type="dxa" w:w="2163"/>
+          </w:tcPr>
+          <w:p>
+            <w:pPr>
+              <w:spacing w:before="20" w:after="20"/>
+            </w:pPr>
             <w:r/>
             <w:r>
               <w:rPr>
@@ -2696,51 +3289,63 @@
             <w:tcW w:type="dxa" w:w="2163"/>
           </w:tcPr>
           <w:p>
-            <w:r/>
-            <w:r>
-              <w:rPr>
-                <w:rFonts w:ascii="Verdana" w:hAnsi="Verdana"/>
-                <w:b w:val="0"/>
-                <w:sz w:val="16"/>
-              </w:rPr>
-            </w:r>
-          </w:p>
-        </w:tc>
-        <w:tc>
-          <w:tcPr>
-            <w:tcW w:type="dxa" w:w="2163"/>
-          </w:tcPr>
-          <w:p>
-            <w:r/>
-            <w:r>
-              <w:rPr>
-                <w:rFonts w:ascii="Verdana" w:hAnsi="Verdana"/>
-                <w:b w:val="0"/>
-                <w:sz w:val="16"/>
-              </w:rPr>
-            </w:r>
-          </w:p>
-        </w:tc>
-        <w:tc>
-          <w:tcPr>
-            <w:tcW w:type="dxa" w:w="2163"/>
-          </w:tcPr>
-          <w:p>
-            <w:r/>
-            <w:r>
-              <w:rPr>
-                <w:rFonts w:ascii="Verdana" w:hAnsi="Verdana"/>
-                <w:b w:val="0"/>
-                <w:sz w:val="16"/>
-              </w:rPr>
-            </w:r>
-          </w:p>
-        </w:tc>
-        <w:tc>
-          <w:tcPr>
-            <w:tcW w:type="dxa" w:w="2163"/>
-          </w:tcPr>
-          <w:p>
+            <w:pPr>
+              <w:spacing w:before="20" w:after="20"/>
+            </w:pPr>
+            <w:r/>
+            <w:r>
+              <w:rPr>
+                <w:rFonts w:ascii="Verdana" w:hAnsi="Verdana"/>
+                <w:b w:val="0"/>
+                <w:sz w:val="16"/>
+              </w:rPr>
+            </w:r>
+          </w:p>
+        </w:tc>
+        <w:tc>
+          <w:tcPr>
+            <w:tcW w:type="dxa" w:w="2163"/>
+          </w:tcPr>
+          <w:p>
+            <w:pPr>
+              <w:spacing w:before="20" w:after="20"/>
+            </w:pPr>
+            <w:r/>
+            <w:r>
+              <w:rPr>
+                <w:rFonts w:ascii="Verdana" w:hAnsi="Verdana"/>
+                <w:b w:val="0"/>
+                <w:sz w:val="16"/>
+              </w:rPr>
+            </w:r>
+          </w:p>
+        </w:tc>
+        <w:tc>
+          <w:tcPr>
+            <w:tcW w:type="dxa" w:w="2163"/>
+          </w:tcPr>
+          <w:p>
+            <w:pPr>
+              <w:spacing w:before="20" w:after="20"/>
+            </w:pPr>
+            <w:r/>
+            <w:r>
+              <w:rPr>
+                <w:rFonts w:ascii="Verdana" w:hAnsi="Verdana"/>
+                <w:b w:val="0"/>
+                <w:sz w:val="16"/>
+              </w:rPr>
+            </w:r>
+          </w:p>
+        </w:tc>
+        <w:tc>
+          <w:tcPr>
+            <w:tcW w:type="dxa" w:w="2163"/>
+          </w:tcPr>
+          <w:p>
+            <w:pPr>
+              <w:spacing w:before="20" w:after="20"/>
+            </w:pPr>
             <w:r/>
             <w:r>
               <w:rPr>
@@ -2757,6 +3362,9 @@
             <w:tcW w:type="dxa" w:w="2163"/>
           </w:tcPr>
           <w:p>
+            <w:pPr>
+              <w:spacing w:before="20" w:after="20"/>
+            </w:pPr>
             <w:r/>
             <w:r>
               <w:rPr>
@@ -2773,21 +3381,27 @@
             <w:tcW w:type="dxa" w:w="2163"/>
           </w:tcPr>
           <w:p>
-            <w:r/>
-            <w:r>
-              <w:rPr>
-                <w:rFonts w:ascii="Verdana" w:hAnsi="Verdana"/>
-                <w:b w:val="0"/>
-                <w:sz w:val="16"/>
-              </w:rPr>
-            </w:r>
-          </w:p>
-        </w:tc>
-        <w:tc>
-          <w:tcPr>
-            <w:tcW w:type="dxa" w:w="2163"/>
-          </w:tcPr>
-          <w:p>
+            <w:pPr>
+              <w:spacing w:before="20" w:after="20"/>
+            </w:pPr>
+            <w:r/>
+            <w:r>
+              <w:rPr>
+                <w:rFonts w:ascii="Verdana" w:hAnsi="Verdana"/>
+                <w:b w:val="0"/>
+                <w:sz w:val="16"/>
+              </w:rPr>
+            </w:r>
+          </w:p>
+        </w:tc>
+        <w:tc>
+          <w:tcPr>
+            <w:tcW w:type="dxa" w:w="2163"/>
+          </w:tcPr>
+          <w:p>
+            <w:pPr>
+              <w:spacing w:before="20" w:after="20"/>
+            </w:pPr>
             <w:r/>
             <w:r>
               <w:rPr>
@@ -2808,51 +3422,63 @@
             <w:tcW w:type="dxa" w:w="2163"/>
           </w:tcPr>
           <w:p>
-            <w:r/>
-            <w:r>
-              <w:rPr>
-                <w:rFonts w:ascii="Verdana" w:hAnsi="Verdana"/>
-                <w:b w:val="0"/>
-                <w:sz w:val="16"/>
-              </w:rPr>
-            </w:r>
-          </w:p>
-        </w:tc>
-        <w:tc>
-          <w:tcPr>
-            <w:tcW w:type="dxa" w:w="2163"/>
-          </w:tcPr>
-          <w:p>
-            <w:r/>
-            <w:r>
-              <w:rPr>
-                <w:rFonts w:ascii="Verdana" w:hAnsi="Verdana"/>
-                <w:b w:val="0"/>
-                <w:sz w:val="16"/>
-              </w:rPr>
-            </w:r>
-          </w:p>
-        </w:tc>
-        <w:tc>
-          <w:tcPr>
-            <w:tcW w:type="dxa" w:w="2163"/>
-          </w:tcPr>
-          <w:p>
-            <w:r/>
-            <w:r>
-              <w:rPr>
-                <w:rFonts w:ascii="Verdana" w:hAnsi="Verdana"/>
-                <w:b w:val="0"/>
-                <w:sz w:val="16"/>
-              </w:rPr>
-            </w:r>
-          </w:p>
-        </w:tc>
-        <w:tc>
-          <w:tcPr>
-            <w:tcW w:type="dxa" w:w="2163"/>
-          </w:tcPr>
-          <w:p>
+            <w:pPr>
+              <w:spacing w:before="20" w:after="20"/>
+            </w:pPr>
+            <w:r/>
+            <w:r>
+              <w:rPr>
+                <w:rFonts w:ascii="Verdana" w:hAnsi="Verdana"/>
+                <w:b w:val="0"/>
+                <w:sz w:val="16"/>
+              </w:rPr>
+            </w:r>
+          </w:p>
+        </w:tc>
+        <w:tc>
+          <w:tcPr>
+            <w:tcW w:type="dxa" w:w="2163"/>
+          </w:tcPr>
+          <w:p>
+            <w:pPr>
+              <w:spacing w:before="20" w:after="20"/>
+            </w:pPr>
+            <w:r/>
+            <w:r>
+              <w:rPr>
+                <w:rFonts w:ascii="Verdana" w:hAnsi="Verdana"/>
+                <w:b w:val="0"/>
+                <w:sz w:val="16"/>
+              </w:rPr>
+            </w:r>
+          </w:p>
+        </w:tc>
+        <w:tc>
+          <w:tcPr>
+            <w:tcW w:type="dxa" w:w="2163"/>
+          </w:tcPr>
+          <w:p>
+            <w:pPr>
+              <w:spacing w:before="20" w:after="20"/>
+            </w:pPr>
+            <w:r/>
+            <w:r>
+              <w:rPr>
+                <w:rFonts w:ascii="Verdana" w:hAnsi="Verdana"/>
+                <w:b w:val="0"/>
+                <w:sz w:val="16"/>
+              </w:rPr>
+            </w:r>
+          </w:p>
+        </w:tc>
+        <w:tc>
+          <w:tcPr>
+            <w:tcW w:type="dxa" w:w="2163"/>
+          </w:tcPr>
+          <w:p>
+            <w:pPr>
+              <w:spacing w:before="20" w:after="20"/>
+            </w:pPr>
             <w:r/>
             <w:r>
               <w:rPr>
@@ -2869,6 +3495,9 @@
             <w:tcW w:type="dxa" w:w="2163"/>
           </w:tcPr>
           <w:p>
+            <w:pPr>
+              <w:spacing w:before="20" w:after="20"/>
+            </w:pPr>
             <w:r/>
             <w:r>
               <w:rPr>
@@ -2885,21 +3514,27 @@
             <w:tcW w:type="dxa" w:w="2163"/>
           </w:tcPr>
           <w:p>
-            <w:r/>
-            <w:r>
-              <w:rPr>
-                <w:rFonts w:ascii="Verdana" w:hAnsi="Verdana"/>
-                <w:b w:val="0"/>
-                <w:sz w:val="16"/>
-              </w:rPr>
-            </w:r>
-          </w:p>
-        </w:tc>
-        <w:tc>
-          <w:tcPr>
-            <w:tcW w:type="dxa" w:w="2163"/>
-          </w:tcPr>
-          <w:p>
+            <w:pPr>
+              <w:spacing w:before="20" w:after="20"/>
+            </w:pPr>
+            <w:r/>
+            <w:r>
+              <w:rPr>
+                <w:rFonts w:ascii="Verdana" w:hAnsi="Verdana"/>
+                <w:b w:val="0"/>
+                <w:sz w:val="16"/>
+              </w:rPr>
+            </w:r>
+          </w:p>
+        </w:tc>
+        <w:tc>
+          <w:tcPr>
+            <w:tcW w:type="dxa" w:w="2163"/>
+          </w:tcPr>
+          <w:p>
+            <w:pPr>
+              <w:spacing w:before="20" w:after="20"/>
+            </w:pPr>
             <w:r/>
             <w:r>
               <w:rPr>
@@ -2920,51 +3555,63 @@
             <w:tcW w:type="dxa" w:w="2163"/>
           </w:tcPr>
           <w:p>
-            <w:r/>
-            <w:r>
-              <w:rPr>
-                <w:rFonts w:ascii="Verdana" w:hAnsi="Verdana"/>
-                <w:b w:val="0"/>
-                <w:sz w:val="16"/>
-              </w:rPr>
-            </w:r>
-          </w:p>
-        </w:tc>
-        <w:tc>
-          <w:tcPr>
-            <w:tcW w:type="dxa" w:w="2163"/>
-          </w:tcPr>
-          <w:p>
-            <w:r/>
-            <w:r>
-              <w:rPr>
-                <w:rFonts w:ascii="Verdana" w:hAnsi="Verdana"/>
-                <w:b w:val="0"/>
-                <w:sz w:val="16"/>
-              </w:rPr>
-            </w:r>
-          </w:p>
-        </w:tc>
-        <w:tc>
-          <w:tcPr>
-            <w:tcW w:type="dxa" w:w="2163"/>
-          </w:tcPr>
-          <w:p>
-            <w:r/>
-            <w:r>
-              <w:rPr>
-                <w:rFonts w:ascii="Verdana" w:hAnsi="Verdana"/>
-                <w:b w:val="0"/>
-                <w:sz w:val="16"/>
-              </w:rPr>
-            </w:r>
-          </w:p>
-        </w:tc>
-        <w:tc>
-          <w:tcPr>
-            <w:tcW w:type="dxa" w:w="2163"/>
-          </w:tcPr>
-          <w:p>
+            <w:pPr>
+              <w:spacing w:before="20" w:after="20"/>
+            </w:pPr>
+            <w:r/>
+            <w:r>
+              <w:rPr>
+                <w:rFonts w:ascii="Verdana" w:hAnsi="Verdana"/>
+                <w:b w:val="0"/>
+                <w:sz w:val="16"/>
+              </w:rPr>
+            </w:r>
+          </w:p>
+        </w:tc>
+        <w:tc>
+          <w:tcPr>
+            <w:tcW w:type="dxa" w:w="2163"/>
+          </w:tcPr>
+          <w:p>
+            <w:pPr>
+              <w:spacing w:before="20" w:after="20"/>
+            </w:pPr>
+            <w:r/>
+            <w:r>
+              <w:rPr>
+                <w:rFonts w:ascii="Verdana" w:hAnsi="Verdana"/>
+                <w:b w:val="0"/>
+                <w:sz w:val="16"/>
+              </w:rPr>
+            </w:r>
+          </w:p>
+        </w:tc>
+        <w:tc>
+          <w:tcPr>
+            <w:tcW w:type="dxa" w:w="2163"/>
+          </w:tcPr>
+          <w:p>
+            <w:pPr>
+              <w:spacing w:before="20" w:after="20"/>
+            </w:pPr>
+            <w:r/>
+            <w:r>
+              <w:rPr>
+                <w:rFonts w:ascii="Verdana" w:hAnsi="Verdana"/>
+                <w:b w:val="0"/>
+                <w:sz w:val="16"/>
+              </w:rPr>
+            </w:r>
+          </w:p>
+        </w:tc>
+        <w:tc>
+          <w:tcPr>
+            <w:tcW w:type="dxa" w:w="2163"/>
+          </w:tcPr>
+          <w:p>
+            <w:pPr>
+              <w:spacing w:before="20" w:after="20"/>
+            </w:pPr>
             <w:r/>
             <w:r>
               <w:rPr>
@@ -2981,6 +3628,9 @@
             <w:tcW w:type="dxa" w:w="2163"/>
           </w:tcPr>
           <w:p>
+            <w:pPr>
+              <w:spacing w:before="20" w:after="20"/>
+            </w:pPr>
             <w:r/>
             <w:r>
               <w:rPr>
@@ -2997,21 +3647,27 @@
             <w:tcW w:type="dxa" w:w="2163"/>
           </w:tcPr>
           <w:p>
-            <w:r/>
-            <w:r>
-              <w:rPr>
-                <w:rFonts w:ascii="Verdana" w:hAnsi="Verdana"/>
-                <w:b w:val="0"/>
-                <w:sz w:val="16"/>
-              </w:rPr>
-            </w:r>
-          </w:p>
-        </w:tc>
-        <w:tc>
-          <w:tcPr>
-            <w:tcW w:type="dxa" w:w="2163"/>
-          </w:tcPr>
-          <w:p>
+            <w:pPr>
+              <w:spacing w:before="20" w:after="20"/>
+            </w:pPr>
+            <w:r/>
+            <w:r>
+              <w:rPr>
+                <w:rFonts w:ascii="Verdana" w:hAnsi="Verdana"/>
+                <w:b w:val="0"/>
+                <w:sz w:val="16"/>
+              </w:rPr>
+            </w:r>
+          </w:p>
+        </w:tc>
+        <w:tc>
+          <w:tcPr>
+            <w:tcW w:type="dxa" w:w="2163"/>
+          </w:tcPr>
+          <w:p>
+            <w:pPr>
+              <w:spacing w:before="20" w:after="20"/>
+            </w:pPr>
             <w:r/>
             <w:r>
               <w:rPr>
@@ -3032,51 +3688,63 @@
             <w:tcW w:type="dxa" w:w="2163"/>
           </w:tcPr>
           <w:p>
-            <w:r/>
-            <w:r>
-              <w:rPr>
-                <w:rFonts w:ascii="Verdana" w:hAnsi="Verdana"/>
-                <w:b w:val="0"/>
-                <w:sz w:val="16"/>
-              </w:rPr>
-            </w:r>
-          </w:p>
-        </w:tc>
-        <w:tc>
-          <w:tcPr>
-            <w:tcW w:type="dxa" w:w="2163"/>
-          </w:tcPr>
-          <w:p>
-            <w:r/>
-            <w:r>
-              <w:rPr>
-                <w:rFonts w:ascii="Verdana" w:hAnsi="Verdana"/>
-                <w:b w:val="0"/>
-                <w:sz w:val="16"/>
-              </w:rPr>
-            </w:r>
-          </w:p>
-        </w:tc>
-        <w:tc>
-          <w:tcPr>
-            <w:tcW w:type="dxa" w:w="2163"/>
-          </w:tcPr>
-          <w:p>
-            <w:r/>
-            <w:r>
-              <w:rPr>
-                <w:rFonts w:ascii="Verdana" w:hAnsi="Verdana"/>
-                <w:b w:val="0"/>
-                <w:sz w:val="16"/>
-              </w:rPr>
-            </w:r>
-          </w:p>
-        </w:tc>
-        <w:tc>
-          <w:tcPr>
-            <w:tcW w:type="dxa" w:w="2163"/>
-          </w:tcPr>
-          <w:p>
+            <w:pPr>
+              <w:spacing w:before="20" w:after="20"/>
+            </w:pPr>
+            <w:r/>
+            <w:r>
+              <w:rPr>
+                <w:rFonts w:ascii="Verdana" w:hAnsi="Verdana"/>
+                <w:b w:val="0"/>
+                <w:sz w:val="16"/>
+              </w:rPr>
+            </w:r>
+          </w:p>
+        </w:tc>
+        <w:tc>
+          <w:tcPr>
+            <w:tcW w:type="dxa" w:w="2163"/>
+          </w:tcPr>
+          <w:p>
+            <w:pPr>
+              <w:spacing w:before="20" w:after="20"/>
+            </w:pPr>
+            <w:r/>
+            <w:r>
+              <w:rPr>
+                <w:rFonts w:ascii="Verdana" w:hAnsi="Verdana"/>
+                <w:b w:val="0"/>
+                <w:sz w:val="16"/>
+              </w:rPr>
+            </w:r>
+          </w:p>
+        </w:tc>
+        <w:tc>
+          <w:tcPr>
+            <w:tcW w:type="dxa" w:w="2163"/>
+          </w:tcPr>
+          <w:p>
+            <w:pPr>
+              <w:spacing w:before="20" w:after="20"/>
+            </w:pPr>
+            <w:r/>
+            <w:r>
+              <w:rPr>
+                <w:rFonts w:ascii="Verdana" w:hAnsi="Verdana"/>
+                <w:b w:val="0"/>
+                <w:sz w:val="16"/>
+              </w:rPr>
+            </w:r>
+          </w:p>
+        </w:tc>
+        <w:tc>
+          <w:tcPr>
+            <w:tcW w:type="dxa" w:w="2163"/>
+          </w:tcPr>
+          <w:p>
+            <w:pPr>
+              <w:spacing w:before="20" w:after="20"/>
+            </w:pPr>
             <w:r/>
             <w:r>
               <w:rPr>
@@ -3093,6 +3761,9 @@
             <w:tcW w:type="dxa" w:w="2163"/>
           </w:tcPr>
           <w:p>
+            <w:pPr>
+              <w:spacing w:before="20" w:after="20"/>
+            </w:pPr>
             <w:r/>
             <w:r>
               <w:rPr>
@@ -3109,21 +3780,27 @@
             <w:tcW w:type="dxa" w:w="2163"/>
           </w:tcPr>
           <w:p>
-            <w:r/>
-            <w:r>
-              <w:rPr>
-                <w:rFonts w:ascii="Verdana" w:hAnsi="Verdana"/>
-                <w:b w:val="0"/>
-                <w:sz w:val="16"/>
-              </w:rPr>
-            </w:r>
-          </w:p>
-        </w:tc>
-        <w:tc>
-          <w:tcPr>
-            <w:tcW w:type="dxa" w:w="2163"/>
-          </w:tcPr>
-          <w:p>
+            <w:pPr>
+              <w:spacing w:before="20" w:after="20"/>
+            </w:pPr>
+            <w:r/>
+            <w:r>
+              <w:rPr>
+                <w:rFonts w:ascii="Verdana" w:hAnsi="Verdana"/>
+                <w:b w:val="0"/>
+                <w:sz w:val="16"/>
+              </w:rPr>
+            </w:r>
+          </w:p>
+        </w:tc>
+        <w:tc>
+          <w:tcPr>
+            <w:tcW w:type="dxa" w:w="2163"/>
+          </w:tcPr>
+          <w:p>
+            <w:pPr>
+              <w:spacing w:before="20" w:after="20"/>
+            </w:pPr>
             <w:r/>
             <w:r>
               <w:rPr>
@@ -3144,51 +3821,63 @@
             <w:tcW w:type="dxa" w:w="2163"/>
           </w:tcPr>
           <w:p>
-            <w:r/>
-            <w:r>
-              <w:rPr>
-                <w:rFonts w:ascii="Verdana" w:hAnsi="Verdana"/>
-                <w:b w:val="0"/>
-                <w:sz w:val="16"/>
-              </w:rPr>
-            </w:r>
-          </w:p>
-        </w:tc>
-        <w:tc>
-          <w:tcPr>
-            <w:tcW w:type="dxa" w:w="2163"/>
-          </w:tcPr>
-          <w:p>
-            <w:r/>
-            <w:r>
-              <w:rPr>
-                <w:rFonts w:ascii="Verdana" w:hAnsi="Verdana"/>
-                <w:b w:val="0"/>
-                <w:sz w:val="16"/>
-              </w:rPr>
-            </w:r>
-          </w:p>
-        </w:tc>
-        <w:tc>
-          <w:tcPr>
-            <w:tcW w:type="dxa" w:w="2163"/>
-          </w:tcPr>
-          <w:p>
-            <w:r/>
-            <w:r>
-              <w:rPr>
-                <w:rFonts w:ascii="Verdana" w:hAnsi="Verdana"/>
-                <w:b w:val="0"/>
-                <w:sz w:val="16"/>
-              </w:rPr>
-            </w:r>
-          </w:p>
-        </w:tc>
-        <w:tc>
-          <w:tcPr>
-            <w:tcW w:type="dxa" w:w="2163"/>
-          </w:tcPr>
-          <w:p>
+            <w:pPr>
+              <w:spacing w:before="20" w:after="20"/>
+            </w:pPr>
+            <w:r/>
+            <w:r>
+              <w:rPr>
+                <w:rFonts w:ascii="Verdana" w:hAnsi="Verdana"/>
+                <w:b w:val="0"/>
+                <w:sz w:val="16"/>
+              </w:rPr>
+            </w:r>
+          </w:p>
+        </w:tc>
+        <w:tc>
+          <w:tcPr>
+            <w:tcW w:type="dxa" w:w="2163"/>
+          </w:tcPr>
+          <w:p>
+            <w:pPr>
+              <w:spacing w:before="20" w:after="20"/>
+            </w:pPr>
+            <w:r/>
+            <w:r>
+              <w:rPr>
+                <w:rFonts w:ascii="Verdana" w:hAnsi="Verdana"/>
+                <w:b w:val="0"/>
+                <w:sz w:val="16"/>
+              </w:rPr>
+            </w:r>
+          </w:p>
+        </w:tc>
+        <w:tc>
+          <w:tcPr>
+            <w:tcW w:type="dxa" w:w="2163"/>
+          </w:tcPr>
+          <w:p>
+            <w:pPr>
+              <w:spacing w:before="20" w:after="20"/>
+            </w:pPr>
+            <w:r/>
+            <w:r>
+              <w:rPr>
+                <w:rFonts w:ascii="Verdana" w:hAnsi="Verdana"/>
+                <w:b w:val="0"/>
+                <w:sz w:val="16"/>
+              </w:rPr>
+            </w:r>
+          </w:p>
+        </w:tc>
+        <w:tc>
+          <w:tcPr>
+            <w:tcW w:type="dxa" w:w="2163"/>
+          </w:tcPr>
+          <w:p>
+            <w:pPr>
+              <w:spacing w:before="20" w:after="20"/>
+            </w:pPr>
             <w:r/>
             <w:r>
               <w:rPr>
@@ -3205,6 +3894,9 @@
             <w:tcW w:type="dxa" w:w="2163"/>
           </w:tcPr>
           <w:p>
+            <w:pPr>
+              <w:spacing w:before="20" w:after="20"/>
+            </w:pPr>
             <w:r/>
             <w:r>
               <w:rPr>
@@ -3221,21 +3913,27 @@
             <w:tcW w:type="dxa" w:w="2163"/>
           </w:tcPr>
           <w:p>
-            <w:r/>
-            <w:r>
-              <w:rPr>
-                <w:rFonts w:ascii="Verdana" w:hAnsi="Verdana"/>
-                <w:b w:val="0"/>
-                <w:sz w:val="16"/>
-              </w:rPr>
-            </w:r>
-          </w:p>
-        </w:tc>
-        <w:tc>
-          <w:tcPr>
-            <w:tcW w:type="dxa" w:w="2163"/>
-          </w:tcPr>
-          <w:p>
+            <w:pPr>
+              <w:spacing w:before="20" w:after="20"/>
+            </w:pPr>
+            <w:r/>
+            <w:r>
+              <w:rPr>
+                <w:rFonts w:ascii="Verdana" w:hAnsi="Verdana"/>
+                <w:b w:val="0"/>
+                <w:sz w:val="16"/>
+              </w:rPr>
+            </w:r>
+          </w:p>
+        </w:tc>
+        <w:tc>
+          <w:tcPr>
+            <w:tcW w:type="dxa" w:w="2163"/>
+          </w:tcPr>
+          <w:p>
+            <w:pPr>
+              <w:spacing w:before="20" w:after="20"/>
+            </w:pPr>
             <w:r/>
             <w:r>
               <w:rPr>
@@ -3256,51 +3954,63 @@
             <w:tcW w:type="dxa" w:w="2163"/>
           </w:tcPr>
           <w:p>
-            <w:r/>
-            <w:r>
-              <w:rPr>
-                <w:rFonts w:ascii="Verdana" w:hAnsi="Verdana"/>
-                <w:b w:val="0"/>
-                <w:sz w:val="16"/>
-              </w:rPr>
-            </w:r>
-          </w:p>
-        </w:tc>
-        <w:tc>
-          <w:tcPr>
-            <w:tcW w:type="dxa" w:w="2163"/>
-          </w:tcPr>
-          <w:p>
-            <w:r/>
-            <w:r>
-              <w:rPr>
-                <w:rFonts w:ascii="Verdana" w:hAnsi="Verdana"/>
-                <w:b w:val="0"/>
-                <w:sz w:val="16"/>
-              </w:rPr>
-            </w:r>
-          </w:p>
-        </w:tc>
-        <w:tc>
-          <w:tcPr>
-            <w:tcW w:type="dxa" w:w="2163"/>
-          </w:tcPr>
-          <w:p>
-            <w:r/>
-            <w:r>
-              <w:rPr>
-                <w:rFonts w:ascii="Verdana" w:hAnsi="Verdana"/>
-                <w:b w:val="0"/>
-                <w:sz w:val="16"/>
-              </w:rPr>
-            </w:r>
-          </w:p>
-        </w:tc>
-        <w:tc>
-          <w:tcPr>
-            <w:tcW w:type="dxa" w:w="2163"/>
-          </w:tcPr>
-          <w:p>
+            <w:pPr>
+              <w:spacing w:before="20" w:after="20"/>
+            </w:pPr>
+            <w:r/>
+            <w:r>
+              <w:rPr>
+                <w:rFonts w:ascii="Verdana" w:hAnsi="Verdana"/>
+                <w:b w:val="0"/>
+                <w:sz w:val="16"/>
+              </w:rPr>
+            </w:r>
+          </w:p>
+        </w:tc>
+        <w:tc>
+          <w:tcPr>
+            <w:tcW w:type="dxa" w:w="2163"/>
+          </w:tcPr>
+          <w:p>
+            <w:pPr>
+              <w:spacing w:before="20" w:after="20"/>
+            </w:pPr>
+            <w:r/>
+            <w:r>
+              <w:rPr>
+                <w:rFonts w:ascii="Verdana" w:hAnsi="Verdana"/>
+                <w:b w:val="0"/>
+                <w:sz w:val="16"/>
+              </w:rPr>
+            </w:r>
+          </w:p>
+        </w:tc>
+        <w:tc>
+          <w:tcPr>
+            <w:tcW w:type="dxa" w:w="2163"/>
+          </w:tcPr>
+          <w:p>
+            <w:pPr>
+              <w:spacing w:before="20" w:after="20"/>
+            </w:pPr>
+            <w:r/>
+            <w:r>
+              <w:rPr>
+                <w:rFonts w:ascii="Verdana" w:hAnsi="Verdana"/>
+                <w:b w:val="0"/>
+                <w:sz w:val="16"/>
+              </w:rPr>
+            </w:r>
+          </w:p>
+        </w:tc>
+        <w:tc>
+          <w:tcPr>
+            <w:tcW w:type="dxa" w:w="2163"/>
+          </w:tcPr>
+          <w:p>
+            <w:pPr>
+              <w:spacing w:before="20" w:after="20"/>
+            </w:pPr>
             <w:r/>
             <w:r>
               <w:rPr>
@@ -3317,6 +4027,9 @@
             <w:tcW w:type="dxa" w:w="2163"/>
           </w:tcPr>
           <w:p>
+            <w:pPr>
+              <w:spacing w:before="20" w:after="20"/>
+            </w:pPr>
             <w:r/>
             <w:r>
               <w:rPr>
@@ -3333,21 +4046,27 @@
             <w:tcW w:type="dxa" w:w="2163"/>
           </w:tcPr>
           <w:p>
-            <w:r/>
-            <w:r>
-              <w:rPr>
-                <w:rFonts w:ascii="Verdana" w:hAnsi="Verdana"/>
-                <w:b w:val="0"/>
-                <w:sz w:val="16"/>
-              </w:rPr>
-            </w:r>
-          </w:p>
-        </w:tc>
-        <w:tc>
-          <w:tcPr>
-            <w:tcW w:type="dxa" w:w="2163"/>
-          </w:tcPr>
-          <w:p>
+            <w:pPr>
+              <w:spacing w:before="20" w:after="20"/>
+            </w:pPr>
+            <w:r/>
+            <w:r>
+              <w:rPr>
+                <w:rFonts w:ascii="Verdana" w:hAnsi="Verdana"/>
+                <w:b w:val="0"/>
+                <w:sz w:val="16"/>
+              </w:rPr>
+            </w:r>
+          </w:p>
+        </w:tc>
+        <w:tc>
+          <w:tcPr>
+            <w:tcW w:type="dxa" w:w="2163"/>
+          </w:tcPr>
+          <w:p>
+            <w:pPr>
+              <w:spacing w:before="20" w:after="20"/>
+            </w:pPr>
             <w:r/>
             <w:r>
               <w:rPr>
@@ -3368,51 +4087,63 @@
             <w:tcW w:type="dxa" w:w="2163"/>
           </w:tcPr>
           <w:p>
-            <w:r/>
-            <w:r>
-              <w:rPr>
-                <w:rFonts w:ascii="Verdana" w:hAnsi="Verdana"/>
-                <w:b w:val="0"/>
-                <w:sz w:val="16"/>
-              </w:rPr>
-            </w:r>
-          </w:p>
-        </w:tc>
-        <w:tc>
-          <w:tcPr>
-            <w:tcW w:type="dxa" w:w="2163"/>
-          </w:tcPr>
-          <w:p>
-            <w:r/>
-            <w:r>
-              <w:rPr>
-                <w:rFonts w:ascii="Verdana" w:hAnsi="Verdana"/>
-                <w:b w:val="0"/>
-                <w:sz w:val="16"/>
-              </w:rPr>
-            </w:r>
-          </w:p>
-        </w:tc>
-        <w:tc>
-          <w:tcPr>
-            <w:tcW w:type="dxa" w:w="2163"/>
-          </w:tcPr>
-          <w:p>
-            <w:r/>
-            <w:r>
-              <w:rPr>
-                <w:rFonts w:ascii="Verdana" w:hAnsi="Verdana"/>
-                <w:b w:val="0"/>
-                <w:sz w:val="16"/>
-              </w:rPr>
-            </w:r>
-          </w:p>
-        </w:tc>
-        <w:tc>
-          <w:tcPr>
-            <w:tcW w:type="dxa" w:w="2163"/>
-          </w:tcPr>
-          <w:p>
+            <w:pPr>
+              <w:spacing w:before="20" w:after="20"/>
+            </w:pPr>
+            <w:r/>
+            <w:r>
+              <w:rPr>
+                <w:rFonts w:ascii="Verdana" w:hAnsi="Verdana"/>
+                <w:b w:val="0"/>
+                <w:sz w:val="16"/>
+              </w:rPr>
+            </w:r>
+          </w:p>
+        </w:tc>
+        <w:tc>
+          <w:tcPr>
+            <w:tcW w:type="dxa" w:w="2163"/>
+          </w:tcPr>
+          <w:p>
+            <w:pPr>
+              <w:spacing w:before="20" w:after="20"/>
+            </w:pPr>
+            <w:r/>
+            <w:r>
+              <w:rPr>
+                <w:rFonts w:ascii="Verdana" w:hAnsi="Verdana"/>
+                <w:b w:val="0"/>
+                <w:sz w:val="16"/>
+              </w:rPr>
+            </w:r>
+          </w:p>
+        </w:tc>
+        <w:tc>
+          <w:tcPr>
+            <w:tcW w:type="dxa" w:w="2163"/>
+          </w:tcPr>
+          <w:p>
+            <w:pPr>
+              <w:spacing w:before="20" w:after="20"/>
+            </w:pPr>
+            <w:r/>
+            <w:r>
+              <w:rPr>
+                <w:rFonts w:ascii="Verdana" w:hAnsi="Verdana"/>
+                <w:b w:val="0"/>
+                <w:sz w:val="16"/>
+              </w:rPr>
+            </w:r>
+          </w:p>
+        </w:tc>
+        <w:tc>
+          <w:tcPr>
+            <w:tcW w:type="dxa" w:w="2163"/>
+          </w:tcPr>
+          <w:p>
+            <w:pPr>
+              <w:spacing w:before="20" w:after="20"/>
+            </w:pPr>
             <w:r/>
             <w:r>
               <w:rPr>
@@ -3429,6 +4160,9 @@
             <w:tcW w:type="dxa" w:w="2163"/>
           </w:tcPr>
           <w:p>
+            <w:pPr>
+              <w:spacing w:before="20" w:after="20"/>
+            </w:pPr>
             <w:r/>
             <w:r>
               <w:rPr>
@@ -3445,21 +4179,27 @@
             <w:tcW w:type="dxa" w:w="2163"/>
           </w:tcPr>
           <w:p>
-            <w:r/>
-            <w:r>
-              <w:rPr>
-                <w:rFonts w:ascii="Verdana" w:hAnsi="Verdana"/>
-                <w:b w:val="0"/>
-                <w:sz w:val="16"/>
-              </w:rPr>
-            </w:r>
-          </w:p>
-        </w:tc>
-        <w:tc>
-          <w:tcPr>
-            <w:tcW w:type="dxa" w:w="2163"/>
-          </w:tcPr>
-          <w:p>
+            <w:pPr>
+              <w:spacing w:before="20" w:after="20"/>
+            </w:pPr>
+            <w:r/>
+            <w:r>
+              <w:rPr>
+                <w:rFonts w:ascii="Verdana" w:hAnsi="Verdana"/>
+                <w:b w:val="0"/>
+                <w:sz w:val="16"/>
+              </w:rPr>
+            </w:r>
+          </w:p>
+        </w:tc>
+        <w:tc>
+          <w:tcPr>
+            <w:tcW w:type="dxa" w:w="2163"/>
+          </w:tcPr>
+          <w:p>
+            <w:pPr>
+              <w:spacing w:before="20" w:after="20"/>
+            </w:pPr>
             <w:r/>
             <w:r>
               <w:rPr>
@@ -3480,51 +4220,63 @@
             <w:tcW w:type="dxa" w:w="2163"/>
           </w:tcPr>
           <w:p>
-            <w:r/>
-            <w:r>
-              <w:rPr>
-                <w:rFonts w:ascii="Verdana" w:hAnsi="Verdana"/>
-                <w:b w:val="0"/>
-                <w:sz w:val="16"/>
-              </w:rPr>
-            </w:r>
-          </w:p>
-        </w:tc>
-        <w:tc>
-          <w:tcPr>
-            <w:tcW w:type="dxa" w:w="2163"/>
-          </w:tcPr>
-          <w:p>
-            <w:r/>
-            <w:r>
-              <w:rPr>
-                <w:rFonts w:ascii="Verdana" w:hAnsi="Verdana"/>
-                <w:b w:val="0"/>
-                <w:sz w:val="16"/>
-              </w:rPr>
-            </w:r>
-          </w:p>
-        </w:tc>
-        <w:tc>
-          <w:tcPr>
-            <w:tcW w:type="dxa" w:w="2163"/>
-          </w:tcPr>
-          <w:p>
-            <w:r/>
-            <w:r>
-              <w:rPr>
-                <w:rFonts w:ascii="Verdana" w:hAnsi="Verdana"/>
-                <w:b w:val="0"/>
-                <w:sz w:val="16"/>
-              </w:rPr>
-            </w:r>
-          </w:p>
-        </w:tc>
-        <w:tc>
-          <w:tcPr>
-            <w:tcW w:type="dxa" w:w="2163"/>
-          </w:tcPr>
-          <w:p>
+            <w:pPr>
+              <w:spacing w:before="20" w:after="20"/>
+            </w:pPr>
+            <w:r/>
+            <w:r>
+              <w:rPr>
+                <w:rFonts w:ascii="Verdana" w:hAnsi="Verdana"/>
+                <w:b w:val="0"/>
+                <w:sz w:val="16"/>
+              </w:rPr>
+            </w:r>
+          </w:p>
+        </w:tc>
+        <w:tc>
+          <w:tcPr>
+            <w:tcW w:type="dxa" w:w="2163"/>
+          </w:tcPr>
+          <w:p>
+            <w:pPr>
+              <w:spacing w:before="20" w:after="20"/>
+            </w:pPr>
+            <w:r/>
+            <w:r>
+              <w:rPr>
+                <w:rFonts w:ascii="Verdana" w:hAnsi="Verdana"/>
+                <w:b w:val="0"/>
+                <w:sz w:val="16"/>
+              </w:rPr>
+            </w:r>
+          </w:p>
+        </w:tc>
+        <w:tc>
+          <w:tcPr>
+            <w:tcW w:type="dxa" w:w="2163"/>
+          </w:tcPr>
+          <w:p>
+            <w:pPr>
+              <w:spacing w:before="20" w:after="20"/>
+            </w:pPr>
+            <w:r/>
+            <w:r>
+              <w:rPr>
+                <w:rFonts w:ascii="Verdana" w:hAnsi="Verdana"/>
+                <w:b w:val="0"/>
+                <w:sz w:val="16"/>
+              </w:rPr>
+            </w:r>
+          </w:p>
+        </w:tc>
+        <w:tc>
+          <w:tcPr>
+            <w:tcW w:type="dxa" w:w="2163"/>
+          </w:tcPr>
+          <w:p>
+            <w:pPr>
+              <w:spacing w:before="20" w:after="20"/>
+            </w:pPr>
             <w:r/>
             <w:r>
               <w:rPr>
@@ -3541,6 +4293,9 @@
             <w:tcW w:type="dxa" w:w="2163"/>
           </w:tcPr>
           <w:p>
+            <w:pPr>
+              <w:spacing w:before="20" w:after="20"/>
+            </w:pPr>
             <w:r/>
             <w:r>
               <w:rPr>
@@ -3557,21 +4312,27 @@
             <w:tcW w:type="dxa" w:w="2163"/>
           </w:tcPr>
           <w:p>
-            <w:r/>
-            <w:r>
-              <w:rPr>
-                <w:rFonts w:ascii="Verdana" w:hAnsi="Verdana"/>
-                <w:b w:val="0"/>
-                <w:sz w:val="16"/>
-              </w:rPr>
-            </w:r>
-          </w:p>
-        </w:tc>
-        <w:tc>
-          <w:tcPr>
-            <w:tcW w:type="dxa" w:w="2163"/>
-          </w:tcPr>
-          <w:p>
+            <w:pPr>
+              <w:spacing w:before="20" w:after="20"/>
+            </w:pPr>
+            <w:r/>
+            <w:r>
+              <w:rPr>
+                <w:rFonts w:ascii="Verdana" w:hAnsi="Verdana"/>
+                <w:b w:val="0"/>
+                <w:sz w:val="16"/>
+              </w:rPr>
+            </w:r>
+          </w:p>
+        </w:tc>
+        <w:tc>
+          <w:tcPr>
+            <w:tcW w:type="dxa" w:w="2163"/>
+          </w:tcPr>
+          <w:p>
+            <w:pPr>
+              <w:spacing w:before="20" w:after="20"/>
+            </w:pPr>
             <w:r/>
             <w:r>
               <w:rPr>
@@ -3592,51 +4353,63 @@
             <w:tcW w:type="dxa" w:w="2163"/>
           </w:tcPr>
           <w:p>
-            <w:r/>
-            <w:r>
-              <w:rPr>
-                <w:rFonts w:ascii="Verdana" w:hAnsi="Verdana"/>
-                <w:b w:val="0"/>
-                <w:sz w:val="16"/>
-              </w:rPr>
-            </w:r>
-          </w:p>
-        </w:tc>
-        <w:tc>
-          <w:tcPr>
-            <w:tcW w:type="dxa" w:w="2163"/>
-          </w:tcPr>
-          <w:p>
-            <w:r/>
-            <w:r>
-              <w:rPr>
-                <w:rFonts w:ascii="Verdana" w:hAnsi="Verdana"/>
-                <w:b w:val="0"/>
-                <w:sz w:val="16"/>
-              </w:rPr>
-            </w:r>
-          </w:p>
-        </w:tc>
-        <w:tc>
-          <w:tcPr>
-            <w:tcW w:type="dxa" w:w="2163"/>
-          </w:tcPr>
-          <w:p>
-            <w:r/>
-            <w:r>
-              <w:rPr>
-                <w:rFonts w:ascii="Verdana" w:hAnsi="Verdana"/>
-                <w:b w:val="0"/>
-                <w:sz w:val="16"/>
-              </w:rPr>
-            </w:r>
-          </w:p>
-        </w:tc>
-        <w:tc>
-          <w:tcPr>
-            <w:tcW w:type="dxa" w:w="2163"/>
-          </w:tcPr>
-          <w:p>
+            <w:pPr>
+              <w:spacing w:before="20" w:after="20"/>
+            </w:pPr>
+            <w:r/>
+            <w:r>
+              <w:rPr>
+                <w:rFonts w:ascii="Verdana" w:hAnsi="Verdana"/>
+                <w:b w:val="0"/>
+                <w:sz w:val="16"/>
+              </w:rPr>
+            </w:r>
+          </w:p>
+        </w:tc>
+        <w:tc>
+          <w:tcPr>
+            <w:tcW w:type="dxa" w:w="2163"/>
+          </w:tcPr>
+          <w:p>
+            <w:pPr>
+              <w:spacing w:before="20" w:after="20"/>
+            </w:pPr>
+            <w:r/>
+            <w:r>
+              <w:rPr>
+                <w:rFonts w:ascii="Verdana" w:hAnsi="Verdana"/>
+                <w:b w:val="0"/>
+                <w:sz w:val="16"/>
+              </w:rPr>
+            </w:r>
+          </w:p>
+        </w:tc>
+        <w:tc>
+          <w:tcPr>
+            <w:tcW w:type="dxa" w:w="2163"/>
+          </w:tcPr>
+          <w:p>
+            <w:pPr>
+              <w:spacing w:before="20" w:after="20"/>
+            </w:pPr>
+            <w:r/>
+            <w:r>
+              <w:rPr>
+                <w:rFonts w:ascii="Verdana" w:hAnsi="Verdana"/>
+                <w:b w:val="0"/>
+                <w:sz w:val="16"/>
+              </w:rPr>
+            </w:r>
+          </w:p>
+        </w:tc>
+        <w:tc>
+          <w:tcPr>
+            <w:tcW w:type="dxa" w:w="2163"/>
+          </w:tcPr>
+          <w:p>
+            <w:pPr>
+              <w:spacing w:before="20" w:after="20"/>
+            </w:pPr>
             <w:r/>
             <w:r>
               <w:rPr>
@@ -3653,6 +4426,9 @@
             <w:tcW w:type="dxa" w:w="2163"/>
           </w:tcPr>
           <w:p>
+            <w:pPr>
+              <w:spacing w:before="20" w:after="20"/>
+            </w:pPr>
             <w:r/>
             <w:r>
               <w:rPr>
@@ -3669,21 +4445,27 @@
             <w:tcW w:type="dxa" w:w="2163"/>
           </w:tcPr>
           <w:p>
-            <w:r/>
-            <w:r>
-              <w:rPr>
-                <w:rFonts w:ascii="Verdana" w:hAnsi="Verdana"/>
-                <w:b w:val="0"/>
-                <w:sz w:val="16"/>
-              </w:rPr>
-            </w:r>
-          </w:p>
-        </w:tc>
-        <w:tc>
-          <w:tcPr>
-            <w:tcW w:type="dxa" w:w="2163"/>
-          </w:tcPr>
-          <w:p>
+            <w:pPr>
+              <w:spacing w:before="20" w:after="20"/>
+            </w:pPr>
+            <w:r/>
+            <w:r>
+              <w:rPr>
+                <w:rFonts w:ascii="Verdana" w:hAnsi="Verdana"/>
+                <w:b w:val="0"/>
+                <w:sz w:val="16"/>
+              </w:rPr>
+            </w:r>
+          </w:p>
+        </w:tc>
+        <w:tc>
+          <w:tcPr>
+            <w:tcW w:type="dxa" w:w="2163"/>
+          </w:tcPr>
+          <w:p>
+            <w:pPr>
+              <w:spacing w:before="20" w:after="20"/>
+            </w:pPr>
             <w:r/>
             <w:r>
               <w:rPr>
@@ -3704,6 +4486,9 @@
             <w:tcW w:type="dxa" w:w="2163"/>
           </w:tcPr>
           <w:p>
+            <w:pPr>
+              <w:spacing w:before="20" w:after="20"/>
+            </w:pPr>
             <w:r>
               <w:rPr>
                 <w:b/>
@@ -3724,6 +4509,9 @@
             <w:tcW w:type="dxa" w:w="2163"/>
           </w:tcPr>
           <w:p>
+            <w:pPr>
+              <w:spacing w:before="20" w:after="20"/>
+            </w:pPr>
             <w:r>
               <w:rPr>
                 <w:b/>
@@ -3744,21 +4532,27 @@
             <w:tcW w:type="dxa" w:w="2163"/>
           </w:tcPr>
           <w:p>
-            <w:r/>
-            <w:r>
-              <w:rPr>
-                <w:rFonts w:ascii="Verdana" w:hAnsi="Verdana"/>
-                <w:b w:val="0"/>
-                <w:sz w:val="16"/>
-              </w:rPr>
-            </w:r>
-          </w:p>
-        </w:tc>
-        <w:tc>
-          <w:tcPr>
-            <w:tcW w:type="dxa" w:w="2163"/>
-          </w:tcPr>
-          <w:p>
+            <w:pPr>
+              <w:spacing w:before="20" w:after="20"/>
+            </w:pPr>
+            <w:r/>
+            <w:r>
+              <w:rPr>
+                <w:rFonts w:ascii="Verdana" w:hAnsi="Verdana"/>
+                <w:b w:val="0"/>
+                <w:sz w:val="16"/>
+              </w:rPr>
+            </w:r>
+          </w:p>
+        </w:tc>
+        <w:tc>
+          <w:tcPr>
+            <w:tcW w:type="dxa" w:w="2163"/>
+          </w:tcPr>
+          <w:p>
+            <w:pPr>
+              <w:spacing w:before="20" w:after="20"/>
+            </w:pPr>
             <w:r/>
             <w:r>
               <w:rPr>
@@ -3775,6 +4569,9 @@
             <w:tcW w:type="dxa" w:w="2163"/>
           </w:tcPr>
           <w:p>
+            <w:pPr>
+              <w:spacing w:before="20" w:after="20"/>
+            </w:pPr>
             <w:r/>
             <w:r>
               <w:rPr>
@@ -3791,6 +4588,9 @@
             <w:tcW w:type="dxa" w:w="2163"/>
           </w:tcPr>
           <w:p>
+            <w:pPr>
+              <w:spacing w:before="20" w:after="20"/>
+            </w:pPr>
             <w:r/>
             <w:r>
               <w:rPr>
@@ -3807,6 +4607,9 @@
             <w:tcW w:type="dxa" w:w="2163"/>
           </w:tcPr>
           <w:p>
+            <w:pPr>
+              <w:spacing w:before="20" w:after="20"/>
+            </w:pPr>
             <w:r/>
             <w:r>
               <w:rPr>
@@ -3827,51 +4630,63 @@
             <w:tcW w:type="dxa" w:w="2163"/>
           </w:tcPr>
           <w:p>
-            <w:r/>
-            <w:r>
-              <w:rPr>
-                <w:rFonts w:ascii="Verdana" w:hAnsi="Verdana"/>
-                <w:b w:val="0"/>
-                <w:sz w:val="16"/>
-              </w:rPr>
-            </w:r>
-          </w:p>
-        </w:tc>
-        <w:tc>
-          <w:tcPr>
-            <w:tcW w:type="dxa" w:w="2163"/>
-          </w:tcPr>
-          <w:p>
-            <w:r/>
-            <w:r>
-              <w:rPr>
-                <w:rFonts w:ascii="Verdana" w:hAnsi="Verdana"/>
-                <w:b w:val="0"/>
-                <w:sz w:val="16"/>
-              </w:rPr>
-            </w:r>
-          </w:p>
-        </w:tc>
-        <w:tc>
-          <w:tcPr>
-            <w:tcW w:type="dxa" w:w="2163"/>
-          </w:tcPr>
-          <w:p>
-            <w:r/>
-            <w:r>
-              <w:rPr>
-                <w:rFonts w:ascii="Verdana" w:hAnsi="Verdana"/>
-                <w:b w:val="0"/>
-                <w:sz w:val="16"/>
-              </w:rPr>
-            </w:r>
-          </w:p>
-        </w:tc>
-        <w:tc>
-          <w:tcPr>
-            <w:tcW w:type="dxa" w:w="2163"/>
-          </w:tcPr>
-          <w:p>
+            <w:pPr>
+              <w:spacing w:before="20" w:after="20"/>
+            </w:pPr>
+            <w:r/>
+            <w:r>
+              <w:rPr>
+                <w:rFonts w:ascii="Verdana" w:hAnsi="Verdana"/>
+                <w:b w:val="0"/>
+                <w:sz w:val="16"/>
+              </w:rPr>
+            </w:r>
+          </w:p>
+        </w:tc>
+        <w:tc>
+          <w:tcPr>
+            <w:tcW w:type="dxa" w:w="2163"/>
+          </w:tcPr>
+          <w:p>
+            <w:pPr>
+              <w:spacing w:before="20" w:after="20"/>
+            </w:pPr>
+            <w:r/>
+            <w:r>
+              <w:rPr>
+                <w:rFonts w:ascii="Verdana" w:hAnsi="Verdana"/>
+                <w:b w:val="0"/>
+                <w:sz w:val="16"/>
+              </w:rPr>
+            </w:r>
+          </w:p>
+        </w:tc>
+        <w:tc>
+          <w:tcPr>
+            <w:tcW w:type="dxa" w:w="2163"/>
+          </w:tcPr>
+          <w:p>
+            <w:pPr>
+              <w:spacing w:before="20" w:after="20"/>
+            </w:pPr>
+            <w:r/>
+            <w:r>
+              <w:rPr>
+                <w:rFonts w:ascii="Verdana" w:hAnsi="Verdana"/>
+                <w:b w:val="0"/>
+                <w:sz w:val="16"/>
+              </w:rPr>
+            </w:r>
+          </w:p>
+        </w:tc>
+        <w:tc>
+          <w:tcPr>
+            <w:tcW w:type="dxa" w:w="2163"/>
+          </w:tcPr>
+          <w:p>
+            <w:pPr>
+              <w:spacing w:before="20" w:after="20"/>
+            </w:pPr>
             <w:r/>
             <w:r>
               <w:rPr>
@@ -3888,6 +4703,9 @@
             <w:tcW w:type="dxa" w:w="2163"/>
           </w:tcPr>
           <w:p>
+            <w:pPr>
+              <w:spacing w:before="20" w:after="20"/>
+            </w:pPr>
             <w:r/>
             <w:r>
               <w:rPr>
@@ -3904,6 +4722,9 @@
             <w:tcW w:type="dxa" w:w="2163"/>
           </w:tcPr>
           <w:p>
+            <w:pPr>
+              <w:spacing w:before="20" w:after="20"/>
+            </w:pPr>
             <w:r/>
             <w:r>
               <w:rPr>
@@ -3920,6 +4741,9 @@
             <w:tcW w:type="dxa" w:w="2163"/>
           </w:tcPr>
           <w:p>
+            <w:pPr>
+              <w:spacing w:before="20" w:after="20"/>
+            </w:pPr>
             <w:r/>
             <w:r>
               <w:rPr>
@@ -3940,51 +4764,63 @@
             <w:tcW w:type="dxa" w:w="2163"/>
           </w:tcPr>
           <w:p>
-            <w:r/>
-            <w:r>
-              <w:rPr>
-                <w:rFonts w:ascii="Verdana" w:hAnsi="Verdana"/>
-                <w:b w:val="0"/>
-                <w:sz w:val="16"/>
-              </w:rPr>
-            </w:r>
-          </w:p>
-        </w:tc>
-        <w:tc>
-          <w:tcPr>
-            <w:tcW w:type="dxa" w:w="2163"/>
-          </w:tcPr>
-          <w:p>
-            <w:r/>
-            <w:r>
-              <w:rPr>
-                <w:rFonts w:ascii="Verdana" w:hAnsi="Verdana"/>
-                <w:b w:val="0"/>
-                <w:sz w:val="16"/>
-              </w:rPr>
-            </w:r>
-          </w:p>
-        </w:tc>
-        <w:tc>
-          <w:tcPr>
-            <w:tcW w:type="dxa" w:w="2163"/>
-          </w:tcPr>
-          <w:p>
-            <w:r/>
-            <w:r>
-              <w:rPr>
-                <w:rFonts w:ascii="Verdana" w:hAnsi="Verdana"/>
-                <w:b w:val="0"/>
-                <w:sz w:val="16"/>
-              </w:rPr>
-            </w:r>
-          </w:p>
-        </w:tc>
-        <w:tc>
-          <w:tcPr>
-            <w:tcW w:type="dxa" w:w="2163"/>
-          </w:tcPr>
-          <w:p>
+            <w:pPr>
+              <w:spacing w:before="20" w:after="20"/>
+            </w:pPr>
+            <w:r/>
+            <w:r>
+              <w:rPr>
+                <w:rFonts w:ascii="Verdana" w:hAnsi="Verdana"/>
+                <w:b w:val="0"/>
+                <w:sz w:val="16"/>
+              </w:rPr>
+            </w:r>
+          </w:p>
+        </w:tc>
+        <w:tc>
+          <w:tcPr>
+            <w:tcW w:type="dxa" w:w="2163"/>
+          </w:tcPr>
+          <w:p>
+            <w:pPr>
+              <w:spacing w:before="20" w:after="20"/>
+            </w:pPr>
+            <w:r/>
+            <w:r>
+              <w:rPr>
+                <w:rFonts w:ascii="Verdana" w:hAnsi="Verdana"/>
+                <w:b w:val="0"/>
+                <w:sz w:val="16"/>
+              </w:rPr>
+            </w:r>
+          </w:p>
+        </w:tc>
+        <w:tc>
+          <w:tcPr>
+            <w:tcW w:type="dxa" w:w="2163"/>
+          </w:tcPr>
+          <w:p>
+            <w:pPr>
+              <w:spacing w:before="20" w:after="20"/>
+            </w:pPr>
+            <w:r/>
+            <w:r>
+              <w:rPr>
+                <w:rFonts w:ascii="Verdana" w:hAnsi="Verdana"/>
+                <w:b w:val="0"/>
+                <w:sz w:val="16"/>
+              </w:rPr>
+            </w:r>
+          </w:p>
+        </w:tc>
+        <w:tc>
+          <w:tcPr>
+            <w:tcW w:type="dxa" w:w="2163"/>
+          </w:tcPr>
+          <w:p>
+            <w:pPr>
+              <w:spacing w:before="20" w:after="20"/>
+            </w:pPr>
             <w:r/>
             <w:r>
               <w:rPr>
@@ -4001,6 +4837,9 @@
             <w:tcW w:type="dxa" w:w="2163"/>
           </w:tcPr>
           <w:p>
+            <w:pPr>
+              <w:spacing w:before="20" w:after="20"/>
+            </w:pPr>
             <w:r/>
             <w:r>
               <w:rPr>
@@ -4017,21 +4856,27 @@
             <w:tcW w:type="dxa" w:w="2163"/>
           </w:tcPr>
           <w:p>
-            <w:r/>
-            <w:r>
-              <w:rPr>
-                <w:rFonts w:ascii="Verdana" w:hAnsi="Verdana"/>
-                <w:b w:val="0"/>
-                <w:sz w:val="16"/>
-              </w:rPr>
-            </w:r>
-          </w:p>
-        </w:tc>
-        <w:tc>
-          <w:tcPr>
-            <w:tcW w:type="dxa" w:w="2163"/>
-          </w:tcPr>
-          <w:p>
+            <w:pPr>
+              <w:spacing w:before="20" w:after="20"/>
+            </w:pPr>
+            <w:r/>
+            <w:r>
+              <w:rPr>
+                <w:rFonts w:ascii="Verdana" w:hAnsi="Verdana"/>
+                <w:b w:val="0"/>
+                <w:sz w:val="16"/>
+              </w:rPr>
+            </w:r>
+          </w:p>
+        </w:tc>
+        <w:tc>
+          <w:tcPr>
+            <w:tcW w:type="dxa" w:w="2163"/>
+          </w:tcPr>
+          <w:p>
+            <w:pPr>
+              <w:spacing w:before="20" w:after="20"/>
+            </w:pPr>
             <w:r/>
             <w:r>
               <w:rPr>
@@ -4052,51 +4897,63 @@
             <w:tcW w:type="dxa" w:w="2163"/>
           </w:tcPr>
           <w:p>
-            <w:r/>
-            <w:r>
-              <w:rPr>
-                <w:rFonts w:ascii="Verdana" w:hAnsi="Verdana"/>
-                <w:b w:val="0"/>
-                <w:sz w:val="16"/>
-              </w:rPr>
-            </w:r>
-          </w:p>
-        </w:tc>
-        <w:tc>
-          <w:tcPr>
-            <w:tcW w:type="dxa" w:w="2163"/>
-          </w:tcPr>
-          <w:p>
-            <w:r/>
-            <w:r>
-              <w:rPr>
-                <w:rFonts w:ascii="Verdana" w:hAnsi="Verdana"/>
-                <w:b w:val="0"/>
-                <w:sz w:val="16"/>
-              </w:rPr>
-            </w:r>
-          </w:p>
-        </w:tc>
-        <w:tc>
-          <w:tcPr>
-            <w:tcW w:type="dxa" w:w="2163"/>
-          </w:tcPr>
-          <w:p>
-            <w:r/>
-            <w:r>
-              <w:rPr>
-                <w:rFonts w:ascii="Verdana" w:hAnsi="Verdana"/>
-                <w:b w:val="0"/>
-                <w:sz w:val="16"/>
-              </w:rPr>
-            </w:r>
-          </w:p>
-        </w:tc>
-        <w:tc>
-          <w:tcPr>
-            <w:tcW w:type="dxa" w:w="2163"/>
-          </w:tcPr>
-          <w:p>
+            <w:pPr>
+              <w:spacing w:before="20" w:after="20"/>
+            </w:pPr>
+            <w:r/>
+            <w:r>
+              <w:rPr>
+                <w:rFonts w:ascii="Verdana" w:hAnsi="Verdana"/>
+                <w:b w:val="0"/>
+                <w:sz w:val="16"/>
+              </w:rPr>
+            </w:r>
+          </w:p>
+        </w:tc>
+        <w:tc>
+          <w:tcPr>
+            <w:tcW w:type="dxa" w:w="2163"/>
+          </w:tcPr>
+          <w:p>
+            <w:pPr>
+              <w:spacing w:before="20" w:after="20"/>
+            </w:pPr>
+            <w:r/>
+            <w:r>
+              <w:rPr>
+                <w:rFonts w:ascii="Verdana" w:hAnsi="Verdana"/>
+                <w:b w:val="0"/>
+                <w:sz w:val="16"/>
+              </w:rPr>
+            </w:r>
+          </w:p>
+        </w:tc>
+        <w:tc>
+          <w:tcPr>
+            <w:tcW w:type="dxa" w:w="2163"/>
+          </w:tcPr>
+          <w:p>
+            <w:pPr>
+              <w:spacing w:before="20" w:after="20"/>
+            </w:pPr>
+            <w:r/>
+            <w:r>
+              <w:rPr>
+                <w:rFonts w:ascii="Verdana" w:hAnsi="Verdana"/>
+                <w:b w:val="0"/>
+                <w:sz w:val="16"/>
+              </w:rPr>
+            </w:r>
+          </w:p>
+        </w:tc>
+        <w:tc>
+          <w:tcPr>
+            <w:tcW w:type="dxa" w:w="2163"/>
+          </w:tcPr>
+          <w:p>
+            <w:pPr>
+              <w:spacing w:before="20" w:after="20"/>
+            </w:pPr>
             <w:r/>
             <w:r>
               <w:rPr>
@@ -4113,6 +4970,9 @@
             <w:tcW w:type="dxa" w:w="2163"/>
           </w:tcPr>
           <w:p>
+            <w:pPr>
+              <w:spacing w:before="20" w:after="20"/>
+            </w:pPr>
             <w:r/>
             <w:r>
               <w:rPr>
@@ -4129,21 +4989,27 @@
             <w:tcW w:type="dxa" w:w="2163"/>
           </w:tcPr>
           <w:p>
-            <w:r/>
-            <w:r>
-              <w:rPr>
-                <w:rFonts w:ascii="Verdana" w:hAnsi="Verdana"/>
-                <w:b w:val="0"/>
-                <w:sz w:val="16"/>
-              </w:rPr>
-            </w:r>
-          </w:p>
-        </w:tc>
-        <w:tc>
-          <w:tcPr>
-            <w:tcW w:type="dxa" w:w="2163"/>
-          </w:tcPr>
-          <w:p>
+            <w:pPr>
+              <w:spacing w:before="20" w:after="20"/>
+            </w:pPr>
+            <w:r/>
+            <w:r>
+              <w:rPr>
+                <w:rFonts w:ascii="Verdana" w:hAnsi="Verdana"/>
+                <w:b w:val="0"/>
+                <w:sz w:val="16"/>
+              </w:rPr>
+            </w:r>
+          </w:p>
+        </w:tc>
+        <w:tc>
+          <w:tcPr>
+            <w:tcW w:type="dxa" w:w="2163"/>
+          </w:tcPr>
+          <w:p>
+            <w:pPr>
+              <w:spacing w:before="20" w:after="20"/>
+            </w:pPr>
             <w:r/>
             <w:r>
               <w:rPr>
@@ -4164,51 +5030,63 @@
             <w:tcW w:type="dxa" w:w="2163"/>
           </w:tcPr>
           <w:p>
-            <w:r/>
-            <w:r>
-              <w:rPr>
-                <w:rFonts w:ascii="Verdana" w:hAnsi="Verdana"/>
-                <w:b w:val="0"/>
-                <w:sz w:val="16"/>
-              </w:rPr>
-            </w:r>
-          </w:p>
-        </w:tc>
-        <w:tc>
-          <w:tcPr>
-            <w:tcW w:type="dxa" w:w="2163"/>
-          </w:tcPr>
-          <w:p>
-            <w:r/>
-            <w:r>
-              <w:rPr>
-                <w:rFonts w:ascii="Verdana" w:hAnsi="Verdana"/>
-                <w:b w:val="0"/>
-                <w:sz w:val="16"/>
-              </w:rPr>
-            </w:r>
-          </w:p>
-        </w:tc>
-        <w:tc>
-          <w:tcPr>
-            <w:tcW w:type="dxa" w:w="2163"/>
-          </w:tcPr>
-          <w:p>
-            <w:r/>
-            <w:r>
-              <w:rPr>
-                <w:rFonts w:ascii="Verdana" w:hAnsi="Verdana"/>
-                <w:b w:val="0"/>
-                <w:sz w:val="16"/>
-              </w:rPr>
-            </w:r>
-          </w:p>
-        </w:tc>
-        <w:tc>
-          <w:tcPr>
-            <w:tcW w:type="dxa" w:w="2163"/>
-          </w:tcPr>
-          <w:p>
+            <w:pPr>
+              <w:spacing w:before="20" w:after="20"/>
+            </w:pPr>
+            <w:r/>
+            <w:r>
+              <w:rPr>
+                <w:rFonts w:ascii="Verdana" w:hAnsi="Verdana"/>
+                <w:b w:val="0"/>
+                <w:sz w:val="16"/>
+              </w:rPr>
+            </w:r>
+          </w:p>
+        </w:tc>
+        <w:tc>
+          <w:tcPr>
+            <w:tcW w:type="dxa" w:w="2163"/>
+          </w:tcPr>
+          <w:p>
+            <w:pPr>
+              <w:spacing w:before="20" w:after="20"/>
+            </w:pPr>
+            <w:r/>
+            <w:r>
+              <w:rPr>
+                <w:rFonts w:ascii="Verdana" w:hAnsi="Verdana"/>
+                <w:b w:val="0"/>
+                <w:sz w:val="16"/>
+              </w:rPr>
+            </w:r>
+          </w:p>
+        </w:tc>
+        <w:tc>
+          <w:tcPr>
+            <w:tcW w:type="dxa" w:w="2163"/>
+          </w:tcPr>
+          <w:p>
+            <w:pPr>
+              <w:spacing w:before="20" w:after="20"/>
+            </w:pPr>
+            <w:r/>
+            <w:r>
+              <w:rPr>
+                <w:rFonts w:ascii="Verdana" w:hAnsi="Verdana"/>
+                <w:b w:val="0"/>
+                <w:sz w:val="16"/>
+              </w:rPr>
+            </w:r>
+          </w:p>
+        </w:tc>
+        <w:tc>
+          <w:tcPr>
+            <w:tcW w:type="dxa" w:w="2163"/>
+          </w:tcPr>
+          <w:p>
+            <w:pPr>
+              <w:spacing w:before="20" w:after="20"/>
+            </w:pPr>
             <w:r/>
             <w:r>
               <w:rPr>
@@ -4225,6 +5103,9 @@
             <w:tcW w:type="dxa" w:w="2163"/>
           </w:tcPr>
           <w:p>
+            <w:pPr>
+              <w:spacing w:before="20" w:after="20"/>
+            </w:pPr>
             <w:r/>
             <w:r>
               <w:rPr>
@@ -4241,21 +5122,27 @@
             <w:tcW w:type="dxa" w:w="2163"/>
           </w:tcPr>
           <w:p>
-            <w:r/>
-            <w:r>
-              <w:rPr>
-                <w:rFonts w:ascii="Verdana" w:hAnsi="Verdana"/>
-                <w:b w:val="0"/>
-                <w:sz w:val="16"/>
-              </w:rPr>
-            </w:r>
-          </w:p>
-        </w:tc>
-        <w:tc>
-          <w:tcPr>
-            <w:tcW w:type="dxa" w:w="2163"/>
-          </w:tcPr>
-          <w:p>
+            <w:pPr>
+              <w:spacing w:before="20" w:after="20"/>
+            </w:pPr>
+            <w:r/>
+            <w:r>
+              <w:rPr>
+                <w:rFonts w:ascii="Verdana" w:hAnsi="Verdana"/>
+                <w:b w:val="0"/>
+                <w:sz w:val="16"/>
+              </w:rPr>
+            </w:r>
+          </w:p>
+        </w:tc>
+        <w:tc>
+          <w:tcPr>
+            <w:tcW w:type="dxa" w:w="2163"/>
+          </w:tcPr>
+          <w:p>
+            <w:pPr>
+              <w:spacing w:before="20" w:after="20"/>
+            </w:pPr>
             <w:r/>
             <w:r>
               <w:rPr>
@@ -4276,6 +5163,9 @@
             <w:tcW w:type="dxa" w:w="2163"/>
           </w:tcPr>
           <w:p>
+            <w:pPr>
+              <w:spacing w:before="20" w:after="20"/>
+            </w:pPr>
             <w:r>
               <w:rPr>
                 <w:b/>
@@ -4296,6 +5186,9 @@
             <w:tcW w:type="dxa" w:w="2163"/>
           </w:tcPr>
           <w:p>
+            <w:pPr>
+              <w:spacing w:before="20" w:after="20"/>
+            </w:pPr>
             <w:r>
               <w:rPr>
                 <w:b/>
@@ -4316,21 +5209,27 @@
             <w:tcW w:type="dxa" w:w="2163"/>
           </w:tcPr>
           <w:p>
-            <w:r/>
-            <w:r>
-              <w:rPr>
-                <w:rFonts w:ascii="Verdana" w:hAnsi="Verdana"/>
-                <w:b w:val="0"/>
-                <w:sz w:val="16"/>
-              </w:rPr>
-            </w:r>
-          </w:p>
-        </w:tc>
-        <w:tc>
-          <w:tcPr>
-            <w:tcW w:type="dxa" w:w="2163"/>
-          </w:tcPr>
-          <w:p>
+            <w:pPr>
+              <w:spacing w:before="20" w:after="20"/>
+            </w:pPr>
+            <w:r/>
+            <w:r>
+              <w:rPr>
+                <w:rFonts w:ascii="Verdana" w:hAnsi="Verdana"/>
+                <w:b w:val="0"/>
+                <w:sz w:val="16"/>
+              </w:rPr>
+            </w:r>
+          </w:p>
+        </w:tc>
+        <w:tc>
+          <w:tcPr>
+            <w:tcW w:type="dxa" w:w="2163"/>
+          </w:tcPr>
+          <w:p>
+            <w:pPr>
+              <w:spacing w:before="20" w:after="20"/>
+            </w:pPr>
             <w:r/>
             <w:r>
               <w:rPr>
@@ -4347,6 +5246,9 @@
             <w:tcW w:type="dxa" w:w="2163"/>
           </w:tcPr>
           <w:p>
+            <w:pPr>
+              <w:spacing w:before="20" w:after="20"/>
+            </w:pPr>
             <w:r/>
             <w:r>
               <w:rPr>
@@ -4363,6 +5265,9 @@
             <w:tcW w:type="dxa" w:w="2163"/>
           </w:tcPr>
           <w:p>
+            <w:pPr>
+              <w:spacing w:before="20" w:after="20"/>
+            </w:pPr>
             <w:r/>
             <w:r>
               <w:rPr>
@@ -4379,6 +5284,9 @@
             <w:tcW w:type="dxa" w:w="2163"/>
           </w:tcPr>
           <w:p>
+            <w:pPr>
+              <w:spacing w:before="20" w:after="20"/>
+            </w:pPr>
             <w:r/>
             <w:r>
               <w:rPr>
@@ -4399,51 +5307,63 @@
             <w:tcW w:type="dxa" w:w="2163"/>
           </w:tcPr>
           <w:p>
-            <w:r/>
-            <w:r>
-              <w:rPr>
-                <w:rFonts w:ascii="Verdana" w:hAnsi="Verdana"/>
-                <w:b w:val="0"/>
-                <w:sz w:val="16"/>
-              </w:rPr>
-            </w:r>
-          </w:p>
-        </w:tc>
-        <w:tc>
-          <w:tcPr>
-            <w:tcW w:type="dxa" w:w="2163"/>
-          </w:tcPr>
-          <w:p>
-            <w:r/>
-            <w:r>
-              <w:rPr>
-                <w:rFonts w:ascii="Verdana" w:hAnsi="Verdana"/>
-                <w:b w:val="0"/>
-                <w:sz w:val="16"/>
-              </w:rPr>
-            </w:r>
-          </w:p>
-        </w:tc>
-        <w:tc>
-          <w:tcPr>
-            <w:tcW w:type="dxa" w:w="2163"/>
-          </w:tcPr>
-          <w:p>
-            <w:r/>
-            <w:r>
-              <w:rPr>
-                <w:rFonts w:ascii="Verdana" w:hAnsi="Verdana"/>
-                <w:b w:val="0"/>
-                <w:sz w:val="16"/>
-              </w:rPr>
-            </w:r>
-          </w:p>
-        </w:tc>
-        <w:tc>
-          <w:tcPr>
-            <w:tcW w:type="dxa" w:w="2163"/>
-          </w:tcPr>
-          <w:p>
+            <w:pPr>
+              <w:spacing w:before="20" w:after="20"/>
+            </w:pPr>
+            <w:r/>
+            <w:r>
+              <w:rPr>
+                <w:rFonts w:ascii="Verdana" w:hAnsi="Verdana"/>
+                <w:b w:val="0"/>
+                <w:sz w:val="16"/>
+              </w:rPr>
+            </w:r>
+          </w:p>
+        </w:tc>
+        <w:tc>
+          <w:tcPr>
+            <w:tcW w:type="dxa" w:w="2163"/>
+          </w:tcPr>
+          <w:p>
+            <w:pPr>
+              <w:spacing w:before="20" w:after="20"/>
+            </w:pPr>
+            <w:r/>
+            <w:r>
+              <w:rPr>
+                <w:rFonts w:ascii="Verdana" w:hAnsi="Verdana"/>
+                <w:b w:val="0"/>
+                <w:sz w:val="16"/>
+              </w:rPr>
+            </w:r>
+          </w:p>
+        </w:tc>
+        <w:tc>
+          <w:tcPr>
+            <w:tcW w:type="dxa" w:w="2163"/>
+          </w:tcPr>
+          <w:p>
+            <w:pPr>
+              <w:spacing w:before="20" w:after="20"/>
+            </w:pPr>
+            <w:r/>
+            <w:r>
+              <w:rPr>
+                <w:rFonts w:ascii="Verdana" w:hAnsi="Verdana"/>
+                <w:b w:val="0"/>
+                <w:sz w:val="16"/>
+              </w:rPr>
+            </w:r>
+          </w:p>
+        </w:tc>
+        <w:tc>
+          <w:tcPr>
+            <w:tcW w:type="dxa" w:w="2163"/>
+          </w:tcPr>
+          <w:p>
+            <w:pPr>
+              <w:spacing w:before="20" w:after="20"/>
+            </w:pPr>
             <w:r/>
             <w:r>
               <w:rPr>
@@ -4460,6 +5380,9 @@
             <w:tcW w:type="dxa" w:w="2163"/>
           </w:tcPr>
           <w:p>
+            <w:pPr>
+              <w:spacing w:before="20" w:after="20"/>
+            </w:pPr>
             <w:r/>
             <w:r>
               <w:rPr>
@@ -4476,6 +5399,9 @@
             <w:tcW w:type="dxa" w:w="2163"/>
           </w:tcPr>
           <w:p>
+            <w:pPr>
+              <w:spacing w:before="20" w:after="20"/>
+            </w:pPr>
             <w:r/>
             <w:r>
               <w:rPr>
@@ -4492,6 +5418,9 @@
             <w:tcW w:type="dxa" w:w="2163"/>
           </w:tcPr>
           <w:p>
+            <w:pPr>
+              <w:spacing w:before="20" w:after="20"/>
+            </w:pPr>
             <w:r/>
             <w:r>
               <w:rPr>
@@ -4512,51 +5441,63 @@
             <w:tcW w:type="dxa" w:w="2163"/>
           </w:tcPr>
           <w:p>
-            <w:r/>
-            <w:r>
-              <w:rPr>
-                <w:rFonts w:ascii="Verdana" w:hAnsi="Verdana"/>
-                <w:b w:val="0"/>
-                <w:sz w:val="16"/>
-              </w:rPr>
-            </w:r>
-          </w:p>
-        </w:tc>
-        <w:tc>
-          <w:tcPr>
-            <w:tcW w:type="dxa" w:w="2163"/>
-          </w:tcPr>
-          <w:p>
-            <w:r/>
-            <w:r>
-              <w:rPr>
-                <w:rFonts w:ascii="Verdana" w:hAnsi="Verdana"/>
-                <w:b w:val="0"/>
-                <w:sz w:val="16"/>
-              </w:rPr>
-            </w:r>
-          </w:p>
-        </w:tc>
-        <w:tc>
-          <w:tcPr>
-            <w:tcW w:type="dxa" w:w="2163"/>
-          </w:tcPr>
-          <w:p>
-            <w:r/>
-            <w:r>
-              <w:rPr>
-                <w:rFonts w:ascii="Verdana" w:hAnsi="Verdana"/>
-                <w:b w:val="0"/>
-                <w:sz w:val="16"/>
-              </w:rPr>
-            </w:r>
-          </w:p>
-        </w:tc>
-        <w:tc>
-          <w:tcPr>
-            <w:tcW w:type="dxa" w:w="2163"/>
-          </w:tcPr>
-          <w:p>
+            <w:pPr>
+              <w:spacing w:before="20" w:after="20"/>
+            </w:pPr>
+            <w:r/>
+            <w:r>
+              <w:rPr>
+                <w:rFonts w:ascii="Verdana" w:hAnsi="Verdana"/>
+                <w:b w:val="0"/>
+                <w:sz w:val="16"/>
+              </w:rPr>
+            </w:r>
+          </w:p>
+        </w:tc>
+        <w:tc>
+          <w:tcPr>
+            <w:tcW w:type="dxa" w:w="2163"/>
+          </w:tcPr>
+          <w:p>
+            <w:pPr>
+              <w:spacing w:before="20" w:after="20"/>
+            </w:pPr>
+            <w:r/>
+            <w:r>
+              <w:rPr>
+                <w:rFonts w:ascii="Verdana" w:hAnsi="Verdana"/>
+                <w:b w:val="0"/>
+                <w:sz w:val="16"/>
+              </w:rPr>
+            </w:r>
+          </w:p>
+        </w:tc>
+        <w:tc>
+          <w:tcPr>
+            <w:tcW w:type="dxa" w:w="2163"/>
+          </w:tcPr>
+          <w:p>
+            <w:pPr>
+              <w:spacing w:before="20" w:after="20"/>
+            </w:pPr>
+            <w:r/>
+            <w:r>
+              <w:rPr>
+                <w:rFonts w:ascii="Verdana" w:hAnsi="Verdana"/>
+                <w:b w:val="0"/>
+                <w:sz w:val="16"/>
+              </w:rPr>
+            </w:r>
+          </w:p>
+        </w:tc>
+        <w:tc>
+          <w:tcPr>
+            <w:tcW w:type="dxa" w:w="2163"/>
+          </w:tcPr>
+          <w:p>
+            <w:pPr>
+              <w:spacing w:before="20" w:after="20"/>
+            </w:pPr>
             <w:r/>
             <w:r>
               <w:rPr>
@@ -4573,6 +5514,9 @@
             <w:tcW w:type="dxa" w:w="2163"/>
           </w:tcPr>
           <w:p>
+            <w:pPr>
+              <w:spacing w:before="20" w:after="20"/>
+            </w:pPr>
             <w:r/>
             <w:r>
               <w:rPr>
@@ -4589,21 +5533,27 @@
             <w:tcW w:type="dxa" w:w="2163"/>
           </w:tcPr>
           <w:p>
-            <w:r/>
-            <w:r>
-              <w:rPr>
-                <w:rFonts w:ascii="Verdana" w:hAnsi="Verdana"/>
-                <w:b w:val="0"/>
-                <w:sz w:val="16"/>
-              </w:rPr>
-            </w:r>
-          </w:p>
-        </w:tc>
-        <w:tc>
-          <w:tcPr>
-            <w:tcW w:type="dxa" w:w="2163"/>
-          </w:tcPr>
-          <w:p>
+            <w:pPr>
+              <w:spacing w:before="20" w:after="20"/>
+            </w:pPr>
+            <w:r/>
+            <w:r>
+              <w:rPr>
+                <w:rFonts w:ascii="Verdana" w:hAnsi="Verdana"/>
+                <w:b w:val="0"/>
+                <w:sz w:val="16"/>
+              </w:rPr>
+            </w:r>
+          </w:p>
+        </w:tc>
+        <w:tc>
+          <w:tcPr>
+            <w:tcW w:type="dxa" w:w="2163"/>
+          </w:tcPr>
+          <w:p>
+            <w:pPr>
+              <w:spacing w:before="20" w:after="20"/>
+            </w:pPr>
             <w:r/>
             <w:r>
               <w:rPr>
@@ -4624,51 +5574,63 @@
             <w:tcW w:type="dxa" w:w="2163"/>
           </w:tcPr>
           <w:p>
-            <w:r/>
-            <w:r>
-              <w:rPr>
-                <w:rFonts w:ascii="Verdana" w:hAnsi="Verdana"/>
-                <w:b w:val="0"/>
-                <w:sz w:val="16"/>
-              </w:rPr>
-            </w:r>
-          </w:p>
-        </w:tc>
-        <w:tc>
-          <w:tcPr>
-            <w:tcW w:type="dxa" w:w="2163"/>
-          </w:tcPr>
-          <w:p>
-            <w:r/>
-            <w:r>
-              <w:rPr>
-                <w:rFonts w:ascii="Verdana" w:hAnsi="Verdana"/>
-                <w:b w:val="0"/>
-                <w:sz w:val="16"/>
-              </w:rPr>
-            </w:r>
-          </w:p>
-        </w:tc>
-        <w:tc>
-          <w:tcPr>
-            <w:tcW w:type="dxa" w:w="2163"/>
-          </w:tcPr>
-          <w:p>
-            <w:r/>
-            <w:r>
-              <w:rPr>
-                <w:rFonts w:ascii="Verdana" w:hAnsi="Verdana"/>
-                <w:b w:val="0"/>
-                <w:sz w:val="16"/>
-              </w:rPr>
-            </w:r>
-          </w:p>
-        </w:tc>
-        <w:tc>
-          <w:tcPr>
-            <w:tcW w:type="dxa" w:w="2163"/>
-          </w:tcPr>
-          <w:p>
+            <w:pPr>
+              <w:spacing w:before="20" w:after="20"/>
+            </w:pPr>
+            <w:r/>
+            <w:r>
+              <w:rPr>
+                <w:rFonts w:ascii="Verdana" w:hAnsi="Verdana"/>
+                <w:b w:val="0"/>
+                <w:sz w:val="16"/>
+              </w:rPr>
+            </w:r>
+          </w:p>
+        </w:tc>
+        <w:tc>
+          <w:tcPr>
+            <w:tcW w:type="dxa" w:w="2163"/>
+          </w:tcPr>
+          <w:p>
+            <w:pPr>
+              <w:spacing w:before="20" w:after="20"/>
+            </w:pPr>
+            <w:r/>
+            <w:r>
+              <w:rPr>
+                <w:rFonts w:ascii="Verdana" w:hAnsi="Verdana"/>
+                <w:b w:val="0"/>
+                <w:sz w:val="16"/>
+              </w:rPr>
+            </w:r>
+          </w:p>
+        </w:tc>
+        <w:tc>
+          <w:tcPr>
+            <w:tcW w:type="dxa" w:w="2163"/>
+          </w:tcPr>
+          <w:p>
+            <w:pPr>
+              <w:spacing w:before="20" w:after="20"/>
+            </w:pPr>
+            <w:r/>
+            <w:r>
+              <w:rPr>
+                <w:rFonts w:ascii="Verdana" w:hAnsi="Verdana"/>
+                <w:b w:val="0"/>
+                <w:sz w:val="16"/>
+              </w:rPr>
+            </w:r>
+          </w:p>
+        </w:tc>
+        <w:tc>
+          <w:tcPr>
+            <w:tcW w:type="dxa" w:w="2163"/>
+          </w:tcPr>
+          <w:p>
+            <w:pPr>
+              <w:spacing w:before="20" w:after="20"/>
+            </w:pPr>
             <w:r/>
             <w:r>
               <w:rPr>
@@ -4685,6 +5647,9 @@
             <w:tcW w:type="dxa" w:w="2163"/>
           </w:tcPr>
           <w:p>
+            <w:pPr>
+              <w:spacing w:before="20" w:after="20"/>
+            </w:pPr>
             <w:r/>
             <w:r>
               <w:rPr>
@@ -4701,21 +5666,27 @@
             <w:tcW w:type="dxa" w:w="2163"/>
           </w:tcPr>
           <w:p>
-            <w:r/>
-            <w:r>
-              <w:rPr>
-                <w:rFonts w:ascii="Verdana" w:hAnsi="Verdana"/>
-                <w:b w:val="0"/>
-                <w:sz w:val="16"/>
-              </w:rPr>
-            </w:r>
-          </w:p>
-        </w:tc>
-        <w:tc>
-          <w:tcPr>
-            <w:tcW w:type="dxa" w:w="2163"/>
-          </w:tcPr>
-          <w:p>
+            <w:pPr>
+              <w:spacing w:before="20" w:after="20"/>
+            </w:pPr>
+            <w:r/>
+            <w:r>
+              <w:rPr>
+                <w:rFonts w:ascii="Verdana" w:hAnsi="Verdana"/>
+                <w:b w:val="0"/>
+                <w:sz w:val="16"/>
+              </w:rPr>
+            </w:r>
+          </w:p>
+        </w:tc>
+        <w:tc>
+          <w:tcPr>
+            <w:tcW w:type="dxa" w:w="2163"/>
+          </w:tcPr>
+          <w:p>
+            <w:pPr>
+              <w:spacing w:before="20" w:after="20"/>
+            </w:pPr>
             <w:r/>
             <w:r>
               <w:rPr>
@@ -4736,51 +5707,63 @@
             <w:tcW w:type="dxa" w:w="2163"/>
           </w:tcPr>
           <w:p>
-            <w:r/>
-            <w:r>
-              <w:rPr>
-                <w:rFonts w:ascii="Verdana" w:hAnsi="Verdana"/>
-                <w:b w:val="0"/>
-                <w:sz w:val="16"/>
-              </w:rPr>
-            </w:r>
-          </w:p>
-        </w:tc>
-        <w:tc>
-          <w:tcPr>
-            <w:tcW w:type="dxa" w:w="2163"/>
-          </w:tcPr>
-          <w:p>
-            <w:r/>
-            <w:r>
-              <w:rPr>
-                <w:rFonts w:ascii="Verdana" w:hAnsi="Verdana"/>
-                <w:b w:val="0"/>
-                <w:sz w:val="16"/>
-              </w:rPr>
-            </w:r>
-          </w:p>
-        </w:tc>
-        <w:tc>
-          <w:tcPr>
-            <w:tcW w:type="dxa" w:w="2163"/>
-          </w:tcPr>
-          <w:p>
-            <w:r/>
-            <w:r>
-              <w:rPr>
-                <w:rFonts w:ascii="Verdana" w:hAnsi="Verdana"/>
-                <w:b w:val="0"/>
-                <w:sz w:val="16"/>
-              </w:rPr>
-            </w:r>
-          </w:p>
-        </w:tc>
-        <w:tc>
-          <w:tcPr>
-            <w:tcW w:type="dxa" w:w="2163"/>
-          </w:tcPr>
-          <w:p>
+            <w:pPr>
+              <w:spacing w:before="20" w:after="20"/>
+            </w:pPr>
+            <w:r/>
+            <w:r>
+              <w:rPr>
+                <w:rFonts w:ascii="Verdana" w:hAnsi="Verdana"/>
+                <w:b w:val="0"/>
+                <w:sz w:val="16"/>
+              </w:rPr>
+            </w:r>
+          </w:p>
+        </w:tc>
+        <w:tc>
+          <w:tcPr>
+            <w:tcW w:type="dxa" w:w="2163"/>
+          </w:tcPr>
+          <w:p>
+            <w:pPr>
+              <w:spacing w:before="20" w:after="20"/>
+            </w:pPr>
+            <w:r/>
+            <w:r>
+              <w:rPr>
+                <w:rFonts w:ascii="Verdana" w:hAnsi="Verdana"/>
+                <w:b w:val="0"/>
+                <w:sz w:val="16"/>
+              </w:rPr>
+            </w:r>
+          </w:p>
+        </w:tc>
+        <w:tc>
+          <w:tcPr>
+            <w:tcW w:type="dxa" w:w="2163"/>
+          </w:tcPr>
+          <w:p>
+            <w:pPr>
+              <w:spacing w:before="20" w:after="20"/>
+            </w:pPr>
+            <w:r/>
+            <w:r>
+              <w:rPr>
+                <w:rFonts w:ascii="Verdana" w:hAnsi="Verdana"/>
+                <w:b w:val="0"/>
+                <w:sz w:val="16"/>
+              </w:rPr>
+            </w:r>
+          </w:p>
+        </w:tc>
+        <w:tc>
+          <w:tcPr>
+            <w:tcW w:type="dxa" w:w="2163"/>
+          </w:tcPr>
+          <w:p>
+            <w:pPr>
+              <w:spacing w:before="20" w:after="20"/>
+            </w:pPr>
             <w:r/>
             <w:r>
               <w:rPr>
@@ -4797,6 +5780,9 @@
             <w:tcW w:type="dxa" w:w="2163"/>
           </w:tcPr>
           <w:p>
+            <w:pPr>
+              <w:spacing w:before="20" w:after="20"/>
+            </w:pPr>
             <w:r/>
             <w:r>
               <w:rPr>
@@ -4813,21 +5799,27 @@
             <w:tcW w:type="dxa" w:w="2163"/>
           </w:tcPr>
           <w:p>
-            <w:r/>
-            <w:r>
-              <w:rPr>
-                <w:rFonts w:ascii="Verdana" w:hAnsi="Verdana"/>
-                <w:b w:val="0"/>
-                <w:sz w:val="16"/>
-              </w:rPr>
-            </w:r>
-          </w:p>
-        </w:tc>
-        <w:tc>
-          <w:tcPr>
-            <w:tcW w:type="dxa" w:w="2163"/>
-          </w:tcPr>
-          <w:p>
+            <w:pPr>
+              <w:spacing w:before="20" w:after="20"/>
+            </w:pPr>
+            <w:r/>
+            <w:r>
+              <w:rPr>
+                <w:rFonts w:ascii="Verdana" w:hAnsi="Verdana"/>
+                <w:b w:val="0"/>
+                <w:sz w:val="16"/>
+              </w:rPr>
+            </w:r>
+          </w:p>
+        </w:tc>
+        <w:tc>
+          <w:tcPr>
+            <w:tcW w:type="dxa" w:w="2163"/>
+          </w:tcPr>
+          <w:p>
+            <w:pPr>
+              <w:spacing w:before="20" w:after="20"/>
+            </w:pPr>
             <w:r/>
             <w:r>
               <w:rPr>
@@ -4848,51 +5840,63 @@
             <w:tcW w:type="dxa" w:w="2163"/>
           </w:tcPr>
           <w:p>
-            <w:r/>
-            <w:r>
-              <w:rPr>
-                <w:rFonts w:ascii="Verdana" w:hAnsi="Verdana"/>
-                <w:b w:val="0"/>
-                <w:sz w:val="16"/>
-              </w:rPr>
-            </w:r>
-          </w:p>
-        </w:tc>
-        <w:tc>
-          <w:tcPr>
-            <w:tcW w:type="dxa" w:w="2163"/>
-          </w:tcPr>
-          <w:p>
-            <w:r/>
-            <w:r>
-              <w:rPr>
-                <w:rFonts w:ascii="Verdana" w:hAnsi="Verdana"/>
-                <w:b w:val="0"/>
-                <w:sz w:val="16"/>
-              </w:rPr>
-            </w:r>
-          </w:p>
-        </w:tc>
-        <w:tc>
-          <w:tcPr>
-            <w:tcW w:type="dxa" w:w="2163"/>
-          </w:tcPr>
-          <w:p>
-            <w:r/>
-            <w:r>
-              <w:rPr>
-                <w:rFonts w:ascii="Verdana" w:hAnsi="Verdana"/>
-                <w:b w:val="0"/>
-                <w:sz w:val="16"/>
-              </w:rPr>
-            </w:r>
-          </w:p>
-        </w:tc>
-        <w:tc>
-          <w:tcPr>
-            <w:tcW w:type="dxa" w:w="2163"/>
-          </w:tcPr>
-          <w:p>
+            <w:pPr>
+              <w:spacing w:before="20" w:after="20"/>
+            </w:pPr>
+            <w:r/>
+            <w:r>
+              <w:rPr>
+                <w:rFonts w:ascii="Verdana" w:hAnsi="Verdana"/>
+                <w:b w:val="0"/>
+                <w:sz w:val="16"/>
+              </w:rPr>
+            </w:r>
+          </w:p>
+        </w:tc>
+        <w:tc>
+          <w:tcPr>
+            <w:tcW w:type="dxa" w:w="2163"/>
+          </w:tcPr>
+          <w:p>
+            <w:pPr>
+              <w:spacing w:before="20" w:after="20"/>
+            </w:pPr>
+            <w:r/>
+            <w:r>
+              <w:rPr>
+                <w:rFonts w:ascii="Verdana" w:hAnsi="Verdana"/>
+                <w:b w:val="0"/>
+                <w:sz w:val="16"/>
+              </w:rPr>
+            </w:r>
+          </w:p>
+        </w:tc>
+        <w:tc>
+          <w:tcPr>
+            <w:tcW w:type="dxa" w:w="2163"/>
+          </w:tcPr>
+          <w:p>
+            <w:pPr>
+              <w:spacing w:before="20" w:after="20"/>
+            </w:pPr>
+            <w:r/>
+            <w:r>
+              <w:rPr>
+                <w:rFonts w:ascii="Verdana" w:hAnsi="Verdana"/>
+                <w:b w:val="0"/>
+                <w:sz w:val="16"/>
+              </w:rPr>
+            </w:r>
+          </w:p>
+        </w:tc>
+        <w:tc>
+          <w:tcPr>
+            <w:tcW w:type="dxa" w:w="2163"/>
+          </w:tcPr>
+          <w:p>
+            <w:pPr>
+              <w:spacing w:before="20" w:after="20"/>
+            </w:pPr>
             <w:r/>
             <w:r>
               <w:rPr>
@@ -4909,6 +5913,9 @@
             <w:tcW w:type="dxa" w:w="2163"/>
           </w:tcPr>
           <w:p>
+            <w:pPr>
+              <w:spacing w:before="20" w:after="20"/>
+            </w:pPr>
             <w:r/>
             <w:r>
               <w:rPr>
@@ -4925,21 +5932,27 @@
             <w:tcW w:type="dxa" w:w="2163"/>
           </w:tcPr>
           <w:p>
-            <w:r/>
-            <w:r>
-              <w:rPr>
-                <w:rFonts w:ascii="Verdana" w:hAnsi="Verdana"/>
-                <w:b w:val="0"/>
-                <w:sz w:val="16"/>
-              </w:rPr>
-            </w:r>
-          </w:p>
-        </w:tc>
-        <w:tc>
-          <w:tcPr>
-            <w:tcW w:type="dxa" w:w="2163"/>
-          </w:tcPr>
-          <w:p>
+            <w:pPr>
+              <w:spacing w:before="20" w:after="20"/>
+            </w:pPr>
+            <w:r/>
+            <w:r>
+              <w:rPr>
+                <w:rFonts w:ascii="Verdana" w:hAnsi="Verdana"/>
+                <w:b w:val="0"/>
+                <w:sz w:val="16"/>
+              </w:rPr>
+            </w:r>
+          </w:p>
+        </w:tc>
+        <w:tc>
+          <w:tcPr>
+            <w:tcW w:type="dxa" w:w="2163"/>
+          </w:tcPr>
+          <w:p>
+            <w:pPr>
+              <w:spacing w:before="20" w:after="20"/>
+            </w:pPr>
             <w:r/>
             <w:r>
               <w:rPr>
@@ -4960,51 +5973,63 @@
             <w:tcW w:type="dxa" w:w="2163"/>
           </w:tcPr>
           <w:p>
-            <w:r/>
-            <w:r>
-              <w:rPr>
-                <w:rFonts w:ascii="Verdana" w:hAnsi="Verdana"/>
-                <w:b w:val="0"/>
-                <w:sz w:val="16"/>
-              </w:rPr>
-            </w:r>
-          </w:p>
-        </w:tc>
-        <w:tc>
-          <w:tcPr>
-            <w:tcW w:type="dxa" w:w="2163"/>
-          </w:tcPr>
-          <w:p>
-            <w:r/>
-            <w:r>
-              <w:rPr>
-                <w:rFonts w:ascii="Verdana" w:hAnsi="Verdana"/>
-                <w:b w:val="0"/>
-                <w:sz w:val="16"/>
-              </w:rPr>
-            </w:r>
-          </w:p>
-        </w:tc>
-        <w:tc>
-          <w:tcPr>
-            <w:tcW w:type="dxa" w:w="2163"/>
-          </w:tcPr>
-          <w:p>
-            <w:r/>
-            <w:r>
-              <w:rPr>
-                <w:rFonts w:ascii="Verdana" w:hAnsi="Verdana"/>
-                <w:b w:val="0"/>
-                <w:sz w:val="16"/>
-              </w:rPr>
-            </w:r>
-          </w:p>
-        </w:tc>
-        <w:tc>
-          <w:tcPr>
-            <w:tcW w:type="dxa" w:w="2163"/>
-          </w:tcPr>
-          <w:p>
+            <w:pPr>
+              <w:spacing w:before="20" w:after="20"/>
+            </w:pPr>
+            <w:r/>
+            <w:r>
+              <w:rPr>
+                <w:rFonts w:ascii="Verdana" w:hAnsi="Verdana"/>
+                <w:b w:val="0"/>
+                <w:sz w:val="16"/>
+              </w:rPr>
+            </w:r>
+          </w:p>
+        </w:tc>
+        <w:tc>
+          <w:tcPr>
+            <w:tcW w:type="dxa" w:w="2163"/>
+          </w:tcPr>
+          <w:p>
+            <w:pPr>
+              <w:spacing w:before="20" w:after="20"/>
+            </w:pPr>
+            <w:r/>
+            <w:r>
+              <w:rPr>
+                <w:rFonts w:ascii="Verdana" w:hAnsi="Verdana"/>
+                <w:b w:val="0"/>
+                <w:sz w:val="16"/>
+              </w:rPr>
+            </w:r>
+          </w:p>
+        </w:tc>
+        <w:tc>
+          <w:tcPr>
+            <w:tcW w:type="dxa" w:w="2163"/>
+          </w:tcPr>
+          <w:p>
+            <w:pPr>
+              <w:spacing w:before="20" w:after="20"/>
+            </w:pPr>
+            <w:r/>
+            <w:r>
+              <w:rPr>
+                <w:rFonts w:ascii="Verdana" w:hAnsi="Verdana"/>
+                <w:b w:val="0"/>
+                <w:sz w:val="16"/>
+              </w:rPr>
+            </w:r>
+          </w:p>
+        </w:tc>
+        <w:tc>
+          <w:tcPr>
+            <w:tcW w:type="dxa" w:w="2163"/>
+          </w:tcPr>
+          <w:p>
+            <w:pPr>
+              <w:spacing w:before="20" w:after="20"/>
+            </w:pPr>
             <w:r/>
             <w:r>
               <w:rPr>
@@ -5021,6 +6046,9 @@
             <w:tcW w:type="dxa" w:w="2163"/>
           </w:tcPr>
           <w:p>
+            <w:pPr>
+              <w:spacing w:before="20" w:after="20"/>
+            </w:pPr>
             <w:r/>
             <w:r>
               <w:rPr>
@@ -5037,21 +6065,27 @@
             <w:tcW w:type="dxa" w:w="2163"/>
           </w:tcPr>
           <w:p>
-            <w:r/>
-            <w:r>
-              <w:rPr>
-                <w:rFonts w:ascii="Verdana" w:hAnsi="Verdana"/>
-                <w:b w:val="0"/>
-                <w:sz w:val="16"/>
-              </w:rPr>
-            </w:r>
-          </w:p>
-        </w:tc>
-        <w:tc>
-          <w:tcPr>
-            <w:tcW w:type="dxa" w:w="2163"/>
-          </w:tcPr>
-          <w:p>
+            <w:pPr>
+              <w:spacing w:before="20" w:after="20"/>
+            </w:pPr>
+            <w:r/>
+            <w:r>
+              <w:rPr>
+                <w:rFonts w:ascii="Verdana" w:hAnsi="Verdana"/>
+                <w:b w:val="0"/>
+                <w:sz w:val="16"/>
+              </w:rPr>
+            </w:r>
+          </w:p>
+        </w:tc>
+        <w:tc>
+          <w:tcPr>
+            <w:tcW w:type="dxa" w:w="2163"/>
+          </w:tcPr>
+          <w:p>
+            <w:pPr>
+              <w:spacing w:before="20" w:after="20"/>
+            </w:pPr>
             <w:r/>
             <w:r>
               <w:rPr>
@@ -5072,51 +6106,63 @@
             <w:tcW w:type="dxa" w:w="2163"/>
           </w:tcPr>
           <w:p>
-            <w:r/>
-            <w:r>
-              <w:rPr>
-                <w:rFonts w:ascii="Verdana" w:hAnsi="Verdana"/>
-                <w:b w:val="0"/>
-                <w:sz w:val="16"/>
-              </w:rPr>
-            </w:r>
-          </w:p>
-        </w:tc>
-        <w:tc>
-          <w:tcPr>
-            <w:tcW w:type="dxa" w:w="2163"/>
-          </w:tcPr>
-          <w:p>
-            <w:r/>
-            <w:r>
-              <w:rPr>
-                <w:rFonts w:ascii="Verdana" w:hAnsi="Verdana"/>
-                <w:b w:val="0"/>
-                <w:sz w:val="16"/>
-              </w:rPr>
-            </w:r>
-          </w:p>
-        </w:tc>
-        <w:tc>
-          <w:tcPr>
-            <w:tcW w:type="dxa" w:w="2163"/>
-          </w:tcPr>
-          <w:p>
-            <w:r/>
-            <w:r>
-              <w:rPr>
-                <w:rFonts w:ascii="Verdana" w:hAnsi="Verdana"/>
-                <w:b w:val="0"/>
-                <w:sz w:val="16"/>
-              </w:rPr>
-            </w:r>
-          </w:p>
-        </w:tc>
-        <w:tc>
-          <w:tcPr>
-            <w:tcW w:type="dxa" w:w="2163"/>
-          </w:tcPr>
-          <w:p>
+            <w:pPr>
+              <w:spacing w:before="20" w:after="20"/>
+            </w:pPr>
+            <w:r/>
+            <w:r>
+              <w:rPr>
+                <w:rFonts w:ascii="Verdana" w:hAnsi="Verdana"/>
+                <w:b w:val="0"/>
+                <w:sz w:val="16"/>
+              </w:rPr>
+            </w:r>
+          </w:p>
+        </w:tc>
+        <w:tc>
+          <w:tcPr>
+            <w:tcW w:type="dxa" w:w="2163"/>
+          </w:tcPr>
+          <w:p>
+            <w:pPr>
+              <w:spacing w:before="20" w:after="20"/>
+            </w:pPr>
+            <w:r/>
+            <w:r>
+              <w:rPr>
+                <w:rFonts w:ascii="Verdana" w:hAnsi="Verdana"/>
+                <w:b w:val="0"/>
+                <w:sz w:val="16"/>
+              </w:rPr>
+            </w:r>
+          </w:p>
+        </w:tc>
+        <w:tc>
+          <w:tcPr>
+            <w:tcW w:type="dxa" w:w="2163"/>
+          </w:tcPr>
+          <w:p>
+            <w:pPr>
+              <w:spacing w:before="20" w:after="20"/>
+            </w:pPr>
+            <w:r/>
+            <w:r>
+              <w:rPr>
+                <w:rFonts w:ascii="Verdana" w:hAnsi="Verdana"/>
+                <w:b w:val="0"/>
+                <w:sz w:val="16"/>
+              </w:rPr>
+            </w:r>
+          </w:p>
+        </w:tc>
+        <w:tc>
+          <w:tcPr>
+            <w:tcW w:type="dxa" w:w="2163"/>
+          </w:tcPr>
+          <w:p>
+            <w:pPr>
+              <w:spacing w:before="20" w:after="20"/>
+            </w:pPr>
             <w:r/>
             <w:r>
               <w:rPr>
@@ -5133,6 +6179,9 @@
             <w:tcW w:type="dxa" w:w="2163"/>
           </w:tcPr>
           <w:p>
+            <w:pPr>
+              <w:spacing w:before="20" w:after="20"/>
+            </w:pPr>
             <w:r/>
             <w:r>
               <w:rPr>
@@ -5149,21 +6198,27 @@
             <w:tcW w:type="dxa" w:w="2163"/>
           </w:tcPr>
           <w:p>
-            <w:r/>
-            <w:r>
-              <w:rPr>
-                <w:rFonts w:ascii="Verdana" w:hAnsi="Verdana"/>
-                <w:b w:val="0"/>
-                <w:sz w:val="16"/>
-              </w:rPr>
-            </w:r>
-          </w:p>
-        </w:tc>
-        <w:tc>
-          <w:tcPr>
-            <w:tcW w:type="dxa" w:w="2163"/>
-          </w:tcPr>
-          <w:p>
+            <w:pPr>
+              <w:spacing w:before="20" w:after="20"/>
+            </w:pPr>
+            <w:r/>
+            <w:r>
+              <w:rPr>
+                <w:rFonts w:ascii="Verdana" w:hAnsi="Verdana"/>
+                <w:b w:val="0"/>
+                <w:sz w:val="16"/>
+              </w:rPr>
+            </w:r>
+          </w:p>
+        </w:tc>
+        <w:tc>
+          <w:tcPr>
+            <w:tcW w:type="dxa" w:w="2163"/>
+          </w:tcPr>
+          <w:p>
+            <w:pPr>
+              <w:spacing w:before="20" w:after="20"/>
+            </w:pPr>
             <w:r/>
             <w:r>
               <w:rPr>
@@ -5184,51 +6239,63 @@
             <w:tcW w:type="dxa" w:w="2163"/>
           </w:tcPr>
           <w:p>
-            <w:r/>
-            <w:r>
-              <w:rPr>
-                <w:rFonts w:ascii="Verdana" w:hAnsi="Verdana"/>
-                <w:b w:val="0"/>
-                <w:sz w:val="16"/>
-              </w:rPr>
-            </w:r>
-          </w:p>
-        </w:tc>
-        <w:tc>
-          <w:tcPr>
-            <w:tcW w:type="dxa" w:w="2163"/>
-          </w:tcPr>
-          <w:p>
-            <w:r/>
-            <w:r>
-              <w:rPr>
-                <w:rFonts w:ascii="Verdana" w:hAnsi="Verdana"/>
-                <w:b w:val="0"/>
-                <w:sz w:val="16"/>
-              </w:rPr>
-            </w:r>
-          </w:p>
-        </w:tc>
-        <w:tc>
-          <w:tcPr>
-            <w:tcW w:type="dxa" w:w="2163"/>
-          </w:tcPr>
-          <w:p>
-            <w:r/>
-            <w:r>
-              <w:rPr>
-                <w:rFonts w:ascii="Verdana" w:hAnsi="Verdana"/>
-                <w:b w:val="0"/>
-                <w:sz w:val="16"/>
-              </w:rPr>
-            </w:r>
-          </w:p>
-        </w:tc>
-        <w:tc>
-          <w:tcPr>
-            <w:tcW w:type="dxa" w:w="2163"/>
-          </w:tcPr>
-          <w:p>
+            <w:pPr>
+              <w:spacing w:before="20" w:after="20"/>
+            </w:pPr>
+            <w:r/>
+            <w:r>
+              <w:rPr>
+                <w:rFonts w:ascii="Verdana" w:hAnsi="Verdana"/>
+                <w:b w:val="0"/>
+                <w:sz w:val="16"/>
+              </w:rPr>
+            </w:r>
+          </w:p>
+        </w:tc>
+        <w:tc>
+          <w:tcPr>
+            <w:tcW w:type="dxa" w:w="2163"/>
+          </w:tcPr>
+          <w:p>
+            <w:pPr>
+              <w:spacing w:before="20" w:after="20"/>
+            </w:pPr>
+            <w:r/>
+            <w:r>
+              <w:rPr>
+                <w:rFonts w:ascii="Verdana" w:hAnsi="Verdana"/>
+                <w:b w:val="0"/>
+                <w:sz w:val="16"/>
+              </w:rPr>
+            </w:r>
+          </w:p>
+        </w:tc>
+        <w:tc>
+          <w:tcPr>
+            <w:tcW w:type="dxa" w:w="2163"/>
+          </w:tcPr>
+          <w:p>
+            <w:pPr>
+              <w:spacing w:before="20" w:after="20"/>
+            </w:pPr>
+            <w:r/>
+            <w:r>
+              <w:rPr>
+                <w:rFonts w:ascii="Verdana" w:hAnsi="Verdana"/>
+                <w:b w:val="0"/>
+                <w:sz w:val="16"/>
+              </w:rPr>
+            </w:r>
+          </w:p>
+        </w:tc>
+        <w:tc>
+          <w:tcPr>
+            <w:tcW w:type="dxa" w:w="2163"/>
+          </w:tcPr>
+          <w:p>
+            <w:pPr>
+              <w:spacing w:before="20" w:after="20"/>
+            </w:pPr>
             <w:r/>
             <w:r>
               <w:rPr>
@@ -5245,6 +6312,9 @@
             <w:tcW w:type="dxa" w:w="2163"/>
           </w:tcPr>
           <w:p>
+            <w:pPr>
+              <w:spacing w:before="20" w:after="20"/>
+            </w:pPr>
             <w:r/>
             <w:r>
               <w:rPr>
@@ -5261,21 +6331,27 @@
             <w:tcW w:type="dxa" w:w="2163"/>
           </w:tcPr>
           <w:p>
-            <w:r/>
-            <w:r>
-              <w:rPr>
-                <w:rFonts w:ascii="Verdana" w:hAnsi="Verdana"/>
-                <w:b w:val="0"/>
-                <w:sz w:val="16"/>
-              </w:rPr>
-            </w:r>
-          </w:p>
-        </w:tc>
-        <w:tc>
-          <w:tcPr>
-            <w:tcW w:type="dxa" w:w="2163"/>
-          </w:tcPr>
-          <w:p>
+            <w:pPr>
+              <w:spacing w:before="20" w:after="20"/>
+            </w:pPr>
+            <w:r/>
+            <w:r>
+              <w:rPr>
+                <w:rFonts w:ascii="Verdana" w:hAnsi="Verdana"/>
+                <w:b w:val="0"/>
+                <w:sz w:val="16"/>
+              </w:rPr>
+            </w:r>
+          </w:p>
+        </w:tc>
+        <w:tc>
+          <w:tcPr>
+            <w:tcW w:type="dxa" w:w="2163"/>
+          </w:tcPr>
+          <w:p>
+            <w:pPr>
+              <w:spacing w:before="20" w:after="20"/>
+            </w:pPr>
             <w:r/>
             <w:r>
               <w:rPr>
@@ -5296,51 +6372,63 @@
             <w:tcW w:type="dxa" w:w="2163"/>
           </w:tcPr>
           <w:p>
-            <w:r/>
-            <w:r>
-              <w:rPr>
-                <w:rFonts w:ascii="Verdana" w:hAnsi="Verdana"/>
-                <w:b w:val="0"/>
-                <w:sz w:val="16"/>
-              </w:rPr>
-            </w:r>
-          </w:p>
-        </w:tc>
-        <w:tc>
-          <w:tcPr>
-            <w:tcW w:type="dxa" w:w="2163"/>
-          </w:tcPr>
-          <w:p>
-            <w:r/>
-            <w:r>
-              <w:rPr>
-                <w:rFonts w:ascii="Verdana" w:hAnsi="Verdana"/>
-                <w:b w:val="0"/>
-                <w:sz w:val="16"/>
-              </w:rPr>
-            </w:r>
-          </w:p>
-        </w:tc>
-        <w:tc>
-          <w:tcPr>
-            <w:tcW w:type="dxa" w:w="2163"/>
-          </w:tcPr>
-          <w:p>
-            <w:r/>
-            <w:r>
-              <w:rPr>
-                <w:rFonts w:ascii="Verdana" w:hAnsi="Verdana"/>
-                <w:b w:val="0"/>
-                <w:sz w:val="16"/>
-              </w:rPr>
-            </w:r>
-          </w:p>
-        </w:tc>
-        <w:tc>
-          <w:tcPr>
-            <w:tcW w:type="dxa" w:w="2163"/>
-          </w:tcPr>
-          <w:p>
+            <w:pPr>
+              <w:spacing w:before="20" w:after="20"/>
+            </w:pPr>
+            <w:r/>
+            <w:r>
+              <w:rPr>
+                <w:rFonts w:ascii="Verdana" w:hAnsi="Verdana"/>
+                <w:b w:val="0"/>
+                <w:sz w:val="16"/>
+              </w:rPr>
+            </w:r>
+          </w:p>
+        </w:tc>
+        <w:tc>
+          <w:tcPr>
+            <w:tcW w:type="dxa" w:w="2163"/>
+          </w:tcPr>
+          <w:p>
+            <w:pPr>
+              <w:spacing w:before="20" w:after="20"/>
+            </w:pPr>
+            <w:r/>
+            <w:r>
+              <w:rPr>
+                <w:rFonts w:ascii="Verdana" w:hAnsi="Verdana"/>
+                <w:b w:val="0"/>
+                <w:sz w:val="16"/>
+              </w:rPr>
+            </w:r>
+          </w:p>
+        </w:tc>
+        <w:tc>
+          <w:tcPr>
+            <w:tcW w:type="dxa" w:w="2163"/>
+          </w:tcPr>
+          <w:p>
+            <w:pPr>
+              <w:spacing w:before="20" w:after="20"/>
+            </w:pPr>
+            <w:r/>
+            <w:r>
+              <w:rPr>
+                <w:rFonts w:ascii="Verdana" w:hAnsi="Verdana"/>
+                <w:b w:val="0"/>
+                <w:sz w:val="16"/>
+              </w:rPr>
+            </w:r>
+          </w:p>
+        </w:tc>
+        <w:tc>
+          <w:tcPr>
+            <w:tcW w:type="dxa" w:w="2163"/>
+          </w:tcPr>
+          <w:p>
+            <w:pPr>
+              <w:spacing w:before="20" w:after="20"/>
+            </w:pPr>
             <w:r/>
             <w:r>
               <w:rPr>
@@ -5357,6 +6445,9 @@
             <w:tcW w:type="dxa" w:w="2163"/>
           </w:tcPr>
           <w:p>
+            <w:pPr>
+              <w:spacing w:before="20" w:after="20"/>
+            </w:pPr>
             <w:r/>
             <w:r>
               <w:rPr>
@@ -5373,21 +6464,27 @@
             <w:tcW w:type="dxa" w:w="2163"/>
           </w:tcPr>
           <w:p>
-            <w:r/>
-            <w:r>
-              <w:rPr>
-                <w:rFonts w:ascii="Verdana" w:hAnsi="Verdana"/>
-                <w:b w:val="0"/>
-                <w:sz w:val="16"/>
-              </w:rPr>
-            </w:r>
-          </w:p>
-        </w:tc>
-        <w:tc>
-          <w:tcPr>
-            <w:tcW w:type="dxa" w:w="2163"/>
-          </w:tcPr>
-          <w:p>
+            <w:pPr>
+              <w:spacing w:before="20" w:after="20"/>
+            </w:pPr>
+            <w:r/>
+            <w:r>
+              <w:rPr>
+                <w:rFonts w:ascii="Verdana" w:hAnsi="Verdana"/>
+                <w:b w:val="0"/>
+                <w:sz w:val="16"/>
+              </w:rPr>
+            </w:r>
+          </w:p>
+        </w:tc>
+        <w:tc>
+          <w:tcPr>
+            <w:tcW w:type="dxa" w:w="2163"/>
+          </w:tcPr>
+          <w:p>
+            <w:pPr>
+              <w:spacing w:before="20" w:after="20"/>
+            </w:pPr>
             <w:r/>
             <w:r>
               <w:rPr>
@@ -5408,51 +6505,63 @@
             <w:tcW w:type="dxa" w:w="2163"/>
           </w:tcPr>
           <w:p>
-            <w:r/>
-            <w:r>
-              <w:rPr>
-                <w:rFonts w:ascii="Verdana" w:hAnsi="Verdana"/>
-                <w:b w:val="0"/>
-                <w:sz w:val="16"/>
-              </w:rPr>
-            </w:r>
-          </w:p>
-        </w:tc>
-        <w:tc>
-          <w:tcPr>
-            <w:tcW w:type="dxa" w:w="2163"/>
-          </w:tcPr>
-          <w:p>
-            <w:r/>
-            <w:r>
-              <w:rPr>
-                <w:rFonts w:ascii="Verdana" w:hAnsi="Verdana"/>
-                <w:b w:val="0"/>
-                <w:sz w:val="16"/>
-              </w:rPr>
-            </w:r>
-          </w:p>
-        </w:tc>
-        <w:tc>
-          <w:tcPr>
-            <w:tcW w:type="dxa" w:w="2163"/>
-          </w:tcPr>
-          <w:p>
-            <w:r/>
-            <w:r>
-              <w:rPr>
-                <w:rFonts w:ascii="Verdana" w:hAnsi="Verdana"/>
-                <w:b w:val="0"/>
-                <w:sz w:val="16"/>
-              </w:rPr>
-            </w:r>
-          </w:p>
-        </w:tc>
-        <w:tc>
-          <w:tcPr>
-            <w:tcW w:type="dxa" w:w="2163"/>
-          </w:tcPr>
-          <w:p>
+            <w:pPr>
+              <w:spacing w:before="20" w:after="20"/>
+            </w:pPr>
+            <w:r/>
+            <w:r>
+              <w:rPr>
+                <w:rFonts w:ascii="Verdana" w:hAnsi="Verdana"/>
+                <w:b w:val="0"/>
+                <w:sz w:val="16"/>
+              </w:rPr>
+            </w:r>
+          </w:p>
+        </w:tc>
+        <w:tc>
+          <w:tcPr>
+            <w:tcW w:type="dxa" w:w="2163"/>
+          </w:tcPr>
+          <w:p>
+            <w:pPr>
+              <w:spacing w:before="20" w:after="20"/>
+            </w:pPr>
+            <w:r/>
+            <w:r>
+              <w:rPr>
+                <w:rFonts w:ascii="Verdana" w:hAnsi="Verdana"/>
+                <w:b w:val="0"/>
+                <w:sz w:val="16"/>
+              </w:rPr>
+            </w:r>
+          </w:p>
+        </w:tc>
+        <w:tc>
+          <w:tcPr>
+            <w:tcW w:type="dxa" w:w="2163"/>
+          </w:tcPr>
+          <w:p>
+            <w:pPr>
+              <w:spacing w:before="20" w:after="20"/>
+            </w:pPr>
+            <w:r/>
+            <w:r>
+              <w:rPr>
+                <w:rFonts w:ascii="Verdana" w:hAnsi="Verdana"/>
+                <w:b w:val="0"/>
+                <w:sz w:val="16"/>
+              </w:rPr>
+            </w:r>
+          </w:p>
+        </w:tc>
+        <w:tc>
+          <w:tcPr>
+            <w:tcW w:type="dxa" w:w="2163"/>
+          </w:tcPr>
+          <w:p>
+            <w:pPr>
+              <w:spacing w:before="20" w:after="20"/>
+            </w:pPr>
             <w:r/>
             <w:r>
               <w:rPr>
@@ -5469,6 +6578,9 @@
             <w:tcW w:type="dxa" w:w="2163"/>
           </w:tcPr>
           <w:p>
+            <w:pPr>
+              <w:spacing w:before="20" w:after="20"/>
+            </w:pPr>
             <w:r/>
             <w:r>
               <w:rPr>
@@ -5485,21 +6597,27 @@
             <w:tcW w:type="dxa" w:w="2163"/>
           </w:tcPr>
           <w:p>
-            <w:r/>
-            <w:r>
-              <w:rPr>
-                <w:rFonts w:ascii="Verdana" w:hAnsi="Verdana"/>
-                <w:b w:val="0"/>
-                <w:sz w:val="16"/>
-              </w:rPr>
-            </w:r>
-          </w:p>
-        </w:tc>
-        <w:tc>
-          <w:tcPr>
-            <w:tcW w:type="dxa" w:w="2163"/>
-          </w:tcPr>
-          <w:p>
+            <w:pPr>
+              <w:spacing w:before="20" w:after="20"/>
+            </w:pPr>
+            <w:r/>
+            <w:r>
+              <w:rPr>
+                <w:rFonts w:ascii="Verdana" w:hAnsi="Verdana"/>
+                <w:b w:val="0"/>
+                <w:sz w:val="16"/>
+              </w:rPr>
+            </w:r>
+          </w:p>
+        </w:tc>
+        <w:tc>
+          <w:tcPr>
+            <w:tcW w:type="dxa" w:w="2163"/>
+          </w:tcPr>
+          <w:p>
+            <w:pPr>
+              <w:spacing w:before="20" w:after="20"/>
+            </w:pPr>
             <w:r/>
             <w:r>
               <w:rPr>
@@ -5520,51 +6638,63 @@
             <w:tcW w:type="dxa" w:w="2163"/>
           </w:tcPr>
           <w:p>
-            <w:r/>
-            <w:r>
-              <w:rPr>
-                <w:rFonts w:ascii="Verdana" w:hAnsi="Verdana"/>
-                <w:b w:val="0"/>
-                <w:sz w:val="16"/>
-              </w:rPr>
-            </w:r>
-          </w:p>
-        </w:tc>
-        <w:tc>
-          <w:tcPr>
-            <w:tcW w:type="dxa" w:w="2163"/>
-          </w:tcPr>
-          <w:p>
-            <w:r/>
-            <w:r>
-              <w:rPr>
-                <w:rFonts w:ascii="Verdana" w:hAnsi="Verdana"/>
-                <w:b w:val="0"/>
-                <w:sz w:val="16"/>
-              </w:rPr>
-            </w:r>
-          </w:p>
-        </w:tc>
-        <w:tc>
-          <w:tcPr>
-            <w:tcW w:type="dxa" w:w="2163"/>
-          </w:tcPr>
-          <w:p>
-            <w:r/>
-            <w:r>
-              <w:rPr>
-                <w:rFonts w:ascii="Verdana" w:hAnsi="Verdana"/>
-                <w:b w:val="0"/>
-                <w:sz w:val="16"/>
-              </w:rPr>
-            </w:r>
-          </w:p>
-        </w:tc>
-        <w:tc>
-          <w:tcPr>
-            <w:tcW w:type="dxa" w:w="2163"/>
-          </w:tcPr>
-          <w:p>
+            <w:pPr>
+              <w:spacing w:before="20" w:after="20"/>
+            </w:pPr>
+            <w:r/>
+            <w:r>
+              <w:rPr>
+                <w:rFonts w:ascii="Verdana" w:hAnsi="Verdana"/>
+                <w:b w:val="0"/>
+                <w:sz w:val="16"/>
+              </w:rPr>
+            </w:r>
+          </w:p>
+        </w:tc>
+        <w:tc>
+          <w:tcPr>
+            <w:tcW w:type="dxa" w:w="2163"/>
+          </w:tcPr>
+          <w:p>
+            <w:pPr>
+              <w:spacing w:before="20" w:after="20"/>
+            </w:pPr>
+            <w:r/>
+            <w:r>
+              <w:rPr>
+                <w:rFonts w:ascii="Verdana" w:hAnsi="Verdana"/>
+                <w:b w:val="0"/>
+                <w:sz w:val="16"/>
+              </w:rPr>
+            </w:r>
+          </w:p>
+        </w:tc>
+        <w:tc>
+          <w:tcPr>
+            <w:tcW w:type="dxa" w:w="2163"/>
+          </w:tcPr>
+          <w:p>
+            <w:pPr>
+              <w:spacing w:before="20" w:after="20"/>
+            </w:pPr>
+            <w:r/>
+            <w:r>
+              <w:rPr>
+                <w:rFonts w:ascii="Verdana" w:hAnsi="Verdana"/>
+                <w:b w:val="0"/>
+                <w:sz w:val="16"/>
+              </w:rPr>
+            </w:r>
+          </w:p>
+        </w:tc>
+        <w:tc>
+          <w:tcPr>
+            <w:tcW w:type="dxa" w:w="2163"/>
+          </w:tcPr>
+          <w:p>
+            <w:pPr>
+              <w:spacing w:before="20" w:after="20"/>
+            </w:pPr>
             <w:r/>
             <w:r>
               <w:rPr>
@@ -5581,6 +6711,9 @@
             <w:tcW w:type="dxa" w:w="2163"/>
           </w:tcPr>
           <w:p>
+            <w:pPr>
+              <w:spacing w:before="20" w:after="20"/>
+            </w:pPr>
             <w:r/>
             <w:r>
               <w:rPr>
@@ -5597,21 +6730,27 @@
             <w:tcW w:type="dxa" w:w="2163"/>
           </w:tcPr>
           <w:p>
-            <w:r/>
-            <w:r>
-              <w:rPr>
-                <w:rFonts w:ascii="Verdana" w:hAnsi="Verdana"/>
-                <w:b w:val="0"/>
-                <w:sz w:val="16"/>
-              </w:rPr>
-            </w:r>
-          </w:p>
-        </w:tc>
-        <w:tc>
-          <w:tcPr>
-            <w:tcW w:type="dxa" w:w="2163"/>
-          </w:tcPr>
-          <w:p>
+            <w:pPr>
+              <w:spacing w:before="20" w:after="20"/>
+            </w:pPr>
+            <w:r/>
+            <w:r>
+              <w:rPr>
+                <w:rFonts w:ascii="Verdana" w:hAnsi="Verdana"/>
+                <w:b w:val="0"/>
+                <w:sz w:val="16"/>
+              </w:rPr>
+            </w:r>
+          </w:p>
+        </w:tc>
+        <w:tc>
+          <w:tcPr>
+            <w:tcW w:type="dxa" w:w="2163"/>
+          </w:tcPr>
+          <w:p>
+            <w:pPr>
+              <w:spacing w:before="20" w:after="20"/>
+            </w:pPr>
             <w:r/>
             <w:r>
               <w:rPr>
@@ -5632,51 +6771,63 @@
             <w:tcW w:type="dxa" w:w="2163"/>
           </w:tcPr>
           <w:p>
-            <w:r/>
-            <w:r>
-              <w:rPr>
-                <w:rFonts w:ascii="Verdana" w:hAnsi="Verdana"/>
-                <w:b w:val="0"/>
-                <w:sz w:val="16"/>
-              </w:rPr>
-            </w:r>
-          </w:p>
-        </w:tc>
-        <w:tc>
-          <w:tcPr>
-            <w:tcW w:type="dxa" w:w="2163"/>
-          </w:tcPr>
-          <w:p>
-            <w:r/>
-            <w:r>
-              <w:rPr>
-                <w:rFonts w:ascii="Verdana" w:hAnsi="Verdana"/>
-                <w:b w:val="0"/>
-                <w:sz w:val="16"/>
-              </w:rPr>
-            </w:r>
-          </w:p>
-        </w:tc>
-        <w:tc>
-          <w:tcPr>
-            <w:tcW w:type="dxa" w:w="2163"/>
-          </w:tcPr>
-          <w:p>
-            <w:r/>
-            <w:r>
-              <w:rPr>
-                <w:rFonts w:ascii="Verdana" w:hAnsi="Verdana"/>
-                <w:b w:val="0"/>
-                <w:sz w:val="16"/>
-              </w:rPr>
-            </w:r>
-          </w:p>
-        </w:tc>
-        <w:tc>
-          <w:tcPr>
-            <w:tcW w:type="dxa" w:w="2163"/>
-          </w:tcPr>
-          <w:p>
+            <w:pPr>
+              <w:spacing w:before="20" w:after="20"/>
+            </w:pPr>
+            <w:r/>
+            <w:r>
+              <w:rPr>
+                <w:rFonts w:ascii="Verdana" w:hAnsi="Verdana"/>
+                <w:b w:val="0"/>
+                <w:sz w:val="16"/>
+              </w:rPr>
+            </w:r>
+          </w:p>
+        </w:tc>
+        <w:tc>
+          <w:tcPr>
+            <w:tcW w:type="dxa" w:w="2163"/>
+          </w:tcPr>
+          <w:p>
+            <w:pPr>
+              <w:spacing w:before="20" w:after="20"/>
+            </w:pPr>
+            <w:r/>
+            <w:r>
+              <w:rPr>
+                <w:rFonts w:ascii="Verdana" w:hAnsi="Verdana"/>
+                <w:b w:val="0"/>
+                <w:sz w:val="16"/>
+              </w:rPr>
+            </w:r>
+          </w:p>
+        </w:tc>
+        <w:tc>
+          <w:tcPr>
+            <w:tcW w:type="dxa" w:w="2163"/>
+          </w:tcPr>
+          <w:p>
+            <w:pPr>
+              <w:spacing w:before="20" w:after="20"/>
+            </w:pPr>
+            <w:r/>
+            <w:r>
+              <w:rPr>
+                <w:rFonts w:ascii="Verdana" w:hAnsi="Verdana"/>
+                <w:b w:val="0"/>
+                <w:sz w:val="16"/>
+              </w:rPr>
+            </w:r>
+          </w:p>
+        </w:tc>
+        <w:tc>
+          <w:tcPr>
+            <w:tcW w:type="dxa" w:w="2163"/>
+          </w:tcPr>
+          <w:p>
+            <w:pPr>
+              <w:spacing w:before="20" w:after="20"/>
+            </w:pPr>
             <w:r/>
             <w:r>
               <w:rPr>
@@ -5693,6 +6844,9 @@
             <w:tcW w:type="dxa" w:w="2163"/>
           </w:tcPr>
           <w:p>
+            <w:pPr>
+              <w:spacing w:before="20" w:after="20"/>
+            </w:pPr>
             <w:r/>
             <w:r>
               <w:rPr>
@@ -5709,21 +6863,27 @@
             <w:tcW w:type="dxa" w:w="2163"/>
           </w:tcPr>
           <w:p>
-            <w:r/>
-            <w:r>
-              <w:rPr>
-                <w:rFonts w:ascii="Verdana" w:hAnsi="Verdana"/>
-                <w:b w:val="0"/>
-                <w:sz w:val="16"/>
-              </w:rPr>
-            </w:r>
-          </w:p>
-        </w:tc>
-        <w:tc>
-          <w:tcPr>
-            <w:tcW w:type="dxa" w:w="2163"/>
-          </w:tcPr>
-          <w:p>
+            <w:pPr>
+              <w:spacing w:before="20" w:after="20"/>
+            </w:pPr>
+            <w:r/>
+            <w:r>
+              <w:rPr>
+                <w:rFonts w:ascii="Verdana" w:hAnsi="Verdana"/>
+                <w:b w:val="0"/>
+                <w:sz w:val="16"/>
+              </w:rPr>
+            </w:r>
+          </w:p>
+        </w:tc>
+        <w:tc>
+          <w:tcPr>
+            <w:tcW w:type="dxa" w:w="2163"/>
+          </w:tcPr>
+          <w:p>
+            <w:pPr>
+              <w:spacing w:before="20" w:after="20"/>
+            </w:pPr>
             <w:r/>
             <w:r>
               <w:rPr>
@@ -5744,51 +6904,63 @@
             <w:tcW w:type="dxa" w:w="2163"/>
           </w:tcPr>
           <w:p>
-            <w:r/>
-            <w:r>
-              <w:rPr>
-                <w:rFonts w:ascii="Verdana" w:hAnsi="Verdana"/>
-                <w:b w:val="0"/>
-                <w:sz w:val="16"/>
-              </w:rPr>
-            </w:r>
-          </w:p>
-        </w:tc>
-        <w:tc>
-          <w:tcPr>
-            <w:tcW w:type="dxa" w:w="2163"/>
-          </w:tcPr>
-          <w:p>
-            <w:r/>
-            <w:r>
-              <w:rPr>
-                <w:rFonts w:ascii="Verdana" w:hAnsi="Verdana"/>
-                <w:b w:val="0"/>
-                <w:sz w:val="16"/>
-              </w:rPr>
-            </w:r>
-          </w:p>
-        </w:tc>
-        <w:tc>
-          <w:tcPr>
-            <w:tcW w:type="dxa" w:w="2163"/>
-          </w:tcPr>
-          <w:p>
-            <w:r/>
-            <w:r>
-              <w:rPr>
-                <w:rFonts w:ascii="Verdana" w:hAnsi="Verdana"/>
-                <w:b w:val="0"/>
-                <w:sz w:val="16"/>
-              </w:rPr>
-            </w:r>
-          </w:p>
-        </w:tc>
-        <w:tc>
-          <w:tcPr>
-            <w:tcW w:type="dxa" w:w="2163"/>
-          </w:tcPr>
-          <w:p>
+            <w:pPr>
+              <w:spacing w:before="20" w:after="20"/>
+            </w:pPr>
+            <w:r/>
+            <w:r>
+              <w:rPr>
+                <w:rFonts w:ascii="Verdana" w:hAnsi="Verdana"/>
+                <w:b w:val="0"/>
+                <w:sz w:val="16"/>
+              </w:rPr>
+            </w:r>
+          </w:p>
+        </w:tc>
+        <w:tc>
+          <w:tcPr>
+            <w:tcW w:type="dxa" w:w="2163"/>
+          </w:tcPr>
+          <w:p>
+            <w:pPr>
+              <w:spacing w:before="20" w:after="20"/>
+            </w:pPr>
+            <w:r/>
+            <w:r>
+              <w:rPr>
+                <w:rFonts w:ascii="Verdana" w:hAnsi="Verdana"/>
+                <w:b w:val="0"/>
+                <w:sz w:val="16"/>
+              </w:rPr>
+            </w:r>
+          </w:p>
+        </w:tc>
+        <w:tc>
+          <w:tcPr>
+            <w:tcW w:type="dxa" w:w="2163"/>
+          </w:tcPr>
+          <w:p>
+            <w:pPr>
+              <w:spacing w:before="20" w:after="20"/>
+            </w:pPr>
+            <w:r/>
+            <w:r>
+              <w:rPr>
+                <w:rFonts w:ascii="Verdana" w:hAnsi="Verdana"/>
+                <w:b w:val="0"/>
+                <w:sz w:val="16"/>
+              </w:rPr>
+            </w:r>
+          </w:p>
+        </w:tc>
+        <w:tc>
+          <w:tcPr>
+            <w:tcW w:type="dxa" w:w="2163"/>
+          </w:tcPr>
+          <w:p>
+            <w:pPr>
+              <w:spacing w:before="20" w:after="20"/>
+            </w:pPr>
             <w:r/>
             <w:r>
               <w:rPr>
@@ -5805,6 +6977,9 @@
             <w:tcW w:type="dxa" w:w="2163"/>
           </w:tcPr>
           <w:p>
+            <w:pPr>
+              <w:spacing w:before="20" w:after="20"/>
+            </w:pPr>
             <w:r/>
             <w:r>
               <w:rPr>
@@ -5821,21 +6996,27 @@
             <w:tcW w:type="dxa" w:w="2163"/>
           </w:tcPr>
           <w:p>
-            <w:r/>
-            <w:r>
-              <w:rPr>
-                <w:rFonts w:ascii="Verdana" w:hAnsi="Verdana"/>
-                <w:b w:val="0"/>
-                <w:sz w:val="16"/>
-              </w:rPr>
-            </w:r>
-          </w:p>
-        </w:tc>
-        <w:tc>
-          <w:tcPr>
-            <w:tcW w:type="dxa" w:w="2163"/>
-          </w:tcPr>
-          <w:p>
+            <w:pPr>
+              <w:spacing w:before="20" w:after="20"/>
+            </w:pPr>
+            <w:r/>
+            <w:r>
+              <w:rPr>
+                <w:rFonts w:ascii="Verdana" w:hAnsi="Verdana"/>
+                <w:b w:val="0"/>
+                <w:sz w:val="16"/>
+              </w:rPr>
+            </w:r>
+          </w:p>
+        </w:tc>
+        <w:tc>
+          <w:tcPr>
+            <w:tcW w:type="dxa" w:w="2163"/>
+          </w:tcPr>
+          <w:p>
+            <w:pPr>
+              <w:spacing w:before="20" w:after="20"/>
+            </w:pPr>
             <w:r/>
             <w:r>
               <w:rPr>
@@ -5856,51 +7037,63 @@
             <w:tcW w:type="dxa" w:w="2163"/>
           </w:tcPr>
           <w:p>
-            <w:r/>
-            <w:r>
-              <w:rPr>
-                <w:rFonts w:ascii="Verdana" w:hAnsi="Verdana"/>
-                <w:b w:val="0"/>
-                <w:sz w:val="16"/>
-              </w:rPr>
-            </w:r>
-          </w:p>
-        </w:tc>
-        <w:tc>
-          <w:tcPr>
-            <w:tcW w:type="dxa" w:w="2163"/>
-          </w:tcPr>
-          <w:p>
-            <w:r/>
-            <w:r>
-              <w:rPr>
-                <w:rFonts w:ascii="Verdana" w:hAnsi="Verdana"/>
-                <w:b w:val="0"/>
-                <w:sz w:val="16"/>
-              </w:rPr>
-            </w:r>
-          </w:p>
-        </w:tc>
-        <w:tc>
-          <w:tcPr>
-            <w:tcW w:type="dxa" w:w="2163"/>
-          </w:tcPr>
-          <w:p>
-            <w:r/>
-            <w:r>
-              <w:rPr>
-                <w:rFonts w:ascii="Verdana" w:hAnsi="Verdana"/>
-                <w:b w:val="0"/>
-                <w:sz w:val="16"/>
-              </w:rPr>
-            </w:r>
-          </w:p>
-        </w:tc>
-        <w:tc>
-          <w:tcPr>
-            <w:tcW w:type="dxa" w:w="2163"/>
-          </w:tcPr>
-          <w:p>
+            <w:pPr>
+              <w:spacing w:before="20" w:after="20"/>
+            </w:pPr>
+            <w:r/>
+            <w:r>
+              <w:rPr>
+                <w:rFonts w:ascii="Verdana" w:hAnsi="Verdana"/>
+                <w:b w:val="0"/>
+                <w:sz w:val="16"/>
+              </w:rPr>
+            </w:r>
+          </w:p>
+        </w:tc>
+        <w:tc>
+          <w:tcPr>
+            <w:tcW w:type="dxa" w:w="2163"/>
+          </w:tcPr>
+          <w:p>
+            <w:pPr>
+              <w:spacing w:before="20" w:after="20"/>
+            </w:pPr>
+            <w:r/>
+            <w:r>
+              <w:rPr>
+                <w:rFonts w:ascii="Verdana" w:hAnsi="Verdana"/>
+                <w:b w:val="0"/>
+                <w:sz w:val="16"/>
+              </w:rPr>
+            </w:r>
+          </w:p>
+        </w:tc>
+        <w:tc>
+          <w:tcPr>
+            <w:tcW w:type="dxa" w:w="2163"/>
+          </w:tcPr>
+          <w:p>
+            <w:pPr>
+              <w:spacing w:before="20" w:after="20"/>
+            </w:pPr>
+            <w:r/>
+            <w:r>
+              <w:rPr>
+                <w:rFonts w:ascii="Verdana" w:hAnsi="Verdana"/>
+                <w:b w:val="0"/>
+                <w:sz w:val="16"/>
+              </w:rPr>
+            </w:r>
+          </w:p>
+        </w:tc>
+        <w:tc>
+          <w:tcPr>
+            <w:tcW w:type="dxa" w:w="2163"/>
+          </w:tcPr>
+          <w:p>
+            <w:pPr>
+              <w:spacing w:before="20" w:after="20"/>
+            </w:pPr>
             <w:r/>
             <w:r>
               <w:rPr>
@@ -5917,6 +7110,9 @@
             <w:tcW w:type="dxa" w:w="2163"/>
           </w:tcPr>
           <w:p>
+            <w:pPr>
+              <w:spacing w:before="20" w:after="20"/>
+            </w:pPr>
             <w:r/>
             <w:r>
               <w:rPr>
@@ -5933,21 +7129,27 @@
             <w:tcW w:type="dxa" w:w="2163"/>
           </w:tcPr>
           <w:p>
-            <w:r/>
-            <w:r>
-              <w:rPr>
-                <w:rFonts w:ascii="Verdana" w:hAnsi="Verdana"/>
-                <w:b w:val="0"/>
-                <w:sz w:val="16"/>
-              </w:rPr>
-            </w:r>
-          </w:p>
-        </w:tc>
-        <w:tc>
-          <w:tcPr>
-            <w:tcW w:type="dxa" w:w="2163"/>
-          </w:tcPr>
-          <w:p>
+            <w:pPr>
+              <w:spacing w:before="20" w:after="20"/>
+            </w:pPr>
+            <w:r/>
+            <w:r>
+              <w:rPr>
+                <w:rFonts w:ascii="Verdana" w:hAnsi="Verdana"/>
+                <w:b w:val="0"/>
+                <w:sz w:val="16"/>
+              </w:rPr>
+            </w:r>
+          </w:p>
+        </w:tc>
+        <w:tc>
+          <w:tcPr>
+            <w:tcW w:type="dxa" w:w="2163"/>
+          </w:tcPr>
+          <w:p>
+            <w:pPr>
+              <w:spacing w:before="20" w:after="20"/>
+            </w:pPr>
             <w:r/>
             <w:r>
               <w:rPr>
@@ -5968,51 +7170,63 @@
             <w:tcW w:type="dxa" w:w="2163"/>
           </w:tcPr>
           <w:p>
-            <w:r/>
-            <w:r>
-              <w:rPr>
-                <w:rFonts w:ascii="Verdana" w:hAnsi="Verdana"/>
-                <w:b w:val="0"/>
-                <w:sz w:val="16"/>
-              </w:rPr>
-            </w:r>
-          </w:p>
-        </w:tc>
-        <w:tc>
-          <w:tcPr>
-            <w:tcW w:type="dxa" w:w="2163"/>
-          </w:tcPr>
-          <w:p>
-            <w:r/>
-            <w:r>
-              <w:rPr>
-                <w:rFonts w:ascii="Verdana" w:hAnsi="Verdana"/>
-                <w:b w:val="0"/>
-                <w:sz w:val="16"/>
-              </w:rPr>
-            </w:r>
-          </w:p>
-        </w:tc>
-        <w:tc>
-          <w:tcPr>
-            <w:tcW w:type="dxa" w:w="2163"/>
-          </w:tcPr>
-          <w:p>
-            <w:r/>
-            <w:r>
-              <w:rPr>
-                <w:rFonts w:ascii="Verdana" w:hAnsi="Verdana"/>
-                <w:b w:val="0"/>
-                <w:sz w:val="16"/>
-              </w:rPr>
-            </w:r>
-          </w:p>
-        </w:tc>
-        <w:tc>
-          <w:tcPr>
-            <w:tcW w:type="dxa" w:w="2163"/>
-          </w:tcPr>
-          <w:p>
+            <w:pPr>
+              <w:spacing w:before="20" w:after="20"/>
+            </w:pPr>
+            <w:r/>
+            <w:r>
+              <w:rPr>
+                <w:rFonts w:ascii="Verdana" w:hAnsi="Verdana"/>
+                <w:b w:val="0"/>
+                <w:sz w:val="16"/>
+              </w:rPr>
+            </w:r>
+          </w:p>
+        </w:tc>
+        <w:tc>
+          <w:tcPr>
+            <w:tcW w:type="dxa" w:w="2163"/>
+          </w:tcPr>
+          <w:p>
+            <w:pPr>
+              <w:spacing w:before="20" w:after="20"/>
+            </w:pPr>
+            <w:r/>
+            <w:r>
+              <w:rPr>
+                <w:rFonts w:ascii="Verdana" w:hAnsi="Verdana"/>
+                <w:b w:val="0"/>
+                <w:sz w:val="16"/>
+              </w:rPr>
+            </w:r>
+          </w:p>
+        </w:tc>
+        <w:tc>
+          <w:tcPr>
+            <w:tcW w:type="dxa" w:w="2163"/>
+          </w:tcPr>
+          <w:p>
+            <w:pPr>
+              <w:spacing w:before="20" w:after="20"/>
+            </w:pPr>
+            <w:r/>
+            <w:r>
+              <w:rPr>
+                <w:rFonts w:ascii="Verdana" w:hAnsi="Verdana"/>
+                <w:b w:val="0"/>
+                <w:sz w:val="16"/>
+              </w:rPr>
+            </w:r>
+          </w:p>
+        </w:tc>
+        <w:tc>
+          <w:tcPr>
+            <w:tcW w:type="dxa" w:w="2163"/>
+          </w:tcPr>
+          <w:p>
+            <w:pPr>
+              <w:spacing w:before="20" w:after="20"/>
+            </w:pPr>
             <w:r/>
             <w:r>
               <w:rPr>
@@ -6029,6 +7243,9 @@
             <w:tcW w:type="dxa" w:w="2163"/>
           </w:tcPr>
           <w:p>
+            <w:pPr>
+              <w:spacing w:before="20" w:after="20"/>
+            </w:pPr>
             <w:r/>
             <w:r>
               <w:rPr>
@@ -6045,21 +7262,27 @@
             <w:tcW w:type="dxa" w:w="2163"/>
           </w:tcPr>
           <w:p>
-            <w:r/>
-            <w:r>
-              <w:rPr>
-                <w:rFonts w:ascii="Verdana" w:hAnsi="Verdana"/>
-                <w:b w:val="0"/>
-                <w:sz w:val="16"/>
-              </w:rPr>
-            </w:r>
-          </w:p>
-        </w:tc>
-        <w:tc>
-          <w:tcPr>
-            <w:tcW w:type="dxa" w:w="2163"/>
-          </w:tcPr>
-          <w:p>
+            <w:pPr>
+              <w:spacing w:before="20" w:after="20"/>
+            </w:pPr>
+            <w:r/>
+            <w:r>
+              <w:rPr>
+                <w:rFonts w:ascii="Verdana" w:hAnsi="Verdana"/>
+                <w:b w:val="0"/>
+                <w:sz w:val="16"/>
+              </w:rPr>
+            </w:r>
+          </w:p>
+        </w:tc>
+        <w:tc>
+          <w:tcPr>
+            <w:tcW w:type="dxa" w:w="2163"/>
+          </w:tcPr>
+          <w:p>
+            <w:pPr>
+              <w:spacing w:before="20" w:after="20"/>
+            </w:pPr>
             <w:r/>
             <w:r>
               <w:rPr>
@@ -6080,51 +7303,63 @@
             <w:tcW w:type="dxa" w:w="2163"/>
           </w:tcPr>
           <w:p>
-            <w:r/>
-            <w:r>
-              <w:rPr>
-                <w:rFonts w:ascii="Verdana" w:hAnsi="Verdana"/>
-                <w:b w:val="0"/>
-                <w:sz w:val="16"/>
-              </w:rPr>
-            </w:r>
-          </w:p>
-        </w:tc>
-        <w:tc>
-          <w:tcPr>
-            <w:tcW w:type="dxa" w:w="2163"/>
-          </w:tcPr>
-          <w:p>
-            <w:r/>
-            <w:r>
-              <w:rPr>
-                <w:rFonts w:ascii="Verdana" w:hAnsi="Verdana"/>
-                <w:b w:val="0"/>
-                <w:sz w:val="16"/>
-              </w:rPr>
-            </w:r>
-          </w:p>
-        </w:tc>
-        <w:tc>
-          <w:tcPr>
-            <w:tcW w:type="dxa" w:w="2163"/>
-          </w:tcPr>
-          <w:p>
-            <w:r/>
-            <w:r>
-              <w:rPr>
-                <w:rFonts w:ascii="Verdana" w:hAnsi="Verdana"/>
-                <w:b w:val="0"/>
-                <w:sz w:val="16"/>
-              </w:rPr>
-            </w:r>
-          </w:p>
-        </w:tc>
-        <w:tc>
-          <w:tcPr>
-            <w:tcW w:type="dxa" w:w="2163"/>
-          </w:tcPr>
-          <w:p>
+            <w:pPr>
+              <w:spacing w:before="20" w:after="20"/>
+            </w:pPr>
+            <w:r/>
+            <w:r>
+              <w:rPr>
+                <w:rFonts w:ascii="Verdana" w:hAnsi="Verdana"/>
+                <w:b w:val="0"/>
+                <w:sz w:val="16"/>
+              </w:rPr>
+            </w:r>
+          </w:p>
+        </w:tc>
+        <w:tc>
+          <w:tcPr>
+            <w:tcW w:type="dxa" w:w="2163"/>
+          </w:tcPr>
+          <w:p>
+            <w:pPr>
+              <w:spacing w:before="20" w:after="20"/>
+            </w:pPr>
+            <w:r/>
+            <w:r>
+              <w:rPr>
+                <w:rFonts w:ascii="Verdana" w:hAnsi="Verdana"/>
+                <w:b w:val="0"/>
+                <w:sz w:val="16"/>
+              </w:rPr>
+            </w:r>
+          </w:p>
+        </w:tc>
+        <w:tc>
+          <w:tcPr>
+            <w:tcW w:type="dxa" w:w="2163"/>
+          </w:tcPr>
+          <w:p>
+            <w:pPr>
+              <w:spacing w:before="20" w:after="20"/>
+            </w:pPr>
+            <w:r/>
+            <w:r>
+              <w:rPr>
+                <w:rFonts w:ascii="Verdana" w:hAnsi="Verdana"/>
+                <w:b w:val="0"/>
+                <w:sz w:val="16"/>
+              </w:rPr>
+            </w:r>
+          </w:p>
+        </w:tc>
+        <w:tc>
+          <w:tcPr>
+            <w:tcW w:type="dxa" w:w="2163"/>
+          </w:tcPr>
+          <w:p>
+            <w:pPr>
+              <w:spacing w:before="20" w:after="20"/>
+            </w:pPr>
             <w:r/>
             <w:r>
               <w:rPr>
@@ -6141,6 +7376,9 @@
             <w:tcW w:type="dxa" w:w="2163"/>
           </w:tcPr>
           <w:p>
+            <w:pPr>
+              <w:spacing w:before="20" w:after="20"/>
+            </w:pPr>
             <w:r/>
             <w:r>
               <w:rPr>
@@ -6157,21 +7395,27 @@
             <w:tcW w:type="dxa" w:w="2163"/>
           </w:tcPr>
           <w:p>
-            <w:r/>
-            <w:r>
-              <w:rPr>
-                <w:rFonts w:ascii="Verdana" w:hAnsi="Verdana"/>
-                <w:b w:val="0"/>
-                <w:sz w:val="16"/>
-              </w:rPr>
-            </w:r>
-          </w:p>
-        </w:tc>
-        <w:tc>
-          <w:tcPr>
-            <w:tcW w:type="dxa" w:w="2163"/>
-          </w:tcPr>
-          <w:p>
+            <w:pPr>
+              <w:spacing w:before="20" w:after="20"/>
+            </w:pPr>
+            <w:r/>
+            <w:r>
+              <w:rPr>
+                <w:rFonts w:ascii="Verdana" w:hAnsi="Verdana"/>
+                <w:b w:val="0"/>
+                <w:sz w:val="16"/>
+              </w:rPr>
+            </w:r>
+          </w:p>
+        </w:tc>
+        <w:tc>
+          <w:tcPr>
+            <w:tcW w:type="dxa" w:w="2163"/>
+          </w:tcPr>
+          <w:p>
+            <w:pPr>
+              <w:spacing w:before="20" w:after="20"/>
+            </w:pPr>
             <w:r/>
             <w:r>
               <w:rPr>

--- a/docx/fr/BUFR_TableD_fr_13.docx
+++ b/docx/fr/BUFR_TableD_fr_13.docx
@@ -5078,117 +5078,6 @@
       </w:tr>
     </w:tbl>
     <w:p/>
-    <w:p/>
-    <w:p>
-      <w:r>
-        <w:rPr>
-          <w:rFonts w:ascii="Verdana" w:hAnsi="Verdana"/>
-          <w:i/>
-          <w:sz w:val="14"/>
-        </w:rPr>
-        <w:t>Note 4: D’autres descripteurs sont requis pour réduire la charge de travail relative à la base de données de la station, par exemple pour l’identification de l’État fédéral et de l’axe routier.</w:t>
-      </w:r>
-    </w:p>
-    <w:p>
-      <w:r>
-        <w:rPr>
-          <w:rFonts w:ascii="Verdana" w:hAnsi="Verdana"/>
-          <w:i/>
-          <w:sz w:val="14"/>
-        </w:rPr>
-        <w:t>Note 7: Des messages BUFR composés peuvent être décrits à l’intérieur de la Section de description des don- nées, le cas échéant (par exemple 3 01 041, 3 04 001, 3 04 002, 3 04 003, 3 04 004, 3 04 005, 3 04 006).</w:t>
-      </w:r>
-    </w:p>
-    <w:p>
-      <w:r>
-        <w:rPr>
-          <w:rFonts w:ascii="Verdana" w:hAnsi="Verdana"/>
-          <w:i/>
-          <w:sz w:val="14"/>
-        </w:rPr>
-        <w:t>Note 10: Le décibel (dB) est une mesure logarithmique de la puissance relative ou des valeurs relatives de deux densités de flux, en particulier d’intensités sonores et de densités de puissance radio et radar. En météorologie radar, l’échelle logarithmique (dBZ) est utilisée pour mesurer la réflectivité radar (d’après le glossaire de météorologie de l’ American Meteorological Society ).</w:t>
-      </w:r>
-    </w:p>
-    <w:p>
-      <w:r>
-        <w:rPr>
-          <w:rFonts w:ascii="Verdana" w:hAnsi="Verdana"/>
-          <w:i/>
-          <w:sz w:val="14"/>
-        </w:rPr>
-        <w:t>Note 15: Les descripteurs 3 03 021 à 3 03 027 ne sont pas disponibles dans le CREX.</w:t>
-      </w:r>
-    </w:p>
-    <w:p>
-      <w:r>
-        <w:rPr>
-          <w:rFonts w:ascii="Verdana" w:hAnsi="Verdana"/>
-          <w:i/>
-          <w:sz w:val="14"/>
-        </w:rPr>
-        <w:t>Note 16: Chaque message BUFR peut contenir des données pour un certain nombre de positions; la technique de compression des messages BUFR n’implique que des ajouts négligeables pour des éléments de données constants.</w:t>
-      </w:r>
-    </w:p>
-    <w:p>
-      <w:r>
-        <w:rPr>
-          <w:rFonts w:ascii="Verdana" w:hAnsi="Verdana"/>
-          <w:i/>
-          <w:sz w:val="14"/>
-        </w:rPr>
-        <w:t>Note 32: On pourrait penser qu’étant donné que l’on ne peut procéder qu’à des adjonctions il ne faut utiliser que des lignes complètes; toutefois on peut concevoir que, pour certaines zones précises, il faudra des modifi- cations aussi bien que des adjonctions; il vaut donc mieux donner des descriptions pour tous les champs, notamment dans un souci de clarté.</w:t>
-      </w:r>
-    </w:p>
-    <w:p>
-      <w:r>
-        <w:rPr>
-          <w:rFonts w:ascii="Verdana" w:hAnsi="Verdana"/>
-          <w:i/>
-          <w:sz w:val="14"/>
-        </w:rPr>
-        <w:t>Note 34: Le décalage en latitude 0 05 015 est établi par rapport à la latitude du site du lâcher. Le décalage en longitude 0 06 015 est établi par rapport à la longitude du site du lâcher.</w:t>
-      </w:r>
-    </w:p>
-    <w:p>
-      <w:r>
-        <w:rPr>
-          <w:rFonts w:ascii="Verdana" w:hAnsi="Verdana"/>
-          <w:i/>
-          <w:sz w:val="14"/>
-        </w:rPr>
-        <w:t>Note 35: Le décalage dans le temps de longue durée 0 04 086 est établi par rapport à l’heure du lâcher 3 01 013 (en secondes).</w:t>
-      </w:r>
-    </w:p>
-    <w:p>
-      <w:r>
-        <w:rPr>
-          <w:rFonts w:ascii="Verdana" w:hAnsi="Verdana"/>
-          <w:i/>
-          <w:sz w:val="14"/>
-        </w:rPr>
-        <w:t>Note 43: Le fait de séparer les données satellitaires correspondant à un seul niveau en séries de messages BUFR facilite la compression et permet une transmission et un stockage efficaces des données.</w:t>
-      </w:r>
-    </w:p>
-    <w:p>
-      <w:r>
-        <w:rPr>
-          <w:rFonts w:ascii="Verdana" w:hAnsi="Verdana"/>
-          <w:i/>
-          <w:sz w:val="14"/>
-        </w:rPr>
-        <w:t>Note 49: La majorité des stations ne disposent que d’une seule position sur la route et d’un seul capteur de température sous la surface. Des répétitions différées ont été introduites pour accroître la flexibilité et l’efficacité en termes de volume.</w:t>
-      </w:r>
-    </w:p>
-    <w:p>
-      <w:r>
-        <w:rPr>
-          <w:rFonts w:ascii="Verdana" w:hAnsi="Verdana"/>
-          <w:i/>
-          <w:sz w:val="14"/>
-        </w:rPr>
-        <w:t>Note 62: Les descripteurs 3 01 041 à 3 01 049 et 3 01 062, 3 01 071, et 3 01 072 ne devraient pas être utilisés pour la transmission dans le CREX.</w:t>
-      </w:r>
-    </w:p>
     <w:sectPr>
       <w:pgSz w:w="16838" w:h="11906" w:orient="landscape"/>
       <w:pgMar w:top="850" w:right="850" w:bottom="850" w:left="850" w:header="720" w:footer="720" w:gutter="0"/>
